--- a/seminar/Abd Almahdi Dahla 212684527 - Research Plan.docx
+++ b/seminar/Abd Almahdi Dahla 212684527 - Research Plan.docx
@@ -57,7 +57,7 @@
           <w:szCs w:val="26"/>
           <w:rtl/>
         </w:rPr>
-        <w:t xml:space="preserve">مقترح خطّة بحث بعنوان:</w:t>
+        <w:t xml:space="preserve">خطة بحث بعنوان:</w:t>
       </w:r>
     </w:p>
     <w:p>
@@ -130,7 +130,7 @@
           <w:szCs w:val="28"/>
           <w:rtl/>
         </w:rPr>
-        <w:t xml:space="preserve">حلقة بحث في الدين الإسلاميّ - سيمنار</w:t>
+        <w:t xml:space="preserve">حلقة بحث قضايا فقهيّة ودينيّة معاصرة - سيمنار</w:t>
       </w:r>
     </w:p>
     <w:p/>
@@ -149,7 +149,7 @@
           <w:szCs w:val="26"/>
           <w:rtl/>
         </w:rPr>
-        <w:t xml:space="preserve">مقدَّم من الطالب:</w:t>
+        <w:t xml:space="preserve">إعداد الطالب:</w:t>
       </w:r>
     </w:p>
     <w:p>
@@ -167,7 +167,7 @@
           <w:szCs w:val="28"/>
           <w:rtl/>
         </w:rPr>
-        <w:t xml:space="preserve">عبد المهدي دحلة - 212684527</w:t>
+        <w:t xml:space="preserve">عبد المهدي دحلة</w:t>
       </w:r>
     </w:p>
     <w:p>
@@ -185,10 +185,9 @@
           <w:szCs w:val="26"/>
           <w:rtl/>
         </w:rPr>
-        <w:t xml:space="preserve">التخصص: دين ولغة عربية</w:t>
-      </w:r>
-    </w:p>
-    <w:p/>
+        <w:t xml:space="preserve">رقم هويّة: 212684527</w:t>
+      </w:r>
+    </w:p>
     <w:p>
       <w:pPr>
         <w:bidi/>
@@ -204,9 +203,10 @@
           <w:szCs w:val="26"/>
           <w:rtl/>
         </w:rPr>
-        <w:t xml:space="preserve">مقدَّم إلى المحاضر:</w:t>
-      </w:r>
-    </w:p>
+        <w:t xml:space="preserve">التخصص: دين ولغة عربية</w:t>
+      </w:r>
+    </w:p>
+    <w:p/>
     <w:p>
       <w:pPr>
         <w:bidi/>
@@ -218,14 +218,13 @@
           <w:rFonts w:ascii="Simplified Arabic" w:cs="Simplified Arabic" w:eastAsia="Simplified Arabic" w:hAnsi="Simplified Arabic"/>
           <w:b/>
           <w:bCs/>
-          <w:sz w:val="28"/>
-          <w:szCs w:val="28"/>
-          <w:rtl/>
-        </w:rPr>
-        <w:t xml:space="preserve">د. عوني مصاروة</w:t>
-      </w:r>
-    </w:p>
-    <w:p/>
+          <w:sz w:val="26"/>
+          <w:szCs w:val="26"/>
+          <w:rtl/>
+        </w:rPr>
+        <w:t xml:space="preserve">مقدمة إلى:</w:t>
+      </w:r>
+    </w:p>
     <w:p>
       <w:pPr>
         <w:bidi/>
@@ -237,11 +236,30 @@
           <w:rFonts w:ascii="Simplified Arabic" w:cs="Simplified Arabic" w:eastAsia="Simplified Arabic" w:hAnsi="Simplified Arabic"/>
           <w:b/>
           <w:bCs/>
+          <w:sz w:val="28"/>
+          <w:szCs w:val="28"/>
+          <w:rtl/>
+        </w:rPr>
+        <w:t xml:space="preserve">د. عوني أحمد مصاروة</w:t>
+      </w:r>
+    </w:p>
+    <w:p/>
+    <w:p>
+      <w:pPr>
+        <w:bidi/>
+        <w:spacing w:after="200" w:line="360"/>
+        <w:jc w:val="center"/>
+      </w:pPr>
+      <w:r>
+        <w:rPr>
+          <w:rFonts w:ascii="Simplified Arabic" w:cs="Simplified Arabic" w:eastAsia="Simplified Arabic" w:hAnsi="Simplified Arabic"/>
+          <w:b/>
+          <w:bCs/>
           <w:sz w:val="26"/>
           <w:szCs w:val="26"/>
           <w:rtl/>
         </w:rPr>
-        <w:t xml:space="preserve">السنة الدراسيّة:</w:t>
+        <w:t xml:space="preserve">السّنة الدّراسية: 2026-2025 / 1447هـ</w:t>
       </w:r>
     </w:p>
     <w:p>
@@ -259,25 +277,7 @@
           <w:szCs w:val="26"/>
           <w:rtl/>
         </w:rPr>
-        <w:t xml:space="preserve">1447هـ</w:t>
-      </w:r>
-    </w:p>
-    <w:p>
-      <w:pPr>
-        <w:bidi/>
-        <w:spacing w:after="200" w:line="360"/>
-        <w:jc w:val="center"/>
-      </w:pPr>
-      <w:r>
-        <w:rPr>
-          <w:rFonts w:ascii="Simplified Arabic" w:cs="Simplified Arabic" w:eastAsia="Simplified Arabic" w:hAnsi="Simplified Arabic"/>
-          <w:b/>
-          <w:bCs/>
-          <w:sz w:val="26"/>
-          <w:szCs w:val="26"/>
-          <w:rtl/>
-        </w:rPr>
-        <w:t xml:space="preserve">2025/2026م</w:t>
+        <w:t xml:space="preserve">تاريخ التّسليم: __\__\2026م</w:t>
       </w:r>
     </w:p>
     <w:p>
@@ -7304,7 +7304,7 @@
           <w:szCs w:val="28"/>
           <w:rtl/>
         </w:rPr>
-        <w:t xml:space="preserve">رتّبت المصادر ترتيبًا ألفبائيًّا داخل كلّ قسم.</w:t>
+        <w:t xml:space="preserve">رتّبت المصادر ترتيبًا ألفبائيًّا داخل كلّ قسم، وكتب المذاهب الأربعة مأخوذة من قائمة المصادر الفقهيّة المعتمدة الخاصة بالمساق.</w:t>
       </w:r>
     </w:p>
     <w:p>
@@ -7721,7 +7721,7 @@
           <w:szCs w:val="28"/>
           <w:rtl/>
         </w:rPr>
-        <w:t xml:space="preserve">ابن عابدين، محمد أمين. ردّ المحتار على الدرّ المختار (حاشية ابن عابدين). بيروت: دار الفكر.</w:t>
+        <w:t xml:space="preserve">ابن عابدين، محمد أمين (1421هـ). ردّ المحتار على الدرّ المختار (حاشية ابن عابدين). بيروت: دار الفكر.</w:t>
       </w:r>
     </w:p>
     <w:p>
@@ -7779,7 +7779,7 @@
           <w:szCs w:val="28"/>
           <w:rtl/>
         </w:rPr>
-        <w:t xml:space="preserve">الكاساني، علاء الدين أبو بكر. بدائع الصنائع في ترتيب الشرائع. بيروت: دار الكتب العلمية.</w:t>
+        <w:t xml:space="preserve">الكاساني، علاء الدين أبو بكر (1982). بدائع الصنائع في ترتيب الشرائع. بيروت: دار الكتاب العربي.</w:t>
       </w:r>
     </w:p>
     <w:p>
@@ -7826,7 +7826,7 @@
           <w:szCs w:val="28"/>
           <w:rtl/>
         </w:rPr>
-        <w:t xml:space="preserve">الحطّاب، محمد بن محمد. مواهب الجليل في شرح مختصر خليل. بيروت: دار الفكر.</w:t>
+        <w:t xml:space="preserve">الحطّاب، محمد بن محمد (1398هـ). مواهب الجليل في شرح مختصر خليل. بيروت: دار الفكر.</w:t>
       </w:r>
     </w:p>
     <w:p>
@@ -7884,7 +7884,7 @@
           <w:szCs w:val="28"/>
           <w:rtl/>
         </w:rPr>
-        <w:t xml:space="preserve">القرافي، أحمد بن إدريس. الذخيرة. بيروت: دار الغرب الإسلامي.</w:t>
+        <w:t xml:space="preserve">القرافي، أحمد بن إدريس (1994). الذخيرة. بيروت: دار الغرب.</w:t>
       </w:r>
     </w:p>
     <w:p>
@@ -7931,65 +7931,65 @@
           <w:szCs w:val="28"/>
           <w:rtl/>
         </w:rPr>
-        <w:t xml:space="preserve">الرملي، محمد بن أحمد. نهاية المحتاج إلى شرح المنهاج. بيروت: دار الفكر.</w:t>
-      </w:r>
-    </w:p>
-    <w:p>
-      <w:pPr>
-        <w:bidi/>
-        <w:spacing w:after="160" w:line="360"/>
-        <w:jc w:val="both"/>
-      </w:pPr>
-      <w:r>
-        <w:rPr>
-          <w:rFonts w:ascii="Simplified Arabic" w:cs="Simplified Arabic" w:eastAsia="Simplified Arabic" w:hAnsi="Simplified Arabic"/>
-          <w:b w:val="false"/>
-          <w:bCs w:val="false"/>
-          <w:sz w:val="28"/>
-          <w:szCs w:val="28"/>
-          <w:rtl/>
-        </w:rPr>
-        <w:t xml:space="preserve">- </w:t>
-      </w:r>
-      <w:r>
-        <w:rPr>
-          <w:rFonts w:ascii="Simplified Arabic" w:cs="Simplified Arabic" w:eastAsia="Simplified Arabic" w:hAnsi="Simplified Arabic"/>
-          <w:b w:val="false"/>
-          <w:bCs w:val="false"/>
-          <w:sz w:val="28"/>
-          <w:szCs w:val="28"/>
-          <w:rtl/>
-        </w:rPr>
-        <w:t xml:space="preserve">الشربيني، محمد بن أحمد الخطيب. مغني المحتاج إلى معرفة معاني ألفاظ المنهاج. بيروت: دار الكتب العلمية.</w:t>
-      </w:r>
-    </w:p>
-    <w:p>
-      <w:pPr>
-        <w:bidi/>
-        <w:spacing w:after="160" w:line="360"/>
-        <w:jc w:val="both"/>
-      </w:pPr>
-      <w:r>
-        <w:rPr>
-          <w:rFonts w:ascii="Simplified Arabic" w:cs="Simplified Arabic" w:eastAsia="Simplified Arabic" w:hAnsi="Simplified Arabic"/>
-          <w:b w:val="false"/>
-          <w:bCs w:val="false"/>
-          <w:sz w:val="28"/>
-          <w:szCs w:val="28"/>
-          <w:rtl/>
-        </w:rPr>
-        <w:t xml:space="preserve">- </w:t>
-      </w:r>
-      <w:r>
-        <w:rPr>
-          <w:rFonts w:ascii="Simplified Arabic" w:cs="Simplified Arabic" w:eastAsia="Simplified Arabic" w:hAnsi="Simplified Arabic"/>
-          <w:b w:val="false"/>
-          <w:bCs w:val="false"/>
-          <w:sz w:val="28"/>
-          <w:szCs w:val="28"/>
-          <w:rtl/>
-        </w:rPr>
-        <w:t xml:space="preserve">النووي، يحيى بن شرف. المجموع شرح المهذّب. بيروت: دار الفكر.</w:t>
+        <w:t xml:space="preserve">الرملي، محمد بن أحمد (1404هـ). نهاية المحتاج إلى شرح المنهاج. بيروت: دار الفكر للطباعة.</w:t>
+      </w:r>
+    </w:p>
+    <w:p>
+      <w:pPr>
+        <w:bidi/>
+        <w:spacing w:after="160" w:line="360"/>
+        <w:jc w:val="both"/>
+      </w:pPr>
+      <w:r>
+        <w:rPr>
+          <w:rFonts w:ascii="Simplified Arabic" w:cs="Simplified Arabic" w:eastAsia="Simplified Arabic" w:hAnsi="Simplified Arabic"/>
+          <w:b w:val="false"/>
+          <w:bCs w:val="false"/>
+          <w:sz w:val="28"/>
+          <w:szCs w:val="28"/>
+          <w:rtl/>
+        </w:rPr>
+        <w:t xml:space="preserve">- </w:t>
+      </w:r>
+      <w:r>
+        <w:rPr>
+          <w:rFonts w:ascii="Simplified Arabic" w:cs="Simplified Arabic" w:eastAsia="Simplified Arabic" w:hAnsi="Simplified Arabic"/>
+          <w:b w:val="false"/>
+          <w:bCs w:val="false"/>
+          <w:sz w:val="28"/>
+          <w:szCs w:val="28"/>
+          <w:rtl/>
+        </w:rPr>
+        <w:t xml:space="preserve">الشربيني، محمد بن أحمد الخطيب. مغني المحتاج إلى معرفة معاني ألفاظ المنهاج. بيروت: دار الفكر.</w:t>
+      </w:r>
+    </w:p>
+    <w:p>
+      <w:pPr>
+        <w:bidi/>
+        <w:spacing w:after="160" w:line="360"/>
+        <w:jc w:val="both"/>
+      </w:pPr>
+      <w:r>
+        <w:rPr>
+          <w:rFonts w:ascii="Simplified Arabic" w:cs="Simplified Arabic" w:eastAsia="Simplified Arabic" w:hAnsi="Simplified Arabic"/>
+          <w:b w:val="false"/>
+          <w:bCs w:val="false"/>
+          <w:sz w:val="28"/>
+          <w:szCs w:val="28"/>
+          <w:rtl/>
+        </w:rPr>
+        <w:t xml:space="preserve">- </w:t>
+      </w:r>
+      <w:r>
+        <w:rPr>
+          <w:rFonts w:ascii="Simplified Arabic" w:cs="Simplified Arabic" w:eastAsia="Simplified Arabic" w:hAnsi="Simplified Arabic"/>
+          <w:b w:val="false"/>
+          <w:bCs w:val="false"/>
+          <w:sz w:val="28"/>
+          <w:szCs w:val="28"/>
+          <w:rtl/>
+        </w:rPr>
+        <w:t xml:space="preserve">النووي، يحيى بن شرف (1997). المجموع شرح المهذّب. بيروت: دار الفكر.</w:t>
       </w:r>
     </w:p>
     <w:p>
@@ -8036,36 +8036,36 @@
           <w:szCs w:val="28"/>
           <w:rtl/>
         </w:rPr>
-        <w:t xml:space="preserve">ابن قدامة، عبد الله بن أحمد المقدسي. المغني. القاهرة: مكتبة القاهرة.</w:t>
-      </w:r>
-    </w:p>
-    <w:p>
-      <w:pPr>
-        <w:bidi/>
-        <w:spacing w:after="160" w:line="360"/>
-        <w:jc w:val="both"/>
-      </w:pPr>
-      <w:r>
-        <w:rPr>
-          <w:rFonts w:ascii="Simplified Arabic" w:cs="Simplified Arabic" w:eastAsia="Simplified Arabic" w:hAnsi="Simplified Arabic"/>
-          <w:b w:val="false"/>
-          <w:bCs w:val="false"/>
-          <w:sz w:val="28"/>
-          <w:szCs w:val="28"/>
-          <w:rtl/>
-        </w:rPr>
-        <w:t xml:space="preserve">- </w:t>
-      </w:r>
-      <w:r>
-        <w:rPr>
-          <w:rFonts w:ascii="Simplified Arabic" w:cs="Simplified Arabic" w:eastAsia="Simplified Arabic" w:hAnsi="Simplified Arabic"/>
-          <w:b w:val="false"/>
-          <w:bCs w:val="false"/>
-          <w:sz w:val="28"/>
-          <w:szCs w:val="28"/>
-          <w:rtl/>
-        </w:rPr>
-        <w:t xml:space="preserve">البهوتي، منصور بن يونس. كشّاف القناع عن متن الإقناع. بيروت: دار الكتب العلمية.</w:t>
+        <w:t xml:space="preserve">ابن قدامة، عبد الله بن أحمد المقدسي (1405هـ). المغني. بيروت: دار الفكر.</w:t>
+      </w:r>
+    </w:p>
+    <w:p>
+      <w:pPr>
+        <w:bidi/>
+        <w:spacing w:after="160" w:line="360"/>
+        <w:jc w:val="both"/>
+      </w:pPr>
+      <w:r>
+        <w:rPr>
+          <w:rFonts w:ascii="Simplified Arabic" w:cs="Simplified Arabic" w:eastAsia="Simplified Arabic" w:hAnsi="Simplified Arabic"/>
+          <w:b w:val="false"/>
+          <w:bCs w:val="false"/>
+          <w:sz w:val="28"/>
+          <w:szCs w:val="28"/>
+          <w:rtl/>
+        </w:rPr>
+        <w:t xml:space="preserve">- </w:t>
+      </w:r>
+      <w:r>
+        <w:rPr>
+          <w:rFonts w:ascii="Simplified Arabic" w:cs="Simplified Arabic" w:eastAsia="Simplified Arabic" w:hAnsi="Simplified Arabic"/>
+          <w:b w:val="false"/>
+          <w:bCs w:val="false"/>
+          <w:sz w:val="28"/>
+          <w:szCs w:val="28"/>
+          <w:rtl/>
+        </w:rPr>
+        <w:t xml:space="preserve">البهوتي، منصور بن يونس (1402هـ). كشّاف القناع عن متن الإقناع. بيروت: دار الفكر.</w:t>
       </w:r>
     </w:p>
     <w:p>

--- a/seminar/Abd Almahdi Dahla 212684527 - Research Plan.docx
+++ b/seminar/Abd Almahdi Dahla 212684527 - Research Plan.docx
@@ -478,7 +478,7 @@
           <w:szCs w:val="28"/>
           <w:rtl/>
         </w:rPr>
-        <w:t xml:space="preserve">رتّبت الدراسات ترتيبًا زمنيًّا متسلسلًا من الجديد إلى القديم، أولًا الدراسات باللغة العربيّة (15 دراسة)، ثم الدراسات باللغات الأجنبيّة (10 دراسات)، فالمجموع 25 دراسة، مع بيان الفائدة من كلّ دراسة ورابطها وتاريخ استرجاعها.</w:t>
+        <w:t xml:space="preserve">رتّبت الدراسات ترتيبًا زمنيًّا متسلسلًا من الجديد إلى القديم، أولًا الدراسات باللغة العربيّة (17 دراسة)، ثم الدراسات باللغات الأجنبيّة (10 دراسات)، فالمجموع 27 دراسة، مع بيان الفائدة من كلّ دراسة ورابطها وتاريخ استرجاعها.</w:t>
       </w:r>
     </w:p>
     <w:p>
@@ -498,7 +498,7 @@
           <w:szCs w:val="28"/>
           <w:rtl/>
         </w:rPr>
-        <w:t xml:space="preserve">أولًا: الدراسات باللغة العربيّة (15 دراسة):</w:t>
+        <w:t xml:space="preserve">أولًا: الدراسات باللغة العربيّة (17 دراسة):</w:t>
       </w:r>
     </w:p>
     <w:p>
@@ -1392,7 +1392,7 @@
           <w:szCs w:val="28"/>
           <w:rtl/>
         </w:rPr>
-        <w:t xml:space="preserve">7. أحكام الموت الدماغيّ للإنسان والتصرّف في أعضائه</w:t>
+        <w:t xml:space="preserve">7. حكم رفع أجهزة الإنعاش عن المريض الميؤوس منه: دراسة طبيّة فقهيّة معاصرة</w:t>
       </w:r>
     </w:p>
     <w:p>
@@ -1421,6 +1421,152 @@
           <w:szCs w:val="28"/>
           <w:rtl/>
         </w:rPr>
+        <w:t xml:space="preserve">العرّان، أنس مهدي محمد (2023). حكم رفع أجهزة الإنعاش عن المريض الميؤوس منه: دراسة طبية فقهية معاصرة. العراق: مجلة مركز بابل للدراسات الإنسانية، مج13، ع2، ص363-384.</w:t>
+      </w:r>
+    </w:p>
+    <w:p>
+      <w:pPr>
+        <w:bidi/>
+        <w:spacing w:after="160" w:line="360"/>
+        <w:jc w:val="both"/>
+      </w:pPr>
+      <w:r>
+        <w:rPr>
+          <w:rFonts w:ascii="Simplified Arabic" w:cs="Simplified Arabic" w:eastAsia="Simplified Arabic" w:hAnsi="Simplified Arabic"/>
+          <w:b w:val="false"/>
+          <w:bCs w:val="false"/>
+          <w:sz w:val="28"/>
+          <w:szCs w:val="28"/>
+          <w:rtl/>
+        </w:rPr>
+        <w:t xml:space="preserve">رابط الدراسة: </w:t>
+      </w:r>
+      <w:r>
+        <w:rPr>
+          <w:rFonts w:ascii="Simplified Arabic" w:cs="Simplified Arabic" w:eastAsia="Simplified Arabic" w:hAnsi="Simplified Arabic"/>
+          <w:b w:val="false"/>
+          <w:bCs w:val="false"/>
+          <w:sz w:val="28"/>
+          <w:szCs w:val="28"/>
+          <w:rtl/>
+        </w:rPr>
+        <w:t xml:space="preserve">https://bcchj.uobabylon.edu.iq/index.php/bcchj/ar/article/view/1016</w:t>
+      </w:r>
+    </w:p>
+    <w:p>
+      <w:pPr>
+        <w:bidi/>
+        <w:spacing w:after="160" w:line="360"/>
+        <w:jc w:val="both"/>
+      </w:pPr>
+      <w:r>
+        <w:rPr>
+          <w:rFonts w:ascii="Simplified Arabic" w:cs="Simplified Arabic" w:eastAsia="Simplified Arabic" w:hAnsi="Simplified Arabic"/>
+          <w:b w:val="false"/>
+          <w:bCs w:val="false"/>
+          <w:sz w:val="28"/>
+          <w:szCs w:val="28"/>
+          <w:rtl/>
+        </w:rPr>
+        <w:t xml:space="preserve">تاريخ الاسترجاع: </w:t>
+      </w:r>
+      <w:r>
+        <w:rPr>
+          <w:rFonts w:ascii="Simplified Arabic" w:cs="Simplified Arabic" w:eastAsia="Simplified Arabic" w:hAnsi="Simplified Arabic"/>
+          <w:b w:val="false"/>
+          <w:bCs w:val="false"/>
+          <w:sz w:val="28"/>
+          <w:szCs w:val="28"/>
+          <w:rtl/>
+        </w:rPr>
+        <w:t xml:space="preserve">14.8.2026</w:t>
+      </w:r>
+      <w:r>
+        <w:rPr>
+          <w:rFonts w:ascii="Simplified Arabic" w:cs="Simplified Arabic" w:eastAsia="Simplified Arabic" w:hAnsi="Simplified Arabic"/>
+          <w:b w:val="false"/>
+          <w:bCs w:val="false"/>
+          <w:sz w:val="28"/>
+          <w:szCs w:val="28"/>
+          <w:rtl/>
+        </w:rPr>
+        <w:t xml:space="preserve">.</w:t>
+      </w:r>
+    </w:p>
+    <w:p>
+      <w:pPr>
+        <w:bidi/>
+        <w:spacing w:after="160" w:line="360"/>
+        <w:jc w:val="both"/>
+      </w:pPr>
+      <w:r>
+        <w:rPr>
+          <w:rFonts w:ascii="Simplified Arabic" w:cs="Simplified Arabic" w:eastAsia="Simplified Arabic" w:hAnsi="Simplified Arabic"/>
+          <w:b/>
+          <w:bCs/>
+          <w:sz w:val="28"/>
+          <w:szCs w:val="28"/>
+          <w:rtl/>
+        </w:rPr>
+        <w:t xml:space="preserve">&gt; الفائدة من الدراسة: </w:t>
+      </w:r>
+      <w:r>
+        <w:rPr>
+          <w:rFonts w:ascii="Simplified Arabic" w:cs="Simplified Arabic" w:eastAsia="Simplified Arabic" w:hAnsi="Simplified Arabic"/>
+          <w:b w:val="false"/>
+          <w:bCs w:val="false"/>
+          <w:sz w:val="28"/>
+          <w:szCs w:val="28"/>
+          <w:rtl/>
+        </w:rPr>
+        <w:t xml:space="preserve">تخدمني هذه الدراسة في حكم رفع الأجهزة عن الميؤوس منه وفي مسألة الموازنة بين مرجوّ الحياة وميؤوسها عند التزاحم على الأجهزة.</w:t>
+      </w:r>
+    </w:p>
+    <w:p/>
+    <w:p>
+      <w:pPr>
+        <w:bidi/>
+        <w:spacing w:after="160" w:line="360"/>
+        <w:jc w:val="both"/>
+      </w:pPr>
+      <w:r>
+        <w:rPr>
+          <w:rFonts w:ascii="Simplified Arabic" w:cs="Simplified Arabic" w:eastAsia="Simplified Arabic" w:hAnsi="Simplified Arabic"/>
+          <w:b/>
+          <w:bCs/>
+          <w:sz w:val="28"/>
+          <w:szCs w:val="28"/>
+          <w:rtl/>
+        </w:rPr>
+        <w:t xml:space="preserve">8. أحكام الموت الدماغيّ للإنسان والتصرّف في أعضائه</w:t>
+      </w:r>
+    </w:p>
+    <w:p>
+      <w:pPr>
+        <w:bidi/>
+        <w:spacing w:after="160" w:line="360"/>
+        <w:jc w:val="both"/>
+      </w:pPr>
+      <w:r>
+        <w:rPr>
+          <w:rFonts w:ascii="Simplified Arabic" w:cs="Simplified Arabic" w:eastAsia="Simplified Arabic" w:hAnsi="Simplified Arabic"/>
+          <w:b w:val="false"/>
+          <w:bCs w:val="false"/>
+          <w:sz w:val="28"/>
+          <w:szCs w:val="28"/>
+          <w:rtl/>
+        </w:rPr>
+        <w:t xml:space="preserve">التوثيق: </w:t>
+      </w:r>
+      <w:r>
+        <w:rPr>
+          <w:rFonts w:ascii="Simplified Arabic" w:cs="Simplified Arabic" w:eastAsia="Simplified Arabic" w:hAnsi="Simplified Arabic"/>
+          <w:b w:val="false"/>
+          <w:bCs w:val="false"/>
+          <w:sz w:val="28"/>
+          <w:szCs w:val="28"/>
+          <w:rtl/>
+        </w:rPr>
         <w:t xml:space="preserve">بن صفية، سليمان (2022). أحكام الموت الدماغي للإنسان والتصرف في أعضائه. الجزائر: مجلة الشهاب، مج8، ع2، ص411-434.</w:t>
       </w:r>
     </w:p>
@@ -1538,7 +1684,7 @@
           <w:szCs w:val="28"/>
           <w:rtl/>
         </w:rPr>
-        <w:t xml:space="preserve">8. الأحكام المتعلّقة برفع أجهزة الإنعاش عن المريض</w:t>
+        <w:t xml:space="preserve">9. الأحكام المتعلّقة برفع أجهزة الإنعاش عن المريض</w:t>
       </w:r>
     </w:p>
     <w:p>
@@ -1684,7 +1830,7 @@
           <w:szCs w:val="28"/>
           <w:rtl/>
         </w:rPr>
-        <w:t xml:space="preserve">9. موت الرحمة والأحكام الشرعيّة المتعلقة بإبقاء أجهزة الإنعاش الصناعيّ ونزعها</w:t>
+        <w:t xml:space="preserve">10. موت الرحمة والأحكام الشرعيّة المتعلقة بإبقاء أجهزة الإنعاش الصناعيّ ونزعها</w:t>
       </w:r>
     </w:p>
     <w:p>
@@ -1830,7 +1976,7 @@
           <w:szCs w:val="28"/>
           <w:rtl/>
         </w:rPr>
-        <w:t xml:space="preserve">10. نقل أعضاء الميت موتًا سريريًّا في الفقه الإسلاميّ</w:t>
+        <w:t xml:space="preserve">11. موت الدماغ في الشريعة الإسلاميّة (دراسة تحليليّة فقهيّة مقارنة)</w:t>
       </w:r>
     </w:p>
     <w:p>
@@ -1859,6 +2005,152 @@
           <w:szCs w:val="28"/>
           <w:rtl/>
         </w:rPr>
+        <w:t xml:space="preserve">موت الدماغ في الشريعة الإسلامية: دراسة تحليلية فقهية مقارنة (2021). المجلة الأكاديمية للأبحاث والنشر العلمي (AJRSP)، ع31.</w:t>
+      </w:r>
+    </w:p>
+    <w:p>
+      <w:pPr>
+        <w:bidi/>
+        <w:spacing w:after="160" w:line="360"/>
+        <w:jc w:val="both"/>
+      </w:pPr>
+      <w:r>
+        <w:rPr>
+          <w:rFonts w:ascii="Simplified Arabic" w:cs="Simplified Arabic" w:eastAsia="Simplified Arabic" w:hAnsi="Simplified Arabic"/>
+          <w:b w:val="false"/>
+          <w:bCs w:val="false"/>
+          <w:sz w:val="28"/>
+          <w:szCs w:val="28"/>
+          <w:rtl/>
+        </w:rPr>
+        <w:t xml:space="preserve">رابط الدراسة: </w:t>
+      </w:r>
+      <w:r>
+        <w:rPr>
+          <w:rFonts w:ascii="Simplified Arabic" w:cs="Simplified Arabic" w:eastAsia="Simplified Arabic" w:hAnsi="Simplified Arabic"/>
+          <w:b w:val="false"/>
+          <w:bCs w:val="false"/>
+          <w:sz w:val="28"/>
+          <w:szCs w:val="28"/>
+          <w:rtl/>
+        </w:rPr>
+        <w:t xml:space="preserve">https://www.ajrsp.com/vol/issue31/</w:t>
+      </w:r>
+    </w:p>
+    <w:p>
+      <w:pPr>
+        <w:bidi/>
+        <w:spacing w:after="160" w:line="360"/>
+        <w:jc w:val="both"/>
+      </w:pPr>
+      <w:r>
+        <w:rPr>
+          <w:rFonts w:ascii="Simplified Arabic" w:cs="Simplified Arabic" w:eastAsia="Simplified Arabic" w:hAnsi="Simplified Arabic"/>
+          <w:b w:val="false"/>
+          <w:bCs w:val="false"/>
+          <w:sz w:val="28"/>
+          <w:szCs w:val="28"/>
+          <w:rtl/>
+        </w:rPr>
+        <w:t xml:space="preserve">تاريخ الاسترجاع: </w:t>
+      </w:r>
+      <w:r>
+        <w:rPr>
+          <w:rFonts w:ascii="Simplified Arabic" w:cs="Simplified Arabic" w:eastAsia="Simplified Arabic" w:hAnsi="Simplified Arabic"/>
+          <w:b w:val="false"/>
+          <w:bCs w:val="false"/>
+          <w:sz w:val="28"/>
+          <w:szCs w:val="28"/>
+          <w:rtl/>
+        </w:rPr>
+        <w:t xml:space="preserve">14.8.2026</w:t>
+      </w:r>
+      <w:r>
+        <w:rPr>
+          <w:rFonts w:ascii="Simplified Arabic" w:cs="Simplified Arabic" w:eastAsia="Simplified Arabic" w:hAnsi="Simplified Arabic"/>
+          <w:b w:val="false"/>
+          <w:bCs w:val="false"/>
+          <w:sz w:val="28"/>
+          <w:szCs w:val="28"/>
+          <w:rtl/>
+        </w:rPr>
+        <w:t xml:space="preserve">.</w:t>
+      </w:r>
+    </w:p>
+    <w:p>
+      <w:pPr>
+        <w:bidi/>
+        <w:spacing w:after="160" w:line="360"/>
+        <w:jc w:val="both"/>
+      </w:pPr>
+      <w:r>
+        <w:rPr>
+          <w:rFonts w:ascii="Simplified Arabic" w:cs="Simplified Arabic" w:eastAsia="Simplified Arabic" w:hAnsi="Simplified Arabic"/>
+          <w:b/>
+          <w:bCs/>
+          <w:sz w:val="28"/>
+          <w:szCs w:val="28"/>
+          <w:rtl/>
+        </w:rPr>
+        <w:t xml:space="preserve">&gt; الفائدة من الدراسة: </w:t>
+      </w:r>
+      <w:r>
+        <w:rPr>
+          <w:rFonts w:ascii="Simplified Arabic" w:cs="Simplified Arabic" w:eastAsia="Simplified Arabic" w:hAnsi="Simplified Arabic"/>
+          <w:b w:val="false"/>
+          <w:bCs w:val="false"/>
+          <w:sz w:val="28"/>
+          <w:szCs w:val="28"/>
+          <w:rtl/>
+        </w:rPr>
+        <w:t xml:space="preserve">تخدمني هذه الدراسة في بيان المعايير الطبيّة والفقهيّة للوفاة الدماغيّة وآثارها في رفع أجهزة الإنعاش وزراعة الأعضاء.</w:t>
+      </w:r>
+    </w:p>
+    <w:p/>
+    <w:p>
+      <w:pPr>
+        <w:bidi/>
+        <w:spacing w:after="160" w:line="360"/>
+        <w:jc w:val="both"/>
+      </w:pPr>
+      <w:r>
+        <w:rPr>
+          <w:rFonts w:ascii="Simplified Arabic" w:cs="Simplified Arabic" w:eastAsia="Simplified Arabic" w:hAnsi="Simplified Arabic"/>
+          <w:b/>
+          <w:bCs/>
+          <w:sz w:val="28"/>
+          <w:szCs w:val="28"/>
+          <w:rtl/>
+        </w:rPr>
+        <w:t xml:space="preserve">12. نقل أعضاء الميت موتًا سريريًّا في الفقه الإسلاميّ</w:t>
+      </w:r>
+    </w:p>
+    <w:p>
+      <w:pPr>
+        <w:bidi/>
+        <w:spacing w:after="160" w:line="360"/>
+        <w:jc w:val="both"/>
+      </w:pPr>
+      <w:r>
+        <w:rPr>
+          <w:rFonts w:ascii="Simplified Arabic" w:cs="Simplified Arabic" w:eastAsia="Simplified Arabic" w:hAnsi="Simplified Arabic"/>
+          <w:b w:val="false"/>
+          <w:bCs w:val="false"/>
+          <w:sz w:val="28"/>
+          <w:szCs w:val="28"/>
+          <w:rtl/>
+        </w:rPr>
+        <w:t xml:space="preserve">التوثيق: </w:t>
+      </w:r>
+      <w:r>
+        <w:rPr>
+          <w:rFonts w:ascii="Simplified Arabic" w:cs="Simplified Arabic" w:eastAsia="Simplified Arabic" w:hAnsi="Simplified Arabic"/>
+          <w:b w:val="false"/>
+          <w:bCs w:val="false"/>
+          <w:sz w:val="28"/>
+          <w:szCs w:val="28"/>
+          <w:rtl/>
+        </w:rPr>
         <w:t xml:space="preserve">الزكي، عبد الله (2020). نقل أعضاء الميت موتًا سريريًّا في الفقه الإسلامي. مجلة المنهل، جامعة الوادي، الجزائر، مج6، ع2.</w:t>
       </w:r>
     </w:p>
@@ -1976,7 +2268,7 @@
           <w:szCs w:val="28"/>
           <w:rtl/>
         </w:rPr>
-        <w:t xml:space="preserve">11. الموت السريريّ والموت الدماغيّ وأثرهما في الأحكام الشرعيّة</w:t>
+        <w:t xml:space="preserve">13. الموت السريريّ والموت الدماغيّ وأثرهما في الأحكام الشرعيّة</w:t>
       </w:r>
     </w:p>
     <w:p>
@@ -2122,7 +2414,7 @@
           <w:szCs w:val="28"/>
           <w:rtl/>
         </w:rPr>
-        <w:t xml:space="preserve">12. إشكاليّة الموت السريريّ الإكلينيكيّ بين الفقه والطبّ وأثره على نقل وزرع الأعضاء البشريّة</w:t>
+        <w:t xml:space="preserve">14. إشكاليّة الموت السريريّ الإكلينيكيّ بين الفقه والطبّ وأثره على نقل وزرع الأعضاء البشريّة</w:t>
       </w:r>
     </w:p>
     <w:p>
@@ -2268,7 +2560,7 @@
           <w:szCs w:val="28"/>
           <w:rtl/>
         </w:rPr>
-        <w:t xml:space="preserve">13. الموت الدماغيّ بين الطبّ والدين</w:t>
+        <w:t xml:space="preserve">15. الموت الدماغيّ بين الطبّ والدين</w:t>
       </w:r>
     </w:p>
     <w:p>
@@ -2414,7 +2706,7 @@
           <w:szCs w:val="28"/>
           <w:rtl/>
         </w:rPr>
-        <w:t xml:space="preserve">14. حكم رفع أجهزة الإنعاش عن المتوفى دماغيًّا: دراسة فقهيّة مقارنة</w:t>
+        <w:t xml:space="preserve">16. حكم رفع أجهزة الإنعاش عن المتوفى دماغيًّا: دراسة فقهيّة مقارنة</w:t>
       </w:r>
     </w:p>
     <w:p>
@@ -2560,7 +2852,7 @@
           <w:szCs w:val="28"/>
           <w:rtl/>
         </w:rPr>
-        <w:t xml:space="preserve">15. التعريف الطبيّ للموت</w:t>
+        <w:t xml:space="preserve">17. التعريف الطبيّ للموت</w:t>
       </w:r>
     </w:p>
     <w:p>
@@ -6735,7 +7027,7 @@
           <w:szCs w:val="28"/>
           <w:rtl/>
         </w:rPr>
-        <w:t xml:space="preserve">* المبحث الأوّل: الفتاوى المؤيّدة (ثلاث فتاوى مع الردّ والتعقيب):</w:t>
+        <w:t xml:space="preserve">* المبحث الأوّل: الفتاوى المؤيّدة (أربع فتاوى مع الردّ والتعقيب):</w:t>
       </w:r>
     </w:p>
     <w:p>
@@ -6856,6 +7148,46 @@
           <w:rtl/>
         </w:rPr>
         <w:t xml:space="preserve">فتوى دار الإفتاء المصريّة بشأن رفع أجهزة الإنعاش عمّن ثبت موته دماغيًّا. الفرع الأوّل: نصّ الفتوى. الفرع الثاني: الردّ والتعقيب.</w:t>
+      </w:r>
+    </w:p>
+    <w:p>
+      <w:pPr>
+        <w:bidi/>
+        <w:spacing w:after="160" w:line="360"/>
+        <w:jc w:val="both"/>
+      </w:pPr>
+      <w:r>
+        <w:rPr>
+          <w:rFonts w:ascii="Simplified Arabic" w:cs="Simplified Arabic" w:eastAsia="Simplified Arabic" w:hAnsi="Simplified Arabic"/>
+          <w:b w:val="false"/>
+          <w:bCs w:val="false"/>
+          <w:sz w:val="28"/>
+          <w:szCs w:val="28"/>
+          <w:rtl/>
+        </w:rPr>
+        <w:t xml:space="preserve">- </w:t>
+      </w:r>
+      <w:r>
+        <w:rPr>
+          <w:rFonts w:ascii="Simplified Arabic" w:cs="Simplified Arabic" w:eastAsia="Simplified Arabic" w:hAnsi="Simplified Arabic"/>
+          <w:b/>
+          <w:bCs/>
+          <w:sz w:val="28"/>
+          <w:szCs w:val="28"/>
+          <w:rtl/>
+        </w:rPr>
+        <w:t xml:space="preserve">المطلب الرابع: </w:t>
+      </w:r>
+      <w:r>
+        <w:rPr>
+          <w:rFonts w:ascii="Simplified Arabic" w:cs="Simplified Arabic" w:eastAsia="Simplified Arabic" w:hAnsi="Simplified Arabic"/>
+          <w:b w:val="false"/>
+          <w:bCs w:val="false"/>
+          <w:sz w:val="28"/>
+          <w:szCs w:val="28"/>
+          <w:rtl/>
+        </w:rPr>
+        <w:t xml:space="preserve">قرار مجلس الإفتاء والبحوث والدراسات الإسلاميّة الأردنيّ رقم (117) بشأن أجهزة الإنعاش. الفرع الأوّل: نصّ القرار. الفرع الثاني: الردّ والتعقيب.</w:t>
       </w:r>
     </w:p>
     <w:p>
@@ -8511,6 +8843,35 @@
           <w:szCs w:val="28"/>
           <w:rtl/>
         </w:rPr>
+        <w:t xml:space="preserve">العرّان، أنس مهدي محمد (2023). حكم رفع أجهزة الإنعاش عن المريض الميؤوس منه. مجلة مركز بابل للدراسات الإنسانية، مج13، ع2.</w:t>
+      </w:r>
+    </w:p>
+    <w:p>
+      <w:pPr>
+        <w:bidi/>
+        <w:spacing w:after="160" w:line="360"/>
+        <w:jc w:val="both"/>
+      </w:pPr>
+      <w:r>
+        <w:rPr>
+          <w:rFonts w:ascii="Simplified Arabic" w:cs="Simplified Arabic" w:eastAsia="Simplified Arabic" w:hAnsi="Simplified Arabic"/>
+          <w:b w:val="false"/>
+          <w:bCs w:val="false"/>
+          <w:sz w:val="28"/>
+          <w:szCs w:val="28"/>
+          <w:rtl/>
+        </w:rPr>
+        <w:t xml:space="preserve">- </w:t>
+      </w:r>
+      <w:r>
+        <w:rPr>
+          <w:rFonts w:ascii="Simplified Arabic" w:cs="Simplified Arabic" w:eastAsia="Simplified Arabic" w:hAnsi="Simplified Arabic"/>
+          <w:b w:val="false"/>
+          <w:bCs w:val="false"/>
+          <w:sz w:val="28"/>
+          <w:szCs w:val="28"/>
+          <w:rtl/>
+        </w:rPr>
         <w:t xml:space="preserve">الموسوعة الفقهية الكويتية. الكويت: وزارة الأوقاف والشؤون الإسلامية.</w:t>
       </w:r>
     </w:p>
@@ -8529,7 +8890,36 @@
           <w:szCs w:val="28"/>
           <w:rtl/>
         </w:rPr>
-        <w:t xml:space="preserve">(يضاف إليها الدراسات السابقة المذكورة أعلاه: 15 دراسة عربيّة و7 دراسات أجنبيّة).</w:t>
+        <w:t xml:space="preserve">- </w:t>
+      </w:r>
+      <w:r>
+        <w:rPr>
+          <w:rFonts w:ascii="Simplified Arabic" w:cs="Simplified Arabic" w:eastAsia="Simplified Arabic" w:hAnsi="Simplified Arabic"/>
+          <w:b w:val="false"/>
+          <w:bCs w:val="false"/>
+          <w:sz w:val="28"/>
+          <w:szCs w:val="28"/>
+          <w:rtl/>
+        </w:rPr>
+        <w:t xml:space="preserve">بكر أبو زيد، بكر بن عبد الله (1987). أجهزة الإنعاش وحقيقة الوفاة بين الفقهاء والأطباء. مجلة مجمع الفقه الإسلامي، جدة، ع3.</w:t>
+      </w:r>
+    </w:p>
+    <w:p>
+      <w:pPr>
+        <w:bidi/>
+        <w:spacing w:after="160" w:line="360"/>
+        <w:jc w:val="both"/>
+      </w:pPr>
+      <w:r>
+        <w:rPr>
+          <w:rFonts w:ascii="Simplified Arabic" w:cs="Simplified Arabic" w:eastAsia="Simplified Arabic" w:hAnsi="Simplified Arabic"/>
+          <w:b w:val="false"/>
+          <w:bCs w:val="false"/>
+          <w:sz w:val="28"/>
+          <w:szCs w:val="28"/>
+          <w:rtl/>
+        </w:rPr>
+        <w:t xml:space="preserve">(يضاف إليها الدراسات السابقة المذكورة أعلاه: 17 دراسة عربيّة و10 دراسات أجنبيّة).</w:t>
       </w:r>
     </w:p>
     <w:p>
@@ -8695,6 +9085,64 @@
           <w:rtl/>
         </w:rPr>
         <w:t xml:space="preserve">دار الإفتاء المصرية. فتاوى معاصرة في القضايا الطبية. القاهرة. https://www.dar-alifta.org</w:t>
+      </w:r>
+    </w:p>
+    <w:p>
+      <w:pPr>
+        <w:bidi/>
+        <w:spacing w:after="160" w:line="360"/>
+        <w:jc w:val="both"/>
+      </w:pPr>
+      <w:r>
+        <w:rPr>
+          <w:rFonts w:ascii="Simplified Arabic" w:cs="Simplified Arabic" w:eastAsia="Simplified Arabic" w:hAnsi="Simplified Arabic"/>
+          <w:b w:val="false"/>
+          <w:bCs w:val="false"/>
+          <w:sz w:val="28"/>
+          <w:szCs w:val="28"/>
+          <w:rtl/>
+        </w:rPr>
+        <w:t xml:space="preserve">- </w:t>
+      </w:r>
+      <w:r>
+        <w:rPr>
+          <w:rFonts w:ascii="Simplified Arabic" w:cs="Simplified Arabic" w:eastAsia="Simplified Arabic" w:hAnsi="Simplified Arabic"/>
+          <w:b w:val="false"/>
+          <w:bCs w:val="false"/>
+          <w:sz w:val="28"/>
+          <w:szCs w:val="28"/>
+          <w:rtl/>
+        </w:rPr>
+        <w:t xml:space="preserve">دار الإفتاء المصرية. الفتوى رقم (11622): حكم رفع الأجهزة الطبية عن المريض الميؤوس من شفائه. https://dar-alifta.org/ar/fatwa/details/11622</w:t>
+      </w:r>
+    </w:p>
+    <w:p>
+      <w:pPr>
+        <w:bidi/>
+        <w:spacing w:after="160" w:line="360"/>
+        <w:jc w:val="both"/>
+      </w:pPr>
+      <w:r>
+        <w:rPr>
+          <w:rFonts w:ascii="Simplified Arabic" w:cs="Simplified Arabic" w:eastAsia="Simplified Arabic" w:hAnsi="Simplified Arabic"/>
+          <w:b w:val="false"/>
+          <w:bCs w:val="false"/>
+          <w:sz w:val="28"/>
+          <w:szCs w:val="28"/>
+          <w:rtl/>
+        </w:rPr>
+        <w:t xml:space="preserve">- </w:t>
+      </w:r>
+      <w:r>
+        <w:rPr>
+          <w:rFonts w:ascii="Simplified Arabic" w:cs="Simplified Arabic" w:eastAsia="Simplified Arabic" w:hAnsi="Simplified Arabic"/>
+          <w:b w:val="false"/>
+          <w:bCs w:val="false"/>
+          <w:sz w:val="28"/>
+          <w:szCs w:val="28"/>
+          <w:rtl/>
+        </w:rPr>
+        <w:t xml:space="preserve">مجلس الإفتاء والبحوث والدراسات الإسلامية الأردني. القرار رقم (117): حكم عدم وضع أجهزة الإنعاش على المريض الذي لا يُرجى شفاؤه. عمّان. https://www.aliftaa.jo/Decision.aspx?DecisionId=119</w:t>
       </w:r>
     </w:p>
     <w:p>

--- a/seminar/Abd Almahdi Dahla 212684527 - Research Plan.docx
+++ b/seminar/Abd Almahdi Dahla 212684527 - Research Plan.docx
@@ -3,7 +3,52 @@
 <w:document xmlns:wpc="http://schemas.microsoft.com/office/word/2010/wordprocessingCanvas" xmlns:mc="http://schemas.openxmlformats.org/markup-compatibility/2006" xmlns:o="urn:schemas-microsoft-com:office:office" xmlns:r="http://schemas.openxmlformats.org/officeDocument/2006/relationships" xmlns:m="http://schemas.openxmlformats.org/officeDocument/2006/math" xmlns:v="urn:schemas-microsoft-com:vml" xmlns:wp14="http://schemas.microsoft.com/office/word/2010/wordprocessingDrawing" xmlns:wp="http://schemas.openxmlformats.org/drawingml/2006/wordprocessingDrawing" xmlns:w10="urn:schemas-microsoft-com:office:word" xmlns:w="http://schemas.openxmlformats.org/wordprocessingml/2006/main" xmlns:w14="http://schemas.microsoft.com/office/word/2010/wordml" xmlns:w15="http://schemas.microsoft.com/office/word/2012/wordml" xmlns:wpg="http://schemas.microsoft.com/office/word/2010/wordprocessingGroup" xmlns:wpi="http://schemas.microsoft.com/office/word/2010/wordprocessingInk" xmlns:wne="http://schemas.microsoft.com/office/word/2006/wordml" xmlns:wps="http://schemas.microsoft.com/office/word/2010/wordprocessingShape" xmlns:cx="http://schemas.microsoft.com/office/drawing/2014/chartex" xmlns:cx1="http://schemas.microsoft.com/office/drawing/2015/9/8/chartex" xmlns:cx2="http://schemas.microsoft.com/office/drawing/2015/10/21/chartex" xmlns:cx3="http://schemas.microsoft.com/office/drawing/2016/5/9/chartex" xmlns:cx4="http://schemas.microsoft.com/office/drawing/2016/5/10/chartex" xmlns:cx5="http://schemas.microsoft.com/office/drawing/2016/5/11/chartex" xmlns:cx6="http://schemas.microsoft.com/office/drawing/2016/5/12/chartex" xmlns:cx7="http://schemas.microsoft.com/office/drawing/2016/5/13/chartex" xmlns:cx8="http://schemas.microsoft.com/office/drawing/2016/5/14/chartex" xmlns:aink="http://schemas.microsoft.com/office/drawing/2016/ink" xmlns:am3d="http://schemas.microsoft.com/office/drawing/2017/model3d" xmlns:w16cex="http://schemas.microsoft.com/office/word/2018/wordml/cex" xmlns:w16cid="http://schemas.microsoft.com/office/word/2016/wordml/cid" xmlns:w16="http://schemas.microsoft.com/office/word/2018/wordml" xmlns:w16sdtdh="http://schemas.microsoft.com/office/word/2020/wordml/sdtdatahash" xmlns:w16se="http://schemas.microsoft.com/office/word/2015/wordml/symex" mc:Ignorable="w14 w15 wp14">
   <w:body>
     <w:p/>
-    <w:p/>
+    <w:p>
+      <w:pPr>
+        <w:spacing w:after="200"/>
+        <w:jc w:val="center"/>
+      </w:pPr>
+      <w:r>
+        <w:drawing>
+          <wp:inline distT="0" distB="0" distL="0" distR="0">
+            <wp:extent cx="1238250" cy="1228725"/>
+            <wp:effectExtent t="0" r="0" b="0" l="0"/>
+            <wp:docPr id="1" name="" descr="" title=""/>
+            <wp:cNvGraphicFramePr>
+              <a:graphicFrameLocks xmlns:a="http://schemas.openxmlformats.org/drawingml/2006/main" noChangeAspect="1"/>
+            </wp:cNvGraphicFramePr>
+            <a:graphic xmlns:a="http://schemas.openxmlformats.org/drawingml/2006/main">
+              <a:graphicData uri="http://schemas.openxmlformats.org/drawingml/2006/picture">
+                <pic:pic xmlns:pic="http://schemas.openxmlformats.org/drawingml/2006/picture">
+                  <pic:nvPicPr>
+                    <pic:cNvPr id="0" name="" descr=""/>
+                    <pic:cNvPicPr>
+                      <a:picLocks noChangeAspect="1" noChangeArrowheads="1"/>
+                    </pic:cNvPicPr>
+                  </pic:nvPicPr>
+                  <pic:blipFill>
+                    <a:blip r:embed="rId8" cstate="none"/>
+                    <a:srcRect/>
+                    <a:stretch>
+                      <a:fillRect/>
+                    </a:stretch>
+                  </pic:blipFill>
+                  <pic:spPr bwMode="auto">
+                    <a:xfrm>
+                      <a:off x="0" y="0"/>
+                      <a:ext cx="1238250" cy="1228725"/>
+                    </a:xfrm>
+                    <a:prstGeom prst="rect">
+                      <a:avLst/>
+                    </a:prstGeom>
+                  </pic:spPr>
+                </pic:pic>
+              </a:graphicData>
+            </a:graphic>
+          </wp:inline>
+        </w:drawing>
+      </w:r>
+    </w:p>
     <w:p>
       <w:pPr>
         <w:bidi/>

--- a/seminar/Abd Almahdi Dahla 212684527 - Research Plan.docx
+++ b/seminar/Abd Almahdi Dahla 212684527 - Research Plan.docx
@@ -610,16 +610,31 @@
         </w:rPr>
         <w:t xml:space="preserve">رابط الدراسة: </w:t>
       </w:r>
-      <w:r>
-        <w:rPr>
-          <w:rFonts w:ascii="Simplified Arabic" w:cs="Simplified Arabic" w:eastAsia="Simplified Arabic" w:hAnsi="Simplified Arabic"/>
-          <w:b w:val="false"/>
-          <w:bCs w:val="false"/>
-          <w:sz w:val="28"/>
-          <w:szCs w:val="28"/>
-          <w:rtl/>
-        </w:rPr>
-        <w:t xml:space="preserve">https://journals.ekb.eg/article_368941_0.html</w:t>
+      <w:hyperlink w:history="1" r:id="rId9xcu8igdslh3lvh-iaolv">
+        <w:r>
+          <w:rPr>
+            <w:rFonts w:ascii="Simplified Arabic" w:cs="Simplified Arabic" w:eastAsia="Simplified Arabic" w:hAnsi="Simplified Arabic"/>
+            <w:b/>
+            <w:bCs/>
+            <w:color w:val="0563C1"/>
+            <w:sz w:val="28"/>
+            <w:szCs w:val="28"/>
+            <w:u w:val="single"/>
+            <w:rtl/>
+          </w:rPr>
+          <w:t xml:space="preserve">موقع الدراسة</w:t>
+        </w:r>
+      </w:hyperlink>
+      <w:r>
+        <w:rPr>
+          <w:rFonts w:ascii="Simplified Arabic" w:cs="Simplified Arabic" w:eastAsia="Simplified Arabic" w:hAnsi="Simplified Arabic"/>
+          <w:b w:val="false"/>
+          <w:bCs w:val="false"/>
+          <w:sz w:val="28"/>
+          <w:szCs w:val="28"/>
+          <w:rtl/>
+        </w:rPr>
+        <w:t xml:space="preserve">  ( https://journals.ekb.eg/article_368941_0.html )</w:t>
       </w:r>
     </w:p>
     <w:p>
@@ -756,16 +771,31 @@
         </w:rPr>
         <w:t xml:space="preserve">رابط الدراسة: </w:t>
       </w:r>
-      <w:r>
-        <w:rPr>
-          <w:rFonts w:ascii="Simplified Arabic" w:cs="Simplified Arabic" w:eastAsia="Simplified Arabic" w:hAnsi="Simplified Arabic"/>
-          <w:b w:val="false"/>
-          <w:bCs w:val="false"/>
-          <w:sz w:val="28"/>
-          <w:szCs w:val="28"/>
-          <w:rtl/>
-        </w:rPr>
-        <w:t xml:space="preserve">https://mjle.journals.ekb.eg/article_368941_50690f4113b5efc26ad3acb040dabad4.pdf</w:t>
+      <w:hyperlink w:history="1" r:id="rId4pjjygyudm8e37odg5dfi">
+        <w:r>
+          <w:rPr>
+            <w:rFonts w:ascii="Simplified Arabic" w:cs="Simplified Arabic" w:eastAsia="Simplified Arabic" w:hAnsi="Simplified Arabic"/>
+            <w:b/>
+            <w:bCs/>
+            <w:color w:val="0563C1"/>
+            <w:sz w:val="28"/>
+            <w:szCs w:val="28"/>
+            <w:u w:val="single"/>
+            <w:rtl/>
+          </w:rPr>
+          <w:t xml:space="preserve">موقع الدراسة</w:t>
+        </w:r>
+      </w:hyperlink>
+      <w:r>
+        <w:rPr>
+          <w:rFonts w:ascii="Simplified Arabic" w:cs="Simplified Arabic" w:eastAsia="Simplified Arabic" w:hAnsi="Simplified Arabic"/>
+          <w:b w:val="false"/>
+          <w:bCs w:val="false"/>
+          <w:sz w:val="28"/>
+          <w:szCs w:val="28"/>
+          <w:rtl/>
+        </w:rPr>
+        <w:t xml:space="preserve">  ( https://mjle.journals.ekb.eg/article_368941_50690f4113b5efc26ad3acb040dabad4.pdf )</w:t>
       </w:r>
     </w:p>
     <w:p>
@@ -902,16 +932,31 @@
         </w:rPr>
         <w:t xml:space="preserve">رابط الدراسة: </w:t>
       </w:r>
-      <w:r>
-        <w:rPr>
-          <w:rFonts w:ascii="Simplified Arabic" w:cs="Simplified Arabic" w:eastAsia="Simplified Arabic" w:hAnsi="Simplified Arabic"/>
-          <w:b w:val="false"/>
-          <w:bCs w:val="false"/>
-          <w:sz w:val="28"/>
-          <w:szCs w:val="28"/>
-          <w:rtl/>
-        </w:rPr>
-        <w:t xml:space="preserve">https://search.mandumah.com/Record/1633970</w:t>
+      <w:hyperlink w:history="1" r:id="rId5-yrwt9mp8hc1sqkerzfn">
+        <w:r>
+          <w:rPr>
+            <w:rFonts w:ascii="Simplified Arabic" w:cs="Simplified Arabic" w:eastAsia="Simplified Arabic" w:hAnsi="Simplified Arabic"/>
+            <w:b/>
+            <w:bCs/>
+            <w:color w:val="0563C1"/>
+            <w:sz w:val="28"/>
+            <w:szCs w:val="28"/>
+            <w:u w:val="single"/>
+            <w:rtl/>
+          </w:rPr>
+          <w:t xml:space="preserve">موقع الدراسة</w:t>
+        </w:r>
+      </w:hyperlink>
+      <w:r>
+        <w:rPr>
+          <w:rFonts w:ascii="Simplified Arabic" w:cs="Simplified Arabic" w:eastAsia="Simplified Arabic" w:hAnsi="Simplified Arabic"/>
+          <w:b w:val="false"/>
+          <w:bCs w:val="false"/>
+          <w:sz w:val="28"/>
+          <w:szCs w:val="28"/>
+          <w:rtl/>
+        </w:rPr>
+        <w:t xml:space="preserve">  ( https://search.mandumah.com/Record/1633970 )</w:t>
       </w:r>
     </w:p>
     <w:p>
@@ -1048,16 +1093,31 @@
         </w:rPr>
         <w:t xml:space="preserve">رابط الدراسة: </w:t>
       </w:r>
-      <w:r>
-        <w:rPr>
-          <w:rFonts w:ascii="Simplified Arabic" w:cs="Simplified Arabic" w:eastAsia="Simplified Arabic" w:hAnsi="Simplified Arabic"/>
-          <w:b w:val="false"/>
-          <w:bCs w:val="false"/>
-          <w:sz w:val="28"/>
-          <w:szCs w:val="28"/>
-          <w:rtl/>
-        </w:rPr>
-        <w:t xml:space="preserve">https://doi.org/10.65414/najsp.v2i4.281</w:t>
+      <w:hyperlink w:history="1" r:id="rIdhhlbfyou-wvgmz-c74ejk">
+        <w:r>
+          <w:rPr>
+            <w:rFonts w:ascii="Simplified Arabic" w:cs="Simplified Arabic" w:eastAsia="Simplified Arabic" w:hAnsi="Simplified Arabic"/>
+            <w:b/>
+            <w:bCs/>
+            <w:color w:val="0563C1"/>
+            <w:sz w:val="28"/>
+            <w:szCs w:val="28"/>
+            <w:u w:val="single"/>
+            <w:rtl/>
+          </w:rPr>
+          <w:t xml:space="preserve">موقع الدراسة</w:t>
+        </w:r>
+      </w:hyperlink>
+      <w:r>
+        <w:rPr>
+          <w:rFonts w:ascii="Simplified Arabic" w:cs="Simplified Arabic" w:eastAsia="Simplified Arabic" w:hAnsi="Simplified Arabic"/>
+          <w:b w:val="false"/>
+          <w:bCs w:val="false"/>
+          <w:sz w:val="28"/>
+          <w:szCs w:val="28"/>
+          <w:rtl/>
+        </w:rPr>
+        <w:t xml:space="preserve">  ( https://doi.org/10.65414/najsp.v2i4.281 )</w:t>
       </w:r>
     </w:p>
     <w:p>
@@ -1194,16 +1254,31 @@
         </w:rPr>
         <w:t xml:space="preserve">رابط الدراسة: </w:t>
       </w:r>
-      <w:r>
-        <w:rPr>
-          <w:rFonts w:ascii="Simplified Arabic" w:cs="Simplified Arabic" w:eastAsia="Simplified Arabic" w:hAnsi="Simplified Arabic"/>
-          <w:b w:val="false"/>
-          <w:bCs w:val="false"/>
-          <w:sz w:val="28"/>
-          <w:szCs w:val="28"/>
-          <w:rtl/>
-        </w:rPr>
-        <w:t xml:space="preserve">https://doi.org/10.61353/ma.0000141</w:t>
+      <w:hyperlink w:history="1" r:id="rIdkjqk0x0g06rzhn51akenu">
+        <w:r>
+          <w:rPr>
+            <w:rFonts w:ascii="Simplified Arabic" w:cs="Simplified Arabic" w:eastAsia="Simplified Arabic" w:hAnsi="Simplified Arabic"/>
+            <w:b/>
+            <w:bCs/>
+            <w:color w:val="0563C1"/>
+            <w:sz w:val="28"/>
+            <w:szCs w:val="28"/>
+            <w:u w:val="single"/>
+            <w:rtl/>
+          </w:rPr>
+          <w:t xml:space="preserve">موقع الدراسة</w:t>
+        </w:r>
+      </w:hyperlink>
+      <w:r>
+        <w:rPr>
+          <w:rFonts w:ascii="Simplified Arabic" w:cs="Simplified Arabic" w:eastAsia="Simplified Arabic" w:hAnsi="Simplified Arabic"/>
+          <w:b w:val="false"/>
+          <w:bCs w:val="false"/>
+          <w:sz w:val="28"/>
+          <w:szCs w:val="28"/>
+          <w:rtl/>
+        </w:rPr>
+        <w:t xml:space="preserve">  ( https://doi.org/10.61353/ma.0000141 )</w:t>
       </w:r>
     </w:p>
     <w:p>
@@ -1340,16 +1415,31 @@
         </w:rPr>
         <w:t xml:space="preserve">رابط الدراسة: </w:t>
       </w:r>
-      <w:r>
-        <w:rPr>
-          <w:rFonts w:ascii="Simplified Arabic" w:cs="Simplified Arabic" w:eastAsia="Simplified Arabic" w:hAnsi="Simplified Arabic"/>
-          <w:b w:val="false"/>
-          <w:bCs w:val="false"/>
-          <w:sz w:val="28"/>
-          <w:szCs w:val="28"/>
-          <w:rtl/>
-        </w:rPr>
-        <w:t xml:space="preserve">https://www.researchgate.net/publication/393318043</w:t>
+      <w:hyperlink w:history="1" r:id="rIdhne-6qjr54fewkaryf2jk">
+        <w:r>
+          <w:rPr>
+            <w:rFonts w:ascii="Simplified Arabic" w:cs="Simplified Arabic" w:eastAsia="Simplified Arabic" w:hAnsi="Simplified Arabic"/>
+            <w:b/>
+            <w:bCs/>
+            <w:color w:val="0563C1"/>
+            <w:sz w:val="28"/>
+            <w:szCs w:val="28"/>
+            <w:u w:val="single"/>
+            <w:rtl/>
+          </w:rPr>
+          <w:t xml:space="preserve">موقع الدراسة</w:t>
+        </w:r>
+      </w:hyperlink>
+      <w:r>
+        <w:rPr>
+          <w:rFonts w:ascii="Simplified Arabic" w:cs="Simplified Arabic" w:eastAsia="Simplified Arabic" w:hAnsi="Simplified Arabic"/>
+          <w:b w:val="false"/>
+          <w:bCs w:val="false"/>
+          <w:sz w:val="28"/>
+          <w:szCs w:val="28"/>
+          <w:rtl/>
+        </w:rPr>
+        <w:t xml:space="preserve">  ( https://www.researchgate.net/publication/393318043 )</w:t>
       </w:r>
     </w:p>
     <w:p>
@@ -1486,16 +1576,31 @@
         </w:rPr>
         <w:t xml:space="preserve">رابط الدراسة: </w:t>
       </w:r>
-      <w:r>
-        <w:rPr>
-          <w:rFonts w:ascii="Simplified Arabic" w:cs="Simplified Arabic" w:eastAsia="Simplified Arabic" w:hAnsi="Simplified Arabic"/>
-          <w:b w:val="false"/>
-          <w:bCs w:val="false"/>
-          <w:sz w:val="28"/>
-          <w:szCs w:val="28"/>
-          <w:rtl/>
-        </w:rPr>
-        <w:t xml:space="preserve">https://bcchj.uobabylon.edu.iq/index.php/bcchj/ar/article/view/1016</w:t>
+      <w:hyperlink w:history="1" r:id="rIdwr-peeriyiy_b9l3wohad">
+        <w:r>
+          <w:rPr>
+            <w:rFonts w:ascii="Simplified Arabic" w:cs="Simplified Arabic" w:eastAsia="Simplified Arabic" w:hAnsi="Simplified Arabic"/>
+            <w:b/>
+            <w:bCs/>
+            <w:color w:val="0563C1"/>
+            <w:sz w:val="28"/>
+            <w:szCs w:val="28"/>
+            <w:u w:val="single"/>
+            <w:rtl/>
+          </w:rPr>
+          <w:t xml:space="preserve">موقع الدراسة</w:t>
+        </w:r>
+      </w:hyperlink>
+      <w:r>
+        <w:rPr>
+          <w:rFonts w:ascii="Simplified Arabic" w:cs="Simplified Arabic" w:eastAsia="Simplified Arabic" w:hAnsi="Simplified Arabic"/>
+          <w:b w:val="false"/>
+          <w:bCs w:val="false"/>
+          <w:sz w:val="28"/>
+          <w:szCs w:val="28"/>
+          <w:rtl/>
+        </w:rPr>
+        <w:t xml:space="preserve">  ( https://bcchj.uobabylon.edu.iq/index.php/bcchj/ar/article/view/1016 )</w:t>
       </w:r>
     </w:p>
     <w:p>
@@ -1632,16 +1737,31 @@
         </w:rPr>
         <w:t xml:space="preserve">رابط الدراسة: </w:t>
       </w:r>
-      <w:r>
-        <w:rPr>
-          <w:rFonts w:ascii="Simplified Arabic" w:cs="Simplified Arabic" w:eastAsia="Simplified Arabic" w:hAnsi="Simplified Arabic"/>
-          <w:b w:val="false"/>
-          <w:bCs w:val="false"/>
-          <w:sz w:val="28"/>
-          <w:szCs w:val="28"/>
-          <w:rtl/>
-        </w:rPr>
-        <w:t xml:space="preserve">https://asjp.cerist.dz/en/article/198662</w:t>
+      <w:hyperlink w:history="1" r:id="rIdxki9qeiuv8hn2sb-4xd5o">
+        <w:r>
+          <w:rPr>
+            <w:rFonts w:ascii="Simplified Arabic" w:cs="Simplified Arabic" w:eastAsia="Simplified Arabic" w:hAnsi="Simplified Arabic"/>
+            <w:b/>
+            <w:bCs/>
+            <w:color w:val="0563C1"/>
+            <w:sz w:val="28"/>
+            <w:szCs w:val="28"/>
+            <w:u w:val="single"/>
+            <w:rtl/>
+          </w:rPr>
+          <w:t xml:space="preserve">موقع الدراسة</w:t>
+        </w:r>
+      </w:hyperlink>
+      <w:r>
+        <w:rPr>
+          <w:rFonts w:ascii="Simplified Arabic" w:cs="Simplified Arabic" w:eastAsia="Simplified Arabic" w:hAnsi="Simplified Arabic"/>
+          <w:b w:val="false"/>
+          <w:bCs w:val="false"/>
+          <w:sz w:val="28"/>
+          <w:szCs w:val="28"/>
+          <w:rtl/>
+        </w:rPr>
+        <w:t xml:space="preserve">  ( https://asjp.cerist.dz/en/article/198662 )</w:t>
       </w:r>
     </w:p>
     <w:p>
@@ -1778,16 +1898,31 @@
         </w:rPr>
         <w:t xml:space="preserve">رابط الدراسة: </w:t>
       </w:r>
-      <w:r>
-        <w:rPr>
-          <w:rFonts w:ascii="Simplified Arabic" w:cs="Simplified Arabic" w:eastAsia="Simplified Arabic" w:hAnsi="Simplified Arabic"/>
-          <w:b w:val="false"/>
-          <w:bCs w:val="false"/>
-          <w:sz w:val="28"/>
-          <w:szCs w:val="28"/>
-          <w:rtl/>
-        </w:rPr>
-        <w:t xml:space="preserve">https://search.mandumah.com/Record/1232048</w:t>
+      <w:hyperlink w:history="1" r:id="rIdgz_ayuxzeb_15ebqp4zav">
+        <w:r>
+          <w:rPr>
+            <w:rFonts w:ascii="Simplified Arabic" w:cs="Simplified Arabic" w:eastAsia="Simplified Arabic" w:hAnsi="Simplified Arabic"/>
+            <w:b/>
+            <w:bCs/>
+            <w:color w:val="0563C1"/>
+            <w:sz w:val="28"/>
+            <w:szCs w:val="28"/>
+            <w:u w:val="single"/>
+            <w:rtl/>
+          </w:rPr>
+          <w:t xml:space="preserve">موقع الدراسة</w:t>
+        </w:r>
+      </w:hyperlink>
+      <w:r>
+        <w:rPr>
+          <w:rFonts w:ascii="Simplified Arabic" w:cs="Simplified Arabic" w:eastAsia="Simplified Arabic" w:hAnsi="Simplified Arabic"/>
+          <w:b w:val="false"/>
+          <w:bCs w:val="false"/>
+          <w:sz w:val="28"/>
+          <w:szCs w:val="28"/>
+          <w:rtl/>
+        </w:rPr>
+        <w:t xml:space="preserve">  ( https://search.mandumah.com/Record/1232048 )</w:t>
       </w:r>
     </w:p>
     <w:p>
@@ -1924,16 +2059,31 @@
         </w:rPr>
         <w:t xml:space="preserve">رابط الدراسة: </w:t>
       </w:r>
-      <w:r>
-        <w:rPr>
-          <w:rFonts w:ascii="Simplified Arabic" w:cs="Simplified Arabic" w:eastAsia="Simplified Arabic" w:hAnsi="Simplified Arabic"/>
-          <w:b w:val="false"/>
-          <w:bCs w:val="false"/>
-          <w:sz w:val="28"/>
-          <w:szCs w:val="28"/>
-          <w:rtl/>
-        </w:rPr>
-        <w:t xml:space="preserve">https://journals.alqasimia.ac.ae/index.php/ssis/article/view/66</w:t>
+      <w:hyperlink w:history="1" r:id="rIdnjazdtmvxjnvhgykgzwph">
+        <w:r>
+          <w:rPr>
+            <w:rFonts w:ascii="Simplified Arabic" w:cs="Simplified Arabic" w:eastAsia="Simplified Arabic" w:hAnsi="Simplified Arabic"/>
+            <w:b/>
+            <w:bCs/>
+            <w:color w:val="0563C1"/>
+            <w:sz w:val="28"/>
+            <w:szCs w:val="28"/>
+            <w:u w:val="single"/>
+            <w:rtl/>
+          </w:rPr>
+          <w:t xml:space="preserve">موقع الدراسة</w:t>
+        </w:r>
+      </w:hyperlink>
+      <w:r>
+        <w:rPr>
+          <w:rFonts w:ascii="Simplified Arabic" w:cs="Simplified Arabic" w:eastAsia="Simplified Arabic" w:hAnsi="Simplified Arabic"/>
+          <w:b w:val="false"/>
+          <w:bCs w:val="false"/>
+          <w:sz w:val="28"/>
+          <w:szCs w:val="28"/>
+          <w:rtl/>
+        </w:rPr>
+        <w:t xml:space="preserve">  ( https://journals.alqasimia.ac.ae/index.php/ssis/article/view/66 )</w:t>
       </w:r>
     </w:p>
     <w:p>
@@ -2070,16 +2220,31 @@
         </w:rPr>
         <w:t xml:space="preserve">رابط الدراسة: </w:t>
       </w:r>
-      <w:r>
-        <w:rPr>
-          <w:rFonts w:ascii="Simplified Arabic" w:cs="Simplified Arabic" w:eastAsia="Simplified Arabic" w:hAnsi="Simplified Arabic"/>
-          <w:b w:val="false"/>
-          <w:bCs w:val="false"/>
-          <w:sz w:val="28"/>
-          <w:szCs w:val="28"/>
-          <w:rtl/>
-        </w:rPr>
-        <w:t xml:space="preserve">https://www.ajrsp.com/vol/issue31/</w:t>
+      <w:hyperlink w:history="1" r:id="rIdy9_kso70wozdiiohperdk">
+        <w:r>
+          <w:rPr>
+            <w:rFonts w:ascii="Simplified Arabic" w:cs="Simplified Arabic" w:eastAsia="Simplified Arabic" w:hAnsi="Simplified Arabic"/>
+            <w:b/>
+            <w:bCs/>
+            <w:color w:val="0563C1"/>
+            <w:sz w:val="28"/>
+            <w:szCs w:val="28"/>
+            <w:u w:val="single"/>
+            <w:rtl/>
+          </w:rPr>
+          <w:t xml:space="preserve">موقع الدراسة</w:t>
+        </w:r>
+      </w:hyperlink>
+      <w:r>
+        <w:rPr>
+          <w:rFonts w:ascii="Simplified Arabic" w:cs="Simplified Arabic" w:eastAsia="Simplified Arabic" w:hAnsi="Simplified Arabic"/>
+          <w:b w:val="false"/>
+          <w:bCs w:val="false"/>
+          <w:sz w:val="28"/>
+          <w:szCs w:val="28"/>
+          <w:rtl/>
+        </w:rPr>
+        <w:t xml:space="preserve">  ( https://www.ajrsp.com/vol/issue31/ )</w:t>
       </w:r>
     </w:p>
     <w:p>
@@ -2216,16 +2381,31 @@
         </w:rPr>
         <w:t xml:space="preserve">رابط الدراسة: </w:t>
       </w:r>
-      <w:r>
-        <w:rPr>
-          <w:rFonts w:ascii="Simplified Arabic" w:cs="Simplified Arabic" w:eastAsia="Simplified Arabic" w:hAnsi="Simplified Arabic"/>
-          <w:b w:val="false"/>
-          <w:bCs w:val="false"/>
-          <w:sz w:val="28"/>
-          <w:szCs w:val="28"/>
-          <w:rtl/>
-        </w:rPr>
-        <w:t xml:space="preserve">https://dspace.univ-eloued.dz/handle/123456789/15831</w:t>
+      <w:hyperlink w:history="1" r:id="rIdnccce-tsp0k8gjzdw4gqh">
+        <w:r>
+          <w:rPr>
+            <w:rFonts w:ascii="Simplified Arabic" w:cs="Simplified Arabic" w:eastAsia="Simplified Arabic" w:hAnsi="Simplified Arabic"/>
+            <w:b/>
+            <w:bCs/>
+            <w:color w:val="0563C1"/>
+            <w:sz w:val="28"/>
+            <w:szCs w:val="28"/>
+            <w:u w:val="single"/>
+            <w:rtl/>
+          </w:rPr>
+          <w:t xml:space="preserve">موقع الدراسة</w:t>
+        </w:r>
+      </w:hyperlink>
+      <w:r>
+        <w:rPr>
+          <w:rFonts w:ascii="Simplified Arabic" w:cs="Simplified Arabic" w:eastAsia="Simplified Arabic" w:hAnsi="Simplified Arabic"/>
+          <w:b w:val="false"/>
+          <w:bCs w:val="false"/>
+          <w:sz w:val="28"/>
+          <w:szCs w:val="28"/>
+          <w:rtl/>
+        </w:rPr>
+        <w:t xml:space="preserve">  ( https://dspace.univ-eloued.dz/handle/123456789/15831 )</w:t>
       </w:r>
     </w:p>
     <w:p>
@@ -2362,16 +2542,31 @@
         </w:rPr>
         <w:t xml:space="preserve">رابط الدراسة: </w:t>
       </w:r>
-      <w:r>
-        <w:rPr>
-          <w:rFonts w:ascii="Simplified Arabic" w:cs="Simplified Arabic" w:eastAsia="Simplified Arabic" w:hAnsi="Simplified Arabic"/>
-          <w:b w:val="false"/>
-          <w:bCs w:val="false"/>
-          <w:sz w:val="28"/>
-          <w:szCs w:val="28"/>
-          <w:rtl/>
-        </w:rPr>
-        <w:t xml:space="preserve">https://asjp.cerist.dz/en/article/91461</w:t>
+      <w:hyperlink w:history="1" r:id="rIdklvrffpstqy58_nsfnt1f">
+        <w:r>
+          <w:rPr>
+            <w:rFonts w:ascii="Simplified Arabic" w:cs="Simplified Arabic" w:eastAsia="Simplified Arabic" w:hAnsi="Simplified Arabic"/>
+            <w:b/>
+            <w:bCs/>
+            <w:color w:val="0563C1"/>
+            <w:sz w:val="28"/>
+            <w:szCs w:val="28"/>
+            <w:u w:val="single"/>
+            <w:rtl/>
+          </w:rPr>
+          <w:t xml:space="preserve">موقع الدراسة</w:t>
+        </w:r>
+      </w:hyperlink>
+      <w:r>
+        <w:rPr>
+          <w:rFonts w:ascii="Simplified Arabic" w:cs="Simplified Arabic" w:eastAsia="Simplified Arabic" w:hAnsi="Simplified Arabic"/>
+          <w:b w:val="false"/>
+          <w:bCs w:val="false"/>
+          <w:sz w:val="28"/>
+          <w:szCs w:val="28"/>
+          <w:rtl/>
+        </w:rPr>
+        <w:t xml:space="preserve">  ( https://asjp.cerist.dz/en/article/91461 )</w:t>
       </w:r>
     </w:p>
     <w:p>
@@ -2508,16 +2703,31 @@
         </w:rPr>
         <w:t xml:space="preserve">رابط الدراسة: </w:t>
       </w:r>
-      <w:r>
-        <w:rPr>
-          <w:rFonts w:ascii="Simplified Arabic" w:cs="Simplified Arabic" w:eastAsia="Simplified Arabic" w:hAnsi="Simplified Arabic"/>
-          <w:b w:val="false"/>
-          <w:bCs w:val="false"/>
-          <w:sz w:val="28"/>
-          <w:szCs w:val="28"/>
-          <w:rtl/>
-        </w:rPr>
-        <w:t xml:space="preserve">https://asjp.cerist.dz/en/article/26599</w:t>
+      <w:hyperlink w:history="1" r:id="rIdngcogsrtpaztnwhju9_9p">
+        <w:r>
+          <w:rPr>
+            <w:rFonts w:ascii="Simplified Arabic" w:cs="Simplified Arabic" w:eastAsia="Simplified Arabic" w:hAnsi="Simplified Arabic"/>
+            <w:b/>
+            <w:bCs/>
+            <w:color w:val="0563C1"/>
+            <w:sz w:val="28"/>
+            <w:szCs w:val="28"/>
+            <w:u w:val="single"/>
+            <w:rtl/>
+          </w:rPr>
+          <w:t xml:space="preserve">موقع الدراسة</w:t>
+        </w:r>
+      </w:hyperlink>
+      <w:r>
+        <w:rPr>
+          <w:rFonts w:ascii="Simplified Arabic" w:cs="Simplified Arabic" w:eastAsia="Simplified Arabic" w:hAnsi="Simplified Arabic"/>
+          <w:b w:val="false"/>
+          <w:bCs w:val="false"/>
+          <w:sz w:val="28"/>
+          <w:szCs w:val="28"/>
+          <w:rtl/>
+        </w:rPr>
+        <w:t xml:space="preserve">  ( https://asjp.cerist.dz/en/article/26599 )</w:t>
       </w:r>
     </w:p>
     <w:p>
@@ -2654,16 +2864,31 @@
         </w:rPr>
         <w:t xml:space="preserve">رابط الدراسة: </w:t>
       </w:r>
-      <w:r>
-        <w:rPr>
-          <w:rFonts w:ascii="Simplified Arabic" w:cs="Simplified Arabic" w:eastAsia="Simplified Arabic" w:hAnsi="Simplified Arabic"/>
-          <w:b w:val="false"/>
-          <w:bCs w:val="false"/>
-          <w:sz w:val="28"/>
-          <w:szCs w:val="28"/>
-          <w:rtl/>
-        </w:rPr>
-        <w:t xml:space="preserve">https://www.damascusuniversity.edu.sy/mag/law/images/stories/479-500.pdf</w:t>
+      <w:hyperlink w:history="1" r:id="rIdrktxh1axizsm73y_s9ggd">
+        <w:r>
+          <w:rPr>
+            <w:rFonts w:ascii="Simplified Arabic" w:cs="Simplified Arabic" w:eastAsia="Simplified Arabic" w:hAnsi="Simplified Arabic"/>
+            <w:b/>
+            <w:bCs/>
+            <w:color w:val="0563C1"/>
+            <w:sz w:val="28"/>
+            <w:szCs w:val="28"/>
+            <w:u w:val="single"/>
+            <w:rtl/>
+          </w:rPr>
+          <w:t xml:space="preserve">موقع الدراسة</w:t>
+        </w:r>
+      </w:hyperlink>
+      <w:r>
+        <w:rPr>
+          <w:rFonts w:ascii="Simplified Arabic" w:cs="Simplified Arabic" w:eastAsia="Simplified Arabic" w:hAnsi="Simplified Arabic"/>
+          <w:b w:val="false"/>
+          <w:bCs w:val="false"/>
+          <w:sz w:val="28"/>
+          <w:szCs w:val="28"/>
+          <w:rtl/>
+        </w:rPr>
+        <w:t xml:space="preserve">  ( https://www.damascusuniversity.edu.sy/mag/law/images/stories/479-500.pdf )</w:t>
       </w:r>
     </w:p>
     <w:p>
@@ -2800,16 +3025,31 @@
         </w:rPr>
         <w:t xml:space="preserve">رابط الدراسة: </w:t>
       </w:r>
-      <w:r>
-        <w:rPr>
-          <w:rFonts w:ascii="Simplified Arabic" w:cs="Simplified Arabic" w:eastAsia="Simplified Arabic" w:hAnsi="Simplified Arabic"/>
-          <w:b w:val="false"/>
-          <w:bCs w:val="false"/>
-          <w:sz w:val="28"/>
-          <w:szCs w:val="28"/>
-          <w:rtl/>
-        </w:rPr>
-        <w:t xml:space="preserve">https://search.mandumah.com/Record/167975</w:t>
+      <w:hyperlink w:history="1" r:id="rIdowj9q6ghiee6u2ntzcvjh">
+        <w:r>
+          <w:rPr>
+            <w:rFonts w:ascii="Simplified Arabic" w:cs="Simplified Arabic" w:eastAsia="Simplified Arabic" w:hAnsi="Simplified Arabic"/>
+            <w:b/>
+            <w:bCs/>
+            <w:color w:val="0563C1"/>
+            <w:sz w:val="28"/>
+            <w:szCs w:val="28"/>
+            <w:u w:val="single"/>
+            <w:rtl/>
+          </w:rPr>
+          <w:t xml:space="preserve">موقع الدراسة</w:t>
+        </w:r>
+      </w:hyperlink>
+      <w:r>
+        <w:rPr>
+          <w:rFonts w:ascii="Simplified Arabic" w:cs="Simplified Arabic" w:eastAsia="Simplified Arabic" w:hAnsi="Simplified Arabic"/>
+          <w:b w:val="false"/>
+          <w:bCs w:val="false"/>
+          <w:sz w:val="28"/>
+          <w:szCs w:val="28"/>
+          <w:rtl/>
+        </w:rPr>
+        <w:t xml:space="preserve">  ( https://search.mandumah.com/Record/167975 )</w:t>
       </w:r>
     </w:p>
     <w:p>
@@ -2946,16 +3186,31 @@
         </w:rPr>
         <w:t xml:space="preserve">رابط الدراسة: </w:t>
       </w:r>
-      <w:r>
-        <w:rPr>
-          <w:rFonts w:ascii="Simplified Arabic" w:cs="Simplified Arabic" w:eastAsia="Simplified Arabic" w:hAnsi="Simplified Arabic"/>
-          <w:b w:val="false"/>
-          <w:bCs w:val="false"/>
-          <w:sz w:val="28"/>
-          <w:szCs w:val="28"/>
-          <w:rtl/>
-        </w:rPr>
-        <w:t xml:space="preserve">https://iifa-aifi.org/ar/journal</w:t>
+      <w:hyperlink w:history="1" r:id="rIdyhzojctdznabz10oirfqq">
+        <w:r>
+          <w:rPr>
+            <w:rFonts w:ascii="Simplified Arabic" w:cs="Simplified Arabic" w:eastAsia="Simplified Arabic" w:hAnsi="Simplified Arabic"/>
+            <w:b/>
+            <w:bCs/>
+            <w:color w:val="0563C1"/>
+            <w:sz w:val="28"/>
+            <w:szCs w:val="28"/>
+            <w:u w:val="single"/>
+            <w:rtl/>
+          </w:rPr>
+          <w:t xml:space="preserve">موقع الدراسة</w:t>
+        </w:r>
+      </w:hyperlink>
+      <w:r>
+        <w:rPr>
+          <w:rFonts w:ascii="Simplified Arabic" w:cs="Simplified Arabic" w:eastAsia="Simplified Arabic" w:hAnsi="Simplified Arabic"/>
+          <w:b w:val="false"/>
+          <w:bCs w:val="false"/>
+          <w:sz w:val="28"/>
+          <w:szCs w:val="28"/>
+          <w:rtl/>
+        </w:rPr>
+        <w:t xml:space="preserve">  ( https://iifa-aifi.org/ar/journal )</w:t>
       </w:r>
     </w:p>
     <w:p>
@@ -3112,16 +3367,31 @@
         </w:rPr>
         <w:t xml:space="preserve">رابط الدراسة: </w:t>
       </w:r>
-      <w:r>
-        <w:rPr>
-          <w:rFonts w:ascii="Simplified Arabic" w:cs="Simplified Arabic" w:eastAsia="Simplified Arabic" w:hAnsi="Simplified Arabic"/>
-          <w:b w:val="false"/>
-          <w:bCs w:val="false"/>
-          <w:sz w:val="28"/>
-          <w:szCs w:val="28"/>
-          <w:rtl/>
-        </w:rPr>
-        <w:t xml:space="preserve">https://www.cambridge.org/core/services/aop-cambridge-core/content/view/F891733330C5E4ADCB8C5BB0235E271F</w:t>
+      <w:hyperlink w:history="1" r:id="rIdzpv_dz3nptao-gscxiyp8">
+        <w:r>
+          <w:rPr>
+            <w:rFonts w:ascii="Simplified Arabic" w:cs="Simplified Arabic" w:eastAsia="Simplified Arabic" w:hAnsi="Simplified Arabic"/>
+            <w:b/>
+            <w:bCs/>
+            <w:color w:val="0563C1"/>
+            <w:sz w:val="28"/>
+            <w:szCs w:val="28"/>
+            <w:u w:val="single"/>
+            <w:rtl/>
+          </w:rPr>
+          <w:t xml:space="preserve">موقع الدراسة</w:t>
+        </w:r>
+      </w:hyperlink>
+      <w:r>
+        <w:rPr>
+          <w:rFonts w:ascii="Simplified Arabic" w:cs="Simplified Arabic" w:eastAsia="Simplified Arabic" w:hAnsi="Simplified Arabic"/>
+          <w:b w:val="false"/>
+          <w:bCs w:val="false"/>
+          <w:sz w:val="28"/>
+          <w:szCs w:val="28"/>
+          <w:rtl/>
+        </w:rPr>
+        <w:t xml:space="preserve">  ( https://www.cambridge.org/core/services/aop-cambridge-core/content/view/F891733330C5E4ADCB8C5BB0235E271F )</w:t>
       </w:r>
     </w:p>
     <w:p>
@@ -3258,16 +3528,31 @@
         </w:rPr>
         <w:t xml:space="preserve">رابط الدراسة: </w:t>
       </w:r>
-      <w:r>
-        <w:rPr>
-          <w:rFonts w:ascii="Simplified Arabic" w:cs="Simplified Arabic" w:eastAsia="Simplified Arabic" w:hAnsi="Simplified Arabic"/>
-          <w:b w:val="false"/>
-          <w:bCs w:val="false"/>
-          <w:sz w:val="28"/>
-          <w:szCs w:val="28"/>
-          <w:rtl/>
-        </w:rPr>
-        <w:t xml:space="preserve">https://doi.org/10.3389/fneur.2024.1491263</w:t>
+      <w:hyperlink w:history="1" r:id="rIdplzmiguh7ny0xgcny6nza">
+        <w:r>
+          <w:rPr>
+            <w:rFonts w:ascii="Simplified Arabic" w:cs="Simplified Arabic" w:eastAsia="Simplified Arabic" w:hAnsi="Simplified Arabic"/>
+            <w:b/>
+            <w:bCs/>
+            <w:color w:val="0563C1"/>
+            <w:sz w:val="28"/>
+            <w:szCs w:val="28"/>
+            <w:u w:val="single"/>
+            <w:rtl/>
+          </w:rPr>
+          <w:t xml:space="preserve">موقع الدراسة</w:t>
+        </w:r>
+      </w:hyperlink>
+      <w:r>
+        <w:rPr>
+          <w:rFonts w:ascii="Simplified Arabic" w:cs="Simplified Arabic" w:eastAsia="Simplified Arabic" w:hAnsi="Simplified Arabic"/>
+          <w:b w:val="false"/>
+          <w:bCs w:val="false"/>
+          <w:sz w:val="28"/>
+          <w:szCs w:val="28"/>
+          <w:rtl/>
+        </w:rPr>
+        <w:t xml:space="preserve">  ( https://doi.org/10.3389/fneur.2024.1491263 )</w:t>
       </w:r>
     </w:p>
     <w:p>
@@ -3404,16 +3689,31 @@
         </w:rPr>
         <w:t xml:space="preserve">رابط الدراسة: </w:t>
       </w:r>
-      <w:r>
-        <w:rPr>
-          <w:rFonts w:ascii="Simplified Arabic" w:cs="Simplified Arabic" w:eastAsia="Simplified Arabic" w:hAnsi="Simplified Arabic"/>
-          <w:b w:val="false"/>
-          <w:bCs w:val="false"/>
-          <w:sz w:val="28"/>
-          <w:szCs w:val="28"/>
-          <w:rtl/>
-        </w:rPr>
-        <w:t xml:space="preserve">https://www.walshmedicalmedia.com/open-access/clinical-death-a-reversible-state-of-cardiac-arrest-119791.html</w:t>
+      <w:hyperlink w:history="1" r:id="rId1dfazi4lutmlgmozosdgo">
+        <w:r>
+          <w:rPr>
+            <w:rFonts w:ascii="Simplified Arabic" w:cs="Simplified Arabic" w:eastAsia="Simplified Arabic" w:hAnsi="Simplified Arabic"/>
+            <w:b/>
+            <w:bCs/>
+            <w:color w:val="0563C1"/>
+            <w:sz w:val="28"/>
+            <w:szCs w:val="28"/>
+            <w:u w:val="single"/>
+            <w:rtl/>
+          </w:rPr>
+          <w:t xml:space="preserve">موقع الدراسة</w:t>
+        </w:r>
+      </w:hyperlink>
+      <w:r>
+        <w:rPr>
+          <w:rFonts w:ascii="Simplified Arabic" w:cs="Simplified Arabic" w:eastAsia="Simplified Arabic" w:hAnsi="Simplified Arabic"/>
+          <w:b w:val="false"/>
+          <w:bCs w:val="false"/>
+          <w:sz w:val="28"/>
+          <w:szCs w:val="28"/>
+          <w:rtl/>
+        </w:rPr>
+        <w:t xml:space="preserve">  ( https://www.walshmedicalmedia.com/open-access/clinical-death-a-reversible-state-of-cardiac-arrest-119791.html )</w:t>
       </w:r>
     </w:p>
     <w:p>
@@ -3550,16 +3850,31 @@
         </w:rPr>
         <w:t xml:space="preserve">رابط الدراسة: </w:t>
       </w:r>
-      <w:r>
-        <w:rPr>
-          <w:rFonts w:ascii="Simplified Arabic" w:cs="Simplified Arabic" w:eastAsia="Simplified Arabic" w:hAnsi="Simplified Arabic"/>
-          <w:b w:val="false"/>
-          <w:bCs w:val="false"/>
-          <w:sz w:val="28"/>
-          <w:szCs w:val="28"/>
-          <w:rtl/>
-        </w:rPr>
-        <w:t xml:space="preserve">https://doi.org/10.1212/WNL.0000000000207740</w:t>
+      <w:hyperlink w:history="1" r:id="rIdvr1tw4n9f2qe1mzqgrti4">
+        <w:r>
+          <w:rPr>
+            <w:rFonts w:ascii="Simplified Arabic" w:cs="Simplified Arabic" w:eastAsia="Simplified Arabic" w:hAnsi="Simplified Arabic"/>
+            <w:b/>
+            <w:bCs/>
+            <w:color w:val="0563C1"/>
+            <w:sz w:val="28"/>
+            <w:szCs w:val="28"/>
+            <w:u w:val="single"/>
+            <w:rtl/>
+          </w:rPr>
+          <w:t xml:space="preserve">موقع الدراسة</w:t>
+        </w:r>
+      </w:hyperlink>
+      <w:r>
+        <w:rPr>
+          <w:rFonts w:ascii="Simplified Arabic" w:cs="Simplified Arabic" w:eastAsia="Simplified Arabic" w:hAnsi="Simplified Arabic"/>
+          <w:b w:val="false"/>
+          <w:bCs w:val="false"/>
+          <w:sz w:val="28"/>
+          <w:szCs w:val="28"/>
+          <w:rtl/>
+        </w:rPr>
+        <w:t xml:space="preserve">  ( https://doi.org/10.1212/WNL.0000000000207740 )</w:t>
       </w:r>
     </w:p>
     <w:p>
@@ -3696,16 +4011,31 @@
         </w:rPr>
         <w:t xml:space="preserve">رابط الدراسة: </w:t>
       </w:r>
-      <w:r>
-        <w:rPr>
-          <w:rFonts w:ascii="Simplified Arabic" w:cs="Simplified Arabic" w:eastAsia="Simplified Arabic" w:hAnsi="Simplified Arabic"/>
-          <w:b w:val="false"/>
-          <w:bCs w:val="false"/>
-          <w:sz w:val="28"/>
-          <w:szCs w:val="28"/>
-          <w:rtl/>
-        </w:rPr>
-        <w:t xml:space="preserve">https://doi.org/10.1001/jama.2020.11586</w:t>
+      <w:hyperlink w:history="1" r:id="rIdx3usx5vqln4wrl3xu0fit">
+        <w:r>
+          <w:rPr>
+            <w:rFonts w:ascii="Simplified Arabic" w:cs="Simplified Arabic" w:eastAsia="Simplified Arabic" w:hAnsi="Simplified Arabic"/>
+            <w:b/>
+            <w:bCs/>
+            <w:color w:val="0563C1"/>
+            <w:sz w:val="28"/>
+            <w:szCs w:val="28"/>
+            <w:u w:val="single"/>
+            <w:rtl/>
+          </w:rPr>
+          <w:t xml:space="preserve">موقع الدراسة</w:t>
+        </w:r>
+      </w:hyperlink>
+      <w:r>
+        <w:rPr>
+          <w:rFonts w:ascii="Simplified Arabic" w:cs="Simplified Arabic" w:eastAsia="Simplified Arabic" w:hAnsi="Simplified Arabic"/>
+          <w:b w:val="false"/>
+          <w:bCs w:val="false"/>
+          <w:sz w:val="28"/>
+          <w:szCs w:val="28"/>
+          <w:rtl/>
+        </w:rPr>
+        <w:t xml:space="preserve">  ( https://doi.org/10.1001/jama.2020.11586 )</w:t>
       </w:r>
     </w:p>
     <w:p>
@@ -3842,16 +4172,31 @@
         </w:rPr>
         <w:t xml:space="preserve">رابط الدراسة: </w:t>
       </w:r>
-      <w:r>
-        <w:rPr>
-          <w:rFonts w:ascii="Simplified Arabic" w:cs="Simplified Arabic" w:eastAsia="Simplified Arabic" w:hAnsi="Simplified Arabic"/>
-          <w:b w:val="false"/>
-          <w:bCs w:val="false"/>
-          <w:sz w:val="28"/>
-          <w:szCs w:val="28"/>
-          <w:rtl/>
-        </w:rPr>
-        <w:t xml:space="preserve">https://doi.org/10.1038/nrneurol.2017.172</w:t>
+      <w:hyperlink w:history="1" r:id="rIddp0o1rffr9gs6dhmzzduc">
+        <w:r>
+          <w:rPr>
+            <w:rFonts w:ascii="Simplified Arabic" w:cs="Simplified Arabic" w:eastAsia="Simplified Arabic" w:hAnsi="Simplified Arabic"/>
+            <w:b/>
+            <w:bCs/>
+            <w:color w:val="0563C1"/>
+            <w:sz w:val="28"/>
+            <w:szCs w:val="28"/>
+            <w:u w:val="single"/>
+            <w:rtl/>
+          </w:rPr>
+          <w:t xml:space="preserve">موقع الدراسة</w:t>
+        </w:r>
+      </w:hyperlink>
+      <w:r>
+        <w:rPr>
+          <w:rFonts w:ascii="Simplified Arabic" w:cs="Simplified Arabic" w:eastAsia="Simplified Arabic" w:hAnsi="Simplified Arabic"/>
+          <w:b w:val="false"/>
+          <w:bCs w:val="false"/>
+          <w:sz w:val="28"/>
+          <w:szCs w:val="28"/>
+          <w:rtl/>
+        </w:rPr>
+        <w:t xml:space="preserve">  ( https://doi.org/10.1038/nrneurol.2017.172 )</w:t>
       </w:r>
     </w:p>
     <w:p>
@@ -3988,16 +4333,31 @@
         </w:rPr>
         <w:t xml:space="preserve">رابط الدراسة: </w:t>
       </w:r>
-      <w:r>
-        <w:rPr>
-          <w:rFonts w:ascii="Simplified Arabic" w:cs="Simplified Arabic" w:eastAsia="Simplified Arabic" w:hAnsi="Simplified Arabic"/>
-          <w:b w:val="false"/>
-          <w:bCs w:val="false"/>
-          <w:sz w:val="28"/>
-          <w:szCs w:val="28"/>
-          <w:rtl/>
-        </w:rPr>
-        <w:t xml:space="preserve">https://pmc.ncbi.nlm.nih.gov/articles/PMC7595719/</w:t>
+      <w:hyperlink w:history="1" r:id="rIdsynrryntqklw7utsigbc6">
+        <w:r>
+          <w:rPr>
+            <w:rFonts w:ascii="Simplified Arabic" w:cs="Simplified Arabic" w:eastAsia="Simplified Arabic" w:hAnsi="Simplified Arabic"/>
+            <w:b/>
+            <w:bCs/>
+            <w:color w:val="0563C1"/>
+            <w:sz w:val="28"/>
+            <w:szCs w:val="28"/>
+            <w:u w:val="single"/>
+            <w:rtl/>
+          </w:rPr>
+          <w:t xml:space="preserve">موقع الدراسة</w:t>
+        </w:r>
+      </w:hyperlink>
+      <w:r>
+        <w:rPr>
+          <w:rFonts w:ascii="Simplified Arabic" w:cs="Simplified Arabic" w:eastAsia="Simplified Arabic" w:hAnsi="Simplified Arabic"/>
+          <w:b w:val="false"/>
+          <w:bCs w:val="false"/>
+          <w:sz w:val="28"/>
+          <w:szCs w:val="28"/>
+          <w:rtl/>
+        </w:rPr>
+        <w:t xml:space="preserve">  ( https://pmc.ncbi.nlm.nih.gov/articles/PMC7595719/ )</w:t>
       </w:r>
     </w:p>
     <w:p>
@@ -4134,16 +4494,31 @@
         </w:rPr>
         <w:t xml:space="preserve">رابط الدراسة: </w:t>
       </w:r>
-      <w:r>
-        <w:rPr>
-          <w:rFonts w:ascii="Simplified Arabic" w:cs="Simplified Arabic" w:eastAsia="Simplified Arabic" w:hAnsi="Simplified Arabic"/>
-          <w:b w:val="false"/>
-          <w:bCs w:val="false"/>
-          <w:sz w:val="28"/>
-          <w:szCs w:val="28"/>
-          <w:rtl/>
-        </w:rPr>
-        <w:t xml:space="preserve">https://doi.org/10.1212/WNL.0000000000006750</w:t>
+      <w:hyperlink w:history="1" r:id="rIdotjydt9bypl4dplfjk4ht">
+        <w:r>
+          <w:rPr>
+            <w:rFonts w:ascii="Simplified Arabic" w:cs="Simplified Arabic" w:eastAsia="Simplified Arabic" w:hAnsi="Simplified Arabic"/>
+            <w:b/>
+            <w:bCs/>
+            <w:color w:val="0563C1"/>
+            <w:sz w:val="28"/>
+            <w:szCs w:val="28"/>
+            <w:u w:val="single"/>
+            <w:rtl/>
+          </w:rPr>
+          <w:t xml:space="preserve">موقع الدراسة</w:t>
+        </w:r>
+      </w:hyperlink>
+      <w:r>
+        <w:rPr>
+          <w:rFonts w:ascii="Simplified Arabic" w:cs="Simplified Arabic" w:eastAsia="Simplified Arabic" w:hAnsi="Simplified Arabic"/>
+          <w:b w:val="false"/>
+          <w:bCs w:val="false"/>
+          <w:sz w:val="28"/>
+          <w:szCs w:val="28"/>
+          <w:rtl/>
+        </w:rPr>
+        <w:t xml:space="preserve">  ( https://doi.org/10.1212/WNL.0000000000006750 )</w:t>
       </w:r>
     </w:p>
     <w:p>
@@ -4280,16 +4655,31 @@
         </w:rPr>
         <w:t xml:space="preserve">رابط الدراسة: </w:t>
       </w:r>
-      <w:r>
-        <w:rPr>
-          <w:rFonts w:ascii="Simplified Arabic" w:cs="Simplified Arabic" w:eastAsia="Simplified Arabic" w:hAnsi="Simplified Arabic"/>
-          <w:b w:val="false"/>
-          <w:bCs w:val="false"/>
-          <w:sz w:val="28"/>
-          <w:szCs w:val="28"/>
-          <w:rtl/>
-        </w:rPr>
-        <w:t xml:space="preserve">https://doi.org/10.2147/MB.S70369</w:t>
+      <w:hyperlink w:history="1" r:id="rIddhvdsofjsumswyqyicruy">
+        <w:r>
+          <w:rPr>
+            <w:rFonts w:ascii="Simplified Arabic" w:cs="Simplified Arabic" w:eastAsia="Simplified Arabic" w:hAnsi="Simplified Arabic"/>
+            <w:b/>
+            <w:bCs/>
+            <w:color w:val="0563C1"/>
+            <w:sz w:val="28"/>
+            <w:szCs w:val="28"/>
+            <w:u w:val="single"/>
+            <w:rtl/>
+          </w:rPr>
+          <w:t xml:space="preserve">موقع الدراسة</w:t>
+        </w:r>
+      </w:hyperlink>
+      <w:r>
+        <w:rPr>
+          <w:rFonts w:ascii="Simplified Arabic" w:cs="Simplified Arabic" w:eastAsia="Simplified Arabic" w:hAnsi="Simplified Arabic"/>
+          <w:b w:val="false"/>
+          <w:bCs w:val="false"/>
+          <w:sz w:val="28"/>
+          <w:szCs w:val="28"/>
+          <w:rtl/>
+        </w:rPr>
+        <w:t xml:space="preserve">  ( https://doi.org/10.2147/MB.S70369 )</w:t>
       </w:r>
     </w:p>
     <w:p>
@@ -4426,16 +4816,31 @@
         </w:rPr>
         <w:t xml:space="preserve">رابط الدراسة: </w:t>
       </w:r>
-      <w:r>
-        <w:rPr>
-          <w:rFonts w:ascii="Simplified Arabic" w:cs="Simplified Arabic" w:eastAsia="Simplified Arabic" w:hAnsi="Simplified Arabic"/>
-          <w:b w:val="false"/>
-          <w:bCs w:val="false"/>
-          <w:sz w:val="28"/>
-          <w:szCs w:val="28"/>
-          <w:rtl/>
-        </w:rPr>
-        <w:t xml:space="preserve">http://jama.jamanetwork.com/article.aspx?articleid=1818922</w:t>
+      <w:hyperlink w:history="1" r:id="rId8ju6s9fqisognfcg3so0y">
+        <w:r>
+          <w:rPr>
+            <w:rFonts w:ascii="Simplified Arabic" w:cs="Simplified Arabic" w:eastAsia="Simplified Arabic" w:hAnsi="Simplified Arabic"/>
+            <w:b/>
+            <w:bCs/>
+            <w:color w:val="0563C1"/>
+            <w:sz w:val="28"/>
+            <w:szCs w:val="28"/>
+            <w:u w:val="single"/>
+            <w:rtl/>
+          </w:rPr>
+          <w:t xml:space="preserve">موقع الدراسة</w:t>
+        </w:r>
+      </w:hyperlink>
+      <w:r>
+        <w:rPr>
+          <w:rFonts w:ascii="Simplified Arabic" w:cs="Simplified Arabic" w:eastAsia="Simplified Arabic" w:hAnsi="Simplified Arabic"/>
+          <w:b w:val="false"/>
+          <w:bCs w:val="false"/>
+          <w:sz w:val="28"/>
+          <w:szCs w:val="28"/>
+          <w:rtl/>
+        </w:rPr>
+        <w:t xml:space="preserve">  ( http://jama.jamanetwork.com/article.aspx?articleid=1818922 )</w:t>
       </w:r>
     </w:p>
     <w:p>

--- a/seminar/Abd Almahdi Dahla 212684527 - Research Plan.docx
+++ b/seminar/Abd Almahdi Dahla 212684527 - Research Plan.docx
@@ -349,7 +349,7 @@
     <w:p>
       <w:pPr>
         <w:bidi/>
-        <w:spacing w:after="160" w:line="360"/>
+        <w:spacing w:after="60" w:line="360"/>
         <w:jc w:val="both"/>
       </w:pPr>
       <w:r>
@@ -367,7 +367,7 @@
     <w:p>
       <w:pPr>
         <w:bidi/>
-        <w:spacing w:after="160" w:line="360"/>
+        <w:spacing w:after="60" w:line="360"/>
         <w:jc w:val="both"/>
       </w:pPr>
       <w:r>
@@ -419,7 +419,7 @@
     <w:p>
       <w:pPr>
         <w:bidi/>
-        <w:spacing w:after="160" w:line="360"/>
+        <w:spacing w:after="60" w:line="360"/>
         <w:jc w:val="both"/>
       </w:pPr>
       <w:r>
@@ -454,7 +454,7 @@
     <w:p>
       <w:pPr>
         <w:bidi/>
-        <w:spacing w:after="160" w:line="360"/>
+        <w:spacing w:after="60" w:line="360"/>
         <w:jc w:val="both"/>
       </w:pPr>
       <w:r>
@@ -472,7 +472,7 @@
     <w:p>
       <w:pPr>
         <w:bidi/>
-        <w:spacing w:after="160" w:line="360"/>
+        <w:spacing w:after="60" w:line="360"/>
         <w:jc w:val="both"/>
       </w:pPr>
       <w:r>
@@ -511,7 +511,7 @@
     <w:p>
       <w:pPr>
         <w:bidi/>
-        <w:spacing w:after="160" w:line="360"/>
+        <w:spacing w:after="60" w:line="360"/>
         <w:jc w:val="both"/>
       </w:pPr>
       <w:r>
@@ -549,7 +549,7 @@
     <w:p>
       <w:pPr>
         <w:bidi/>
-        <w:spacing w:after="160" w:line="360"/>
+        <w:spacing w:after="60" w:line="360"/>
         <w:jc w:val="both"/>
       </w:pPr>
       <w:r>
@@ -567,7 +567,7 @@
     <w:p>
       <w:pPr>
         <w:bidi/>
-        <w:spacing w:after="160" w:line="360"/>
+        <w:spacing w:after="60" w:line="360"/>
         <w:jc w:val="both"/>
       </w:pPr>
       <w:r>
@@ -596,8 +596,8 @@
     <w:p>
       <w:pPr>
         <w:bidi/>
-        <w:spacing w:after="160" w:line="360"/>
-        <w:jc w:val="both"/>
+        <w:spacing w:after="60" w:line="360"/>
+        <w:jc w:val="right"/>
       </w:pPr>
       <w:r>
         <w:rPr>
@@ -610,7 +610,7 @@
         </w:rPr>
         <w:t xml:space="preserve">رابط الدراسة: </w:t>
       </w:r>
-      <w:hyperlink w:history="1" r:id="rId9xcu8igdslh3lvh-iaolv">
+      <w:hyperlink w:history="1" r:id="rIdk8kdp6vdw73lnz9mubnln">
         <w:r>
           <w:rPr>
             <w:rFonts w:ascii="Simplified Arabic" w:cs="Simplified Arabic" w:eastAsia="Simplified Arabic" w:hAnsi="Simplified Arabic"/>
@@ -640,7 +640,7 @@
     <w:p>
       <w:pPr>
         <w:bidi/>
-        <w:spacing w:after="160" w:line="360"/>
+        <w:spacing w:after="60" w:line="360"/>
         <w:jc w:val="both"/>
       </w:pPr>
       <w:r>
@@ -680,7 +680,7 @@
     <w:p>
       <w:pPr>
         <w:bidi/>
-        <w:spacing w:after="160" w:line="360"/>
+        <w:spacing w:after="60" w:line="360"/>
         <w:jc w:val="both"/>
       </w:pPr>
       <w:r>
@@ -710,7 +710,7 @@
     <w:p>
       <w:pPr>
         <w:bidi/>
-        <w:spacing w:after="160" w:line="360"/>
+        <w:spacing w:after="60" w:line="360"/>
         <w:jc w:val="both"/>
       </w:pPr>
       <w:r>
@@ -728,7 +728,7 @@
     <w:p>
       <w:pPr>
         <w:bidi/>
-        <w:spacing w:after="160" w:line="360"/>
+        <w:spacing w:after="60" w:line="360"/>
         <w:jc w:val="both"/>
       </w:pPr>
       <w:r>
@@ -757,8 +757,8 @@
     <w:p>
       <w:pPr>
         <w:bidi/>
-        <w:spacing w:after="160" w:line="360"/>
-        <w:jc w:val="both"/>
+        <w:spacing w:after="60" w:line="360"/>
+        <w:jc w:val="right"/>
       </w:pPr>
       <w:r>
         <w:rPr>
@@ -771,7 +771,7 @@
         </w:rPr>
         <w:t xml:space="preserve">رابط الدراسة: </w:t>
       </w:r>
-      <w:hyperlink w:history="1" r:id="rId4pjjygyudm8e37odg5dfi">
+      <w:hyperlink w:history="1" r:id="rIdzd405gdylpzohrztox5di">
         <w:r>
           <w:rPr>
             <w:rFonts w:ascii="Simplified Arabic" w:cs="Simplified Arabic" w:eastAsia="Simplified Arabic" w:hAnsi="Simplified Arabic"/>
@@ -801,7 +801,7 @@
     <w:p>
       <w:pPr>
         <w:bidi/>
-        <w:spacing w:after="160" w:line="360"/>
+        <w:spacing w:after="60" w:line="360"/>
         <w:jc w:val="both"/>
       </w:pPr>
       <w:r>
@@ -841,7 +841,7 @@
     <w:p>
       <w:pPr>
         <w:bidi/>
-        <w:spacing w:after="160" w:line="360"/>
+        <w:spacing w:after="60" w:line="360"/>
         <w:jc w:val="both"/>
       </w:pPr>
       <w:r>
@@ -871,7 +871,7 @@
     <w:p>
       <w:pPr>
         <w:bidi/>
-        <w:spacing w:after="160" w:line="360"/>
+        <w:spacing w:after="60" w:line="360"/>
         <w:jc w:val="both"/>
       </w:pPr>
       <w:r>
@@ -889,7 +889,7 @@
     <w:p>
       <w:pPr>
         <w:bidi/>
-        <w:spacing w:after="160" w:line="360"/>
+        <w:spacing w:after="60" w:line="360"/>
         <w:jc w:val="both"/>
       </w:pPr>
       <w:r>
@@ -918,8 +918,8 @@
     <w:p>
       <w:pPr>
         <w:bidi/>
-        <w:spacing w:after="160" w:line="360"/>
-        <w:jc w:val="both"/>
+        <w:spacing w:after="60" w:line="360"/>
+        <w:jc w:val="right"/>
       </w:pPr>
       <w:r>
         <w:rPr>
@@ -932,7 +932,7 @@
         </w:rPr>
         <w:t xml:space="preserve">رابط الدراسة: </w:t>
       </w:r>
-      <w:hyperlink w:history="1" r:id="rId5-yrwt9mp8hc1sqkerzfn">
+      <w:hyperlink w:history="1" r:id="rIduys8sknvf2yfuunspo0uk">
         <w:r>
           <w:rPr>
             <w:rFonts w:ascii="Simplified Arabic" w:cs="Simplified Arabic" w:eastAsia="Simplified Arabic" w:hAnsi="Simplified Arabic"/>
@@ -962,7 +962,7 @@
     <w:p>
       <w:pPr>
         <w:bidi/>
-        <w:spacing w:after="160" w:line="360"/>
+        <w:spacing w:after="60" w:line="360"/>
         <w:jc w:val="both"/>
       </w:pPr>
       <w:r>
@@ -1002,7 +1002,7 @@
     <w:p>
       <w:pPr>
         <w:bidi/>
-        <w:spacing w:after="160" w:line="360"/>
+        <w:spacing w:after="60" w:line="360"/>
         <w:jc w:val="both"/>
       </w:pPr>
       <w:r>
@@ -1032,7 +1032,7 @@
     <w:p>
       <w:pPr>
         <w:bidi/>
-        <w:spacing w:after="160" w:line="360"/>
+        <w:spacing w:after="60" w:line="360"/>
         <w:jc w:val="both"/>
       </w:pPr>
       <w:r>
@@ -1050,7 +1050,7 @@
     <w:p>
       <w:pPr>
         <w:bidi/>
-        <w:spacing w:after="160" w:line="360"/>
+        <w:spacing w:after="60" w:line="360"/>
         <w:jc w:val="both"/>
       </w:pPr>
       <w:r>
@@ -1079,8 +1079,8 @@
     <w:p>
       <w:pPr>
         <w:bidi/>
-        <w:spacing w:after="160" w:line="360"/>
-        <w:jc w:val="both"/>
+        <w:spacing w:after="60" w:line="360"/>
+        <w:jc w:val="right"/>
       </w:pPr>
       <w:r>
         <w:rPr>
@@ -1093,7 +1093,7 @@
         </w:rPr>
         <w:t xml:space="preserve">رابط الدراسة: </w:t>
       </w:r>
-      <w:hyperlink w:history="1" r:id="rIdhhlbfyou-wvgmz-c74ejk">
+      <w:hyperlink w:history="1" r:id="rIdjffbzpkumdi1lkaoeb0lc">
         <w:r>
           <w:rPr>
             <w:rFonts w:ascii="Simplified Arabic" w:cs="Simplified Arabic" w:eastAsia="Simplified Arabic" w:hAnsi="Simplified Arabic"/>
@@ -1123,7 +1123,7 @@
     <w:p>
       <w:pPr>
         <w:bidi/>
-        <w:spacing w:after="160" w:line="360"/>
+        <w:spacing w:after="60" w:line="360"/>
         <w:jc w:val="both"/>
       </w:pPr>
       <w:r>
@@ -1163,7 +1163,7 @@
     <w:p>
       <w:pPr>
         <w:bidi/>
-        <w:spacing w:after="160" w:line="360"/>
+        <w:spacing w:after="60" w:line="360"/>
         <w:jc w:val="both"/>
       </w:pPr>
       <w:r>
@@ -1193,7 +1193,7 @@
     <w:p>
       <w:pPr>
         <w:bidi/>
-        <w:spacing w:after="160" w:line="360"/>
+        <w:spacing w:after="60" w:line="360"/>
         <w:jc w:val="both"/>
       </w:pPr>
       <w:r>
@@ -1211,7 +1211,7 @@
     <w:p>
       <w:pPr>
         <w:bidi/>
-        <w:spacing w:after="160" w:line="360"/>
+        <w:spacing w:after="60" w:line="360"/>
         <w:jc w:val="both"/>
       </w:pPr>
       <w:r>
@@ -1240,8 +1240,8 @@
     <w:p>
       <w:pPr>
         <w:bidi/>
-        <w:spacing w:after="160" w:line="360"/>
-        <w:jc w:val="both"/>
+        <w:spacing w:after="60" w:line="360"/>
+        <w:jc w:val="right"/>
       </w:pPr>
       <w:r>
         <w:rPr>
@@ -1254,7 +1254,7 @@
         </w:rPr>
         <w:t xml:space="preserve">رابط الدراسة: </w:t>
       </w:r>
-      <w:hyperlink w:history="1" r:id="rIdkjqk0x0g06rzhn51akenu">
+      <w:hyperlink w:history="1" r:id="rIdryrd8m9ts_i9ynvco_pci">
         <w:r>
           <w:rPr>
             <w:rFonts w:ascii="Simplified Arabic" w:cs="Simplified Arabic" w:eastAsia="Simplified Arabic" w:hAnsi="Simplified Arabic"/>
@@ -1284,7 +1284,7 @@
     <w:p>
       <w:pPr>
         <w:bidi/>
-        <w:spacing w:after="160" w:line="360"/>
+        <w:spacing w:after="60" w:line="360"/>
         <w:jc w:val="both"/>
       </w:pPr>
       <w:r>
@@ -1324,7 +1324,7 @@
     <w:p>
       <w:pPr>
         <w:bidi/>
-        <w:spacing w:after="160" w:line="360"/>
+        <w:spacing w:after="60" w:line="360"/>
         <w:jc w:val="both"/>
       </w:pPr>
       <w:r>
@@ -1354,7 +1354,7 @@
     <w:p>
       <w:pPr>
         <w:bidi/>
-        <w:spacing w:after="160" w:line="360"/>
+        <w:spacing w:after="60" w:line="360"/>
         <w:jc w:val="both"/>
       </w:pPr>
       <w:r>
@@ -1372,7 +1372,7 @@
     <w:p>
       <w:pPr>
         <w:bidi/>
-        <w:spacing w:after="160" w:line="360"/>
+        <w:spacing w:after="60" w:line="360"/>
         <w:jc w:val="both"/>
       </w:pPr>
       <w:r>
@@ -1401,8 +1401,8 @@
     <w:p>
       <w:pPr>
         <w:bidi/>
-        <w:spacing w:after="160" w:line="360"/>
-        <w:jc w:val="both"/>
+        <w:spacing w:after="60" w:line="360"/>
+        <w:jc w:val="right"/>
       </w:pPr>
       <w:r>
         <w:rPr>
@@ -1415,7 +1415,7 @@
         </w:rPr>
         <w:t xml:space="preserve">رابط الدراسة: </w:t>
       </w:r>
-      <w:hyperlink w:history="1" r:id="rIdhne-6qjr54fewkaryf2jk">
+      <w:hyperlink w:history="1" r:id="rIdlrxx34cnclcvdjomcshpp">
         <w:r>
           <w:rPr>
             <w:rFonts w:ascii="Simplified Arabic" w:cs="Simplified Arabic" w:eastAsia="Simplified Arabic" w:hAnsi="Simplified Arabic"/>
@@ -1445,7 +1445,7 @@
     <w:p>
       <w:pPr>
         <w:bidi/>
-        <w:spacing w:after="160" w:line="360"/>
+        <w:spacing w:after="60" w:line="360"/>
         <w:jc w:val="both"/>
       </w:pPr>
       <w:r>
@@ -1485,7 +1485,7 @@
     <w:p>
       <w:pPr>
         <w:bidi/>
-        <w:spacing w:after="160" w:line="360"/>
+        <w:spacing w:after="60" w:line="360"/>
         <w:jc w:val="both"/>
       </w:pPr>
       <w:r>
@@ -1515,7 +1515,7 @@
     <w:p>
       <w:pPr>
         <w:bidi/>
-        <w:spacing w:after="160" w:line="360"/>
+        <w:spacing w:after="60" w:line="360"/>
         <w:jc w:val="both"/>
       </w:pPr>
       <w:r>
@@ -1533,7 +1533,7 @@
     <w:p>
       <w:pPr>
         <w:bidi/>
-        <w:spacing w:after="160" w:line="360"/>
+        <w:spacing w:after="60" w:line="360"/>
         <w:jc w:val="both"/>
       </w:pPr>
       <w:r>
@@ -1562,8 +1562,8 @@
     <w:p>
       <w:pPr>
         <w:bidi/>
-        <w:spacing w:after="160" w:line="360"/>
-        <w:jc w:val="both"/>
+        <w:spacing w:after="60" w:line="360"/>
+        <w:jc w:val="right"/>
       </w:pPr>
       <w:r>
         <w:rPr>
@@ -1576,7 +1576,7 @@
         </w:rPr>
         <w:t xml:space="preserve">رابط الدراسة: </w:t>
       </w:r>
-      <w:hyperlink w:history="1" r:id="rIdwr-peeriyiy_b9l3wohad">
+      <w:hyperlink w:history="1" r:id="rIdzz6lnnn4qnw0jg3-tyvcx">
         <w:r>
           <w:rPr>
             <w:rFonts w:ascii="Simplified Arabic" w:cs="Simplified Arabic" w:eastAsia="Simplified Arabic" w:hAnsi="Simplified Arabic"/>
@@ -1606,7 +1606,7 @@
     <w:p>
       <w:pPr>
         <w:bidi/>
-        <w:spacing w:after="160" w:line="360"/>
+        <w:spacing w:after="60" w:line="360"/>
         <w:jc w:val="both"/>
       </w:pPr>
       <w:r>
@@ -1646,7 +1646,7 @@
     <w:p>
       <w:pPr>
         <w:bidi/>
-        <w:spacing w:after="160" w:line="360"/>
+        <w:spacing w:after="60" w:line="360"/>
         <w:jc w:val="both"/>
       </w:pPr>
       <w:r>
@@ -1676,7 +1676,7 @@
     <w:p>
       <w:pPr>
         <w:bidi/>
-        <w:spacing w:after="160" w:line="360"/>
+        <w:spacing w:after="60" w:line="360"/>
         <w:jc w:val="both"/>
       </w:pPr>
       <w:r>
@@ -1694,7 +1694,7 @@
     <w:p>
       <w:pPr>
         <w:bidi/>
-        <w:spacing w:after="160" w:line="360"/>
+        <w:spacing w:after="60" w:line="360"/>
         <w:jc w:val="both"/>
       </w:pPr>
       <w:r>
@@ -1723,8 +1723,8 @@
     <w:p>
       <w:pPr>
         <w:bidi/>
-        <w:spacing w:after="160" w:line="360"/>
-        <w:jc w:val="both"/>
+        <w:spacing w:after="60" w:line="360"/>
+        <w:jc w:val="right"/>
       </w:pPr>
       <w:r>
         <w:rPr>
@@ -1737,7 +1737,7 @@
         </w:rPr>
         <w:t xml:space="preserve">رابط الدراسة: </w:t>
       </w:r>
-      <w:hyperlink w:history="1" r:id="rIdxki9qeiuv8hn2sb-4xd5o">
+      <w:hyperlink w:history="1" r:id="rIdk5mftuazyxd_-kh0c2w45">
         <w:r>
           <w:rPr>
             <w:rFonts w:ascii="Simplified Arabic" w:cs="Simplified Arabic" w:eastAsia="Simplified Arabic" w:hAnsi="Simplified Arabic"/>
@@ -1767,7 +1767,7 @@
     <w:p>
       <w:pPr>
         <w:bidi/>
-        <w:spacing w:after="160" w:line="360"/>
+        <w:spacing w:after="60" w:line="360"/>
         <w:jc w:val="both"/>
       </w:pPr>
       <w:r>
@@ -1807,7 +1807,7 @@
     <w:p>
       <w:pPr>
         <w:bidi/>
-        <w:spacing w:after="160" w:line="360"/>
+        <w:spacing w:after="60" w:line="360"/>
         <w:jc w:val="both"/>
       </w:pPr>
       <w:r>
@@ -1837,7 +1837,7 @@
     <w:p>
       <w:pPr>
         <w:bidi/>
-        <w:spacing w:after="160" w:line="360"/>
+        <w:spacing w:after="60" w:line="360"/>
         <w:jc w:val="both"/>
       </w:pPr>
       <w:r>
@@ -1855,7 +1855,7 @@
     <w:p>
       <w:pPr>
         <w:bidi/>
-        <w:spacing w:after="160" w:line="360"/>
+        <w:spacing w:after="60" w:line="360"/>
         <w:jc w:val="both"/>
       </w:pPr>
       <w:r>
@@ -1884,8 +1884,8 @@
     <w:p>
       <w:pPr>
         <w:bidi/>
-        <w:spacing w:after="160" w:line="360"/>
-        <w:jc w:val="both"/>
+        <w:spacing w:after="60" w:line="360"/>
+        <w:jc w:val="right"/>
       </w:pPr>
       <w:r>
         <w:rPr>
@@ -1898,7 +1898,7 @@
         </w:rPr>
         <w:t xml:space="preserve">رابط الدراسة: </w:t>
       </w:r>
-      <w:hyperlink w:history="1" r:id="rIdgz_ayuxzeb_15ebqp4zav">
+      <w:hyperlink w:history="1" r:id="rIdxl9-efii1sotysszf2qe7">
         <w:r>
           <w:rPr>
             <w:rFonts w:ascii="Simplified Arabic" w:cs="Simplified Arabic" w:eastAsia="Simplified Arabic" w:hAnsi="Simplified Arabic"/>
@@ -1928,7 +1928,7 @@
     <w:p>
       <w:pPr>
         <w:bidi/>
-        <w:spacing w:after="160" w:line="360"/>
+        <w:spacing w:after="60" w:line="360"/>
         <w:jc w:val="both"/>
       </w:pPr>
       <w:r>
@@ -1968,7 +1968,7 @@
     <w:p>
       <w:pPr>
         <w:bidi/>
-        <w:spacing w:after="160" w:line="360"/>
+        <w:spacing w:after="60" w:line="360"/>
         <w:jc w:val="both"/>
       </w:pPr>
       <w:r>
@@ -1998,7 +1998,7 @@
     <w:p>
       <w:pPr>
         <w:bidi/>
-        <w:spacing w:after="160" w:line="360"/>
+        <w:spacing w:after="60" w:line="360"/>
         <w:jc w:val="both"/>
       </w:pPr>
       <w:r>
@@ -2016,7 +2016,7 @@
     <w:p>
       <w:pPr>
         <w:bidi/>
-        <w:spacing w:after="160" w:line="360"/>
+        <w:spacing w:after="60" w:line="360"/>
         <w:jc w:val="both"/>
       </w:pPr>
       <w:r>
@@ -2045,8 +2045,8 @@
     <w:p>
       <w:pPr>
         <w:bidi/>
-        <w:spacing w:after="160" w:line="360"/>
-        <w:jc w:val="both"/>
+        <w:spacing w:after="60" w:line="360"/>
+        <w:jc w:val="right"/>
       </w:pPr>
       <w:r>
         <w:rPr>
@@ -2059,7 +2059,7 @@
         </w:rPr>
         <w:t xml:space="preserve">رابط الدراسة: </w:t>
       </w:r>
-      <w:hyperlink w:history="1" r:id="rIdnjazdtmvxjnvhgykgzwph">
+      <w:hyperlink w:history="1" r:id="rIdwqei9uenl0wmt3p3zwers">
         <w:r>
           <w:rPr>
             <w:rFonts w:ascii="Simplified Arabic" w:cs="Simplified Arabic" w:eastAsia="Simplified Arabic" w:hAnsi="Simplified Arabic"/>
@@ -2089,7 +2089,7 @@
     <w:p>
       <w:pPr>
         <w:bidi/>
-        <w:spacing w:after="160" w:line="360"/>
+        <w:spacing w:after="60" w:line="360"/>
         <w:jc w:val="both"/>
       </w:pPr>
       <w:r>
@@ -2129,7 +2129,7 @@
     <w:p>
       <w:pPr>
         <w:bidi/>
-        <w:spacing w:after="160" w:line="360"/>
+        <w:spacing w:after="60" w:line="360"/>
         <w:jc w:val="both"/>
       </w:pPr>
       <w:r>
@@ -2159,7 +2159,7 @@
     <w:p>
       <w:pPr>
         <w:bidi/>
-        <w:spacing w:after="160" w:line="360"/>
+        <w:spacing w:after="60" w:line="360"/>
         <w:jc w:val="both"/>
       </w:pPr>
       <w:r>
@@ -2177,7 +2177,7 @@
     <w:p>
       <w:pPr>
         <w:bidi/>
-        <w:spacing w:after="160" w:line="360"/>
+        <w:spacing w:after="60" w:line="360"/>
         <w:jc w:val="both"/>
       </w:pPr>
       <w:r>
@@ -2206,8 +2206,8 @@
     <w:p>
       <w:pPr>
         <w:bidi/>
-        <w:spacing w:after="160" w:line="360"/>
-        <w:jc w:val="both"/>
+        <w:spacing w:after="60" w:line="360"/>
+        <w:jc w:val="right"/>
       </w:pPr>
       <w:r>
         <w:rPr>
@@ -2220,7 +2220,7 @@
         </w:rPr>
         <w:t xml:space="preserve">رابط الدراسة: </w:t>
       </w:r>
-      <w:hyperlink w:history="1" r:id="rIdy9_kso70wozdiiohperdk">
+      <w:hyperlink w:history="1" r:id="rIdtnipwidgtkbq76v3ologk">
         <w:r>
           <w:rPr>
             <w:rFonts w:ascii="Simplified Arabic" w:cs="Simplified Arabic" w:eastAsia="Simplified Arabic" w:hAnsi="Simplified Arabic"/>
@@ -2250,7 +2250,7 @@
     <w:p>
       <w:pPr>
         <w:bidi/>
-        <w:spacing w:after="160" w:line="360"/>
+        <w:spacing w:after="60" w:line="360"/>
         <w:jc w:val="both"/>
       </w:pPr>
       <w:r>
@@ -2290,7 +2290,7 @@
     <w:p>
       <w:pPr>
         <w:bidi/>
-        <w:spacing w:after="160" w:line="360"/>
+        <w:spacing w:after="60" w:line="360"/>
         <w:jc w:val="both"/>
       </w:pPr>
       <w:r>
@@ -2320,7 +2320,7 @@
     <w:p>
       <w:pPr>
         <w:bidi/>
-        <w:spacing w:after="160" w:line="360"/>
+        <w:spacing w:after="60" w:line="360"/>
         <w:jc w:val="both"/>
       </w:pPr>
       <w:r>
@@ -2338,7 +2338,7 @@
     <w:p>
       <w:pPr>
         <w:bidi/>
-        <w:spacing w:after="160" w:line="360"/>
+        <w:spacing w:after="60" w:line="360"/>
         <w:jc w:val="both"/>
       </w:pPr>
       <w:r>
@@ -2367,8 +2367,8 @@
     <w:p>
       <w:pPr>
         <w:bidi/>
-        <w:spacing w:after="160" w:line="360"/>
-        <w:jc w:val="both"/>
+        <w:spacing w:after="60" w:line="360"/>
+        <w:jc w:val="right"/>
       </w:pPr>
       <w:r>
         <w:rPr>
@@ -2381,7 +2381,7 @@
         </w:rPr>
         <w:t xml:space="preserve">رابط الدراسة: </w:t>
       </w:r>
-      <w:hyperlink w:history="1" r:id="rIdnccce-tsp0k8gjzdw4gqh">
+      <w:hyperlink w:history="1" r:id="rId8i_p1nqpksr2vwimgll8m">
         <w:r>
           <w:rPr>
             <w:rFonts w:ascii="Simplified Arabic" w:cs="Simplified Arabic" w:eastAsia="Simplified Arabic" w:hAnsi="Simplified Arabic"/>
@@ -2411,7 +2411,7 @@
     <w:p>
       <w:pPr>
         <w:bidi/>
-        <w:spacing w:after="160" w:line="360"/>
+        <w:spacing w:after="60" w:line="360"/>
         <w:jc w:val="both"/>
       </w:pPr>
       <w:r>
@@ -2451,7 +2451,7 @@
     <w:p>
       <w:pPr>
         <w:bidi/>
-        <w:spacing w:after="160" w:line="360"/>
+        <w:spacing w:after="60" w:line="360"/>
         <w:jc w:val="both"/>
       </w:pPr>
       <w:r>
@@ -2481,7 +2481,7 @@
     <w:p>
       <w:pPr>
         <w:bidi/>
-        <w:spacing w:after="160" w:line="360"/>
+        <w:spacing w:after="60" w:line="360"/>
         <w:jc w:val="both"/>
       </w:pPr>
       <w:r>
@@ -2499,7 +2499,7 @@
     <w:p>
       <w:pPr>
         <w:bidi/>
-        <w:spacing w:after="160" w:line="360"/>
+        <w:spacing w:after="60" w:line="360"/>
         <w:jc w:val="both"/>
       </w:pPr>
       <w:r>
@@ -2528,8 +2528,8 @@
     <w:p>
       <w:pPr>
         <w:bidi/>
-        <w:spacing w:after="160" w:line="360"/>
-        <w:jc w:val="both"/>
+        <w:spacing w:after="60" w:line="360"/>
+        <w:jc w:val="right"/>
       </w:pPr>
       <w:r>
         <w:rPr>
@@ -2542,7 +2542,7 @@
         </w:rPr>
         <w:t xml:space="preserve">رابط الدراسة: </w:t>
       </w:r>
-      <w:hyperlink w:history="1" r:id="rIdklvrffpstqy58_nsfnt1f">
+      <w:hyperlink w:history="1" r:id="rIdrlr21imvh0xtblkowvb9h">
         <w:r>
           <w:rPr>
             <w:rFonts w:ascii="Simplified Arabic" w:cs="Simplified Arabic" w:eastAsia="Simplified Arabic" w:hAnsi="Simplified Arabic"/>
@@ -2572,7 +2572,7 @@
     <w:p>
       <w:pPr>
         <w:bidi/>
-        <w:spacing w:after="160" w:line="360"/>
+        <w:spacing w:after="60" w:line="360"/>
         <w:jc w:val="both"/>
       </w:pPr>
       <w:r>
@@ -2612,7 +2612,7 @@
     <w:p>
       <w:pPr>
         <w:bidi/>
-        <w:spacing w:after="160" w:line="360"/>
+        <w:spacing w:after="60" w:line="360"/>
         <w:jc w:val="both"/>
       </w:pPr>
       <w:r>
@@ -2642,7 +2642,7 @@
     <w:p>
       <w:pPr>
         <w:bidi/>
-        <w:spacing w:after="160" w:line="360"/>
+        <w:spacing w:after="60" w:line="360"/>
         <w:jc w:val="both"/>
       </w:pPr>
       <w:r>
@@ -2660,7 +2660,7 @@
     <w:p>
       <w:pPr>
         <w:bidi/>
-        <w:spacing w:after="160" w:line="360"/>
+        <w:spacing w:after="60" w:line="360"/>
         <w:jc w:val="both"/>
       </w:pPr>
       <w:r>
@@ -2689,8 +2689,8 @@
     <w:p>
       <w:pPr>
         <w:bidi/>
-        <w:spacing w:after="160" w:line="360"/>
-        <w:jc w:val="both"/>
+        <w:spacing w:after="60" w:line="360"/>
+        <w:jc w:val="right"/>
       </w:pPr>
       <w:r>
         <w:rPr>
@@ -2703,7 +2703,7 @@
         </w:rPr>
         <w:t xml:space="preserve">رابط الدراسة: </w:t>
       </w:r>
-      <w:hyperlink w:history="1" r:id="rIdngcogsrtpaztnwhju9_9p">
+      <w:hyperlink w:history="1" r:id="rIdm1btrktiluqorzdauvwp2">
         <w:r>
           <w:rPr>
             <w:rFonts w:ascii="Simplified Arabic" w:cs="Simplified Arabic" w:eastAsia="Simplified Arabic" w:hAnsi="Simplified Arabic"/>
@@ -2733,7 +2733,7 @@
     <w:p>
       <w:pPr>
         <w:bidi/>
-        <w:spacing w:after="160" w:line="360"/>
+        <w:spacing w:after="60" w:line="360"/>
         <w:jc w:val="both"/>
       </w:pPr>
       <w:r>
@@ -2773,7 +2773,7 @@
     <w:p>
       <w:pPr>
         <w:bidi/>
-        <w:spacing w:after="160" w:line="360"/>
+        <w:spacing w:after="60" w:line="360"/>
         <w:jc w:val="both"/>
       </w:pPr>
       <w:r>
@@ -2803,7 +2803,7 @@
     <w:p>
       <w:pPr>
         <w:bidi/>
-        <w:spacing w:after="160" w:line="360"/>
+        <w:spacing w:after="60" w:line="360"/>
         <w:jc w:val="both"/>
       </w:pPr>
       <w:r>
@@ -2821,7 +2821,7 @@
     <w:p>
       <w:pPr>
         <w:bidi/>
-        <w:spacing w:after="160" w:line="360"/>
+        <w:spacing w:after="60" w:line="360"/>
         <w:jc w:val="both"/>
       </w:pPr>
       <w:r>
@@ -2850,8 +2850,8 @@
     <w:p>
       <w:pPr>
         <w:bidi/>
-        <w:spacing w:after="160" w:line="360"/>
-        <w:jc w:val="both"/>
+        <w:spacing w:after="60" w:line="360"/>
+        <w:jc w:val="right"/>
       </w:pPr>
       <w:r>
         <w:rPr>
@@ -2864,7 +2864,7 @@
         </w:rPr>
         <w:t xml:space="preserve">رابط الدراسة: </w:t>
       </w:r>
-      <w:hyperlink w:history="1" r:id="rIdrktxh1axizsm73y_s9ggd">
+      <w:hyperlink w:history="1" r:id="rIdhcwxdefsoaqrhi_f0q8md">
         <w:r>
           <w:rPr>
             <w:rFonts w:ascii="Simplified Arabic" w:cs="Simplified Arabic" w:eastAsia="Simplified Arabic" w:hAnsi="Simplified Arabic"/>
@@ -2894,7 +2894,7 @@
     <w:p>
       <w:pPr>
         <w:bidi/>
-        <w:spacing w:after="160" w:line="360"/>
+        <w:spacing w:after="60" w:line="360"/>
         <w:jc w:val="both"/>
       </w:pPr>
       <w:r>
@@ -2934,7 +2934,7 @@
     <w:p>
       <w:pPr>
         <w:bidi/>
-        <w:spacing w:after="160" w:line="360"/>
+        <w:spacing w:after="60" w:line="360"/>
         <w:jc w:val="both"/>
       </w:pPr>
       <w:r>
@@ -2964,7 +2964,7 @@
     <w:p>
       <w:pPr>
         <w:bidi/>
-        <w:spacing w:after="160" w:line="360"/>
+        <w:spacing w:after="60" w:line="360"/>
         <w:jc w:val="both"/>
       </w:pPr>
       <w:r>
@@ -2982,7 +2982,7 @@
     <w:p>
       <w:pPr>
         <w:bidi/>
-        <w:spacing w:after="160" w:line="360"/>
+        <w:spacing w:after="60" w:line="360"/>
         <w:jc w:val="both"/>
       </w:pPr>
       <w:r>
@@ -3011,8 +3011,8 @@
     <w:p>
       <w:pPr>
         <w:bidi/>
-        <w:spacing w:after="160" w:line="360"/>
-        <w:jc w:val="both"/>
+        <w:spacing w:after="60" w:line="360"/>
+        <w:jc w:val="right"/>
       </w:pPr>
       <w:r>
         <w:rPr>
@@ -3025,7 +3025,7 @@
         </w:rPr>
         <w:t xml:space="preserve">رابط الدراسة: </w:t>
       </w:r>
-      <w:hyperlink w:history="1" r:id="rIdowj9q6ghiee6u2ntzcvjh">
+      <w:hyperlink w:history="1" r:id="rId8dk6gemjesk98i_myea9r">
         <w:r>
           <w:rPr>
             <w:rFonts w:ascii="Simplified Arabic" w:cs="Simplified Arabic" w:eastAsia="Simplified Arabic" w:hAnsi="Simplified Arabic"/>
@@ -3055,7 +3055,7 @@
     <w:p>
       <w:pPr>
         <w:bidi/>
-        <w:spacing w:after="160" w:line="360"/>
+        <w:spacing w:after="60" w:line="360"/>
         <w:jc w:val="both"/>
       </w:pPr>
       <w:r>
@@ -3095,7 +3095,7 @@
     <w:p>
       <w:pPr>
         <w:bidi/>
-        <w:spacing w:after="160" w:line="360"/>
+        <w:spacing w:after="60" w:line="360"/>
         <w:jc w:val="both"/>
       </w:pPr>
       <w:r>
@@ -3125,7 +3125,7 @@
     <w:p>
       <w:pPr>
         <w:bidi/>
-        <w:spacing w:after="160" w:line="360"/>
+        <w:spacing w:after="60" w:line="360"/>
         <w:jc w:val="both"/>
       </w:pPr>
       <w:r>
@@ -3143,7 +3143,7 @@
     <w:p>
       <w:pPr>
         <w:bidi/>
-        <w:spacing w:after="160" w:line="360"/>
+        <w:spacing w:after="60" w:line="360"/>
         <w:jc w:val="both"/>
       </w:pPr>
       <w:r>
@@ -3172,8 +3172,8 @@
     <w:p>
       <w:pPr>
         <w:bidi/>
-        <w:spacing w:after="160" w:line="360"/>
-        <w:jc w:val="both"/>
+        <w:spacing w:after="60" w:line="360"/>
+        <w:jc w:val="right"/>
       </w:pPr>
       <w:r>
         <w:rPr>
@@ -3186,7 +3186,7 @@
         </w:rPr>
         <w:t xml:space="preserve">رابط الدراسة: </w:t>
       </w:r>
-      <w:hyperlink w:history="1" r:id="rIdyhzojctdznabz10oirfqq">
+      <w:hyperlink w:history="1" r:id="rIdv3ytkv7zjhxs2faqoedgj">
         <w:r>
           <w:rPr>
             <w:rFonts w:ascii="Simplified Arabic" w:cs="Simplified Arabic" w:eastAsia="Simplified Arabic" w:hAnsi="Simplified Arabic"/>
@@ -3216,7 +3216,7 @@
     <w:p>
       <w:pPr>
         <w:bidi/>
-        <w:spacing w:after="160" w:line="360"/>
+        <w:spacing w:after="60" w:line="360"/>
         <w:jc w:val="both"/>
       </w:pPr>
       <w:r>
@@ -3256,7 +3256,7 @@
     <w:p>
       <w:pPr>
         <w:bidi/>
-        <w:spacing w:after="160" w:line="360"/>
+        <w:spacing w:after="60" w:line="360"/>
         <w:jc w:val="both"/>
       </w:pPr>
       <w:r>
@@ -3306,7 +3306,7 @@
     <w:p>
       <w:pPr>
         <w:bidi/>
-        <w:spacing w:after="160" w:line="360"/>
+        <w:spacing w:after="60" w:line="360"/>
         <w:jc w:val="both"/>
       </w:pPr>
       <w:r>
@@ -3324,7 +3324,7 @@
     <w:p>
       <w:pPr>
         <w:bidi/>
-        <w:spacing w:after="160" w:line="360"/>
+        <w:spacing w:after="60" w:line="360"/>
         <w:jc w:val="both"/>
       </w:pPr>
       <w:r>
@@ -3353,8 +3353,8 @@
     <w:p>
       <w:pPr>
         <w:bidi/>
-        <w:spacing w:after="160" w:line="360"/>
-        <w:jc w:val="both"/>
+        <w:spacing w:after="60" w:line="360"/>
+        <w:jc w:val="right"/>
       </w:pPr>
       <w:r>
         <w:rPr>
@@ -3367,7 +3367,7 @@
         </w:rPr>
         <w:t xml:space="preserve">رابط الدراسة: </w:t>
       </w:r>
-      <w:hyperlink w:history="1" r:id="rIdzpv_dz3nptao-gscxiyp8">
+      <w:hyperlink w:history="1" r:id="rIdt_nc7wxw72df2oqrkpdrl">
         <w:r>
           <w:rPr>
             <w:rFonts w:ascii="Simplified Arabic" w:cs="Simplified Arabic" w:eastAsia="Simplified Arabic" w:hAnsi="Simplified Arabic"/>
@@ -3397,7 +3397,7 @@
     <w:p>
       <w:pPr>
         <w:bidi/>
-        <w:spacing w:after="160" w:line="360"/>
+        <w:spacing w:after="60" w:line="360"/>
         <w:jc w:val="both"/>
       </w:pPr>
       <w:r>
@@ -3437,7 +3437,7 @@
     <w:p>
       <w:pPr>
         <w:bidi/>
-        <w:spacing w:after="160" w:line="360"/>
+        <w:spacing w:after="60" w:line="360"/>
         <w:jc w:val="both"/>
       </w:pPr>
       <w:r>
@@ -3467,7 +3467,7 @@
     <w:p>
       <w:pPr>
         <w:bidi/>
-        <w:spacing w:after="160" w:line="360"/>
+        <w:spacing w:after="60" w:line="360"/>
         <w:jc w:val="both"/>
       </w:pPr>
       <w:r>
@@ -3485,7 +3485,7 @@
     <w:p>
       <w:pPr>
         <w:bidi/>
-        <w:spacing w:after="160" w:line="360"/>
+        <w:spacing w:after="60" w:line="360"/>
         <w:jc w:val="both"/>
       </w:pPr>
       <w:r>
@@ -3514,8 +3514,8 @@
     <w:p>
       <w:pPr>
         <w:bidi/>
-        <w:spacing w:after="160" w:line="360"/>
-        <w:jc w:val="both"/>
+        <w:spacing w:after="60" w:line="360"/>
+        <w:jc w:val="right"/>
       </w:pPr>
       <w:r>
         <w:rPr>
@@ -3528,7 +3528,7 @@
         </w:rPr>
         <w:t xml:space="preserve">رابط الدراسة: </w:t>
       </w:r>
-      <w:hyperlink w:history="1" r:id="rIdplzmiguh7ny0xgcny6nza">
+      <w:hyperlink w:history="1" r:id="rId_0nnuiv2buuxhhbfagek6">
         <w:r>
           <w:rPr>
             <w:rFonts w:ascii="Simplified Arabic" w:cs="Simplified Arabic" w:eastAsia="Simplified Arabic" w:hAnsi="Simplified Arabic"/>
@@ -3558,7 +3558,7 @@
     <w:p>
       <w:pPr>
         <w:bidi/>
-        <w:spacing w:after="160" w:line="360"/>
+        <w:spacing w:after="60" w:line="360"/>
         <w:jc w:val="both"/>
       </w:pPr>
       <w:r>
@@ -3598,7 +3598,7 @@
     <w:p>
       <w:pPr>
         <w:bidi/>
-        <w:spacing w:after="160" w:line="360"/>
+        <w:spacing w:after="60" w:line="360"/>
         <w:jc w:val="both"/>
       </w:pPr>
       <w:r>
@@ -3628,7 +3628,7 @@
     <w:p>
       <w:pPr>
         <w:bidi/>
-        <w:spacing w:after="160" w:line="360"/>
+        <w:spacing w:after="60" w:line="360"/>
         <w:jc w:val="both"/>
       </w:pPr>
       <w:r>
@@ -3646,7 +3646,7 @@
     <w:p>
       <w:pPr>
         <w:bidi/>
-        <w:spacing w:after="160" w:line="360"/>
+        <w:spacing w:after="60" w:line="360"/>
         <w:jc w:val="both"/>
       </w:pPr>
       <w:r>
@@ -3675,8 +3675,8 @@
     <w:p>
       <w:pPr>
         <w:bidi/>
-        <w:spacing w:after="160" w:line="360"/>
-        <w:jc w:val="both"/>
+        <w:spacing w:after="60" w:line="360"/>
+        <w:jc w:val="right"/>
       </w:pPr>
       <w:r>
         <w:rPr>
@@ -3689,7 +3689,7 @@
         </w:rPr>
         <w:t xml:space="preserve">رابط الدراسة: </w:t>
       </w:r>
-      <w:hyperlink w:history="1" r:id="rId1dfazi4lutmlgmozosdgo">
+      <w:hyperlink w:history="1" r:id="rIdtbmfaqbaozxv7143yqgru">
         <w:r>
           <w:rPr>
             <w:rFonts w:ascii="Simplified Arabic" w:cs="Simplified Arabic" w:eastAsia="Simplified Arabic" w:hAnsi="Simplified Arabic"/>
@@ -3719,7 +3719,7 @@
     <w:p>
       <w:pPr>
         <w:bidi/>
-        <w:spacing w:after="160" w:line="360"/>
+        <w:spacing w:after="60" w:line="360"/>
         <w:jc w:val="both"/>
       </w:pPr>
       <w:r>
@@ -3759,7 +3759,7 @@
     <w:p>
       <w:pPr>
         <w:bidi/>
-        <w:spacing w:after="160" w:line="360"/>
+        <w:spacing w:after="60" w:line="360"/>
         <w:jc w:val="both"/>
       </w:pPr>
       <w:r>
@@ -3789,7 +3789,7 @@
     <w:p>
       <w:pPr>
         <w:bidi/>
-        <w:spacing w:after="160" w:line="360"/>
+        <w:spacing w:after="60" w:line="360"/>
         <w:jc w:val="both"/>
       </w:pPr>
       <w:r>
@@ -3807,7 +3807,7 @@
     <w:p>
       <w:pPr>
         <w:bidi/>
-        <w:spacing w:after="160" w:line="360"/>
+        <w:spacing w:after="60" w:line="360"/>
         <w:jc w:val="both"/>
       </w:pPr>
       <w:r>
@@ -3836,8 +3836,8 @@
     <w:p>
       <w:pPr>
         <w:bidi/>
-        <w:spacing w:after="160" w:line="360"/>
-        <w:jc w:val="both"/>
+        <w:spacing w:after="60" w:line="360"/>
+        <w:jc w:val="right"/>
       </w:pPr>
       <w:r>
         <w:rPr>
@@ -3850,7 +3850,7 @@
         </w:rPr>
         <w:t xml:space="preserve">رابط الدراسة: </w:t>
       </w:r>
-      <w:hyperlink w:history="1" r:id="rIdvr1tw4n9f2qe1mzqgrti4">
+      <w:hyperlink w:history="1" r:id="rIddopqmbbetwiri5qlm8gmq">
         <w:r>
           <w:rPr>
             <w:rFonts w:ascii="Simplified Arabic" w:cs="Simplified Arabic" w:eastAsia="Simplified Arabic" w:hAnsi="Simplified Arabic"/>
@@ -3880,7 +3880,7 @@
     <w:p>
       <w:pPr>
         <w:bidi/>
-        <w:spacing w:after="160" w:line="360"/>
+        <w:spacing w:after="60" w:line="360"/>
         <w:jc w:val="both"/>
       </w:pPr>
       <w:r>
@@ -3920,7 +3920,7 @@
     <w:p>
       <w:pPr>
         <w:bidi/>
-        <w:spacing w:after="160" w:line="360"/>
+        <w:spacing w:after="60" w:line="360"/>
         <w:jc w:val="both"/>
       </w:pPr>
       <w:r>
@@ -3950,7 +3950,7 @@
     <w:p>
       <w:pPr>
         <w:bidi/>
-        <w:spacing w:after="160" w:line="360"/>
+        <w:spacing w:after="60" w:line="360"/>
         <w:jc w:val="both"/>
       </w:pPr>
       <w:r>
@@ -3968,7 +3968,7 @@
     <w:p>
       <w:pPr>
         <w:bidi/>
-        <w:spacing w:after="160" w:line="360"/>
+        <w:spacing w:after="60" w:line="360"/>
         <w:jc w:val="both"/>
       </w:pPr>
       <w:r>
@@ -3997,8 +3997,8 @@
     <w:p>
       <w:pPr>
         <w:bidi/>
-        <w:spacing w:after="160" w:line="360"/>
-        <w:jc w:val="both"/>
+        <w:spacing w:after="60" w:line="360"/>
+        <w:jc w:val="right"/>
       </w:pPr>
       <w:r>
         <w:rPr>
@@ -4011,7 +4011,7 @@
         </w:rPr>
         <w:t xml:space="preserve">رابط الدراسة: </w:t>
       </w:r>
-      <w:hyperlink w:history="1" r:id="rIdx3usx5vqln4wrl3xu0fit">
+      <w:hyperlink w:history="1" r:id="rIdi0x7xrykw9tfulsu_g-vb">
         <w:r>
           <w:rPr>
             <w:rFonts w:ascii="Simplified Arabic" w:cs="Simplified Arabic" w:eastAsia="Simplified Arabic" w:hAnsi="Simplified Arabic"/>
@@ -4041,7 +4041,7 @@
     <w:p>
       <w:pPr>
         <w:bidi/>
-        <w:spacing w:after="160" w:line="360"/>
+        <w:spacing w:after="60" w:line="360"/>
         <w:jc w:val="both"/>
       </w:pPr>
       <w:r>
@@ -4081,7 +4081,7 @@
     <w:p>
       <w:pPr>
         <w:bidi/>
-        <w:spacing w:after="160" w:line="360"/>
+        <w:spacing w:after="60" w:line="360"/>
         <w:jc w:val="both"/>
       </w:pPr>
       <w:r>
@@ -4111,7 +4111,7 @@
     <w:p>
       <w:pPr>
         <w:bidi/>
-        <w:spacing w:after="160" w:line="360"/>
+        <w:spacing w:after="60" w:line="360"/>
         <w:jc w:val="both"/>
       </w:pPr>
       <w:r>
@@ -4129,7 +4129,7 @@
     <w:p>
       <w:pPr>
         <w:bidi/>
-        <w:spacing w:after="160" w:line="360"/>
+        <w:spacing w:after="60" w:line="360"/>
         <w:jc w:val="both"/>
       </w:pPr>
       <w:r>
@@ -4158,8 +4158,8 @@
     <w:p>
       <w:pPr>
         <w:bidi/>
-        <w:spacing w:after="160" w:line="360"/>
-        <w:jc w:val="both"/>
+        <w:spacing w:after="60" w:line="360"/>
+        <w:jc w:val="right"/>
       </w:pPr>
       <w:r>
         <w:rPr>
@@ -4172,7 +4172,7 @@
         </w:rPr>
         <w:t xml:space="preserve">رابط الدراسة: </w:t>
       </w:r>
-      <w:hyperlink w:history="1" r:id="rIddp0o1rffr9gs6dhmzzduc">
+      <w:hyperlink w:history="1" r:id="rIdsgjufrzm0iuk60j5n9vxz">
         <w:r>
           <w:rPr>
             <w:rFonts w:ascii="Simplified Arabic" w:cs="Simplified Arabic" w:eastAsia="Simplified Arabic" w:hAnsi="Simplified Arabic"/>
@@ -4202,7 +4202,7 @@
     <w:p>
       <w:pPr>
         <w:bidi/>
-        <w:spacing w:after="160" w:line="360"/>
+        <w:spacing w:after="60" w:line="360"/>
         <w:jc w:val="both"/>
       </w:pPr>
       <w:r>
@@ -4242,7 +4242,7 @@
     <w:p>
       <w:pPr>
         <w:bidi/>
-        <w:spacing w:after="160" w:line="360"/>
+        <w:spacing w:after="60" w:line="360"/>
         <w:jc w:val="both"/>
       </w:pPr>
       <w:r>
@@ -4272,7 +4272,7 @@
     <w:p>
       <w:pPr>
         <w:bidi/>
-        <w:spacing w:after="160" w:line="360"/>
+        <w:spacing w:after="60" w:line="360"/>
         <w:jc w:val="both"/>
       </w:pPr>
       <w:r>
@@ -4290,7 +4290,7 @@
     <w:p>
       <w:pPr>
         <w:bidi/>
-        <w:spacing w:after="160" w:line="360"/>
+        <w:spacing w:after="60" w:line="360"/>
         <w:jc w:val="both"/>
       </w:pPr>
       <w:r>
@@ -4319,8 +4319,8 @@
     <w:p>
       <w:pPr>
         <w:bidi/>
-        <w:spacing w:after="160" w:line="360"/>
-        <w:jc w:val="both"/>
+        <w:spacing w:after="60" w:line="360"/>
+        <w:jc w:val="right"/>
       </w:pPr>
       <w:r>
         <w:rPr>
@@ -4333,7 +4333,7 @@
         </w:rPr>
         <w:t xml:space="preserve">رابط الدراسة: </w:t>
       </w:r>
-      <w:hyperlink w:history="1" r:id="rIdsynrryntqklw7utsigbc6">
+      <w:hyperlink w:history="1" r:id="rIdrppced77qlsknrnocp6is">
         <w:r>
           <w:rPr>
             <w:rFonts w:ascii="Simplified Arabic" w:cs="Simplified Arabic" w:eastAsia="Simplified Arabic" w:hAnsi="Simplified Arabic"/>
@@ -4363,7 +4363,7 @@
     <w:p>
       <w:pPr>
         <w:bidi/>
-        <w:spacing w:after="160" w:line="360"/>
+        <w:spacing w:after="60" w:line="360"/>
         <w:jc w:val="both"/>
       </w:pPr>
       <w:r>
@@ -4403,7 +4403,7 @@
     <w:p>
       <w:pPr>
         <w:bidi/>
-        <w:spacing w:after="160" w:line="360"/>
+        <w:spacing w:after="60" w:line="360"/>
         <w:jc w:val="both"/>
       </w:pPr>
       <w:r>
@@ -4433,7 +4433,7 @@
     <w:p>
       <w:pPr>
         <w:bidi/>
-        <w:spacing w:after="160" w:line="360"/>
+        <w:spacing w:after="60" w:line="360"/>
         <w:jc w:val="both"/>
       </w:pPr>
       <w:r>
@@ -4451,7 +4451,7 @@
     <w:p>
       <w:pPr>
         <w:bidi/>
-        <w:spacing w:after="160" w:line="360"/>
+        <w:spacing w:after="60" w:line="360"/>
         <w:jc w:val="both"/>
       </w:pPr>
       <w:r>
@@ -4480,8 +4480,8 @@
     <w:p>
       <w:pPr>
         <w:bidi/>
-        <w:spacing w:after="160" w:line="360"/>
-        <w:jc w:val="both"/>
+        <w:spacing w:after="60" w:line="360"/>
+        <w:jc w:val="right"/>
       </w:pPr>
       <w:r>
         <w:rPr>
@@ -4494,7 +4494,7 @@
         </w:rPr>
         <w:t xml:space="preserve">رابط الدراسة: </w:t>
       </w:r>
-      <w:hyperlink w:history="1" r:id="rIdotjydt9bypl4dplfjk4ht">
+      <w:hyperlink w:history="1" r:id="rIdv6qgppfnjtnxsrnqvsuez">
         <w:r>
           <w:rPr>
             <w:rFonts w:ascii="Simplified Arabic" w:cs="Simplified Arabic" w:eastAsia="Simplified Arabic" w:hAnsi="Simplified Arabic"/>
@@ -4524,7 +4524,7 @@
     <w:p>
       <w:pPr>
         <w:bidi/>
-        <w:spacing w:after="160" w:line="360"/>
+        <w:spacing w:after="60" w:line="360"/>
         <w:jc w:val="both"/>
       </w:pPr>
       <w:r>
@@ -4564,7 +4564,7 @@
     <w:p>
       <w:pPr>
         <w:bidi/>
-        <w:spacing w:after="160" w:line="360"/>
+        <w:spacing w:after="60" w:line="360"/>
         <w:jc w:val="both"/>
       </w:pPr>
       <w:r>
@@ -4594,7 +4594,7 @@
     <w:p>
       <w:pPr>
         <w:bidi/>
-        <w:spacing w:after="160" w:line="360"/>
+        <w:spacing w:after="60" w:line="360"/>
         <w:jc w:val="both"/>
       </w:pPr>
       <w:r>
@@ -4612,7 +4612,7 @@
     <w:p>
       <w:pPr>
         <w:bidi/>
-        <w:spacing w:after="160" w:line="360"/>
+        <w:spacing w:after="60" w:line="360"/>
         <w:jc w:val="both"/>
       </w:pPr>
       <w:r>
@@ -4641,8 +4641,8 @@
     <w:p>
       <w:pPr>
         <w:bidi/>
-        <w:spacing w:after="160" w:line="360"/>
-        <w:jc w:val="both"/>
+        <w:spacing w:after="60" w:line="360"/>
+        <w:jc w:val="right"/>
       </w:pPr>
       <w:r>
         <w:rPr>
@@ -4655,7 +4655,7 @@
         </w:rPr>
         <w:t xml:space="preserve">رابط الدراسة: </w:t>
       </w:r>
-      <w:hyperlink w:history="1" r:id="rIddhvdsofjsumswyqyicruy">
+      <w:hyperlink w:history="1" r:id="rId-l_qog8sbuaxcc5ux9wv-">
         <w:r>
           <w:rPr>
             <w:rFonts w:ascii="Simplified Arabic" w:cs="Simplified Arabic" w:eastAsia="Simplified Arabic" w:hAnsi="Simplified Arabic"/>
@@ -4685,7 +4685,7 @@
     <w:p>
       <w:pPr>
         <w:bidi/>
-        <w:spacing w:after="160" w:line="360"/>
+        <w:spacing w:after="60" w:line="360"/>
         <w:jc w:val="both"/>
       </w:pPr>
       <w:r>
@@ -4725,7 +4725,7 @@
     <w:p>
       <w:pPr>
         <w:bidi/>
-        <w:spacing w:after="160" w:line="360"/>
+        <w:spacing w:after="60" w:line="360"/>
         <w:jc w:val="both"/>
       </w:pPr>
       <w:r>
@@ -4755,7 +4755,7 @@
     <w:p>
       <w:pPr>
         <w:bidi/>
-        <w:spacing w:after="160" w:line="360"/>
+        <w:spacing w:after="60" w:line="360"/>
         <w:jc w:val="both"/>
       </w:pPr>
       <w:r>
@@ -4773,7 +4773,7 @@
     <w:p>
       <w:pPr>
         <w:bidi/>
-        <w:spacing w:after="160" w:line="360"/>
+        <w:spacing w:after="60" w:line="360"/>
         <w:jc w:val="both"/>
       </w:pPr>
       <w:r>
@@ -4802,8 +4802,8 @@
     <w:p>
       <w:pPr>
         <w:bidi/>
-        <w:spacing w:after="160" w:line="360"/>
-        <w:jc w:val="both"/>
+        <w:spacing w:after="60" w:line="360"/>
+        <w:jc w:val="right"/>
       </w:pPr>
       <w:r>
         <w:rPr>
@@ -4816,7 +4816,7 @@
         </w:rPr>
         <w:t xml:space="preserve">رابط الدراسة: </w:t>
       </w:r>
-      <w:hyperlink w:history="1" r:id="rId8ju6s9fqisognfcg3so0y">
+      <w:hyperlink w:history="1" r:id="rIdvex0kb2fenjwirhs-f5xt">
         <w:r>
           <w:rPr>
             <w:rFonts w:ascii="Simplified Arabic" w:cs="Simplified Arabic" w:eastAsia="Simplified Arabic" w:hAnsi="Simplified Arabic"/>
@@ -4846,7 +4846,7 @@
     <w:p>
       <w:pPr>
         <w:bidi/>
-        <w:spacing w:after="160" w:line="360"/>
+        <w:spacing w:after="60" w:line="360"/>
         <w:jc w:val="both"/>
       </w:pPr>
       <w:r>
@@ -4886,7 +4886,7 @@
     <w:p>
       <w:pPr>
         <w:bidi/>
-        <w:spacing w:after="160" w:line="360"/>
+        <w:spacing w:after="60" w:line="360"/>
         <w:jc w:val="both"/>
       </w:pPr>
       <w:r>
@@ -4937,7 +4937,7 @@
     <w:p>
       <w:pPr>
         <w:bidi/>
-        <w:spacing w:after="160" w:line="360"/>
+        <w:spacing w:after="60" w:line="360"/>
         <w:jc w:val="both"/>
       </w:pPr>
       <w:r>
@@ -4966,7 +4966,7 @@
     <w:p>
       <w:pPr>
         <w:bidi/>
-        <w:spacing w:after="160" w:line="360"/>
+        <w:spacing w:after="60" w:line="360"/>
         <w:jc w:val="both"/>
       </w:pPr>
       <w:r>
@@ -4995,7 +4995,7 @@
     <w:p>
       <w:pPr>
         <w:bidi/>
-        <w:spacing w:after="160" w:line="360"/>
+        <w:spacing w:after="60" w:line="360"/>
         <w:jc w:val="both"/>
       </w:pPr>
       <w:r>
@@ -5024,7 +5024,7 @@
     <w:p>
       <w:pPr>
         <w:bidi/>
-        <w:spacing w:after="160" w:line="360"/>
+        <w:spacing w:after="60" w:line="360"/>
         <w:jc w:val="both"/>
       </w:pPr>
       <w:r>
@@ -5053,7 +5053,7 @@
     <w:p>
       <w:pPr>
         <w:bidi/>
-        <w:spacing w:after="160" w:line="360"/>
+        <w:spacing w:after="60" w:line="360"/>
         <w:jc w:val="both"/>
       </w:pPr>
       <w:r>
@@ -5103,7 +5103,7 @@
     <w:p>
       <w:pPr>
         <w:bidi/>
-        <w:spacing w:after="160" w:line="360"/>
+        <w:spacing w:after="60" w:line="360"/>
         <w:jc w:val="both"/>
       </w:pPr>
       <w:r>
@@ -5132,7 +5132,7 @@
     <w:p>
       <w:pPr>
         <w:bidi/>
-        <w:spacing w:after="160" w:line="360"/>
+        <w:spacing w:after="60" w:line="360"/>
         <w:jc w:val="both"/>
       </w:pPr>
       <w:r>
@@ -5161,7 +5161,7 @@
     <w:p>
       <w:pPr>
         <w:bidi/>
-        <w:spacing w:after="160" w:line="360"/>
+        <w:spacing w:after="60" w:line="360"/>
         <w:jc w:val="both"/>
       </w:pPr>
       <w:r>
@@ -5190,7 +5190,7 @@
     <w:p>
       <w:pPr>
         <w:bidi/>
-        <w:spacing w:after="160" w:line="360"/>
+        <w:spacing w:after="60" w:line="360"/>
         <w:jc w:val="both"/>
       </w:pPr>
       <w:r>
@@ -5219,7 +5219,7 @@
     <w:p>
       <w:pPr>
         <w:bidi/>
-        <w:spacing w:after="160" w:line="360"/>
+        <w:spacing w:after="60" w:line="360"/>
         <w:jc w:val="both"/>
       </w:pPr>
       <w:r>
@@ -5269,7 +5269,7 @@
     <w:p>
       <w:pPr>
         <w:bidi/>
-        <w:spacing w:after="160" w:line="360"/>
+        <w:spacing w:after="60" w:line="360"/>
         <w:jc w:val="both"/>
       </w:pPr>
       <w:r>
@@ -5307,7 +5307,7 @@
     <w:p>
       <w:pPr>
         <w:bidi/>
-        <w:spacing w:after="160" w:line="360"/>
+        <w:spacing w:after="60" w:line="360"/>
         <w:jc w:val="both"/>
       </w:pPr>
       <w:r>
@@ -5336,7 +5336,7 @@
     <w:p>
       <w:pPr>
         <w:bidi/>
-        <w:spacing w:after="160" w:line="360"/>
+        <w:spacing w:after="60" w:line="360"/>
         <w:jc w:val="both"/>
       </w:pPr>
       <w:r>
@@ -5365,7 +5365,7 @@
     <w:p>
       <w:pPr>
         <w:bidi/>
-        <w:spacing w:after="160" w:line="360"/>
+        <w:spacing w:after="60" w:line="360"/>
         <w:jc w:val="both"/>
       </w:pPr>
       <w:r>
@@ -5394,7 +5394,7 @@
     <w:p>
       <w:pPr>
         <w:bidi/>
-        <w:spacing w:after="160" w:line="360"/>
+        <w:spacing w:after="60" w:line="360"/>
         <w:jc w:val="both"/>
       </w:pPr>
       <w:r>
@@ -5423,7 +5423,7 @@
     <w:p>
       <w:pPr>
         <w:bidi/>
-        <w:spacing w:after="160" w:line="360"/>
+        <w:spacing w:after="60" w:line="360"/>
         <w:jc w:val="both"/>
       </w:pPr>
       <w:r>
@@ -5452,7 +5452,7 @@
     <w:p>
       <w:pPr>
         <w:bidi/>
-        <w:spacing w:after="160" w:line="360"/>
+        <w:spacing w:after="60" w:line="360"/>
         <w:jc w:val="both"/>
       </w:pPr>
       <w:r>
@@ -5502,7 +5502,7 @@
     <w:p>
       <w:pPr>
         <w:bidi/>
-        <w:spacing w:after="160" w:line="360"/>
+        <w:spacing w:after="60" w:line="360"/>
         <w:jc w:val="both"/>
       </w:pPr>
       <w:r>
@@ -5561,7 +5561,7 @@
     <w:p>
       <w:pPr>
         <w:bidi/>
-        <w:spacing w:after="160" w:line="360"/>
+        <w:spacing w:after="60" w:line="360"/>
         <w:jc w:val="both"/>
       </w:pPr>
       <w:r>
@@ -5579,7 +5579,7 @@
     <w:p>
       <w:pPr>
         <w:bidi/>
-        <w:spacing w:after="160" w:line="360"/>
+        <w:spacing w:after="60" w:line="360"/>
         <w:jc w:val="both"/>
       </w:pPr>
       <w:r>
@@ -5619,7 +5619,7 @@
     <w:p>
       <w:pPr>
         <w:bidi/>
-        <w:spacing w:after="160" w:line="360"/>
+        <w:spacing w:after="60" w:line="360"/>
         <w:jc w:val="both"/>
       </w:pPr>
       <w:r>
@@ -5659,7 +5659,7 @@
     <w:p>
       <w:pPr>
         <w:bidi/>
-        <w:spacing w:after="160" w:line="360"/>
+        <w:spacing w:after="60" w:line="360"/>
         <w:jc w:val="both"/>
       </w:pPr>
       <w:r>
@@ -5699,7 +5699,7 @@
     <w:p>
       <w:pPr>
         <w:bidi/>
-        <w:spacing w:after="160" w:line="360"/>
+        <w:spacing w:after="60" w:line="360"/>
         <w:jc w:val="both"/>
       </w:pPr>
       <w:r>
@@ -5739,7 +5739,7 @@
     <w:p>
       <w:pPr>
         <w:bidi/>
-        <w:spacing w:after="160" w:line="360"/>
+        <w:spacing w:after="60" w:line="360"/>
         <w:jc w:val="both"/>
       </w:pPr>
       <w:r>
@@ -5779,7 +5779,7 @@
     <w:p>
       <w:pPr>
         <w:bidi/>
-        <w:spacing w:after="160" w:line="360"/>
+        <w:spacing w:after="60" w:line="360"/>
         <w:jc w:val="both"/>
       </w:pPr>
       <w:r>
@@ -5819,7 +5819,7 @@
     <w:p>
       <w:pPr>
         <w:bidi/>
-        <w:spacing w:after="160" w:line="360"/>
+        <w:spacing w:after="60" w:line="360"/>
         <w:jc w:val="both"/>
       </w:pPr>
       <w:r>
@@ -5859,7 +5859,7 @@
     <w:p>
       <w:pPr>
         <w:bidi/>
-        <w:spacing w:after="160" w:line="360"/>
+        <w:spacing w:after="60" w:line="360"/>
         <w:jc w:val="both"/>
       </w:pPr>
       <w:r>
@@ -5877,7 +5877,7 @@
     <w:p>
       <w:pPr>
         <w:bidi/>
-        <w:spacing w:after="160" w:line="360"/>
+        <w:spacing w:after="60" w:line="360"/>
         <w:jc w:val="both"/>
       </w:pPr>
       <w:r>
@@ -5917,7 +5917,7 @@
     <w:p>
       <w:pPr>
         <w:bidi/>
-        <w:spacing w:after="160" w:line="360"/>
+        <w:spacing w:after="60" w:line="360"/>
         <w:jc w:val="both"/>
       </w:pPr>
       <w:r>
@@ -5957,7 +5957,7 @@
     <w:p>
       <w:pPr>
         <w:bidi/>
-        <w:spacing w:after="160" w:line="360"/>
+        <w:spacing w:after="60" w:line="360"/>
         <w:jc w:val="both"/>
       </w:pPr>
       <w:r>
@@ -5997,7 +5997,7 @@
     <w:p>
       <w:pPr>
         <w:bidi/>
-        <w:spacing w:after="160" w:line="360"/>
+        <w:spacing w:after="60" w:line="360"/>
         <w:jc w:val="both"/>
       </w:pPr>
       <w:r>
@@ -6037,7 +6037,7 @@
     <w:p>
       <w:pPr>
         <w:bidi/>
-        <w:spacing w:after="160" w:line="360"/>
+        <w:spacing w:after="60" w:line="360"/>
         <w:jc w:val="both"/>
       </w:pPr>
       <w:r>
@@ -6077,7 +6077,7 @@
     <w:p>
       <w:pPr>
         <w:bidi/>
-        <w:spacing w:after="160" w:line="360"/>
+        <w:spacing w:after="60" w:line="360"/>
         <w:jc w:val="both"/>
       </w:pPr>
       <w:r>
@@ -6117,7 +6117,7 @@
     <w:p>
       <w:pPr>
         <w:bidi/>
-        <w:spacing w:after="160" w:line="360"/>
+        <w:spacing w:after="60" w:line="360"/>
         <w:jc w:val="both"/>
       </w:pPr>
       <w:r>
@@ -6157,7 +6157,7 @@
     <w:p>
       <w:pPr>
         <w:bidi/>
-        <w:spacing w:after="160" w:line="360"/>
+        <w:spacing w:after="60" w:line="360"/>
         <w:jc w:val="both"/>
       </w:pPr>
       <w:r>
@@ -6217,7 +6217,7 @@
     <w:p>
       <w:pPr>
         <w:bidi/>
-        <w:spacing w:after="160" w:line="360"/>
+        <w:spacing w:after="60" w:line="360"/>
         <w:jc w:val="both"/>
       </w:pPr>
       <w:r>
@@ -6235,7 +6235,7 @@
     <w:p>
       <w:pPr>
         <w:bidi/>
-        <w:spacing w:after="160" w:line="360"/>
+        <w:spacing w:after="60" w:line="360"/>
         <w:jc w:val="both"/>
       </w:pPr>
       <w:r>
@@ -6275,7 +6275,7 @@
     <w:p>
       <w:pPr>
         <w:bidi/>
-        <w:spacing w:after="160" w:line="360"/>
+        <w:spacing w:after="60" w:line="360"/>
         <w:jc w:val="both"/>
       </w:pPr>
       <w:r>
@@ -6315,7 +6315,7 @@
     <w:p>
       <w:pPr>
         <w:bidi/>
-        <w:spacing w:after="160" w:line="360"/>
+        <w:spacing w:after="60" w:line="360"/>
         <w:jc w:val="both"/>
       </w:pPr>
       <w:r>
@@ -6355,7 +6355,7 @@
     <w:p>
       <w:pPr>
         <w:bidi/>
-        <w:spacing w:after="160" w:line="360"/>
+        <w:spacing w:after="60" w:line="360"/>
         <w:jc w:val="both"/>
       </w:pPr>
       <w:r>
@@ -6373,7 +6373,7 @@
     <w:p>
       <w:pPr>
         <w:bidi/>
-        <w:spacing w:after="160" w:line="360"/>
+        <w:spacing w:after="60" w:line="360"/>
         <w:jc w:val="both"/>
       </w:pPr>
       <w:r>
@@ -6413,7 +6413,7 @@
     <w:p>
       <w:pPr>
         <w:bidi/>
-        <w:spacing w:after="160" w:line="360"/>
+        <w:spacing w:after="60" w:line="360"/>
         <w:jc w:val="both"/>
       </w:pPr>
       <w:r>
@@ -6453,7 +6453,7 @@
     <w:p>
       <w:pPr>
         <w:bidi/>
-        <w:spacing w:after="160" w:line="360"/>
+        <w:spacing w:after="60" w:line="360"/>
         <w:jc w:val="both"/>
       </w:pPr>
       <w:r>
@@ -6513,7 +6513,7 @@
     <w:p>
       <w:pPr>
         <w:bidi/>
-        <w:spacing w:after="160" w:line="360"/>
+        <w:spacing w:after="60" w:line="360"/>
         <w:jc w:val="both"/>
       </w:pPr>
       <w:r>
@@ -6553,7 +6553,7 @@
     <w:p>
       <w:pPr>
         <w:bidi/>
-        <w:spacing w:after="160" w:line="360"/>
+        <w:spacing w:after="60" w:line="360"/>
         <w:jc w:val="both"/>
       </w:pPr>
       <w:r>
@@ -6593,7 +6593,7 @@
     <w:p>
       <w:pPr>
         <w:bidi/>
-        <w:spacing w:after="160" w:line="360"/>
+        <w:spacing w:after="60" w:line="360"/>
         <w:jc w:val="both"/>
       </w:pPr>
       <w:r>
@@ -6633,7 +6633,7 @@
     <w:p>
       <w:pPr>
         <w:bidi/>
-        <w:spacing w:after="160" w:line="360"/>
+        <w:spacing w:after="60" w:line="360"/>
         <w:jc w:val="both"/>
       </w:pPr>
       <w:r>
@@ -6673,7 +6673,7 @@
     <w:p>
       <w:pPr>
         <w:bidi/>
-        <w:spacing w:after="160" w:line="360"/>
+        <w:spacing w:after="60" w:line="360"/>
         <w:jc w:val="both"/>
       </w:pPr>
       <w:r>
@@ -6733,7 +6733,7 @@
     <w:p>
       <w:pPr>
         <w:bidi/>
-        <w:spacing w:after="160" w:line="360"/>
+        <w:spacing w:after="60" w:line="360"/>
         <w:jc w:val="both"/>
       </w:pPr>
       <w:r>
@@ -6751,7 +6751,7 @@
     <w:p>
       <w:pPr>
         <w:bidi/>
-        <w:spacing w:after="160" w:line="360"/>
+        <w:spacing w:after="60" w:line="360"/>
         <w:jc w:val="both"/>
       </w:pPr>
       <w:r>
@@ -6791,7 +6791,7 @@
     <w:p>
       <w:pPr>
         <w:bidi/>
-        <w:spacing w:after="160" w:line="360"/>
+        <w:spacing w:after="60" w:line="360"/>
         <w:jc w:val="both"/>
       </w:pPr>
       <w:r>
@@ -6831,7 +6831,7 @@
     <w:p>
       <w:pPr>
         <w:bidi/>
-        <w:spacing w:after="160" w:line="360"/>
+        <w:spacing w:after="60" w:line="360"/>
         <w:jc w:val="both"/>
       </w:pPr>
       <w:r>
@@ -6871,7 +6871,7 @@
     <w:p>
       <w:pPr>
         <w:bidi/>
-        <w:spacing w:after="160" w:line="360"/>
+        <w:spacing w:after="60" w:line="360"/>
         <w:jc w:val="both"/>
       </w:pPr>
       <w:r>
@@ -6911,7 +6911,7 @@
     <w:p>
       <w:pPr>
         <w:bidi/>
-        <w:spacing w:after="160" w:line="360"/>
+        <w:spacing w:after="60" w:line="360"/>
         <w:jc w:val="both"/>
       </w:pPr>
       <w:r>
@@ -6929,7 +6929,7 @@
     <w:p>
       <w:pPr>
         <w:bidi/>
-        <w:spacing w:after="160" w:line="360"/>
+        <w:spacing w:after="60" w:line="360"/>
         <w:jc w:val="both"/>
       </w:pPr>
       <w:r>
@@ -6969,7 +6969,7 @@
     <w:p>
       <w:pPr>
         <w:bidi/>
-        <w:spacing w:after="160" w:line="360"/>
+        <w:spacing w:after="60" w:line="360"/>
         <w:jc w:val="both"/>
       </w:pPr>
       <w:r>
@@ -7009,7 +7009,7 @@
     <w:p>
       <w:pPr>
         <w:bidi/>
-        <w:spacing w:after="160" w:line="360"/>
+        <w:spacing w:after="60" w:line="360"/>
         <w:jc w:val="both"/>
       </w:pPr>
       <w:r>
@@ -7049,7 +7049,7 @@
     <w:p>
       <w:pPr>
         <w:bidi/>
-        <w:spacing w:after="160" w:line="360"/>
+        <w:spacing w:after="60" w:line="360"/>
         <w:jc w:val="both"/>
       </w:pPr>
       <w:r>
@@ -7089,7 +7089,7 @@
     <w:p>
       <w:pPr>
         <w:bidi/>
-        <w:spacing w:after="160" w:line="360"/>
+        <w:spacing w:after="60" w:line="360"/>
         <w:jc w:val="both"/>
       </w:pPr>
       <w:r>
@@ -7107,7 +7107,7 @@
     <w:p>
       <w:pPr>
         <w:bidi/>
-        <w:spacing w:after="160" w:line="360"/>
+        <w:spacing w:after="60" w:line="360"/>
         <w:jc w:val="both"/>
       </w:pPr>
       <w:r>
@@ -7147,7 +7147,7 @@
     <w:p>
       <w:pPr>
         <w:bidi/>
-        <w:spacing w:after="160" w:line="360"/>
+        <w:spacing w:after="60" w:line="360"/>
         <w:jc w:val="both"/>
       </w:pPr>
       <w:r>
@@ -7187,7 +7187,7 @@
     <w:p>
       <w:pPr>
         <w:bidi/>
-        <w:spacing w:after="160" w:line="360"/>
+        <w:spacing w:after="60" w:line="360"/>
         <w:jc w:val="both"/>
       </w:pPr>
       <w:r>
@@ -7227,7 +7227,7 @@
     <w:p>
       <w:pPr>
         <w:bidi/>
-        <w:spacing w:after="160" w:line="360"/>
+        <w:spacing w:after="60" w:line="360"/>
         <w:jc w:val="both"/>
       </w:pPr>
       <w:r>
@@ -7267,7 +7267,7 @@
     <w:p>
       <w:pPr>
         <w:bidi/>
-        <w:spacing w:after="160" w:line="360"/>
+        <w:spacing w:after="60" w:line="360"/>
         <w:jc w:val="both"/>
       </w:pPr>
       <w:r>
@@ -7285,7 +7285,7 @@
     <w:p>
       <w:pPr>
         <w:bidi/>
-        <w:spacing w:after="160" w:line="360"/>
+        <w:spacing w:after="60" w:line="360"/>
         <w:jc w:val="both"/>
       </w:pPr>
       <w:r>
@@ -7325,7 +7325,7 @@
     <w:p>
       <w:pPr>
         <w:bidi/>
-        <w:spacing w:after="160" w:line="360"/>
+        <w:spacing w:after="60" w:line="360"/>
         <w:jc w:val="both"/>
       </w:pPr>
       <w:r>
@@ -7365,7 +7365,7 @@
     <w:p>
       <w:pPr>
         <w:bidi/>
-        <w:spacing w:after="160" w:line="360"/>
+        <w:spacing w:after="60" w:line="360"/>
         <w:jc w:val="both"/>
       </w:pPr>
       <w:r>
@@ -7405,7 +7405,7 @@
     <w:p>
       <w:pPr>
         <w:bidi/>
-        <w:spacing w:after="160" w:line="360"/>
+        <w:spacing w:after="60" w:line="360"/>
         <w:jc w:val="both"/>
       </w:pPr>
       <w:r>
@@ -7465,7 +7465,7 @@
     <w:p>
       <w:pPr>
         <w:bidi/>
-        <w:spacing w:after="160" w:line="360"/>
+        <w:spacing w:after="60" w:line="360"/>
         <w:jc w:val="both"/>
       </w:pPr>
       <w:r>
@@ -7483,7 +7483,7 @@
     <w:p>
       <w:pPr>
         <w:bidi/>
-        <w:spacing w:after="160" w:line="360"/>
+        <w:spacing w:after="60" w:line="360"/>
         <w:jc w:val="both"/>
       </w:pPr>
       <w:r>
@@ -7523,7 +7523,7 @@
     <w:p>
       <w:pPr>
         <w:bidi/>
-        <w:spacing w:after="160" w:line="360"/>
+        <w:spacing w:after="60" w:line="360"/>
         <w:jc w:val="both"/>
       </w:pPr>
       <w:r>
@@ -7563,7 +7563,7 @@
     <w:p>
       <w:pPr>
         <w:bidi/>
-        <w:spacing w:after="160" w:line="360"/>
+        <w:spacing w:after="60" w:line="360"/>
         <w:jc w:val="both"/>
       </w:pPr>
       <w:r>
@@ -7603,7 +7603,7 @@
     <w:p>
       <w:pPr>
         <w:bidi/>
-        <w:spacing w:after="160" w:line="360"/>
+        <w:spacing w:after="60" w:line="360"/>
         <w:jc w:val="both"/>
       </w:pPr>
       <w:r>
@@ -7643,7 +7643,7 @@
     <w:p>
       <w:pPr>
         <w:bidi/>
-        <w:spacing w:after="160" w:line="360"/>
+        <w:spacing w:after="60" w:line="360"/>
         <w:jc w:val="both"/>
       </w:pPr>
       <w:r>
@@ -7661,7 +7661,7 @@
     <w:p>
       <w:pPr>
         <w:bidi/>
-        <w:spacing w:after="160" w:line="360"/>
+        <w:spacing w:after="60" w:line="360"/>
         <w:jc w:val="both"/>
       </w:pPr>
       <w:r>
@@ -7701,7 +7701,7 @@
     <w:p>
       <w:pPr>
         <w:bidi/>
-        <w:spacing w:after="160" w:line="360"/>
+        <w:spacing w:after="60" w:line="360"/>
         <w:jc w:val="both"/>
       </w:pPr>
       <w:r>
@@ -7741,7 +7741,7 @@
     <w:p>
       <w:pPr>
         <w:bidi/>
-        <w:spacing w:after="160" w:line="360"/>
+        <w:spacing w:after="60" w:line="360"/>
         <w:jc w:val="both"/>
       </w:pPr>
       <w:r>
@@ -7801,7 +7801,7 @@
     <w:p>
       <w:pPr>
         <w:bidi/>
-        <w:spacing w:after="160" w:line="360"/>
+        <w:spacing w:after="60" w:line="360"/>
         <w:jc w:val="both"/>
       </w:pPr>
       <w:r>
@@ -7830,7 +7830,7 @@
     <w:p>
       <w:pPr>
         <w:bidi/>
-        <w:spacing w:after="160" w:line="360"/>
+        <w:spacing w:after="60" w:line="360"/>
         <w:jc w:val="both"/>
       </w:pPr>
       <w:r>
@@ -7859,7 +7859,7 @@
     <w:p>
       <w:pPr>
         <w:bidi/>
-        <w:spacing w:after="160" w:line="360"/>
+        <w:spacing w:after="60" w:line="360"/>
         <w:jc w:val="both"/>
       </w:pPr>
       <w:r>
@@ -7908,7 +7908,7 @@
     <w:p>
       <w:pPr>
         <w:bidi/>
-        <w:spacing w:after="160" w:line="360"/>
+        <w:spacing w:after="60" w:line="360"/>
         <w:jc w:val="both"/>
       </w:pPr>
       <w:r>
@@ -7937,7 +7937,7 @@
     <w:p>
       <w:pPr>
         <w:bidi/>
-        <w:spacing w:after="160" w:line="360"/>
+        <w:spacing w:after="60" w:line="360"/>
         <w:jc w:val="both"/>
       </w:pPr>
       <w:r>
@@ -7966,7 +7966,7 @@
     <w:p>
       <w:pPr>
         <w:bidi/>
-        <w:spacing w:after="160" w:line="360"/>
+        <w:spacing w:after="60" w:line="360"/>
         <w:jc w:val="both"/>
       </w:pPr>
       <w:r>
@@ -7995,7 +7995,7 @@
     <w:p>
       <w:pPr>
         <w:bidi/>
-        <w:spacing w:after="160" w:line="360"/>
+        <w:spacing w:after="60" w:line="360"/>
         <w:jc w:val="both"/>
       </w:pPr>
       <w:r>
@@ -8024,7 +8024,7 @@
     <w:p>
       <w:pPr>
         <w:bidi/>
-        <w:spacing w:after="160" w:line="360"/>
+        <w:spacing w:after="60" w:line="360"/>
         <w:jc w:val="both"/>
       </w:pPr>
       <w:r>
@@ -8074,7 +8074,7 @@
     <w:p>
       <w:pPr>
         <w:bidi/>
-        <w:spacing w:after="160" w:line="360"/>
+        <w:spacing w:after="60" w:line="360"/>
         <w:jc w:val="both"/>
       </w:pPr>
       <w:r>
@@ -8132,7 +8132,7 @@
     <w:p>
       <w:pPr>
         <w:bidi/>
-        <w:spacing w:after="160" w:line="360"/>
+        <w:spacing w:after="60" w:line="360"/>
         <w:jc w:val="both"/>
       </w:pPr>
       <w:r>
@@ -8161,7 +8161,7 @@
     <w:p>
       <w:pPr>
         <w:bidi/>
-        <w:spacing w:after="160" w:line="360"/>
+        <w:spacing w:after="60" w:line="360"/>
         <w:jc w:val="both"/>
       </w:pPr>
       <w:r>
@@ -8190,7 +8190,7 @@
     <w:p>
       <w:pPr>
         <w:bidi/>
-        <w:spacing w:after="160" w:line="360"/>
+        <w:spacing w:after="60" w:line="360"/>
         <w:jc w:val="both"/>
       </w:pPr>
       <w:r>
@@ -8219,7 +8219,7 @@
     <w:p>
       <w:pPr>
         <w:bidi/>
-        <w:spacing w:after="160" w:line="360"/>
+        <w:spacing w:after="60" w:line="360"/>
         <w:jc w:val="both"/>
       </w:pPr>
       <w:r>
@@ -8248,7 +8248,7 @@
     <w:p>
       <w:pPr>
         <w:bidi/>
-        <w:spacing w:after="160" w:line="360"/>
+        <w:spacing w:after="60" w:line="360"/>
         <w:jc w:val="both"/>
       </w:pPr>
       <w:r>
@@ -8297,7 +8297,7 @@
     <w:p>
       <w:pPr>
         <w:bidi/>
-        <w:spacing w:after="160" w:line="360"/>
+        <w:spacing w:after="60" w:line="360"/>
         <w:jc w:val="both"/>
       </w:pPr>
       <w:r>
@@ -8326,7 +8326,7 @@
     <w:p>
       <w:pPr>
         <w:bidi/>
-        <w:spacing w:after="160" w:line="360"/>
+        <w:spacing w:after="60" w:line="360"/>
         <w:jc w:val="both"/>
       </w:pPr>
       <w:r>
@@ -8355,7 +8355,7 @@
     <w:p>
       <w:pPr>
         <w:bidi/>
-        <w:spacing w:after="160" w:line="360"/>
+        <w:spacing w:after="60" w:line="360"/>
         <w:jc w:val="both"/>
       </w:pPr>
       <w:r>
@@ -8384,7 +8384,7 @@
     <w:p>
       <w:pPr>
         <w:bidi/>
-        <w:spacing w:after="160" w:line="360"/>
+        <w:spacing w:after="60" w:line="360"/>
         <w:jc w:val="both"/>
       </w:pPr>
       <w:r>
@@ -8413,7 +8413,7 @@
     <w:p>
       <w:pPr>
         <w:bidi/>
-        <w:spacing w:after="160" w:line="360"/>
+        <w:spacing w:after="60" w:line="360"/>
         <w:jc w:val="both"/>
       </w:pPr>
       <w:r>
@@ -8462,7 +8462,7 @@
     <w:p>
       <w:pPr>
         <w:bidi/>
-        <w:spacing w:after="160" w:line="360"/>
+        <w:spacing w:after="60" w:line="360"/>
         <w:jc w:val="both"/>
       </w:pPr>
       <w:r>
@@ -8480,7 +8480,7 @@
     <w:p>
       <w:pPr>
         <w:bidi/>
-        <w:spacing w:after="160" w:line="360"/>
+        <w:spacing w:after="60" w:line="360"/>
         <w:jc w:val="both"/>
       </w:pPr>
       <w:r>
@@ -8509,7 +8509,7 @@
     <w:p>
       <w:pPr>
         <w:bidi/>
-        <w:spacing w:after="160" w:line="360"/>
+        <w:spacing w:after="60" w:line="360"/>
         <w:jc w:val="both"/>
       </w:pPr>
       <w:r>
@@ -8538,7 +8538,7 @@
     <w:p>
       <w:pPr>
         <w:bidi/>
-        <w:spacing w:after="160" w:line="360"/>
+        <w:spacing w:after="60" w:line="360"/>
         <w:jc w:val="both"/>
       </w:pPr>
       <w:r>
@@ -8567,7 +8567,7 @@
     <w:p>
       <w:pPr>
         <w:bidi/>
-        <w:spacing w:after="160" w:line="360"/>
+        <w:spacing w:after="60" w:line="360"/>
         <w:jc w:val="both"/>
       </w:pPr>
       <w:r>
@@ -8585,7 +8585,7 @@
     <w:p>
       <w:pPr>
         <w:bidi/>
-        <w:spacing w:after="160" w:line="360"/>
+        <w:spacing w:after="60" w:line="360"/>
         <w:jc w:val="both"/>
       </w:pPr>
       <w:r>
@@ -8614,7 +8614,7 @@
     <w:p>
       <w:pPr>
         <w:bidi/>
-        <w:spacing w:after="160" w:line="360"/>
+        <w:spacing w:after="60" w:line="360"/>
         <w:jc w:val="both"/>
       </w:pPr>
       <w:r>
@@ -8643,7 +8643,7 @@
     <w:p>
       <w:pPr>
         <w:bidi/>
-        <w:spacing w:after="160" w:line="360"/>
+        <w:spacing w:after="60" w:line="360"/>
         <w:jc w:val="both"/>
       </w:pPr>
       <w:r>
@@ -8672,7 +8672,7 @@
     <w:p>
       <w:pPr>
         <w:bidi/>
-        <w:spacing w:after="160" w:line="360"/>
+        <w:spacing w:after="60" w:line="360"/>
         <w:jc w:val="both"/>
       </w:pPr>
       <w:r>
@@ -8690,7 +8690,7 @@
     <w:p>
       <w:pPr>
         <w:bidi/>
-        <w:spacing w:after="160" w:line="360"/>
+        <w:spacing w:after="60" w:line="360"/>
         <w:jc w:val="both"/>
       </w:pPr>
       <w:r>
@@ -8719,7 +8719,7 @@
     <w:p>
       <w:pPr>
         <w:bidi/>
-        <w:spacing w:after="160" w:line="360"/>
+        <w:spacing w:after="60" w:line="360"/>
         <w:jc w:val="both"/>
       </w:pPr>
       <w:r>
@@ -8748,7 +8748,7 @@
     <w:p>
       <w:pPr>
         <w:bidi/>
-        <w:spacing w:after="160" w:line="360"/>
+        <w:spacing w:after="60" w:line="360"/>
         <w:jc w:val="both"/>
       </w:pPr>
       <w:r>
@@ -8777,7 +8777,7 @@
     <w:p>
       <w:pPr>
         <w:bidi/>
-        <w:spacing w:after="160" w:line="360"/>
+        <w:spacing w:after="60" w:line="360"/>
         <w:jc w:val="both"/>
       </w:pPr>
       <w:r>
@@ -8795,7 +8795,7 @@
     <w:p>
       <w:pPr>
         <w:bidi/>
-        <w:spacing w:after="160" w:line="360"/>
+        <w:spacing w:after="60" w:line="360"/>
         <w:jc w:val="both"/>
       </w:pPr>
       <w:r>
@@ -8824,7 +8824,7 @@
     <w:p>
       <w:pPr>
         <w:bidi/>
-        <w:spacing w:after="160" w:line="360"/>
+        <w:spacing w:after="60" w:line="360"/>
         <w:jc w:val="both"/>
       </w:pPr>
       <w:r>
@@ -8853,7 +8853,7 @@
     <w:p>
       <w:pPr>
         <w:bidi/>
-        <w:spacing w:after="160" w:line="360"/>
+        <w:spacing w:after="60" w:line="360"/>
         <w:jc w:val="both"/>
       </w:pPr>
       <w:r>
@@ -8902,7 +8902,7 @@
     <w:p>
       <w:pPr>
         <w:bidi/>
-        <w:spacing w:after="160" w:line="360"/>
+        <w:spacing w:after="60" w:line="360"/>
         <w:jc w:val="both"/>
       </w:pPr>
       <w:r>
@@ -8931,7 +8931,7 @@
     <w:p>
       <w:pPr>
         <w:bidi/>
-        <w:spacing w:after="160" w:line="360"/>
+        <w:spacing w:after="60" w:line="360"/>
         <w:jc w:val="both"/>
       </w:pPr>
       <w:r>
@@ -8960,7 +8960,7 @@
     <w:p>
       <w:pPr>
         <w:bidi/>
-        <w:spacing w:after="160" w:line="360"/>
+        <w:spacing w:after="60" w:line="360"/>
         <w:jc w:val="both"/>
       </w:pPr>
       <w:r>
@@ -8989,7 +8989,7 @@
     <w:p>
       <w:pPr>
         <w:bidi/>
-        <w:spacing w:after="160" w:line="360"/>
+        <w:spacing w:after="60" w:line="360"/>
         <w:jc w:val="both"/>
       </w:pPr>
       <w:r>
@@ -9018,7 +9018,7 @@
     <w:p>
       <w:pPr>
         <w:bidi/>
-        <w:spacing w:after="160" w:line="360"/>
+        <w:spacing w:after="60" w:line="360"/>
         <w:jc w:val="both"/>
       </w:pPr>
       <w:r>
@@ -9047,7 +9047,7 @@
     <w:p>
       <w:pPr>
         <w:bidi/>
-        <w:spacing w:after="160" w:line="360"/>
+        <w:spacing w:after="60" w:line="360"/>
         <w:jc w:val="both"/>
       </w:pPr>
       <w:r>
@@ -9096,7 +9096,7 @@
     <w:p>
       <w:pPr>
         <w:bidi/>
-        <w:spacing w:after="160" w:line="360"/>
+        <w:spacing w:after="60" w:line="360"/>
         <w:jc w:val="both"/>
       </w:pPr>
       <w:r>
@@ -9125,7 +9125,7 @@
     <w:p>
       <w:pPr>
         <w:bidi/>
-        <w:spacing w:after="160" w:line="360"/>
+        <w:spacing w:after="60" w:line="360"/>
         <w:jc w:val="both"/>
       </w:pPr>
       <w:r>
@@ -9154,7 +9154,7 @@
     <w:p>
       <w:pPr>
         <w:bidi/>
-        <w:spacing w:after="160" w:line="360"/>
+        <w:spacing w:after="60" w:line="360"/>
         <w:jc w:val="both"/>
       </w:pPr>
       <w:r>
@@ -9183,8 +9183,8 @@
     <w:p>
       <w:pPr>
         <w:bidi/>
-        <w:spacing w:after="160" w:line="360"/>
-        <w:jc w:val="both"/>
+        <w:spacing w:after="60" w:line="360"/>
+        <w:jc w:val="right"/>
       </w:pPr>
       <w:r>
         <w:rPr>
@@ -9212,7 +9212,7 @@
     <w:p>
       <w:pPr>
         <w:bidi/>
-        <w:spacing w:after="160" w:line="360"/>
+        <w:spacing w:after="60" w:line="360"/>
         <w:jc w:val="both"/>
       </w:pPr>
       <w:r>
@@ -9241,8 +9241,8 @@
     <w:p>
       <w:pPr>
         <w:bidi/>
-        <w:spacing w:after="160" w:line="360"/>
-        <w:jc w:val="both"/>
+        <w:spacing w:after="60" w:line="360"/>
+        <w:jc w:val="right"/>
       </w:pPr>
       <w:r>
         <w:rPr>
@@ -9270,7 +9270,7 @@
     <w:p>
       <w:pPr>
         <w:bidi/>
-        <w:spacing w:after="160" w:line="360"/>
+        <w:spacing w:after="60" w:line="360"/>
         <w:jc w:val="both"/>
       </w:pPr>
       <w:r>
@@ -9299,7 +9299,7 @@
     <w:p>
       <w:pPr>
         <w:bidi/>
-        <w:spacing w:after="160" w:line="360"/>
+        <w:spacing w:after="60" w:line="360"/>
         <w:jc w:val="both"/>
       </w:pPr>
       <w:r>
@@ -9328,7 +9328,7 @@
     <w:p>
       <w:pPr>
         <w:bidi/>
-        <w:spacing w:after="160" w:line="360"/>
+        <w:spacing w:after="60" w:line="360"/>
         <w:jc w:val="both"/>
       </w:pPr>
       <w:r>
@@ -9357,7 +9357,7 @@
     <w:p>
       <w:pPr>
         <w:bidi/>
-        <w:spacing w:after="160" w:line="360"/>
+        <w:spacing w:after="60" w:line="360"/>
         <w:jc w:val="both"/>
       </w:pPr>
       <w:r>
@@ -9395,8 +9395,8 @@
     <w:p>
       <w:pPr>
         <w:bidi/>
-        <w:spacing w:after="160" w:line="360"/>
-        <w:jc w:val="both"/>
+        <w:spacing w:after="60" w:line="360"/>
+        <w:jc w:val="right"/>
       </w:pPr>
       <w:r>
         <w:rPr>
@@ -9424,7 +9424,7 @@
     <w:p>
       <w:pPr>
         <w:bidi/>
-        <w:spacing w:after="160" w:line="360"/>
+        <w:spacing w:after="60" w:line="360"/>
         <w:jc w:val="both"/>
       </w:pPr>
       <w:r>
@@ -9453,7 +9453,7 @@
     <w:p>
       <w:pPr>
         <w:bidi/>
-        <w:spacing w:after="160" w:line="360"/>
+        <w:spacing w:after="60" w:line="360"/>
         <w:jc w:val="both"/>
       </w:pPr>
       <w:r>
@@ -9482,7 +9482,7 @@
     <w:p>
       <w:pPr>
         <w:bidi/>
-        <w:spacing w:after="160" w:line="360"/>
+        <w:spacing w:after="60" w:line="360"/>
         <w:jc w:val="both"/>
       </w:pPr>
       <w:r>
@@ -9511,8 +9511,8 @@
     <w:p>
       <w:pPr>
         <w:bidi/>
-        <w:spacing w:after="160" w:line="360"/>
-        <w:jc w:val="both"/>
+        <w:spacing w:after="60" w:line="360"/>
+        <w:jc w:val="right"/>
       </w:pPr>
       <w:r>
         <w:rPr>
@@ -9540,8 +9540,8 @@
     <w:p>
       <w:pPr>
         <w:bidi/>
-        <w:spacing w:after="160" w:line="360"/>
-        <w:jc w:val="both"/>
+        <w:spacing w:after="60" w:line="360"/>
+        <w:jc w:val="right"/>
       </w:pPr>
       <w:r>
         <w:rPr>
@@ -9569,8 +9569,8 @@
     <w:p>
       <w:pPr>
         <w:bidi/>
-        <w:spacing w:after="160" w:line="360"/>
-        <w:jc w:val="both"/>
+        <w:spacing w:after="60" w:line="360"/>
+        <w:jc w:val="right"/>
       </w:pPr>
       <w:r>
         <w:rPr>
@@ -9618,7 +9618,7 @@
     <w:p>
       <w:pPr>
         <w:bidi/>
-        <w:spacing w:after="160" w:line="360"/>
+        <w:spacing w:after="60" w:line="360"/>
         <w:jc w:val="both"/>
       </w:pPr>
       <w:r>
@@ -9647,7 +9647,7 @@
     <w:p>
       <w:pPr>
         <w:bidi/>
-        <w:spacing w:after="160" w:line="360"/>
+        <w:spacing w:after="60" w:line="360"/>
         <w:jc w:val="both"/>
       </w:pPr>
       <w:r>
@@ -9676,7 +9676,7 @@
     <w:p>
       <w:pPr>
         <w:bidi/>
-        <w:spacing w:after="160" w:line="360"/>
+        <w:spacing w:after="60" w:line="360"/>
         <w:jc w:val="both"/>
       </w:pPr>
       <w:r>
@@ -9705,7 +9705,7 @@
     <w:p>
       <w:pPr>
         <w:bidi/>
-        <w:spacing w:after="160" w:line="360"/>
+        <w:spacing w:after="60" w:line="360"/>
         <w:jc w:val="both"/>
       </w:pPr>
       <w:r>
@@ -9734,7 +9734,7 @@
     <w:p>
       <w:pPr>
         <w:bidi/>
-        <w:spacing w:after="160" w:line="360"/>
+        <w:spacing w:after="60" w:line="360"/>
         <w:jc w:val="both"/>
       </w:pPr>
       <w:r>
@@ -9763,7 +9763,7 @@
     <w:p>
       <w:pPr>
         <w:bidi/>
-        <w:spacing w:after="160" w:line="360"/>
+        <w:spacing w:after="60" w:line="360"/>
         <w:jc w:val="both"/>
       </w:pPr>
       <w:r>
@@ -9792,7 +9792,7 @@
     <w:p>
       <w:pPr>
         <w:bidi/>
-        <w:spacing w:after="160" w:line="360"/>
+        <w:spacing w:after="60" w:line="360"/>
         <w:jc w:val="both"/>
       </w:pPr>
       <w:r>

--- a/seminar/Abd Almahdi Dahla 212684527 - Research Plan.docx
+++ b/seminar/Abd Almahdi Dahla 212684527 - Research Plan.docx
@@ -52,7 +52,7 @@
     <w:p>
       <w:pPr>
         <w:bidi/>
-        <w:spacing w:after="200" w:line="360"/>
+        <w:spacing w:after="80" w:line="300"/>
         <w:jc w:val="center"/>
       </w:pPr>
       <w:r>
@@ -70,7 +70,7 @@
     <w:p>
       <w:pPr>
         <w:bidi/>
-        <w:spacing w:after="200" w:line="360"/>
+        <w:spacing w:after="80" w:line="300"/>
         <w:jc w:val="center"/>
       </w:pPr>
       <w:r>
@@ -90,7 +90,7 @@
     <w:p>
       <w:pPr>
         <w:bidi/>
-        <w:spacing w:after="200" w:line="360"/>
+        <w:spacing w:after="80" w:line="300"/>
         <w:jc w:val="center"/>
       </w:pPr>
       <w:r>
@@ -108,7 +108,7 @@
     <w:p>
       <w:pPr>
         <w:bidi/>
-        <w:spacing w:after="200" w:line="360"/>
+        <w:spacing w:after="80" w:line="300"/>
         <w:jc w:val="center"/>
       </w:pPr>
       <w:r>
@@ -126,7 +126,7 @@
     <w:p>
       <w:pPr>
         <w:bidi/>
-        <w:spacing w:after="200" w:line="360"/>
+        <w:spacing w:after="80" w:line="300"/>
         <w:jc w:val="center"/>
       </w:pPr>
       <w:r>
@@ -145,7 +145,7 @@
     <w:p>
       <w:pPr>
         <w:bidi/>
-        <w:spacing w:after="200" w:line="360"/>
+        <w:spacing w:after="80" w:line="300"/>
         <w:jc w:val="center"/>
       </w:pPr>
       <w:r>
@@ -163,7 +163,7 @@
     <w:p>
       <w:pPr>
         <w:bidi/>
-        <w:spacing w:after="200" w:line="360"/>
+        <w:spacing w:after="80" w:line="300"/>
         <w:jc w:val="center"/>
       </w:pPr>
       <w:r>
@@ -182,7 +182,7 @@
     <w:p>
       <w:pPr>
         <w:bidi/>
-        <w:spacing w:after="200" w:line="360"/>
+        <w:spacing w:after="80" w:line="300"/>
         <w:jc w:val="center"/>
       </w:pPr>
       <w:r>
@@ -200,7 +200,7 @@
     <w:p>
       <w:pPr>
         <w:bidi/>
-        <w:spacing w:after="200" w:line="360"/>
+        <w:spacing w:after="80" w:line="300"/>
         <w:jc w:val="center"/>
       </w:pPr>
       <w:r>
@@ -218,7 +218,7 @@
     <w:p>
       <w:pPr>
         <w:bidi/>
-        <w:spacing w:after="200" w:line="360"/>
+        <w:spacing w:after="80" w:line="300"/>
         <w:jc w:val="center"/>
       </w:pPr>
       <w:r>
@@ -236,7 +236,7 @@
     <w:p>
       <w:pPr>
         <w:bidi/>
-        <w:spacing w:after="200" w:line="360"/>
+        <w:spacing w:after="80" w:line="300"/>
         <w:jc w:val="center"/>
       </w:pPr>
       <w:r>
@@ -255,7 +255,7 @@
     <w:p>
       <w:pPr>
         <w:bidi/>
-        <w:spacing w:after="200" w:line="360"/>
+        <w:spacing w:after="80" w:line="300"/>
         <w:jc w:val="center"/>
       </w:pPr>
       <w:r>
@@ -273,7 +273,7 @@
     <w:p>
       <w:pPr>
         <w:bidi/>
-        <w:spacing w:after="200" w:line="360"/>
+        <w:spacing w:after="80" w:line="300"/>
         <w:jc w:val="center"/>
       </w:pPr>
       <w:r>
@@ -292,7 +292,7 @@
     <w:p>
       <w:pPr>
         <w:bidi/>
-        <w:spacing w:after="200" w:line="360"/>
+        <w:spacing w:after="80" w:line="300"/>
         <w:jc w:val="center"/>
       </w:pPr>
       <w:r>
@@ -310,7 +310,7 @@
     <w:p>
       <w:pPr>
         <w:bidi/>
-        <w:spacing w:after="200" w:line="360"/>
+        <w:spacing w:after="80" w:line="300"/>
         <w:jc w:val="center"/>
       </w:pPr>
       <w:r>
@@ -330,7 +330,7 @@
         <w:pStyle w:val="Heading1"/>
         <w:pageBreakBefore/>
         <w:bidi/>
-        <w:spacing w:after="240" w:before="240" w:line="360"/>
+        <w:spacing w:after="160" w:before="120" w:line="360"/>
         <w:jc w:val="center"/>
       </w:pPr>
       <w:r>
@@ -350,7 +350,7 @@
       <w:pPr>
         <w:bidi/>
         <w:spacing w:after="60" w:line="360"/>
-        <w:jc w:val="both"/>
+        <w:jc w:val="lowKashida"/>
       </w:pPr>
       <w:r>
         <w:rPr>
@@ -368,7 +368,7 @@
       <w:pPr>
         <w:bidi/>
         <w:spacing w:after="60" w:line="360"/>
-        <w:jc w:val="both"/>
+        <w:jc w:val="lowKashida"/>
       </w:pPr>
       <w:r>
         <w:rPr>
@@ -420,7 +420,7 @@
       <w:pPr>
         <w:bidi/>
         <w:spacing w:after="60" w:line="360"/>
-        <w:jc w:val="both"/>
+        <w:jc w:val="lowKashida"/>
       </w:pPr>
       <w:r>
         <w:rPr>
@@ -455,7 +455,7 @@
       <w:pPr>
         <w:bidi/>
         <w:spacing w:after="60" w:line="360"/>
-        <w:jc w:val="both"/>
+        <w:jc w:val="lowKashida"/>
       </w:pPr>
       <w:r>
         <w:rPr>
@@ -473,7 +473,7 @@
       <w:pPr>
         <w:bidi/>
         <w:spacing w:after="60" w:line="360"/>
-        <w:jc w:val="both"/>
+        <w:jc w:val="lowKashida"/>
       </w:pPr>
       <w:r>
         <w:rPr>
@@ -492,7 +492,7 @@
         <w:pStyle w:val="Heading1"/>
         <w:pageBreakBefore/>
         <w:bidi/>
-        <w:spacing w:after="240" w:before="240" w:line="360"/>
+        <w:spacing w:after="160" w:before="120" w:line="360"/>
         <w:jc w:val="center"/>
       </w:pPr>
       <w:r>
@@ -512,7 +512,7 @@
       <w:pPr>
         <w:bidi/>
         <w:spacing w:after="60" w:line="360"/>
-        <w:jc w:val="both"/>
+        <w:jc w:val="lowKashida"/>
       </w:pPr>
       <w:r>
         <w:rPr>
@@ -530,7 +530,7 @@
       <w:pPr>
         <w:pStyle w:val="Heading3"/>
         <w:bidi/>
-        <w:spacing w:after="160" w:before="200" w:line="360"/>
+        <w:spacing w:after="80" w:before="120" w:line="360"/>
         <w:jc w:val="right"/>
       </w:pPr>
       <w:r>
@@ -550,7 +550,7 @@
       <w:pPr>
         <w:bidi/>
         <w:spacing w:after="60" w:line="360"/>
-        <w:jc w:val="both"/>
+        <w:jc w:val="lowKashida"/>
       </w:pPr>
       <w:r>
         <w:rPr>
@@ -568,7 +568,7 @@
       <w:pPr>
         <w:bidi/>
         <w:spacing w:after="60" w:line="360"/>
-        <w:jc w:val="both"/>
+        <w:jc w:val="lowKashida"/>
       </w:pPr>
       <w:r>
         <w:rPr>
@@ -610,7 +610,7 @@
         </w:rPr>
         <w:t xml:space="preserve">رابط الدراسة: </w:t>
       </w:r>
-      <w:hyperlink w:history="1" r:id="rIdk8kdp6vdw73lnz9mubnln">
+      <w:hyperlink w:history="1" r:id="rIdpnxk33ge4ptbckfhf8qv4">
         <w:r>
           <w:rPr>
             <w:rFonts w:ascii="Simplified Arabic" w:cs="Simplified Arabic" w:eastAsia="Simplified Arabic" w:hAnsi="Simplified Arabic"/>
@@ -641,7 +641,7 @@
       <w:pPr>
         <w:bidi/>
         <w:spacing w:after="60" w:line="360"/>
-        <w:jc w:val="both"/>
+        <w:jc w:val="lowKashida"/>
       </w:pPr>
       <w:r>
         <w:rPr>
@@ -681,7 +681,7 @@
       <w:pPr>
         <w:bidi/>
         <w:spacing w:after="60" w:line="360"/>
-        <w:jc w:val="both"/>
+        <w:jc w:val="lowKashida"/>
       </w:pPr>
       <w:r>
         <w:rPr>
@@ -711,7 +711,7 @@
       <w:pPr>
         <w:bidi/>
         <w:spacing w:after="60" w:line="360"/>
-        <w:jc w:val="both"/>
+        <w:jc w:val="lowKashida"/>
       </w:pPr>
       <w:r>
         <w:rPr>
@@ -729,7 +729,7 @@
       <w:pPr>
         <w:bidi/>
         <w:spacing w:after="60" w:line="360"/>
-        <w:jc w:val="both"/>
+        <w:jc w:val="lowKashida"/>
       </w:pPr>
       <w:r>
         <w:rPr>
@@ -771,7 +771,7 @@
         </w:rPr>
         <w:t xml:space="preserve">رابط الدراسة: </w:t>
       </w:r>
-      <w:hyperlink w:history="1" r:id="rIdzd405gdylpzohrztox5di">
+      <w:hyperlink w:history="1" r:id="rIdbyrhfyf10ygw5he-_hf_w">
         <w:r>
           <w:rPr>
             <w:rFonts w:ascii="Simplified Arabic" w:cs="Simplified Arabic" w:eastAsia="Simplified Arabic" w:hAnsi="Simplified Arabic"/>
@@ -802,7 +802,7 @@
       <w:pPr>
         <w:bidi/>
         <w:spacing w:after="60" w:line="360"/>
-        <w:jc w:val="both"/>
+        <w:jc w:val="lowKashida"/>
       </w:pPr>
       <w:r>
         <w:rPr>
@@ -842,7 +842,7 @@
       <w:pPr>
         <w:bidi/>
         <w:spacing w:after="60" w:line="360"/>
-        <w:jc w:val="both"/>
+        <w:jc w:val="lowKashida"/>
       </w:pPr>
       <w:r>
         <w:rPr>
@@ -872,7 +872,7 @@
       <w:pPr>
         <w:bidi/>
         <w:spacing w:after="60" w:line="360"/>
-        <w:jc w:val="both"/>
+        <w:jc w:val="lowKashida"/>
       </w:pPr>
       <w:r>
         <w:rPr>
@@ -890,7 +890,7 @@
       <w:pPr>
         <w:bidi/>
         <w:spacing w:after="60" w:line="360"/>
-        <w:jc w:val="both"/>
+        <w:jc w:val="lowKashida"/>
       </w:pPr>
       <w:r>
         <w:rPr>
@@ -932,7 +932,7 @@
         </w:rPr>
         <w:t xml:space="preserve">رابط الدراسة: </w:t>
       </w:r>
-      <w:hyperlink w:history="1" r:id="rIduys8sknvf2yfuunspo0uk">
+      <w:hyperlink w:history="1" r:id="rIdwuenk_zmfz1ny9f2hlalg">
         <w:r>
           <w:rPr>
             <w:rFonts w:ascii="Simplified Arabic" w:cs="Simplified Arabic" w:eastAsia="Simplified Arabic" w:hAnsi="Simplified Arabic"/>
@@ -963,7 +963,7 @@
       <w:pPr>
         <w:bidi/>
         <w:spacing w:after="60" w:line="360"/>
-        <w:jc w:val="both"/>
+        <w:jc w:val="lowKashida"/>
       </w:pPr>
       <w:r>
         <w:rPr>
@@ -1003,7 +1003,7 @@
       <w:pPr>
         <w:bidi/>
         <w:spacing w:after="60" w:line="360"/>
-        <w:jc w:val="both"/>
+        <w:jc w:val="lowKashida"/>
       </w:pPr>
       <w:r>
         <w:rPr>
@@ -1033,7 +1033,7 @@
       <w:pPr>
         <w:bidi/>
         <w:spacing w:after="60" w:line="360"/>
-        <w:jc w:val="both"/>
+        <w:jc w:val="lowKashida"/>
       </w:pPr>
       <w:r>
         <w:rPr>
@@ -1051,7 +1051,7 @@
       <w:pPr>
         <w:bidi/>
         <w:spacing w:after="60" w:line="360"/>
-        <w:jc w:val="both"/>
+        <w:jc w:val="lowKashida"/>
       </w:pPr>
       <w:r>
         <w:rPr>
@@ -1093,7 +1093,7 @@
         </w:rPr>
         <w:t xml:space="preserve">رابط الدراسة: </w:t>
       </w:r>
-      <w:hyperlink w:history="1" r:id="rIdjffbzpkumdi1lkaoeb0lc">
+      <w:hyperlink w:history="1" r:id="rIdbj6ixmwgpysedw7ha4gjz">
         <w:r>
           <w:rPr>
             <w:rFonts w:ascii="Simplified Arabic" w:cs="Simplified Arabic" w:eastAsia="Simplified Arabic" w:hAnsi="Simplified Arabic"/>
@@ -1124,7 +1124,7 @@
       <w:pPr>
         <w:bidi/>
         <w:spacing w:after="60" w:line="360"/>
-        <w:jc w:val="both"/>
+        <w:jc w:val="lowKashida"/>
       </w:pPr>
       <w:r>
         <w:rPr>
@@ -1164,7 +1164,7 @@
       <w:pPr>
         <w:bidi/>
         <w:spacing w:after="60" w:line="360"/>
-        <w:jc w:val="both"/>
+        <w:jc w:val="lowKashida"/>
       </w:pPr>
       <w:r>
         <w:rPr>
@@ -1194,7 +1194,7 @@
       <w:pPr>
         <w:bidi/>
         <w:spacing w:after="60" w:line="360"/>
-        <w:jc w:val="both"/>
+        <w:jc w:val="lowKashida"/>
       </w:pPr>
       <w:r>
         <w:rPr>
@@ -1212,7 +1212,7 @@
       <w:pPr>
         <w:bidi/>
         <w:spacing w:after="60" w:line="360"/>
-        <w:jc w:val="both"/>
+        <w:jc w:val="lowKashida"/>
       </w:pPr>
       <w:r>
         <w:rPr>
@@ -1254,7 +1254,7 @@
         </w:rPr>
         <w:t xml:space="preserve">رابط الدراسة: </w:t>
       </w:r>
-      <w:hyperlink w:history="1" r:id="rIdryrd8m9ts_i9ynvco_pci">
+      <w:hyperlink w:history="1" r:id="rIdddhuhgsoocrh15wn-jyf9">
         <w:r>
           <w:rPr>
             <w:rFonts w:ascii="Simplified Arabic" w:cs="Simplified Arabic" w:eastAsia="Simplified Arabic" w:hAnsi="Simplified Arabic"/>
@@ -1285,7 +1285,7 @@
       <w:pPr>
         <w:bidi/>
         <w:spacing w:after="60" w:line="360"/>
-        <w:jc w:val="both"/>
+        <w:jc w:val="lowKashida"/>
       </w:pPr>
       <w:r>
         <w:rPr>
@@ -1325,7 +1325,7 @@
       <w:pPr>
         <w:bidi/>
         <w:spacing w:after="60" w:line="360"/>
-        <w:jc w:val="both"/>
+        <w:jc w:val="lowKashida"/>
       </w:pPr>
       <w:r>
         <w:rPr>
@@ -1355,7 +1355,7 @@
       <w:pPr>
         <w:bidi/>
         <w:spacing w:after="60" w:line="360"/>
-        <w:jc w:val="both"/>
+        <w:jc w:val="lowKashida"/>
       </w:pPr>
       <w:r>
         <w:rPr>
@@ -1373,7 +1373,7 @@
       <w:pPr>
         <w:bidi/>
         <w:spacing w:after="60" w:line="360"/>
-        <w:jc w:val="both"/>
+        <w:jc w:val="lowKashida"/>
       </w:pPr>
       <w:r>
         <w:rPr>
@@ -1415,7 +1415,7 @@
         </w:rPr>
         <w:t xml:space="preserve">رابط الدراسة: </w:t>
       </w:r>
-      <w:hyperlink w:history="1" r:id="rIdlrxx34cnclcvdjomcshpp">
+      <w:hyperlink w:history="1" r:id="rIdszbouu26jhqtvjka94ebq">
         <w:r>
           <w:rPr>
             <w:rFonts w:ascii="Simplified Arabic" w:cs="Simplified Arabic" w:eastAsia="Simplified Arabic" w:hAnsi="Simplified Arabic"/>
@@ -1446,7 +1446,7 @@
       <w:pPr>
         <w:bidi/>
         <w:spacing w:after="60" w:line="360"/>
-        <w:jc w:val="both"/>
+        <w:jc w:val="lowKashida"/>
       </w:pPr>
       <w:r>
         <w:rPr>
@@ -1486,7 +1486,7 @@
       <w:pPr>
         <w:bidi/>
         <w:spacing w:after="60" w:line="360"/>
-        <w:jc w:val="both"/>
+        <w:jc w:val="lowKashida"/>
       </w:pPr>
       <w:r>
         <w:rPr>
@@ -1516,7 +1516,7 @@
       <w:pPr>
         <w:bidi/>
         <w:spacing w:after="60" w:line="360"/>
-        <w:jc w:val="both"/>
+        <w:jc w:val="lowKashida"/>
       </w:pPr>
       <w:r>
         <w:rPr>
@@ -1534,7 +1534,7 @@
       <w:pPr>
         <w:bidi/>
         <w:spacing w:after="60" w:line="360"/>
-        <w:jc w:val="both"/>
+        <w:jc w:val="lowKashida"/>
       </w:pPr>
       <w:r>
         <w:rPr>
@@ -1576,7 +1576,7 @@
         </w:rPr>
         <w:t xml:space="preserve">رابط الدراسة: </w:t>
       </w:r>
-      <w:hyperlink w:history="1" r:id="rIdzz6lnnn4qnw0jg3-tyvcx">
+      <w:hyperlink w:history="1" r:id="rId_q2f2vbta_hbdesorf4es">
         <w:r>
           <w:rPr>
             <w:rFonts w:ascii="Simplified Arabic" w:cs="Simplified Arabic" w:eastAsia="Simplified Arabic" w:hAnsi="Simplified Arabic"/>
@@ -1607,7 +1607,7 @@
       <w:pPr>
         <w:bidi/>
         <w:spacing w:after="60" w:line="360"/>
-        <w:jc w:val="both"/>
+        <w:jc w:val="lowKashida"/>
       </w:pPr>
       <w:r>
         <w:rPr>
@@ -1647,7 +1647,7 @@
       <w:pPr>
         <w:bidi/>
         <w:spacing w:after="60" w:line="360"/>
-        <w:jc w:val="both"/>
+        <w:jc w:val="lowKashida"/>
       </w:pPr>
       <w:r>
         <w:rPr>
@@ -1677,7 +1677,7 @@
       <w:pPr>
         <w:bidi/>
         <w:spacing w:after="60" w:line="360"/>
-        <w:jc w:val="both"/>
+        <w:jc w:val="lowKashida"/>
       </w:pPr>
       <w:r>
         <w:rPr>
@@ -1695,7 +1695,7 @@
       <w:pPr>
         <w:bidi/>
         <w:spacing w:after="60" w:line="360"/>
-        <w:jc w:val="both"/>
+        <w:jc w:val="lowKashida"/>
       </w:pPr>
       <w:r>
         <w:rPr>
@@ -1737,7 +1737,7 @@
         </w:rPr>
         <w:t xml:space="preserve">رابط الدراسة: </w:t>
       </w:r>
-      <w:hyperlink w:history="1" r:id="rIdk5mftuazyxd_-kh0c2w45">
+      <w:hyperlink w:history="1" r:id="rIdns2ta3h774-huhlw9exrh">
         <w:r>
           <w:rPr>
             <w:rFonts w:ascii="Simplified Arabic" w:cs="Simplified Arabic" w:eastAsia="Simplified Arabic" w:hAnsi="Simplified Arabic"/>
@@ -1768,7 +1768,7 @@
       <w:pPr>
         <w:bidi/>
         <w:spacing w:after="60" w:line="360"/>
-        <w:jc w:val="both"/>
+        <w:jc w:val="lowKashida"/>
       </w:pPr>
       <w:r>
         <w:rPr>
@@ -1808,7 +1808,7 @@
       <w:pPr>
         <w:bidi/>
         <w:spacing w:after="60" w:line="360"/>
-        <w:jc w:val="both"/>
+        <w:jc w:val="lowKashida"/>
       </w:pPr>
       <w:r>
         <w:rPr>
@@ -1838,7 +1838,7 @@
       <w:pPr>
         <w:bidi/>
         <w:spacing w:after="60" w:line="360"/>
-        <w:jc w:val="both"/>
+        <w:jc w:val="lowKashida"/>
       </w:pPr>
       <w:r>
         <w:rPr>
@@ -1856,7 +1856,7 @@
       <w:pPr>
         <w:bidi/>
         <w:spacing w:after="60" w:line="360"/>
-        <w:jc w:val="both"/>
+        <w:jc w:val="lowKashida"/>
       </w:pPr>
       <w:r>
         <w:rPr>
@@ -1898,7 +1898,7 @@
         </w:rPr>
         <w:t xml:space="preserve">رابط الدراسة: </w:t>
       </w:r>
-      <w:hyperlink w:history="1" r:id="rIdxl9-efii1sotysszf2qe7">
+      <w:hyperlink w:history="1" r:id="rIdqee6bsmdurmglund6wbi5">
         <w:r>
           <w:rPr>
             <w:rFonts w:ascii="Simplified Arabic" w:cs="Simplified Arabic" w:eastAsia="Simplified Arabic" w:hAnsi="Simplified Arabic"/>
@@ -1929,7 +1929,7 @@
       <w:pPr>
         <w:bidi/>
         <w:spacing w:after="60" w:line="360"/>
-        <w:jc w:val="both"/>
+        <w:jc w:val="lowKashida"/>
       </w:pPr>
       <w:r>
         <w:rPr>
@@ -1969,7 +1969,7 @@
       <w:pPr>
         <w:bidi/>
         <w:spacing w:after="60" w:line="360"/>
-        <w:jc w:val="both"/>
+        <w:jc w:val="lowKashida"/>
       </w:pPr>
       <w:r>
         <w:rPr>
@@ -1999,7 +1999,7 @@
       <w:pPr>
         <w:bidi/>
         <w:spacing w:after="60" w:line="360"/>
-        <w:jc w:val="both"/>
+        <w:jc w:val="lowKashida"/>
       </w:pPr>
       <w:r>
         <w:rPr>
@@ -2017,7 +2017,7 @@
       <w:pPr>
         <w:bidi/>
         <w:spacing w:after="60" w:line="360"/>
-        <w:jc w:val="both"/>
+        <w:jc w:val="lowKashida"/>
       </w:pPr>
       <w:r>
         <w:rPr>
@@ -2059,7 +2059,7 @@
         </w:rPr>
         <w:t xml:space="preserve">رابط الدراسة: </w:t>
       </w:r>
-      <w:hyperlink w:history="1" r:id="rIdwqei9uenl0wmt3p3zwers">
+      <w:hyperlink w:history="1" r:id="rId1-3i_a5nrpekr85ye_rqh">
         <w:r>
           <w:rPr>
             <w:rFonts w:ascii="Simplified Arabic" w:cs="Simplified Arabic" w:eastAsia="Simplified Arabic" w:hAnsi="Simplified Arabic"/>
@@ -2090,7 +2090,7 @@
       <w:pPr>
         <w:bidi/>
         <w:spacing w:after="60" w:line="360"/>
-        <w:jc w:val="both"/>
+        <w:jc w:val="lowKashida"/>
       </w:pPr>
       <w:r>
         <w:rPr>
@@ -2130,7 +2130,7 @@
       <w:pPr>
         <w:bidi/>
         <w:spacing w:after="60" w:line="360"/>
-        <w:jc w:val="both"/>
+        <w:jc w:val="lowKashida"/>
       </w:pPr>
       <w:r>
         <w:rPr>
@@ -2160,7 +2160,7 @@
       <w:pPr>
         <w:bidi/>
         <w:spacing w:after="60" w:line="360"/>
-        <w:jc w:val="both"/>
+        <w:jc w:val="lowKashida"/>
       </w:pPr>
       <w:r>
         <w:rPr>
@@ -2178,7 +2178,7 @@
       <w:pPr>
         <w:bidi/>
         <w:spacing w:after="60" w:line="360"/>
-        <w:jc w:val="both"/>
+        <w:jc w:val="lowKashida"/>
       </w:pPr>
       <w:r>
         <w:rPr>
@@ -2220,7 +2220,7 @@
         </w:rPr>
         <w:t xml:space="preserve">رابط الدراسة: </w:t>
       </w:r>
-      <w:hyperlink w:history="1" r:id="rIdtnipwidgtkbq76v3ologk">
+      <w:hyperlink w:history="1" r:id="rIdxbj70bzeqzqv_3qcsc_5p">
         <w:r>
           <w:rPr>
             <w:rFonts w:ascii="Simplified Arabic" w:cs="Simplified Arabic" w:eastAsia="Simplified Arabic" w:hAnsi="Simplified Arabic"/>
@@ -2251,7 +2251,7 @@
       <w:pPr>
         <w:bidi/>
         <w:spacing w:after="60" w:line="360"/>
-        <w:jc w:val="both"/>
+        <w:jc w:val="lowKashida"/>
       </w:pPr>
       <w:r>
         <w:rPr>
@@ -2291,7 +2291,7 @@
       <w:pPr>
         <w:bidi/>
         <w:spacing w:after="60" w:line="360"/>
-        <w:jc w:val="both"/>
+        <w:jc w:val="lowKashida"/>
       </w:pPr>
       <w:r>
         <w:rPr>
@@ -2321,7 +2321,7 @@
       <w:pPr>
         <w:bidi/>
         <w:spacing w:after="60" w:line="360"/>
-        <w:jc w:val="both"/>
+        <w:jc w:val="lowKashida"/>
       </w:pPr>
       <w:r>
         <w:rPr>
@@ -2339,7 +2339,7 @@
       <w:pPr>
         <w:bidi/>
         <w:spacing w:after="60" w:line="360"/>
-        <w:jc w:val="both"/>
+        <w:jc w:val="lowKashida"/>
       </w:pPr>
       <w:r>
         <w:rPr>
@@ -2381,7 +2381,7 @@
         </w:rPr>
         <w:t xml:space="preserve">رابط الدراسة: </w:t>
       </w:r>
-      <w:hyperlink w:history="1" r:id="rId8i_p1nqpksr2vwimgll8m">
+      <w:hyperlink w:history="1" r:id="rIdorz2cmmlnlmlgnzebd_ef">
         <w:r>
           <w:rPr>
             <w:rFonts w:ascii="Simplified Arabic" w:cs="Simplified Arabic" w:eastAsia="Simplified Arabic" w:hAnsi="Simplified Arabic"/>
@@ -2412,7 +2412,7 @@
       <w:pPr>
         <w:bidi/>
         <w:spacing w:after="60" w:line="360"/>
-        <w:jc w:val="both"/>
+        <w:jc w:val="lowKashida"/>
       </w:pPr>
       <w:r>
         <w:rPr>
@@ -2452,7 +2452,7 @@
       <w:pPr>
         <w:bidi/>
         <w:spacing w:after="60" w:line="360"/>
-        <w:jc w:val="both"/>
+        <w:jc w:val="lowKashida"/>
       </w:pPr>
       <w:r>
         <w:rPr>
@@ -2482,7 +2482,7 @@
       <w:pPr>
         <w:bidi/>
         <w:spacing w:after="60" w:line="360"/>
-        <w:jc w:val="both"/>
+        <w:jc w:val="lowKashida"/>
       </w:pPr>
       <w:r>
         <w:rPr>
@@ -2500,7 +2500,7 @@
       <w:pPr>
         <w:bidi/>
         <w:spacing w:after="60" w:line="360"/>
-        <w:jc w:val="both"/>
+        <w:jc w:val="lowKashida"/>
       </w:pPr>
       <w:r>
         <w:rPr>
@@ -2542,7 +2542,7 @@
         </w:rPr>
         <w:t xml:space="preserve">رابط الدراسة: </w:t>
       </w:r>
-      <w:hyperlink w:history="1" r:id="rIdrlr21imvh0xtblkowvb9h">
+      <w:hyperlink w:history="1" r:id="rIdk6ifvsu93m6nuyy0q3w3n">
         <w:r>
           <w:rPr>
             <w:rFonts w:ascii="Simplified Arabic" w:cs="Simplified Arabic" w:eastAsia="Simplified Arabic" w:hAnsi="Simplified Arabic"/>
@@ -2573,7 +2573,7 @@
       <w:pPr>
         <w:bidi/>
         <w:spacing w:after="60" w:line="360"/>
-        <w:jc w:val="both"/>
+        <w:jc w:val="lowKashida"/>
       </w:pPr>
       <w:r>
         <w:rPr>
@@ -2613,7 +2613,7 @@
       <w:pPr>
         <w:bidi/>
         <w:spacing w:after="60" w:line="360"/>
-        <w:jc w:val="both"/>
+        <w:jc w:val="lowKashida"/>
       </w:pPr>
       <w:r>
         <w:rPr>
@@ -2643,7 +2643,7 @@
       <w:pPr>
         <w:bidi/>
         <w:spacing w:after="60" w:line="360"/>
-        <w:jc w:val="both"/>
+        <w:jc w:val="lowKashida"/>
       </w:pPr>
       <w:r>
         <w:rPr>
@@ -2661,7 +2661,7 @@
       <w:pPr>
         <w:bidi/>
         <w:spacing w:after="60" w:line="360"/>
-        <w:jc w:val="both"/>
+        <w:jc w:val="lowKashida"/>
       </w:pPr>
       <w:r>
         <w:rPr>
@@ -2703,7 +2703,7 @@
         </w:rPr>
         <w:t xml:space="preserve">رابط الدراسة: </w:t>
       </w:r>
-      <w:hyperlink w:history="1" r:id="rIdm1btrktiluqorzdauvwp2">
+      <w:hyperlink w:history="1" r:id="rIdrjcimx_arw5kevz0w7eik">
         <w:r>
           <w:rPr>
             <w:rFonts w:ascii="Simplified Arabic" w:cs="Simplified Arabic" w:eastAsia="Simplified Arabic" w:hAnsi="Simplified Arabic"/>
@@ -2734,7 +2734,7 @@
       <w:pPr>
         <w:bidi/>
         <w:spacing w:after="60" w:line="360"/>
-        <w:jc w:val="both"/>
+        <w:jc w:val="lowKashida"/>
       </w:pPr>
       <w:r>
         <w:rPr>
@@ -2774,7 +2774,7 @@
       <w:pPr>
         <w:bidi/>
         <w:spacing w:after="60" w:line="360"/>
-        <w:jc w:val="both"/>
+        <w:jc w:val="lowKashida"/>
       </w:pPr>
       <w:r>
         <w:rPr>
@@ -2804,7 +2804,7 @@
       <w:pPr>
         <w:bidi/>
         <w:spacing w:after="60" w:line="360"/>
-        <w:jc w:val="both"/>
+        <w:jc w:val="lowKashida"/>
       </w:pPr>
       <w:r>
         <w:rPr>
@@ -2822,7 +2822,7 @@
       <w:pPr>
         <w:bidi/>
         <w:spacing w:after="60" w:line="360"/>
-        <w:jc w:val="both"/>
+        <w:jc w:val="lowKashida"/>
       </w:pPr>
       <w:r>
         <w:rPr>
@@ -2864,7 +2864,7 @@
         </w:rPr>
         <w:t xml:space="preserve">رابط الدراسة: </w:t>
       </w:r>
-      <w:hyperlink w:history="1" r:id="rIdhcwxdefsoaqrhi_f0q8md">
+      <w:hyperlink w:history="1" r:id="rId2rxqz21tblxvgfzbwxkw7">
         <w:r>
           <w:rPr>
             <w:rFonts w:ascii="Simplified Arabic" w:cs="Simplified Arabic" w:eastAsia="Simplified Arabic" w:hAnsi="Simplified Arabic"/>
@@ -2895,7 +2895,7 @@
       <w:pPr>
         <w:bidi/>
         <w:spacing w:after="60" w:line="360"/>
-        <w:jc w:val="both"/>
+        <w:jc w:val="lowKashida"/>
       </w:pPr>
       <w:r>
         <w:rPr>
@@ -2935,7 +2935,7 @@
       <w:pPr>
         <w:bidi/>
         <w:spacing w:after="60" w:line="360"/>
-        <w:jc w:val="both"/>
+        <w:jc w:val="lowKashida"/>
       </w:pPr>
       <w:r>
         <w:rPr>
@@ -2965,7 +2965,7 @@
       <w:pPr>
         <w:bidi/>
         <w:spacing w:after="60" w:line="360"/>
-        <w:jc w:val="both"/>
+        <w:jc w:val="lowKashida"/>
       </w:pPr>
       <w:r>
         <w:rPr>
@@ -2983,7 +2983,7 @@
       <w:pPr>
         <w:bidi/>
         <w:spacing w:after="60" w:line="360"/>
-        <w:jc w:val="both"/>
+        <w:jc w:val="lowKashida"/>
       </w:pPr>
       <w:r>
         <w:rPr>
@@ -3025,7 +3025,7 @@
         </w:rPr>
         <w:t xml:space="preserve">رابط الدراسة: </w:t>
       </w:r>
-      <w:hyperlink w:history="1" r:id="rId8dk6gemjesk98i_myea9r">
+      <w:hyperlink w:history="1" r:id="rId3yneddej9qpfpiau7qo9r">
         <w:r>
           <w:rPr>
             <w:rFonts w:ascii="Simplified Arabic" w:cs="Simplified Arabic" w:eastAsia="Simplified Arabic" w:hAnsi="Simplified Arabic"/>
@@ -3056,7 +3056,7 @@
       <w:pPr>
         <w:bidi/>
         <w:spacing w:after="60" w:line="360"/>
-        <w:jc w:val="both"/>
+        <w:jc w:val="lowKashida"/>
       </w:pPr>
       <w:r>
         <w:rPr>
@@ -3096,7 +3096,7 @@
       <w:pPr>
         <w:bidi/>
         <w:spacing w:after="60" w:line="360"/>
-        <w:jc w:val="both"/>
+        <w:jc w:val="lowKashida"/>
       </w:pPr>
       <w:r>
         <w:rPr>
@@ -3126,7 +3126,7 @@
       <w:pPr>
         <w:bidi/>
         <w:spacing w:after="60" w:line="360"/>
-        <w:jc w:val="both"/>
+        <w:jc w:val="lowKashida"/>
       </w:pPr>
       <w:r>
         <w:rPr>
@@ -3144,7 +3144,7 @@
       <w:pPr>
         <w:bidi/>
         <w:spacing w:after="60" w:line="360"/>
-        <w:jc w:val="both"/>
+        <w:jc w:val="lowKashida"/>
       </w:pPr>
       <w:r>
         <w:rPr>
@@ -3186,7 +3186,7 @@
         </w:rPr>
         <w:t xml:space="preserve">رابط الدراسة: </w:t>
       </w:r>
-      <w:hyperlink w:history="1" r:id="rIdv3ytkv7zjhxs2faqoedgj">
+      <w:hyperlink w:history="1" r:id="rIdgvsmqiqible4v9_mcj6oh">
         <w:r>
           <w:rPr>
             <w:rFonts w:ascii="Simplified Arabic" w:cs="Simplified Arabic" w:eastAsia="Simplified Arabic" w:hAnsi="Simplified Arabic"/>
@@ -3217,7 +3217,7 @@
       <w:pPr>
         <w:bidi/>
         <w:spacing w:after="60" w:line="360"/>
-        <w:jc w:val="both"/>
+        <w:jc w:val="lowKashida"/>
       </w:pPr>
       <w:r>
         <w:rPr>
@@ -3257,7 +3257,7 @@
       <w:pPr>
         <w:bidi/>
         <w:spacing w:after="60" w:line="360"/>
-        <w:jc w:val="both"/>
+        <w:jc w:val="lowKashida"/>
       </w:pPr>
       <w:r>
         <w:rPr>
@@ -3287,7 +3287,7 @@
       <w:pPr>
         <w:pStyle w:val="Heading3"/>
         <w:bidi/>
-        <w:spacing w:after="160" w:before="200" w:line="360"/>
+        <w:spacing w:after="80" w:before="120" w:line="360"/>
         <w:jc w:val="right"/>
       </w:pPr>
       <w:r>
@@ -3307,7 +3307,7 @@
       <w:pPr>
         <w:bidi/>
         <w:spacing w:after="60" w:line="360"/>
-        <w:jc w:val="both"/>
+        <w:jc w:val="lowKashida"/>
       </w:pPr>
       <w:r>
         <w:rPr>
@@ -3325,7 +3325,7 @@
       <w:pPr>
         <w:bidi/>
         <w:spacing w:after="60" w:line="360"/>
-        <w:jc w:val="both"/>
+        <w:jc w:val="lowKashida"/>
       </w:pPr>
       <w:r>
         <w:rPr>
@@ -3367,7 +3367,7 @@
         </w:rPr>
         <w:t xml:space="preserve">رابط الدراسة: </w:t>
       </w:r>
-      <w:hyperlink w:history="1" r:id="rIdt_nc7wxw72df2oqrkpdrl">
+      <w:hyperlink w:history="1" r:id="rIdmfw822wpduqgacto58d6k">
         <w:r>
           <w:rPr>
             <w:rFonts w:ascii="Simplified Arabic" w:cs="Simplified Arabic" w:eastAsia="Simplified Arabic" w:hAnsi="Simplified Arabic"/>
@@ -3398,7 +3398,7 @@
       <w:pPr>
         <w:bidi/>
         <w:spacing w:after="60" w:line="360"/>
-        <w:jc w:val="both"/>
+        <w:jc w:val="lowKashida"/>
       </w:pPr>
       <w:r>
         <w:rPr>
@@ -3438,7 +3438,7 @@
       <w:pPr>
         <w:bidi/>
         <w:spacing w:after="60" w:line="360"/>
-        <w:jc w:val="both"/>
+        <w:jc w:val="lowKashida"/>
       </w:pPr>
       <w:r>
         <w:rPr>
@@ -3468,7 +3468,7 @@
       <w:pPr>
         <w:bidi/>
         <w:spacing w:after="60" w:line="360"/>
-        <w:jc w:val="both"/>
+        <w:jc w:val="lowKashida"/>
       </w:pPr>
       <w:r>
         <w:rPr>
@@ -3486,7 +3486,7 @@
       <w:pPr>
         <w:bidi/>
         <w:spacing w:after="60" w:line="360"/>
-        <w:jc w:val="both"/>
+        <w:jc w:val="lowKashida"/>
       </w:pPr>
       <w:r>
         <w:rPr>
@@ -3528,7 +3528,7 @@
         </w:rPr>
         <w:t xml:space="preserve">رابط الدراسة: </w:t>
       </w:r>
-      <w:hyperlink w:history="1" r:id="rId_0nnuiv2buuxhhbfagek6">
+      <w:hyperlink w:history="1" r:id="rId_ebgr8sy2cemobevkzid2">
         <w:r>
           <w:rPr>
             <w:rFonts w:ascii="Simplified Arabic" w:cs="Simplified Arabic" w:eastAsia="Simplified Arabic" w:hAnsi="Simplified Arabic"/>
@@ -3559,7 +3559,7 @@
       <w:pPr>
         <w:bidi/>
         <w:spacing w:after="60" w:line="360"/>
-        <w:jc w:val="both"/>
+        <w:jc w:val="lowKashida"/>
       </w:pPr>
       <w:r>
         <w:rPr>
@@ -3599,7 +3599,7 @@
       <w:pPr>
         <w:bidi/>
         <w:spacing w:after="60" w:line="360"/>
-        <w:jc w:val="both"/>
+        <w:jc w:val="lowKashida"/>
       </w:pPr>
       <w:r>
         <w:rPr>
@@ -3629,7 +3629,7 @@
       <w:pPr>
         <w:bidi/>
         <w:spacing w:after="60" w:line="360"/>
-        <w:jc w:val="both"/>
+        <w:jc w:val="lowKashida"/>
       </w:pPr>
       <w:r>
         <w:rPr>
@@ -3647,7 +3647,7 @@
       <w:pPr>
         <w:bidi/>
         <w:spacing w:after="60" w:line="360"/>
-        <w:jc w:val="both"/>
+        <w:jc w:val="lowKashida"/>
       </w:pPr>
       <w:r>
         <w:rPr>
@@ -3689,7 +3689,7 @@
         </w:rPr>
         <w:t xml:space="preserve">رابط الدراسة: </w:t>
       </w:r>
-      <w:hyperlink w:history="1" r:id="rIdtbmfaqbaozxv7143yqgru">
+      <w:hyperlink w:history="1" r:id="rIdfedw5dsaijh8vtiuvnbco">
         <w:r>
           <w:rPr>
             <w:rFonts w:ascii="Simplified Arabic" w:cs="Simplified Arabic" w:eastAsia="Simplified Arabic" w:hAnsi="Simplified Arabic"/>
@@ -3720,7 +3720,7 @@
       <w:pPr>
         <w:bidi/>
         <w:spacing w:after="60" w:line="360"/>
-        <w:jc w:val="both"/>
+        <w:jc w:val="lowKashida"/>
       </w:pPr>
       <w:r>
         <w:rPr>
@@ -3760,7 +3760,7 @@
       <w:pPr>
         <w:bidi/>
         <w:spacing w:after="60" w:line="360"/>
-        <w:jc w:val="both"/>
+        <w:jc w:val="lowKashida"/>
       </w:pPr>
       <w:r>
         <w:rPr>
@@ -3790,7 +3790,7 @@
       <w:pPr>
         <w:bidi/>
         <w:spacing w:after="60" w:line="360"/>
-        <w:jc w:val="both"/>
+        <w:jc w:val="lowKashida"/>
       </w:pPr>
       <w:r>
         <w:rPr>
@@ -3808,7 +3808,7 @@
       <w:pPr>
         <w:bidi/>
         <w:spacing w:after="60" w:line="360"/>
-        <w:jc w:val="both"/>
+        <w:jc w:val="lowKashida"/>
       </w:pPr>
       <w:r>
         <w:rPr>
@@ -3850,7 +3850,7 @@
         </w:rPr>
         <w:t xml:space="preserve">رابط الدراسة: </w:t>
       </w:r>
-      <w:hyperlink w:history="1" r:id="rIddopqmbbetwiri5qlm8gmq">
+      <w:hyperlink w:history="1" r:id="rIduib3jj7bak3xkkws09ab7">
         <w:r>
           <w:rPr>
             <w:rFonts w:ascii="Simplified Arabic" w:cs="Simplified Arabic" w:eastAsia="Simplified Arabic" w:hAnsi="Simplified Arabic"/>
@@ -3881,7 +3881,7 @@
       <w:pPr>
         <w:bidi/>
         <w:spacing w:after="60" w:line="360"/>
-        <w:jc w:val="both"/>
+        <w:jc w:val="lowKashida"/>
       </w:pPr>
       <w:r>
         <w:rPr>
@@ -3921,7 +3921,7 @@
       <w:pPr>
         <w:bidi/>
         <w:spacing w:after="60" w:line="360"/>
-        <w:jc w:val="both"/>
+        <w:jc w:val="lowKashida"/>
       </w:pPr>
       <w:r>
         <w:rPr>
@@ -3951,7 +3951,7 @@
       <w:pPr>
         <w:bidi/>
         <w:spacing w:after="60" w:line="360"/>
-        <w:jc w:val="both"/>
+        <w:jc w:val="lowKashida"/>
       </w:pPr>
       <w:r>
         <w:rPr>
@@ -3969,7 +3969,7 @@
       <w:pPr>
         <w:bidi/>
         <w:spacing w:after="60" w:line="360"/>
-        <w:jc w:val="both"/>
+        <w:jc w:val="lowKashida"/>
       </w:pPr>
       <w:r>
         <w:rPr>
@@ -4011,7 +4011,7 @@
         </w:rPr>
         <w:t xml:space="preserve">رابط الدراسة: </w:t>
       </w:r>
-      <w:hyperlink w:history="1" r:id="rIdi0x7xrykw9tfulsu_g-vb">
+      <w:hyperlink w:history="1" r:id="rIdb1jsxfkmi3da2bmg12n5f">
         <w:r>
           <w:rPr>
             <w:rFonts w:ascii="Simplified Arabic" w:cs="Simplified Arabic" w:eastAsia="Simplified Arabic" w:hAnsi="Simplified Arabic"/>
@@ -4042,7 +4042,7 @@
       <w:pPr>
         <w:bidi/>
         <w:spacing w:after="60" w:line="360"/>
-        <w:jc w:val="both"/>
+        <w:jc w:val="lowKashida"/>
       </w:pPr>
       <w:r>
         <w:rPr>
@@ -4082,7 +4082,7 @@
       <w:pPr>
         <w:bidi/>
         <w:spacing w:after="60" w:line="360"/>
-        <w:jc w:val="both"/>
+        <w:jc w:val="lowKashida"/>
       </w:pPr>
       <w:r>
         <w:rPr>
@@ -4112,7 +4112,7 @@
       <w:pPr>
         <w:bidi/>
         <w:spacing w:after="60" w:line="360"/>
-        <w:jc w:val="both"/>
+        <w:jc w:val="lowKashida"/>
       </w:pPr>
       <w:r>
         <w:rPr>
@@ -4130,7 +4130,7 @@
       <w:pPr>
         <w:bidi/>
         <w:spacing w:after="60" w:line="360"/>
-        <w:jc w:val="both"/>
+        <w:jc w:val="lowKashida"/>
       </w:pPr>
       <w:r>
         <w:rPr>
@@ -4172,7 +4172,7 @@
         </w:rPr>
         <w:t xml:space="preserve">رابط الدراسة: </w:t>
       </w:r>
-      <w:hyperlink w:history="1" r:id="rIdsgjufrzm0iuk60j5n9vxz">
+      <w:hyperlink w:history="1" r:id="rIdprbfnvrvoe_ha_o17k7tj">
         <w:r>
           <w:rPr>
             <w:rFonts w:ascii="Simplified Arabic" w:cs="Simplified Arabic" w:eastAsia="Simplified Arabic" w:hAnsi="Simplified Arabic"/>
@@ -4203,7 +4203,7 @@
       <w:pPr>
         <w:bidi/>
         <w:spacing w:after="60" w:line="360"/>
-        <w:jc w:val="both"/>
+        <w:jc w:val="lowKashida"/>
       </w:pPr>
       <w:r>
         <w:rPr>
@@ -4243,7 +4243,7 @@
       <w:pPr>
         <w:bidi/>
         <w:spacing w:after="60" w:line="360"/>
-        <w:jc w:val="both"/>
+        <w:jc w:val="lowKashida"/>
       </w:pPr>
       <w:r>
         <w:rPr>
@@ -4273,7 +4273,7 @@
       <w:pPr>
         <w:bidi/>
         <w:spacing w:after="60" w:line="360"/>
-        <w:jc w:val="both"/>
+        <w:jc w:val="lowKashida"/>
       </w:pPr>
       <w:r>
         <w:rPr>
@@ -4291,7 +4291,7 @@
       <w:pPr>
         <w:bidi/>
         <w:spacing w:after="60" w:line="360"/>
-        <w:jc w:val="both"/>
+        <w:jc w:val="lowKashida"/>
       </w:pPr>
       <w:r>
         <w:rPr>
@@ -4333,7 +4333,7 @@
         </w:rPr>
         <w:t xml:space="preserve">رابط الدراسة: </w:t>
       </w:r>
-      <w:hyperlink w:history="1" r:id="rIdrppced77qlsknrnocp6is">
+      <w:hyperlink w:history="1" r:id="rIduryjcec2t-cg8ly7ennyz">
         <w:r>
           <w:rPr>
             <w:rFonts w:ascii="Simplified Arabic" w:cs="Simplified Arabic" w:eastAsia="Simplified Arabic" w:hAnsi="Simplified Arabic"/>
@@ -4364,7 +4364,7 @@
       <w:pPr>
         <w:bidi/>
         <w:spacing w:after="60" w:line="360"/>
-        <w:jc w:val="both"/>
+        <w:jc w:val="lowKashida"/>
       </w:pPr>
       <w:r>
         <w:rPr>
@@ -4404,7 +4404,7 @@
       <w:pPr>
         <w:bidi/>
         <w:spacing w:after="60" w:line="360"/>
-        <w:jc w:val="both"/>
+        <w:jc w:val="lowKashida"/>
       </w:pPr>
       <w:r>
         <w:rPr>
@@ -4434,7 +4434,7 @@
       <w:pPr>
         <w:bidi/>
         <w:spacing w:after="60" w:line="360"/>
-        <w:jc w:val="both"/>
+        <w:jc w:val="lowKashida"/>
       </w:pPr>
       <w:r>
         <w:rPr>
@@ -4452,7 +4452,7 @@
       <w:pPr>
         <w:bidi/>
         <w:spacing w:after="60" w:line="360"/>
-        <w:jc w:val="both"/>
+        <w:jc w:val="lowKashida"/>
       </w:pPr>
       <w:r>
         <w:rPr>
@@ -4494,7 +4494,7 @@
         </w:rPr>
         <w:t xml:space="preserve">رابط الدراسة: </w:t>
       </w:r>
-      <w:hyperlink w:history="1" r:id="rIdv6qgppfnjtnxsrnqvsuez">
+      <w:hyperlink w:history="1" r:id="rIdb9hdrpblyguo9kmgugx2a">
         <w:r>
           <w:rPr>
             <w:rFonts w:ascii="Simplified Arabic" w:cs="Simplified Arabic" w:eastAsia="Simplified Arabic" w:hAnsi="Simplified Arabic"/>
@@ -4525,7 +4525,7 @@
       <w:pPr>
         <w:bidi/>
         <w:spacing w:after="60" w:line="360"/>
-        <w:jc w:val="both"/>
+        <w:jc w:val="lowKashida"/>
       </w:pPr>
       <w:r>
         <w:rPr>
@@ -4565,7 +4565,7 @@
       <w:pPr>
         <w:bidi/>
         <w:spacing w:after="60" w:line="360"/>
-        <w:jc w:val="both"/>
+        <w:jc w:val="lowKashida"/>
       </w:pPr>
       <w:r>
         <w:rPr>
@@ -4595,7 +4595,7 @@
       <w:pPr>
         <w:bidi/>
         <w:spacing w:after="60" w:line="360"/>
-        <w:jc w:val="both"/>
+        <w:jc w:val="lowKashida"/>
       </w:pPr>
       <w:r>
         <w:rPr>
@@ -4613,7 +4613,7 @@
       <w:pPr>
         <w:bidi/>
         <w:spacing w:after="60" w:line="360"/>
-        <w:jc w:val="both"/>
+        <w:jc w:val="lowKashida"/>
       </w:pPr>
       <w:r>
         <w:rPr>
@@ -4655,7 +4655,7 @@
         </w:rPr>
         <w:t xml:space="preserve">رابط الدراسة: </w:t>
       </w:r>
-      <w:hyperlink w:history="1" r:id="rId-l_qog8sbuaxcc5ux9wv-">
+      <w:hyperlink w:history="1" r:id="rIdb434f1cg9e_leipctnziv">
         <w:r>
           <w:rPr>
             <w:rFonts w:ascii="Simplified Arabic" w:cs="Simplified Arabic" w:eastAsia="Simplified Arabic" w:hAnsi="Simplified Arabic"/>
@@ -4686,7 +4686,7 @@
       <w:pPr>
         <w:bidi/>
         <w:spacing w:after="60" w:line="360"/>
-        <w:jc w:val="both"/>
+        <w:jc w:val="lowKashida"/>
       </w:pPr>
       <w:r>
         <w:rPr>
@@ -4726,7 +4726,7 @@
       <w:pPr>
         <w:bidi/>
         <w:spacing w:after="60" w:line="360"/>
-        <w:jc w:val="both"/>
+        <w:jc w:val="lowKashida"/>
       </w:pPr>
       <w:r>
         <w:rPr>
@@ -4756,7 +4756,7 @@
       <w:pPr>
         <w:bidi/>
         <w:spacing w:after="60" w:line="360"/>
-        <w:jc w:val="both"/>
+        <w:jc w:val="lowKashida"/>
       </w:pPr>
       <w:r>
         <w:rPr>
@@ -4774,7 +4774,7 @@
       <w:pPr>
         <w:bidi/>
         <w:spacing w:after="60" w:line="360"/>
-        <w:jc w:val="both"/>
+        <w:jc w:val="lowKashida"/>
       </w:pPr>
       <w:r>
         <w:rPr>
@@ -4816,7 +4816,7 @@
         </w:rPr>
         <w:t xml:space="preserve">رابط الدراسة: </w:t>
       </w:r>
-      <w:hyperlink w:history="1" r:id="rIdvex0kb2fenjwirhs-f5xt">
+      <w:hyperlink w:history="1" r:id="rIdsfdu3i8siim1szxbcnlz_">
         <w:r>
           <w:rPr>
             <w:rFonts w:ascii="Simplified Arabic" w:cs="Simplified Arabic" w:eastAsia="Simplified Arabic" w:hAnsi="Simplified Arabic"/>
@@ -4847,7 +4847,7 @@
       <w:pPr>
         <w:bidi/>
         <w:spacing w:after="60" w:line="360"/>
-        <w:jc w:val="both"/>
+        <w:jc w:val="lowKashida"/>
       </w:pPr>
       <w:r>
         <w:rPr>
@@ -4887,7 +4887,7 @@
       <w:pPr>
         <w:bidi/>
         <w:spacing w:after="60" w:line="360"/>
-        <w:jc w:val="both"/>
+        <w:jc w:val="lowKashida"/>
       </w:pPr>
       <w:r>
         <w:rPr>
@@ -4918,7 +4918,7 @@
         <w:pStyle w:val="Heading1"/>
         <w:pageBreakBefore/>
         <w:bidi/>
-        <w:spacing w:after="240" w:before="240" w:line="360"/>
+        <w:spacing w:after="160" w:before="120" w:line="360"/>
         <w:jc w:val="center"/>
       </w:pPr>
       <w:r>
@@ -4938,7 +4938,7 @@
       <w:pPr>
         <w:bidi/>
         <w:spacing w:after="60" w:line="360"/>
-        <w:jc w:val="both"/>
+        <w:jc w:val="lowKashida"/>
       </w:pPr>
       <w:r>
         <w:rPr>
@@ -4967,7 +4967,7 @@
       <w:pPr>
         <w:bidi/>
         <w:spacing w:after="60" w:line="360"/>
-        <w:jc w:val="both"/>
+        <w:jc w:val="lowKashida"/>
       </w:pPr>
       <w:r>
         <w:rPr>
@@ -4996,7 +4996,7 @@
       <w:pPr>
         <w:bidi/>
         <w:spacing w:after="60" w:line="360"/>
-        <w:jc w:val="both"/>
+        <w:jc w:val="lowKashida"/>
       </w:pPr>
       <w:r>
         <w:rPr>
@@ -5025,7 +5025,7 @@
       <w:pPr>
         <w:bidi/>
         <w:spacing w:after="60" w:line="360"/>
-        <w:jc w:val="both"/>
+        <w:jc w:val="lowKashida"/>
       </w:pPr>
       <w:r>
         <w:rPr>
@@ -5054,7 +5054,7 @@
       <w:pPr>
         <w:bidi/>
         <w:spacing w:after="60" w:line="360"/>
-        <w:jc w:val="both"/>
+        <w:jc w:val="lowKashida"/>
       </w:pPr>
       <w:r>
         <w:rPr>
@@ -5084,7 +5084,7 @@
         <w:pStyle w:val="Heading1"/>
         <w:pageBreakBefore/>
         <w:bidi/>
-        <w:spacing w:after="240" w:before="240" w:line="360"/>
+        <w:spacing w:after="160" w:before="120" w:line="360"/>
         <w:jc w:val="center"/>
       </w:pPr>
       <w:r>
@@ -5104,7 +5104,7 @@
       <w:pPr>
         <w:bidi/>
         <w:spacing w:after="60" w:line="360"/>
-        <w:jc w:val="both"/>
+        <w:jc w:val="lowKashida"/>
       </w:pPr>
       <w:r>
         <w:rPr>
@@ -5133,7 +5133,7 @@
       <w:pPr>
         <w:bidi/>
         <w:spacing w:after="60" w:line="360"/>
-        <w:jc w:val="both"/>
+        <w:jc w:val="lowKashida"/>
       </w:pPr>
       <w:r>
         <w:rPr>
@@ -5162,7 +5162,7 @@
       <w:pPr>
         <w:bidi/>
         <w:spacing w:after="60" w:line="360"/>
-        <w:jc w:val="both"/>
+        <w:jc w:val="lowKashida"/>
       </w:pPr>
       <w:r>
         <w:rPr>
@@ -5191,7 +5191,7 @@
       <w:pPr>
         <w:bidi/>
         <w:spacing w:after="60" w:line="360"/>
-        <w:jc w:val="both"/>
+        <w:jc w:val="lowKashida"/>
       </w:pPr>
       <w:r>
         <w:rPr>
@@ -5220,7 +5220,7 @@
       <w:pPr>
         <w:bidi/>
         <w:spacing w:after="60" w:line="360"/>
-        <w:jc w:val="both"/>
+        <w:jc w:val="lowKashida"/>
       </w:pPr>
       <w:r>
         <w:rPr>
@@ -5250,7 +5250,7 @@
         <w:pStyle w:val="Heading1"/>
         <w:pageBreakBefore/>
         <w:bidi/>
-        <w:spacing w:after="240" w:before="240" w:line="360"/>
+        <w:spacing w:after="160" w:before="120" w:line="360"/>
         <w:jc w:val="center"/>
       </w:pPr>
       <w:r>
@@ -5270,7 +5270,7 @@
       <w:pPr>
         <w:bidi/>
         <w:spacing w:after="60" w:line="360"/>
-        <w:jc w:val="both"/>
+        <w:jc w:val="lowKashida"/>
       </w:pPr>
       <w:r>
         <w:rPr>
@@ -5288,7 +5288,7 @@
       <w:pPr>
         <w:pStyle w:val="Heading3"/>
         <w:bidi/>
-        <w:spacing w:after="160" w:before="200" w:line="360"/>
+        <w:spacing w:after="80" w:before="120" w:line="360"/>
         <w:jc w:val="right"/>
       </w:pPr>
       <w:r>
@@ -5308,7 +5308,7 @@
       <w:pPr>
         <w:bidi/>
         <w:spacing w:after="60" w:line="360"/>
-        <w:jc w:val="both"/>
+        <w:jc w:val="lowKashida"/>
       </w:pPr>
       <w:r>
         <w:rPr>
@@ -5337,7 +5337,7 @@
       <w:pPr>
         <w:bidi/>
         <w:spacing w:after="60" w:line="360"/>
-        <w:jc w:val="both"/>
+        <w:jc w:val="lowKashida"/>
       </w:pPr>
       <w:r>
         <w:rPr>
@@ -5366,7 +5366,7 @@
       <w:pPr>
         <w:bidi/>
         <w:spacing w:after="60" w:line="360"/>
-        <w:jc w:val="both"/>
+        <w:jc w:val="lowKashida"/>
       </w:pPr>
       <w:r>
         <w:rPr>
@@ -5395,7 +5395,7 @@
       <w:pPr>
         <w:bidi/>
         <w:spacing w:after="60" w:line="360"/>
-        <w:jc w:val="both"/>
+        <w:jc w:val="lowKashida"/>
       </w:pPr>
       <w:r>
         <w:rPr>
@@ -5424,7 +5424,7 @@
       <w:pPr>
         <w:bidi/>
         <w:spacing w:after="60" w:line="360"/>
-        <w:jc w:val="both"/>
+        <w:jc w:val="lowKashida"/>
       </w:pPr>
       <w:r>
         <w:rPr>
@@ -5453,7 +5453,7 @@
       <w:pPr>
         <w:bidi/>
         <w:spacing w:after="60" w:line="360"/>
-        <w:jc w:val="both"/>
+        <w:jc w:val="lowKashida"/>
       </w:pPr>
       <w:r>
         <w:rPr>
@@ -5483,7 +5483,7 @@
         <w:pStyle w:val="Heading1"/>
         <w:pageBreakBefore/>
         <w:bidi/>
-        <w:spacing w:after="240" w:before="240" w:line="360"/>
+        <w:spacing w:after="160" w:before="120" w:line="360"/>
         <w:jc w:val="center"/>
       </w:pPr>
       <w:r>
@@ -5503,7 +5503,7 @@
       <w:pPr>
         <w:bidi/>
         <w:spacing w:after="60" w:line="360"/>
-        <w:jc w:val="both"/>
+        <w:jc w:val="lowKashida"/>
       </w:pPr>
       <w:r>
         <w:rPr>
@@ -5522,7 +5522,7 @@
         <w:pStyle w:val="Heading1"/>
         <w:pageBreakBefore/>
         <w:bidi/>
-        <w:spacing w:after="240" w:before="240" w:line="360"/>
+        <w:spacing w:after="160" w:before="120" w:line="360"/>
         <w:jc w:val="center"/>
       </w:pPr>
       <w:r>
@@ -5542,7 +5542,7 @@
       <w:pPr>
         <w:pStyle w:val="Heading3"/>
         <w:bidi/>
-        <w:spacing w:after="160" w:before="200" w:line="360"/>
+        <w:spacing w:after="80" w:before="120" w:line="360"/>
         <w:jc w:val="right"/>
       </w:pPr>
       <w:r>
@@ -5562,7 +5562,7 @@
       <w:pPr>
         <w:bidi/>
         <w:spacing w:after="60" w:line="360"/>
-        <w:jc w:val="both"/>
+        <w:jc w:val="lowKashida"/>
       </w:pPr>
       <w:r>
         <w:rPr>
@@ -5580,7 +5580,7 @@
       <w:pPr>
         <w:bidi/>
         <w:spacing w:after="60" w:line="360"/>
-        <w:jc w:val="both"/>
+        <w:jc w:val="lowKashida"/>
       </w:pPr>
       <w:r>
         <w:rPr>
@@ -5620,7 +5620,7 @@
       <w:pPr>
         <w:bidi/>
         <w:spacing w:after="60" w:line="360"/>
-        <w:jc w:val="both"/>
+        <w:jc w:val="lowKashida"/>
       </w:pPr>
       <w:r>
         <w:rPr>
@@ -5660,7 +5660,7 @@
       <w:pPr>
         <w:bidi/>
         <w:spacing w:after="60" w:line="360"/>
-        <w:jc w:val="both"/>
+        <w:jc w:val="lowKashida"/>
       </w:pPr>
       <w:r>
         <w:rPr>
@@ -5700,7 +5700,7 @@
       <w:pPr>
         <w:bidi/>
         <w:spacing w:after="60" w:line="360"/>
-        <w:jc w:val="both"/>
+        <w:jc w:val="lowKashida"/>
       </w:pPr>
       <w:r>
         <w:rPr>
@@ -5740,7 +5740,7 @@
       <w:pPr>
         <w:bidi/>
         <w:spacing w:after="60" w:line="360"/>
-        <w:jc w:val="both"/>
+        <w:jc w:val="lowKashida"/>
       </w:pPr>
       <w:r>
         <w:rPr>
@@ -5780,7 +5780,7 @@
       <w:pPr>
         <w:bidi/>
         <w:spacing w:after="60" w:line="360"/>
-        <w:jc w:val="both"/>
+        <w:jc w:val="lowKashida"/>
       </w:pPr>
       <w:r>
         <w:rPr>
@@ -5820,7 +5820,7 @@
       <w:pPr>
         <w:bidi/>
         <w:spacing w:after="60" w:line="360"/>
-        <w:jc w:val="both"/>
+        <w:jc w:val="lowKashida"/>
       </w:pPr>
       <w:r>
         <w:rPr>
@@ -5860,7 +5860,7 @@
       <w:pPr>
         <w:bidi/>
         <w:spacing w:after="60" w:line="360"/>
-        <w:jc w:val="both"/>
+        <w:jc w:val="lowKashida"/>
       </w:pPr>
       <w:r>
         <w:rPr>
@@ -5878,7 +5878,7 @@
       <w:pPr>
         <w:bidi/>
         <w:spacing w:after="60" w:line="360"/>
-        <w:jc w:val="both"/>
+        <w:jc w:val="lowKashida"/>
       </w:pPr>
       <w:r>
         <w:rPr>
@@ -5918,7 +5918,7 @@
       <w:pPr>
         <w:bidi/>
         <w:spacing w:after="60" w:line="360"/>
-        <w:jc w:val="both"/>
+        <w:jc w:val="lowKashida"/>
       </w:pPr>
       <w:r>
         <w:rPr>
@@ -5958,7 +5958,7 @@
       <w:pPr>
         <w:bidi/>
         <w:spacing w:after="60" w:line="360"/>
-        <w:jc w:val="both"/>
+        <w:jc w:val="lowKashida"/>
       </w:pPr>
       <w:r>
         <w:rPr>
@@ -5998,7 +5998,7 @@
       <w:pPr>
         <w:bidi/>
         <w:spacing w:after="60" w:line="360"/>
-        <w:jc w:val="both"/>
+        <w:jc w:val="lowKashida"/>
       </w:pPr>
       <w:r>
         <w:rPr>
@@ -6038,7 +6038,7 @@
       <w:pPr>
         <w:bidi/>
         <w:spacing w:after="60" w:line="360"/>
-        <w:jc w:val="both"/>
+        <w:jc w:val="lowKashida"/>
       </w:pPr>
       <w:r>
         <w:rPr>
@@ -6078,7 +6078,7 @@
       <w:pPr>
         <w:bidi/>
         <w:spacing w:after="60" w:line="360"/>
-        <w:jc w:val="both"/>
+        <w:jc w:val="lowKashida"/>
       </w:pPr>
       <w:r>
         <w:rPr>
@@ -6118,7 +6118,7 @@
       <w:pPr>
         <w:bidi/>
         <w:spacing w:after="60" w:line="360"/>
-        <w:jc w:val="both"/>
+        <w:jc w:val="lowKashida"/>
       </w:pPr>
       <w:r>
         <w:rPr>
@@ -6158,7 +6158,7 @@
       <w:pPr>
         <w:bidi/>
         <w:spacing w:after="60" w:line="360"/>
-        <w:jc w:val="both"/>
+        <w:jc w:val="lowKashida"/>
       </w:pPr>
       <w:r>
         <w:rPr>
@@ -6198,7 +6198,7 @@
       <w:pPr>
         <w:pStyle w:val="Heading3"/>
         <w:bidi/>
-        <w:spacing w:after="160" w:before="200" w:line="360"/>
+        <w:spacing w:after="80" w:before="120" w:line="360"/>
         <w:jc w:val="right"/>
       </w:pPr>
       <w:r>
@@ -6218,7 +6218,7 @@
       <w:pPr>
         <w:bidi/>
         <w:spacing w:after="60" w:line="360"/>
-        <w:jc w:val="both"/>
+        <w:jc w:val="lowKashida"/>
       </w:pPr>
       <w:r>
         <w:rPr>
@@ -6236,7 +6236,7 @@
       <w:pPr>
         <w:bidi/>
         <w:spacing w:after="60" w:line="360"/>
-        <w:jc w:val="both"/>
+        <w:jc w:val="lowKashida"/>
       </w:pPr>
       <w:r>
         <w:rPr>
@@ -6276,7 +6276,7 @@
       <w:pPr>
         <w:bidi/>
         <w:spacing w:after="60" w:line="360"/>
-        <w:jc w:val="both"/>
+        <w:jc w:val="lowKashida"/>
       </w:pPr>
       <w:r>
         <w:rPr>
@@ -6316,7 +6316,7 @@
       <w:pPr>
         <w:bidi/>
         <w:spacing w:after="60" w:line="360"/>
-        <w:jc w:val="both"/>
+        <w:jc w:val="lowKashida"/>
       </w:pPr>
       <w:r>
         <w:rPr>
@@ -6356,7 +6356,7 @@
       <w:pPr>
         <w:bidi/>
         <w:spacing w:after="60" w:line="360"/>
-        <w:jc w:val="both"/>
+        <w:jc w:val="lowKashida"/>
       </w:pPr>
       <w:r>
         <w:rPr>
@@ -6374,7 +6374,7 @@
       <w:pPr>
         <w:bidi/>
         <w:spacing w:after="60" w:line="360"/>
-        <w:jc w:val="both"/>
+        <w:jc w:val="lowKashida"/>
       </w:pPr>
       <w:r>
         <w:rPr>
@@ -6414,7 +6414,7 @@
       <w:pPr>
         <w:bidi/>
         <w:spacing w:after="60" w:line="360"/>
-        <w:jc w:val="both"/>
+        <w:jc w:val="lowKashida"/>
       </w:pPr>
       <w:r>
         <w:rPr>
@@ -6454,7 +6454,7 @@
       <w:pPr>
         <w:bidi/>
         <w:spacing w:after="60" w:line="360"/>
-        <w:jc w:val="both"/>
+        <w:jc w:val="lowKashida"/>
       </w:pPr>
       <w:r>
         <w:rPr>
@@ -6494,7 +6494,7 @@
       <w:pPr>
         <w:pStyle w:val="Heading3"/>
         <w:bidi/>
-        <w:spacing w:after="160" w:before="200" w:line="360"/>
+        <w:spacing w:after="80" w:before="120" w:line="360"/>
         <w:jc w:val="right"/>
       </w:pPr>
       <w:r>
@@ -6514,7 +6514,7 @@
       <w:pPr>
         <w:bidi/>
         <w:spacing w:after="60" w:line="360"/>
-        <w:jc w:val="both"/>
+        <w:jc w:val="lowKashida"/>
       </w:pPr>
       <w:r>
         <w:rPr>
@@ -6554,7 +6554,7 @@
       <w:pPr>
         <w:bidi/>
         <w:spacing w:after="60" w:line="360"/>
-        <w:jc w:val="both"/>
+        <w:jc w:val="lowKashida"/>
       </w:pPr>
       <w:r>
         <w:rPr>
@@ -6594,7 +6594,7 @@
       <w:pPr>
         <w:bidi/>
         <w:spacing w:after="60" w:line="360"/>
-        <w:jc w:val="both"/>
+        <w:jc w:val="lowKashida"/>
       </w:pPr>
       <w:r>
         <w:rPr>
@@ -6634,7 +6634,7 @@
       <w:pPr>
         <w:bidi/>
         <w:spacing w:after="60" w:line="360"/>
-        <w:jc w:val="both"/>
+        <w:jc w:val="lowKashida"/>
       </w:pPr>
       <w:r>
         <w:rPr>
@@ -6674,7 +6674,7 @@
       <w:pPr>
         <w:bidi/>
         <w:spacing w:after="60" w:line="360"/>
-        <w:jc w:val="both"/>
+        <w:jc w:val="lowKashida"/>
       </w:pPr>
       <w:r>
         <w:rPr>
@@ -6714,7 +6714,7 @@
       <w:pPr>
         <w:pStyle w:val="Heading3"/>
         <w:bidi/>
-        <w:spacing w:after="160" w:before="200" w:line="360"/>
+        <w:spacing w:after="80" w:before="120" w:line="360"/>
         <w:jc w:val="right"/>
       </w:pPr>
       <w:r>
@@ -6734,7 +6734,7 @@
       <w:pPr>
         <w:bidi/>
         <w:spacing w:after="60" w:line="360"/>
-        <w:jc w:val="both"/>
+        <w:jc w:val="lowKashida"/>
       </w:pPr>
       <w:r>
         <w:rPr>
@@ -6752,7 +6752,7 @@
       <w:pPr>
         <w:bidi/>
         <w:spacing w:after="60" w:line="360"/>
-        <w:jc w:val="both"/>
+        <w:jc w:val="lowKashida"/>
       </w:pPr>
       <w:r>
         <w:rPr>
@@ -6792,7 +6792,7 @@
       <w:pPr>
         <w:bidi/>
         <w:spacing w:after="60" w:line="360"/>
-        <w:jc w:val="both"/>
+        <w:jc w:val="lowKashida"/>
       </w:pPr>
       <w:r>
         <w:rPr>
@@ -6832,7 +6832,7 @@
       <w:pPr>
         <w:bidi/>
         <w:spacing w:after="60" w:line="360"/>
-        <w:jc w:val="both"/>
+        <w:jc w:val="lowKashida"/>
       </w:pPr>
       <w:r>
         <w:rPr>
@@ -6872,7 +6872,7 @@
       <w:pPr>
         <w:bidi/>
         <w:spacing w:after="60" w:line="360"/>
-        <w:jc w:val="both"/>
+        <w:jc w:val="lowKashida"/>
       </w:pPr>
       <w:r>
         <w:rPr>
@@ -6912,7 +6912,7 @@
       <w:pPr>
         <w:bidi/>
         <w:spacing w:after="60" w:line="360"/>
-        <w:jc w:val="both"/>
+        <w:jc w:val="lowKashida"/>
       </w:pPr>
       <w:r>
         <w:rPr>
@@ -6930,7 +6930,7 @@
       <w:pPr>
         <w:bidi/>
         <w:spacing w:after="60" w:line="360"/>
-        <w:jc w:val="both"/>
+        <w:jc w:val="lowKashida"/>
       </w:pPr>
       <w:r>
         <w:rPr>
@@ -6970,7 +6970,7 @@
       <w:pPr>
         <w:bidi/>
         <w:spacing w:after="60" w:line="360"/>
-        <w:jc w:val="both"/>
+        <w:jc w:val="lowKashida"/>
       </w:pPr>
       <w:r>
         <w:rPr>
@@ -7010,7 +7010,7 @@
       <w:pPr>
         <w:bidi/>
         <w:spacing w:after="60" w:line="360"/>
-        <w:jc w:val="both"/>
+        <w:jc w:val="lowKashida"/>
       </w:pPr>
       <w:r>
         <w:rPr>
@@ -7050,7 +7050,7 @@
       <w:pPr>
         <w:bidi/>
         <w:spacing w:after="60" w:line="360"/>
-        <w:jc w:val="both"/>
+        <w:jc w:val="lowKashida"/>
       </w:pPr>
       <w:r>
         <w:rPr>
@@ -7090,7 +7090,7 @@
       <w:pPr>
         <w:bidi/>
         <w:spacing w:after="60" w:line="360"/>
-        <w:jc w:val="both"/>
+        <w:jc w:val="lowKashida"/>
       </w:pPr>
       <w:r>
         <w:rPr>
@@ -7108,7 +7108,7 @@
       <w:pPr>
         <w:bidi/>
         <w:spacing w:after="60" w:line="360"/>
-        <w:jc w:val="both"/>
+        <w:jc w:val="lowKashida"/>
       </w:pPr>
       <w:r>
         <w:rPr>
@@ -7148,7 +7148,7 @@
       <w:pPr>
         <w:bidi/>
         <w:spacing w:after="60" w:line="360"/>
-        <w:jc w:val="both"/>
+        <w:jc w:val="lowKashida"/>
       </w:pPr>
       <w:r>
         <w:rPr>
@@ -7188,7 +7188,7 @@
       <w:pPr>
         <w:bidi/>
         <w:spacing w:after="60" w:line="360"/>
-        <w:jc w:val="both"/>
+        <w:jc w:val="lowKashida"/>
       </w:pPr>
       <w:r>
         <w:rPr>
@@ -7228,7 +7228,7 @@
       <w:pPr>
         <w:bidi/>
         <w:spacing w:after="60" w:line="360"/>
-        <w:jc w:val="both"/>
+        <w:jc w:val="lowKashida"/>
       </w:pPr>
       <w:r>
         <w:rPr>
@@ -7268,7 +7268,7 @@
       <w:pPr>
         <w:bidi/>
         <w:spacing w:after="60" w:line="360"/>
-        <w:jc w:val="both"/>
+        <w:jc w:val="lowKashida"/>
       </w:pPr>
       <w:r>
         <w:rPr>
@@ -7286,7 +7286,7 @@
       <w:pPr>
         <w:bidi/>
         <w:spacing w:after="60" w:line="360"/>
-        <w:jc w:val="both"/>
+        <w:jc w:val="lowKashida"/>
       </w:pPr>
       <w:r>
         <w:rPr>
@@ -7326,7 +7326,7 @@
       <w:pPr>
         <w:bidi/>
         <w:spacing w:after="60" w:line="360"/>
-        <w:jc w:val="both"/>
+        <w:jc w:val="lowKashida"/>
       </w:pPr>
       <w:r>
         <w:rPr>
@@ -7366,7 +7366,7 @@
       <w:pPr>
         <w:bidi/>
         <w:spacing w:after="60" w:line="360"/>
-        <w:jc w:val="both"/>
+        <w:jc w:val="lowKashida"/>
       </w:pPr>
       <w:r>
         <w:rPr>
@@ -7406,7 +7406,7 @@
       <w:pPr>
         <w:bidi/>
         <w:spacing w:after="60" w:line="360"/>
-        <w:jc w:val="both"/>
+        <w:jc w:val="lowKashida"/>
       </w:pPr>
       <w:r>
         <w:rPr>
@@ -7446,7 +7446,7 @@
       <w:pPr>
         <w:pStyle w:val="Heading3"/>
         <w:bidi/>
-        <w:spacing w:after="160" w:before="200" w:line="360"/>
+        <w:spacing w:after="80" w:before="120" w:line="360"/>
         <w:jc w:val="right"/>
       </w:pPr>
       <w:r>
@@ -7466,7 +7466,7 @@
       <w:pPr>
         <w:bidi/>
         <w:spacing w:after="60" w:line="360"/>
-        <w:jc w:val="both"/>
+        <w:jc w:val="lowKashida"/>
       </w:pPr>
       <w:r>
         <w:rPr>
@@ -7484,7 +7484,7 @@
       <w:pPr>
         <w:bidi/>
         <w:spacing w:after="60" w:line="360"/>
-        <w:jc w:val="both"/>
+        <w:jc w:val="lowKashida"/>
       </w:pPr>
       <w:r>
         <w:rPr>
@@ -7524,7 +7524,7 @@
       <w:pPr>
         <w:bidi/>
         <w:spacing w:after="60" w:line="360"/>
-        <w:jc w:val="both"/>
+        <w:jc w:val="lowKashida"/>
       </w:pPr>
       <w:r>
         <w:rPr>
@@ -7564,7 +7564,7 @@
       <w:pPr>
         <w:bidi/>
         <w:spacing w:after="60" w:line="360"/>
-        <w:jc w:val="both"/>
+        <w:jc w:val="lowKashida"/>
       </w:pPr>
       <w:r>
         <w:rPr>
@@ -7604,7 +7604,7 @@
       <w:pPr>
         <w:bidi/>
         <w:spacing w:after="60" w:line="360"/>
-        <w:jc w:val="both"/>
+        <w:jc w:val="lowKashida"/>
       </w:pPr>
       <w:r>
         <w:rPr>
@@ -7644,7 +7644,7 @@
       <w:pPr>
         <w:bidi/>
         <w:spacing w:after="60" w:line="360"/>
-        <w:jc w:val="both"/>
+        <w:jc w:val="lowKashida"/>
       </w:pPr>
       <w:r>
         <w:rPr>
@@ -7662,7 +7662,7 @@
       <w:pPr>
         <w:bidi/>
         <w:spacing w:after="60" w:line="360"/>
-        <w:jc w:val="both"/>
+        <w:jc w:val="lowKashida"/>
       </w:pPr>
       <w:r>
         <w:rPr>
@@ -7702,7 +7702,7 @@
       <w:pPr>
         <w:bidi/>
         <w:spacing w:after="60" w:line="360"/>
-        <w:jc w:val="both"/>
+        <w:jc w:val="lowKashida"/>
       </w:pPr>
       <w:r>
         <w:rPr>
@@ -7742,7 +7742,7 @@
       <w:pPr>
         <w:bidi/>
         <w:spacing w:after="60" w:line="360"/>
-        <w:jc w:val="both"/>
+        <w:jc w:val="lowKashida"/>
       </w:pPr>
       <w:r>
         <w:rPr>
@@ -7782,7 +7782,7 @@
       <w:pPr>
         <w:pStyle w:val="Heading3"/>
         <w:bidi/>
-        <w:spacing w:after="160" w:before="200" w:line="360"/>
+        <w:spacing w:after="80" w:before="120" w:line="360"/>
         <w:jc w:val="right"/>
       </w:pPr>
       <w:r>
@@ -7802,7 +7802,7 @@
       <w:pPr>
         <w:bidi/>
         <w:spacing w:after="60" w:line="360"/>
-        <w:jc w:val="both"/>
+        <w:jc w:val="lowKashida"/>
       </w:pPr>
       <w:r>
         <w:rPr>
@@ -7831,7 +7831,7 @@
       <w:pPr>
         <w:bidi/>
         <w:spacing w:after="60" w:line="360"/>
-        <w:jc w:val="both"/>
+        <w:jc w:val="lowKashida"/>
       </w:pPr>
       <w:r>
         <w:rPr>
@@ -7860,7 +7860,7 @@
       <w:pPr>
         <w:bidi/>
         <w:spacing w:after="60" w:line="360"/>
-        <w:jc w:val="both"/>
+        <w:jc w:val="lowKashida"/>
       </w:pPr>
       <w:r>
         <w:rPr>
@@ -7889,7 +7889,7 @@
       <w:pPr>
         <w:pStyle w:val="Heading3"/>
         <w:bidi/>
-        <w:spacing w:after="160" w:before="200" w:line="360"/>
+        <w:spacing w:after="80" w:before="120" w:line="360"/>
         <w:jc w:val="right"/>
       </w:pPr>
       <w:r>
@@ -7909,7 +7909,7 @@
       <w:pPr>
         <w:bidi/>
         <w:spacing w:after="60" w:line="360"/>
-        <w:jc w:val="both"/>
+        <w:jc w:val="lowKashida"/>
       </w:pPr>
       <w:r>
         <w:rPr>
@@ -7938,7 +7938,7 @@
       <w:pPr>
         <w:bidi/>
         <w:spacing w:after="60" w:line="360"/>
-        <w:jc w:val="both"/>
+        <w:jc w:val="lowKashida"/>
       </w:pPr>
       <w:r>
         <w:rPr>
@@ -7967,7 +7967,7 @@
       <w:pPr>
         <w:bidi/>
         <w:spacing w:after="60" w:line="360"/>
-        <w:jc w:val="both"/>
+        <w:jc w:val="lowKashida"/>
       </w:pPr>
       <w:r>
         <w:rPr>
@@ -7996,7 +7996,7 @@
       <w:pPr>
         <w:bidi/>
         <w:spacing w:after="60" w:line="360"/>
-        <w:jc w:val="both"/>
+        <w:jc w:val="lowKashida"/>
       </w:pPr>
       <w:r>
         <w:rPr>
@@ -8025,7 +8025,7 @@
       <w:pPr>
         <w:bidi/>
         <w:spacing w:after="60" w:line="360"/>
-        <w:jc w:val="both"/>
+        <w:jc w:val="lowKashida"/>
       </w:pPr>
       <w:r>
         <w:rPr>
@@ -8055,7 +8055,7 @@
         <w:pStyle w:val="Heading1"/>
         <w:pageBreakBefore/>
         <w:bidi/>
-        <w:spacing w:after="240" w:before="240" w:line="360"/>
+        <w:spacing w:after="160" w:before="120" w:line="360"/>
         <w:jc w:val="center"/>
       </w:pPr>
       <w:r>
@@ -8075,7 +8075,7 @@
       <w:pPr>
         <w:bidi/>
         <w:spacing w:after="60" w:line="360"/>
-        <w:jc w:val="both"/>
+        <w:jc w:val="lowKashida"/>
       </w:pPr>
       <w:r>
         <w:rPr>
@@ -8093,7 +8093,7 @@
       <w:pPr>
         <w:pStyle w:val="Heading3"/>
         <w:bidi/>
-        <w:spacing w:after="160" w:before="200" w:line="360"/>
+        <w:spacing w:after="80" w:before="120" w:line="360"/>
         <w:jc w:val="right"/>
       </w:pPr>
       <w:r>
@@ -8113,7 +8113,7 @@
       <w:pPr>
         <w:pStyle w:val="Heading3"/>
         <w:bidi/>
-        <w:spacing w:after="160" w:before="200" w:line="360"/>
+        <w:spacing w:after="80" w:before="120" w:line="360"/>
         <w:jc w:val="right"/>
       </w:pPr>
       <w:r>
@@ -8133,7 +8133,7 @@
       <w:pPr>
         <w:bidi/>
         <w:spacing w:after="60" w:line="360"/>
-        <w:jc w:val="both"/>
+        <w:jc w:val="lowKashida"/>
       </w:pPr>
       <w:r>
         <w:rPr>
@@ -8162,7 +8162,7 @@
       <w:pPr>
         <w:bidi/>
         <w:spacing w:after="60" w:line="360"/>
-        <w:jc w:val="both"/>
+        <w:jc w:val="lowKashida"/>
       </w:pPr>
       <w:r>
         <w:rPr>
@@ -8191,7 +8191,7 @@
       <w:pPr>
         <w:bidi/>
         <w:spacing w:after="60" w:line="360"/>
-        <w:jc w:val="both"/>
+        <w:jc w:val="lowKashida"/>
       </w:pPr>
       <w:r>
         <w:rPr>
@@ -8220,7 +8220,7 @@
       <w:pPr>
         <w:bidi/>
         <w:spacing w:after="60" w:line="360"/>
-        <w:jc w:val="both"/>
+        <w:jc w:val="lowKashida"/>
       </w:pPr>
       <w:r>
         <w:rPr>
@@ -8249,7 +8249,7 @@
       <w:pPr>
         <w:bidi/>
         <w:spacing w:after="60" w:line="360"/>
-        <w:jc w:val="both"/>
+        <w:jc w:val="lowKashida"/>
       </w:pPr>
       <w:r>
         <w:rPr>
@@ -8278,7 +8278,7 @@
       <w:pPr>
         <w:pStyle w:val="Heading3"/>
         <w:bidi/>
-        <w:spacing w:after="160" w:before="200" w:line="360"/>
+        <w:spacing w:after="80" w:before="120" w:line="360"/>
         <w:jc w:val="right"/>
       </w:pPr>
       <w:r>
@@ -8298,7 +8298,7 @@
       <w:pPr>
         <w:bidi/>
         <w:spacing w:after="60" w:line="360"/>
-        <w:jc w:val="both"/>
+        <w:jc w:val="lowKashida"/>
       </w:pPr>
       <w:r>
         <w:rPr>
@@ -8327,7 +8327,7 @@
       <w:pPr>
         <w:bidi/>
         <w:spacing w:after="60" w:line="360"/>
-        <w:jc w:val="both"/>
+        <w:jc w:val="lowKashida"/>
       </w:pPr>
       <w:r>
         <w:rPr>
@@ -8356,7 +8356,7 @@
       <w:pPr>
         <w:bidi/>
         <w:spacing w:after="60" w:line="360"/>
-        <w:jc w:val="both"/>
+        <w:jc w:val="lowKashida"/>
       </w:pPr>
       <w:r>
         <w:rPr>
@@ -8385,7 +8385,7 @@
       <w:pPr>
         <w:bidi/>
         <w:spacing w:after="60" w:line="360"/>
-        <w:jc w:val="both"/>
+        <w:jc w:val="lowKashida"/>
       </w:pPr>
       <w:r>
         <w:rPr>
@@ -8414,7 +8414,7 @@
       <w:pPr>
         <w:bidi/>
         <w:spacing w:after="60" w:line="360"/>
-        <w:jc w:val="both"/>
+        <w:jc w:val="lowKashida"/>
       </w:pPr>
       <w:r>
         <w:rPr>
@@ -8443,7 +8443,7 @@
       <w:pPr>
         <w:pStyle w:val="Heading3"/>
         <w:bidi/>
-        <w:spacing w:after="160" w:before="200" w:line="360"/>
+        <w:spacing w:after="80" w:before="120" w:line="360"/>
         <w:jc w:val="right"/>
       </w:pPr>
       <w:r>
@@ -8463,7 +8463,7 @@
       <w:pPr>
         <w:bidi/>
         <w:spacing w:after="60" w:line="360"/>
-        <w:jc w:val="both"/>
+        <w:jc w:val="lowKashida"/>
       </w:pPr>
       <w:r>
         <w:rPr>
@@ -8481,7 +8481,7 @@
       <w:pPr>
         <w:bidi/>
         <w:spacing w:after="60" w:line="360"/>
-        <w:jc w:val="both"/>
+        <w:jc w:val="lowKashida"/>
       </w:pPr>
       <w:r>
         <w:rPr>
@@ -8510,7 +8510,7 @@
       <w:pPr>
         <w:bidi/>
         <w:spacing w:after="60" w:line="360"/>
-        <w:jc w:val="both"/>
+        <w:jc w:val="lowKashida"/>
       </w:pPr>
       <w:r>
         <w:rPr>
@@ -8539,7 +8539,7 @@
       <w:pPr>
         <w:bidi/>
         <w:spacing w:after="60" w:line="360"/>
-        <w:jc w:val="both"/>
+        <w:jc w:val="lowKashida"/>
       </w:pPr>
       <w:r>
         <w:rPr>
@@ -8568,7 +8568,7 @@
       <w:pPr>
         <w:bidi/>
         <w:spacing w:after="60" w:line="360"/>
-        <w:jc w:val="both"/>
+        <w:jc w:val="lowKashida"/>
       </w:pPr>
       <w:r>
         <w:rPr>
@@ -8586,7 +8586,7 @@
       <w:pPr>
         <w:bidi/>
         <w:spacing w:after="60" w:line="360"/>
-        <w:jc w:val="both"/>
+        <w:jc w:val="lowKashida"/>
       </w:pPr>
       <w:r>
         <w:rPr>
@@ -8615,7 +8615,7 @@
       <w:pPr>
         <w:bidi/>
         <w:spacing w:after="60" w:line="360"/>
-        <w:jc w:val="both"/>
+        <w:jc w:val="lowKashida"/>
       </w:pPr>
       <w:r>
         <w:rPr>
@@ -8644,7 +8644,7 @@
       <w:pPr>
         <w:bidi/>
         <w:spacing w:after="60" w:line="360"/>
-        <w:jc w:val="both"/>
+        <w:jc w:val="lowKashida"/>
       </w:pPr>
       <w:r>
         <w:rPr>
@@ -8673,7 +8673,7 @@
       <w:pPr>
         <w:bidi/>
         <w:spacing w:after="60" w:line="360"/>
-        <w:jc w:val="both"/>
+        <w:jc w:val="lowKashida"/>
       </w:pPr>
       <w:r>
         <w:rPr>
@@ -8691,7 +8691,7 @@
       <w:pPr>
         <w:bidi/>
         <w:spacing w:after="60" w:line="360"/>
-        <w:jc w:val="both"/>
+        <w:jc w:val="lowKashida"/>
       </w:pPr>
       <w:r>
         <w:rPr>
@@ -8720,7 +8720,7 @@
       <w:pPr>
         <w:bidi/>
         <w:spacing w:after="60" w:line="360"/>
-        <w:jc w:val="both"/>
+        <w:jc w:val="lowKashida"/>
       </w:pPr>
       <w:r>
         <w:rPr>
@@ -8749,7 +8749,7 @@
       <w:pPr>
         <w:bidi/>
         <w:spacing w:after="60" w:line="360"/>
-        <w:jc w:val="both"/>
+        <w:jc w:val="lowKashida"/>
       </w:pPr>
       <w:r>
         <w:rPr>
@@ -8778,7 +8778,7 @@
       <w:pPr>
         <w:bidi/>
         <w:spacing w:after="60" w:line="360"/>
-        <w:jc w:val="both"/>
+        <w:jc w:val="lowKashida"/>
       </w:pPr>
       <w:r>
         <w:rPr>
@@ -8796,7 +8796,7 @@
       <w:pPr>
         <w:bidi/>
         <w:spacing w:after="60" w:line="360"/>
-        <w:jc w:val="both"/>
+        <w:jc w:val="lowKashida"/>
       </w:pPr>
       <w:r>
         <w:rPr>
@@ -8825,7 +8825,7 @@
       <w:pPr>
         <w:bidi/>
         <w:spacing w:after="60" w:line="360"/>
-        <w:jc w:val="both"/>
+        <w:jc w:val="lowKashida"/>
       </w:pPr>
       <w:r>
         <w:rPr>
@@ -8854,7 +8854,7 @@
       <w:pPr>
         <w:bidi/>
         <w:spacing w:after="60" w:line="360"/>
-        <w:jc w:val="both"/>
+        <w:jc w:val="lowKashida"/>
       </w:pPr>
       <w:r>
         <w:rPr>
@@ -8883,7 +8883,7 @@
       <w:pPr>
         <w:pStyle w:val="Heading3"/>
         <w:bidi/>
-        <w:spacing w:after="160" w:before="200" w:line="360"/>
+        <w:spacing w:after="80" w:before="120" w:line="360"/>
         <w:jc w:val="right"/>
       </w:pPr>
       <w:r>
@@ -8903,7 +8903,7 @@
       <w:pPr>
         <w:bidi/>
         <w:spacing w:after="60" w:line="360"/>
-        <w:jc w:val="both"/>
+        <w:jc w:val="lowKashida"/>
       </w:pPr>
       <w:r>
         <w:rPr>
@@ -8932,7 +8932,7 @@
       <w:pPr>
         <w:bidi/>
         <w:spacing w:after="60" w:line="360"/>
-        <w:jc w:val="both"/>
+        <w:jc w:val="lowKashida"/>
       </w:pPr>
       <w:r>
         <w:rPr>
@@ -8961,7 +8961,7 @@
       <w:pPr>
         <w:bidi/>
         <w:spacing w:after="60" w:line="360"/>
-        <w:jc w:val="both"/>
+        <w:jc w:val="lowKashida"/>
       </w:pPr>
       <w:r>
         <w:rPr>
@@ -8990,7 +8990,7 @@
       <w:pPr>
         <w:bidi/>
         <w:spacing w:after="60" w:line="360"/>
-        <w:jc w:val="both"/>
+        <w:jc w:val="lowKashida"/>
       </w:pPr>
       <w:r>
         <w:rPr>
@@ -9019,7 +9019,7 @@
       <w:pPr>
         <w:bidi/>
         <w:spacing w:after="60" w:line="360"/>
-        <w:jc w:val="both"/>
+        <w:jc w:val="lowKashida"/>
       </w:pPr>
       <w:r>
         <w:rPr>
@@ -9048,7 +9048,7 @@
       <w:pPr>
         <w:bidi/>
         <w:spacing w:after="60" w:line="360"/>
-        <w:jc w:val="both"/>
+        <w:jc w:val="lowKashida"/>
       </w:pPr>
       <w:r>
         <w:rPr>
@@ -9077,7 +9077,7 @@
       <w:pPr>
         <w:pStyle w:val="Heading3"/>
         <w:bidi/>
-        <w:spacing w:after="160" w:before="200" w:line="360"/>
+        <w:spacing w:after="80" w:before="120" w:line="360"/>
         <w:jc w:val="right"/>
       </w:pPr>
       <w:r>
@@ -9097,7 +9097,7 @@
       <w:pPr>
         <w:bidi/>
         <w:spacing w:after="60" w:line="360"/>
-        <w:jc w:val="both"/>
+        <w:jc w:val="lowKashida"/>
       </w:pPr>
       <w:r>
         <w:rPr>
@@ -9126,7 +9126,7 @@
       <w:pPr>
         <w:bidi/>
         <w:spacing w:after="60" w:line="360"/>
-        <w:jc w:val="both"/>
+        <w:jc w:val="lowKashida"/>
       </w:pPr>
       <w:r>
         <w:rPr>
@@ -9155,7 +9155,7 @@
       <w:pPr>
         <w:bidi/>
         <w:spacing w:after="60" w:line="360"/>
-        <w:jc w:val="both"/>
+        <w:jc w:val="lowKashida"/>
       </w:pPr>
       <w:r>
         <w:rPr>
@@ -9213,7 +9213,7 @@
       <w:pPr>
         <w:bidi/>
         <w:spacing w:after="60" w:line="360"/>
-        <w:jc w:val="both"/>
+        <w:jc w:val="lowKashida"/>
       </w:pPr>
       <w:r>
         <w:rPr>
@@ -9271,7 +9271,7 @@
       <w:pPr>
         <w:bidi/>
         <w:spacing w:after="60" w:line="360"/>
-        <w:jc w:val="both"/>
+        <w:jc w:val="lowKashida"/>
       </w:pPr>
       <w:r>
         <w:rPr>
@@ -9300,7 +9300,7 @@
       <w:pPr>
         <w:bidi/>
         <w:spacing w:after="60" w:line="360"/>
-        <w:jc w:val="both"/>
+        <w:jc w:val="lowKashida"/>
       </w:pPr>
       <w:r>
         <w:rPr>
@@ -9329,7 +9329,7 @@
       <w:pPr>
         <w:bidi/>
         <w:spacing w:after="60" w:line="360"/>
-        <w:jc w:val="both"/>
+        <w:jc w:val="lowKashida"/>
       </w:pPr>
       <w:r>
         <w:rPr>
@@ -9358,7 +9358,7 @@
       <w:pPr>
         <w:bidi/>
         <w:spacing w:after="60" w:line="360"/>
-        <w:jc w:val="both"/>
+        <w:jc w:val="lowKashida"/>
       </w:pPr>
       <w:r>
         <w:rPr>
@@ -9376,7 +9376,7 @@
       <w:pPr>
         <w:pStyle w:val="Heading3"/>
         <w:bidi/>
-        <w:spacing w:after="160" w:before="200" w:line="360"/>
+        <w:spacing w:after="80" w:before="120" w:line="360"/>
         <w:jc w:val="right"/>
       </w:pPr>
       <w:r>
@@ -9425,7 +9425,7 @@
       <w:pPr>
         <w:bidi/>
         <w:spacing w:after="60" w:line="360"/>
-        <w:jc w:val="both"/>
+        <w:jc w:val="lowKashida"/>
       </w:pPr>
       <w:r>
         <w:rPr>
@@ -9454,7 +9454,7 @@
       <w:pPr>
         <w:bidi/>
         <w:spacing w:after="60" w:line="360"/>
-        <w:jc w:val="both"/>
+        <w:jc w:val="lowKashida"/>
       </w:pPr>
       <w:r>
         <w:rPr>
@@ -9483,7 +9483,7 @@
       <w:pPr>
         <w:bidi/>
         <w:spacing w:after="60" w:line="360"/>
-        <w:jc w:val="both"/>
+        <w:jc w:val="lowKashida"/>
       </w:pPr>
       <w:r>
         <w:rPr>
@@ -9599,7 +9599,7 @@
       <w:pPr>
         <w:pStyle w:val="Heading3"/>
         <w:bidi/>
-        <w:spacing w:after="160" w:before="200" w:line="360"/>
+        <w:spacing w:after="80" w:before="120" w:line="360"/>
         <w:jc w:val="right"/>
       </w:pPr>
       <w:r>
@@ -9619,7 +9619,7 @@
       <w:pPr>
         <w:bidi/>
         <w:spacing w:after="60" w:line="360"/>
-        <w:jc w:val="both"/>
+        <w:jc w:val="lowKashida"/>
       </w:pPr>
       <w:r>
         <w:rPr>
@@ -9648,7 +9648,7 @@
       <w:pPr>
         <w:bidi/>
         <w:spacing w:after="60" w:line="360"/>
-        <w:jc w:val="both"/>
+        <w:jc w:val="lowKashida"/>
       </w:pPr>
       <w:r>
         <w:rPr>
@@ -9677,7 +9677,7 @@
       <w:pPr>
         <w:bidi/>
         <w:spacing w:after="60" w:line="360"/>
-        <w:jc w:val="both"/>
+        <w:jc w:val="lowKashida"/>
       </w:pPr>
       <w:r>
         <w:rPr>
@@ -9706,7 +9706,7 @@
       <w:pPr>
         <w:bidi/>
         <w:spacing w:after="60" w:line="360"/>
-        <w:jc w:val="both"/>
+        <w:jc w:val="lowKashida"/>
       </w:pPr>
       <w:r>
         <w:rPr>
@@ -9735,7 +9735,7 @@
       <w:pPr>
         <w:bidi/>
         <w:spacing w:after="60" w:line="360"/>
-        <w:jc w:val="both"/>
+        <w:jc w:val="lowKashida"/>
       </w:pPr>
       <w:r>
         <w:rPr>
@@ -9764,7 +9764,7 @@
       <w:pPr>
         <w:bidi/>
         <w:spacing w:after="60" w:line="360"/>
-        <w:jc w:val="both"/>
+        <w:jc w:val="lowKashida"/>
       </w:pPr>
       <w:r>
         <w:rPr>
@@ -9793,7 +9793,7 @@
       <w:pPr>
         <w:bidi/>
         <w:spacing w:after="60" w:line="360"/>
-        <w:jc w:val="both"/>
+        <w:jc w:val="lowKashida"/>
       </w:pPr>
       <w:r>
         <w:rPr>

--- a/seminar/Abd Almahdi Dahla 212684527 - Research Plan.docx
+++ b/seminar/Abd Almahdi Dahla 212684527 - Research Plan.docx
@@ -610,7 +610,7 @@
         </w:rPr>
         <w:t xml:space="preserve">رابط الدراسة: </w:t>
       </w:r>
-      <w:hyperlink w:history="1" r:id="rIdpnxk33ge4ptbckfhf8qv4">
+      <w:hyperlink w:history="1" r:id="rId5kxqguj_yxb52ku0yz9r8">
         <w:r>
           <w:rPr>
             <w:rFonts w:ascii="Simplified Arabic" w:cs="Simplified Arabic" w:eastAsia="Simplified Arabic" w:hAnsi="Simplified Arabic"/>
@@ -634,7 +634,7 @@
           <w:szCs w:val="28"/>
           <w:rtl/>
         </w:rPr>
-        <w:t xml:space="preserve">  ( https://journals.ekb.eg/article_368941_0.html )</w:t>
+        <w:t xml:space="preserve"> ( https://journals.ekb.eg/article_368941_0.html )</w:t>
       </w:r>
     </w:p>
     <w:p>
@@ -771,7 +771,7 @@
         </w:rPr>
         <w:t xml:space="preserve">رابط الدراسة: </w:t>
       </w:r>
-      <w:hyperlink w:history="1" r:id="rIdbyrhfyf10ygw5he-_hf_w">
+      <w:hyperlink w:history="1" r:id="rId3vvq0xvthc5tkxsv9uzjt">
         <w:r>
           <w:rPr>
             <w:rFonts w:ascii="Simplified Arabic" w:cs="Simplified Arabic" w:eastAsia="Simplified Arabic" w:hAnsi="Simplified Arabic"/>
@@ -795,7 +795,7 @@
           <w:szCs w:val="28"/>
           <w:rtl/>
         </w:rPr>
-        <w:t xml:space="preserve">  ( https://mjle.journals.ekb.eg/article_368941_50690f4113b5efc26ad3acb040dabad4.pdf )</w:t>
+        <w:t xml:space="preserve"> ( https://mjle.journals.ekb.eg/article_368941_50690f4113b5efc26ad3acb040dabad4.pdf )</w:t>
       </w:r>
     </w:p>
     <w:p>
@@ -932,7 +932,7 @@
         </w:rPr>
         <w:t xml:space="preserve">رابط الدراسة: </w:t>
       </w:r>
-      <w:hyperlink w:history="1" r:id="rIdwuenk_zmfz1ny9f2hlalg">
+      <w:hyperlink w:history="1" r:id="rIdwhih9dyciysf0t8okcgpy">
         <w:r>
           <w:rPr>
             <w:rFonts w:ascii="Simplified Arabic" w:cs="Simplified Arabic" w:eastAsia="Simplified Arabic" w:hAnsi="Simplified Arabic"/>
@@ -956,7 +956,7 @@
           <w:szCs w:val="28"/>
           <w:rtl/>
         </w:rPr>
-        <w:t xml:space="preserve">  ( https://search.mandumah.com/Record/1633970 )</w:t>
+        <w:t xml:space="preserve"> ( https://search.mandumah.com/Record/1633970 )</w:t>
       </w:r>
     </w:p>
     <w:p>
@@ -1093,7 +1093,7 @@
         </w:rPr>
         <w:t xml:space="preserve">رابط الدراسة: </w:t>
       </w:r>
-      <w:hyperlink w:history="1" r:id="rIdbj6ixmwgpysedw7ha4gjz">
+      <w:hyperlink w:history="1" r:id="rIdkqyo_tuh8uccsg__l8m3b">
         <w:r>
           <w:rPr>
             <w:rFonts w:ascii="Simplified Arabic" w:cs="Simplified Arabic" w:eastAsia="Simplified Arabic" w:hAnsi="Simplified Arabic"/>
@@ -1117,7 +1117,7 @@
           <w:szCs w:val="28"/>
           <w:rtl/>
         </w:rPr>
-        <w:t xml:space="preserve">  ( https://doi.org/10.65414/najsp.v2i4.281 )</w:t>
+        <w:t xml:space="preserve"> ( https://doi.org/10.65414/najsp.v2i4.281 )</w:t>
       </w:r>
     </w:p>
     <w:p>
@@ -1254,7 +1254,7 @@
         </w:rPr>
         <w:t xml:space="preserve">رابط الدراسة: </w:t>
       </w:r>
-      <w:hyperlink w:history="1" r:id="rIdddhuhgsoocrh15wn-jyf9">
+      <w:hyperlink w:history="1" r:id="rIdcx3sxexgmpg5langqqglp">
         <w:r>
           <w:rPr>
             <w:rFonts w:ascii="Simplified Arabic" w:cs="Simplified Arabic" w:eastAsia="Simplified Arabic" w:hAnsi="Simplified Arabic"/>
@@ -1278,7 +1278,7 @@
           <w:szCs w:val="28"/>
           <w:rtl/>
         </w:rPr>
-        <w:t xml:space="preserve">  ( https://doi.org/10.61353/ma.0000141 )</w:t>
+        <w:t xml:space="preserve"> ( https://doi.org/10.61353/ma.0000141 )</w:t>
       </w:r>
     </w:p>
     <w:p>
@@ -1415,7 +1415,7 @@
         </w:rPr>
         <w:t xml:space="preserve">رابط الدراسة: </w:t>
       </w:r>
-      <w:hyperlink w:history="1" r:id="rIdszbouu26jhqtvjka94ebq">
+      <w:hyperlink w:history="1" r:id="rIdoo7gitt6c-ed1hua05lgc">
         <w:r>
           <w:rPr>
             <w:rFonts w:ascii="Simplified Arabic" w:cs="Simplified Arabic" w:eastAsia="Simplified Arabic" w:hAnsi="Simplified Arabic"/>
@@ -1439,7 +1439,7 @@
           <w:szCs w:val="28"/>
           <w:rtl/>
         </w:rPr>
-        <w:t xml:space="preserve">  ( https://www.researchgate.net/publication/393318043 )</w:t>
+        <w:t xml:space="preserve"> ( https://www.researchgate.net/publication/393318043 )</w:t>
       </w:r>
     </w:p>
     <w:p>
@@ -1576,7 +1576,7 @@
         </w:rPr>
         <w:t xml:space="preserve">رابط الدراسة: </w:t>
       </w:r>
-      <w:hyperlink w:history="1" r:id="rId_q2f2vbta_hbdesorf4es">
+      <w:hyperlink w:history="1" r:id="rIdxynaoib4jkjsn3hois_no">
         <w:r>
           <w:rPr>
             <w:rFonts w:ascii="Simplified Arabic" w:cs="Simplified Arabic" w:eastAsia="Simplified Arabic" w:hAnsi="Simplified Arabic"/>
@@ -1600,7 +1600,7 @@
           <w:szCs w:val="28"/>
           <w:rtl/>
         </w:rPr>
-        <w:t xml:space="preserve">  ( https://bcchj.uobabylon.edu.iq/index.php/bcchj/ar/article/view/1016 )</w:t>
+        <w:t xml:space="preserve"> ( https://bcchj.uobabylon.edu.iq/index.php/bcchj/ar/article/view/1016 )</w:t>
       </w:r>
     </w:p>
     <w:p>
@@ -1737,7 +1737,7 @@
         </w:rPr>
         <w:t xml:space="preserve">رابط الدراسة: </w:t>
       </w:r>
-      <w:hyperlink w:history="1" r:id="rIdns2ta3h774-huhlw9exrh">
+      <w:hyperlink w:history="1" r:id="rIdf8kyu0wt3i2xsfbyrhn1i">
         <w:r>
           <w:rPr>
             <w:rFonts w:ascii="Simplified Arabic" w:cs="Simplified Arabic" w:eastAsia="Simplified Arabic" w:hAnsi="Simplified Arabic"/>
@@ -1761,7 +1761,7 @@
           <w:szCs w:val="28"/>
           <w:rtl/>
         </w:rPr>
-        <w:t xml:space="preserve">  ( https://asjp.cerist.dz/en/article/198662 )</w:t>
+        <w:t xml:space="preserve"> ( https://asjp.cerist.dz/en/article/198662 )</w:t>
       </w:r>
     </w:p>
     <w:p>
@@ -1898,7 +1898,7 @@
         </w:rPr>
         <w:t xml:space="preserve">رابط الدراسة: </w:t>
       </w:r>
-      <w:hyperlink w:history="1" r:id="rIdqee6bsmdurmglund6wbi5">
+      <w:hyperlink w:history="1" r:id="rIdyz9iccbu2mpzufmnz47zy">
         <w:r>
           <w:rPr>
             <w:rFonts w:ascii="Simplified Arabic" w:cs="Simplified Arabic" w:eastAsia="Simplified Arabic" w:hAnsi="Simplified Arabic"/>
@@ -1922,7 +1922,7 @@
           <w:szCs w:val="28"/>
           <w:rtl/>
         </w:rPr>
-        <w:t xml:space="preserve">  ( https://search.mandumah.com/Record/1232048 )</w:t>
+        <w:t xml:space="preserve"> ( https://search.mandumah.com/Record/1232048 )</w:t>
       </w:r>
     </w:p>
     <w:p>
@@ -2059,7 +2059,7 @@
         </w:rPr>
         <w:t xml:space="preserve">رابط الدراسة: </w:t>
       </w:r>
-      <w:hyperlink w:history="1" r:id="rId1-3i_a5nrpekr85ye_rqh">
+      <w:hyperlink w:history="1" r:id="rIdz66x_dayemvrwyvf5lf4f">
         <w:r>
           <w:rPr>
             <w:rFonts w:ascii="Simplified Arabic" w:cs="Simplified Arabic" w:eastAsia="Simplified Arabic" w:hAnsi="Simplified Arabic"/>
@@ -2083,7 +2083,7 @@
           <w:szCs w:val="28"/>
           <w:rtl/>
         </w:rPr>
-        <w:t xml:space="preserve">  ( https://journals.alqasimia.ac.ae/index.php/ssis/article/view/66 )</w:t>
+        <w:t xml:space="preserve"> ( https://journals.alqasimia.ac.ae/index.php/ssis/article/view/66 )</w:t>
       </w:r>
     </w:p>
     <w:p>
@@ -2220,7 +2220,7 @@
         </w:rPr>
         <w:t xml:space="preserve">رابط الدراسة: </w:t>
       </w:r>
-      <w:hyperlink w:history="1" r:id="rIdxbj70bzeqzqv_3qcsc_5p">
+      <w:hyperlink w:history="1" r:id="rIdppz65ufj1c8n31gq9p2bh">
         <w:r>
           <w:rPr>
             <w:rFonts w:ascii="Simplified Arabic" w:cs="Simplified Arabic" w:eastAsia="Simplified Arabic" w:hAnsi="Simplified Arabic"/>
@@ -2244,7 +2244,7 @@
           <w:szCs w:val="28"/>
           <w:rtl/>
         </w:rPr>
-        <w:t xml:space="preserve">  ( https://www.ajrsp.com/vol/issue31/ )</w:t>
+        <w:t xml:space="preserve"> ( https://www.ajrsp.com/vol/issue31/ )</w:t>
       </w:r>
     </w:p>
     <w:p>
@@ -2381,7 +2381,7 @@
         </w:rPr>
         <w:t xml:space="preserve">رابط الدراسة: </w:t>
       </w:r>
-      <w:hyperlink w:history="1" r:id="rIdorz2cmmlnlmlgnzebd_ef">
+      <w:hyperlink w:history="1" r:id="rIdg1ewoxjky2yonzyntn3xj">
         <w:r>
           <w:rPr>
             <w:rFonts w:ascii="Simplified Arabic" w:cs="Simplified Arabic" w:eastAsia="Simplified Arabic" w:hAnsi="Simplified Arabic"/>
@@ -2405,7 +2405,7 @@
           <w:szCs w:val="28"/>
           <w:rtl/>
         </w:rPr>
-        <w:t xml:space="preserve">  ( https://dspace.univ-eloued.dz/handle/123456789/15831 )</w:t>
+        <w:t xml:space="preserve"> ( https://dspace.univ-eloued.dz/handle/123456789/15831 )</w:t>
       </w:r>
     </w:p>
     <w:p>
@@ -2542,7 +2542,7 @@
         </w:rPr>
         <w:t xml:space="preserve">رابط الدراسة: </w:t>
       </w:r>
-      <w:hyperlink w:history="1" r:id="rIdk6ifvsu93m6nuyy0q3w3n">
+      <w:hyperlink w:history="1" r:id="rIdl5c_-hayewovhbcqykzuj">
         <w:r>
           <w:rPr>
             <w:rFonts w:ascii="Simplified Arabic" w:cs="Simplified Arabic" w:eastAsia="Simplified Arabic" w:hAnsi="Simplified Arabic"/>
@@ -2566,7 +2566,7 @@
           <w:szCs w:val="28"/>
           <w:rtl/>
         </w:rPr>
-        <w:t xml:space="preserve">  ( https://asjp.cerist.dz/en/article/91461 )</w:t>
+        <w:t xml:space="preserve"> ( https://asjp.cerist.dz/en/article/91461 )</w:t>
       </w:r>
     </w:p>
     <w:p>
@@ -2703,7 +2703,7 @@
         </w:rPr>
         <w:t xml:space="preserve">رابط الدراسة: </w:t>
       </w:r>
-      <w:hyperlink w:history="1" r:id="rIdrjcimx_arw5kevz0w7eik">
+      <w:hyperlink w:history="1" r:id="rIdia30zpfoqwkwonokvn51w">
         <w:r>
           <w:rPr>
             <w:rFonts w:ascii="Simplified Arabic" w:cs="Simplified Arabic" w:eastAsia="Simplified Arabic" w:hAnsi="Simplified Arabic"/>
@@ -2727,7 +2727,7 @@
           <w:szCs w:val="28"/>
           <w:rtl/>
         </w:rPr>
-        <w:t xml:space="preserve">  ( https://asjp.cerist.dz/en/article/26599 )</w:t>
+        <w:t xml:space="preserve"> ( https://asjp.cerist.dz/en/article/26599 )</w:t>
       </w:r>
     </w:p>
     <w:p>
@@ -2864,7 +2864,7 @@
         </w:rPr>
         <w:t xml:space="preserve">رابط الدراسة: </w:t>
       </w:r>
-      <w:hyperlink w:history="1" r:id="rId2rxqz21tblxvgfzbwxkw7">
+      <w:hyperlink w:history="1" r:id="rIdzvjxgiyaxhygr0hh4wq2t">
         <w:r>
           <w:rPr>
             <w:rFonts w:ascii="Simplified Arabic" w:cs="Simplified Arabic" w:eastAsia="Simplified Arabic" w:hAnsi="Simplified Arabic"/>
@@ -2888,7 +2888,7 @@
           <w:szCs w:val="28"/>
           <w:rtl/>
         </w:rPr>
-        <w:t xml:space="preserve">  ( https://www.damascusuniversity.edu.sy/mag/law/images/stories/479-500.pdf )</w:t>
+        <w:t xml:space="preserve"> ( https://www.damascusuniversity.edu.sy/mag/law/images/stories/479-500.pdf )</w:t>
       </w:r>
     </w:p>
     <w:p>
@@ -3025,7 +3025,7 @@
         </w:rPr>
         <w:t xml:space="preserve">رابط الدراسة: </w:t>
       </w:r>
-      <w:hyperlink w:history="1" r:id="rId3yneddej9qpfpiau7qo9r">
+      <w:hyperlink w:history="1" r:id="rId0hkocbllwf0tbomec-iiy">
         <w:r>
           <w:rPr>
             <w:rFonts w:ascii="Simplified Arabic" w:cs="Simplified Arabic" w:eastAsia="Simplified Arabic" w:hAnsi="Simplified Arabic"/>
@@ -3049,7 +3049,7 @@
           <w:szCs w:val="28"/>
           <w:rtl/>
         </w:rPr>
-        <w:t xml:space="preserve">  ( https://search.mandumah.com/Record/167975 )</w:t>
+        <w:t xml:space="preserve"> ( https://search.mandumah.com/Record/167975 )</w:t>
       </w:r>
     </w:p>
     <w:p>
@@ -3186,7 +3186,7 @@
         </w:rPr>
         <w:t xml:space="preserve">رابط الدراسة: </w:t>
       </w:r>
-      <w:hyperlink w:history="1" r:id="rIdgvsmqiqible4v9_mcj6oh">
+      <w:hyperlink w:history="1" r:id="rIdzvvjzbxl3i13kajeku9pd">
         <w:r>
           <w:rPr>
             <w:rFonts w:ascii="Simplified Arabic" w:cs="Simplified Arabic" w:eastAsia="Simplified Arabic" w:hAnsi="Simplified Arabic"/>
@@ -3210,7 +3210,7 @@
           <w:szCs w:val="28"/>
           <w:rtl/>
         </w:rPr>
-        <w:t xml:space="preserve">  ( https://iifa-aifi.org/ar/journal )</w:t>
+        <w:t xml:space="preserve"> ( https://iifa-aifi.org/ar/journal )</w:t>
       </w:r>
     </w:p>
     <w:p>
@@ -3367,7 +3367,7 @@
         </w:rPr>
         <w:t xml:space="preserve">رابط الدراسة: </w:t>
       </w:r>
-      <w:hyperlink w:history="1" r:id="rIdmfw822wpduqgacto58d6k">
+      <w:hyperlink w:history="1" r:id="rIdqsp9as2ccypy9-044cvio">
         <w:r>
           <w:rPr>
             <w:rFonts w:ascii="Simplified Arabic" w:cs="Simplified Arabic" w:eastAsia="Simplified Arabic" w:hAnsi="Simplified Arabic"/>
@@ -3391,7 +3391,7 @@
           <w:szCs w:val="28"/>
           <w:rtl/>
         </w:rPr>
-        <w:t xml:space="preserve">  ( https://www.cambridge.org/core/services/aop-cambridge-core/content/view/F891733330C5E4ADCB8C5BB0235E271F )</w:t>
+        <w:t xml:space="preserve"> ( https://www.cambridge.org/core/services/aop-cambridge-core/content/view/F891733330C5E4ADCB8C5BB0235E271F )</w:t>
       </w:r>
     </w:p>
     <w:p>
@@ -3528,7 +3528,7 @@
         </w:rPr>
         <w:t xml:space="preserve">رابط الدراسة: </w:t>
       </w:r>
-      <w:hyperlink w:history="1" r:id="rId_ebgr8sy2cemobevkzid2">
+      <w:hyperlink w:history="1" r:id="rId0fgtts53bztl1uwt9uglh">
         <w:r>
           <w:rPr>
             <w:rFonts w:ascii="Simplified Arabic" w:cs="Simplified Arabic" w:eastAsia="Simplified Arabic" w:hAnsi="Simplified Arabic"/>
@@ -3552,7 +3552,7 @@
           <w:szCs w:val="28"/>
           <w:rtl/>
         </w:rPr>
-        <w:t xml:space="preserve">  ( https://doi.org/10.3389/fneur.2024.1491263 )</w:t>
+        <w:t xml:space="preserve"> ( https://doi.org/10.3389/fneur.2024.1491263 )</w:t>
       </w:r>
     </w:p>
     <w:p>
@@ -3689,7 +3689,7 @@
         </w:rPr>
         <w:t xml:space="preserve">رابط الدراسة: </w:t>
       </w:r>
-      <w:hyperlink w:history="1" r:id="rIdfedw5dsaijh8vtiuvnbco">
+      <w:hyperlink w:history="1" r:id="rIdgn9luqaz0x21cs-8ad7ga">
         <w:r>
           <w:rPr>
             <w:rFonts w:ascii="Simplified Arabic" w:cs="Simplified Arabic" w:eastAsia="Simplified Arabic" w:hAnsi="Simplified Arabic"/>
@@ -3713,7 +3713,7 @@
           <w:szCs w:val="28"/>
           <w:rtl/>
         </w:rPr>
-        <w:t xml:space="preserve">  ( https://www.walshmedicalmedia.com/open-access/clinical-death-a-reversible-state-of-cardiac-arrest-119791.html )</w:t>
+        <w:t xml:space="preserve"> ( https://www.walshmedicalmedia.com/open-access/clinical-death-a-reversible-state-of-cardiac-arrest-119791.html )</w:t>
       </w:r>
     </w:p>
     <w:p>
@@ -3850,7 +3850,7 @@
         </w:rPr>
         <w:t xml:space="preserve">رابط الدراسة: </w:t>
       </w:r>
-      <w:hyperlink w:history="1" r:id="rIduib3jj7bak3xkkws09ab7">
+      <w:hyperlink w:history="1" r:id="rIdjl-mwhmofor6onbipgg56">
         <w:r>
           <w:rPr>
             <w:rFonts w:ascii="Simplified Arabic" w:cs="Simplified Arabic" w:eastAsia="Simplified Arabic" w:hAnsi="Simplified Arabic"/>
@@ -3874,7 +3874,7 @@
           <w:szCs w:val="28"/>
           <w:rtl/>
         </w:rPr>
-        <w:t xml:space="preserve">  ( https://doi.org/10.1212/WNL.0000000000207740 )</w:t>
+        <w:t xml:space="preserve"> ( https://doi.org/10.1212/WNL.0000000000207740 )</w:t>
       </w:r>
     </w:p>
     <w:p>
@@ -4011,7 +4011,7 @@
         </w:rPr>
         <w:t xml:space="preserve">رابط الدراسة: </w:t>
       </w:r>
-      <w:hyperlink w:history="1" r:id="rIdb1jsxfkmi3da2bmg12n5f">
+      <w:hyperlink w:history="1" r:id="rIdxcmdkz_wcmux9lvmtxn-v">
         <w:r>
           <w:rPr>
             <w:rFonts w:ascii="Simplified Arabic" w:cs="Simplified Arabic" w:eastAsia="Simplified Arabic" w:hAnsi="Simplified Arabic"/>
@@ -4035,7 +4035,7 @@
           <w:szCs w:val="28"/>
           <w:rtl/>
         </w:rPr>
-        <w:t xml:space="preserve">  ( https://doi.org/10.1001/jama.2020.11586 )</w:t>
+        <w:t xml:space="preserve"> ( https://doi.org/10.1001/jama.2020.11586 )</w:t>
       </w:r>
     </w:p>
     <w:p>
@@ -4172,7 +4172,7 @@
         </w:rPr>
         <w:t xml:space="preserve">رابط الدراسة: </w:t>
       </w:r>
-      <w:hyperlink w:history="1" r:id="rIdprbfnvrvoe_ha_o17k7tj">
+      <w:hyperlink w:history="1" r:id="rId620rqlqhuhpl_y18reued">
         <w:r>
           <w:rPr>
             <w:rFonts w:ascii="Simplified Arabic" w:cs="Simplified Arabic" w:eastAsia="Simplified Arabic" w:hAnsi="Simplified Arabic"/>
@@ -4196,7 +4196,7 @@
           <w:szCs w:val="28"/>
           <w:rtl/>
         </w:rPr>
-        <w:t xml:space="preserve">  ( https://doi.org/10.1038/nrneurol.2017.172 )</w:t>
+        <w:t xml:space="preserve"> ( https://doi.org/10.1038/nrneurol.2017.172 )</w:t>
       </w:r>
     </w:p>
     <w:p>
@@ -4333,7 +4333,7 @@
         </w:rPr>
         <w:t xml:space="preserve">رابط الدراسة: </w:t>
       </w:r>
-      <w:hyperlink w:history="1" r:id="rIduryjcec2t-cg8ly7ennyz">
+      <w:hyperlink w:history="1" r:id="rIdkxw_zl-trvs_p8vkbdozp">
         <w:r>
           <w:rPr>
             <w:rFonts w:ascii="Simplified Arabic" w:cs="Simplified Arabic" w:eastAsia="Simplified Arabic" w:hAnsi="Simplified Arabic"/>
@@ -4357,7 +4357,7 @@
           <w:szCs w:val="28"/>
           <w:rtl/>
         </w:rPr>
-        <w:t xml:space="preserve">  ( https://pmc.ncbi.nlm.nih.gov/articles/PMC7595719/ )</w:t>
+        <w:t xml:space="preserve"> ( https://pmc.ncbi.nlm.nih.gov/articles/PMC7595719/ )</w:t>
       </w:r>
     </w:p>
     <w:p>
@@ -4494,7 +4494,7 @@
         </w:rPr>
         <w:t xml:space="preserve">رابط الدراسة: </w:t>
       </w:r>
-      <w:hyperlink w:history="1" r:id="rIdb9hdrpblyguo9kmgugx2a">
+      <w:hyperlink w:history="1" r:id="rIdnbjov2khhh7ka5gz9eua3">
         <w:r>
           <w:rPr>
             <w:rFonts w:ascii="Simplified Arabic" w:cs="Simplified Arabic" w:eastAsia="Simplified Arabic" w:hAnsi="Simplified Arabic"/>
@@ -4518,7 +4518,7 @@
           <w:szCs w:val="28"/>
           <w:rtl/>
         </w:rPr>
-        <w:t xml:space="preserve">  ( https://doi.org/10.1212/WNL.0000000000006750 )</w:t>
+        <w:t xml:space="preserve"> ( https://doi.org/10.1212/WNL.0000000000006750 )</w:t>
       </w:r>
     </w:p>
     <w:p>
@@ -4655,7 +4655,7 @@
         </w:rPr>
         <w:t xml:space="preserve">رابط الدراسة: </w:t>
       </w:r>
-      <w:hyperlink w:history="1" r:id="rIdb434f1cg9e_leipctnziv">
+      <w:hyperlink w:history="1" r:id="rIdu6bl5fszwl_fyaqixg5ec">
         <w:r>
           <w:rPr>
             <w:rFonts w:ascii="Simplified Arabic" w:cs="Simplified Arabic" w:eastAsia="Simplified Arabic" w:hAnsi="Simplified Arabic"/>
@@ -4679,7 +4679,7 @@
           <w:szCs w:val="28"/>
           <w:rtl/>
         </w:rPr>
-        <w:t xml:space="preserve">  ( https://doi.org/10.2147/MB.S70369 )</w:t>
+        <w:t xml:space="preserve"> ( https://doi.org/10.2147/MB.S70369 )</w:t>
       </w:r>
     </w:p>
     <w:p>
@@ -4816,7 +4816,7 @@
         </w:rPr>
         <w:t xml:space="preserve">رابط الدراسة: </w:t>
       </w:r>
-      <w:hyperlink w:history="1" r:id="rIdsfdu3i8siim1szxbcnlz_">
+      <w:hyperlink w:history="1" r:id="rIdrxacua9x-lrvfcxdclrzu">
         <w:r>
           <w:rPr>
             <w:rFonts w:ascii="Simplified Arabic" w:cs="Simplified Arabic" w:eastAsia="Simplified Arabic" w:hAnsi="Simplified Arabic"/>
@@ -4840,7 +4840,7 @@
           <w:szCs w:val="28"/>
           <w:rtl/>
         </w:rPr>
-        <w:t xml:space="preserve">  ( http://jama.jamanetwork.com/article.aspx?articleid=1818922 )</w:t>
+        <w:t xml:space="preserve"> ( http://jama.jamanetwork.com/article.aspx?articleid=1818922 )</w:t>
       </w:r>
     </w:p>
     <w:p>

--- a/seminar/Abd Almahdi Dahla 212684527 - Research Plan.docx
+++ b/seminar/Abd Almahdi Dahla 212684527 - Research Plan.docx
@@ -350,7 +350,7 @@
       <w:pPr>
         <w:bidi/>
         <w:spacing w:after="60" w:line="360"/>
-        <w:jc w:val="lowKashida"/>
+        <w:jc w:val="both"/>
       </w:pPr>
       <w:r>
         <w:rPr>
@@ -368,7 +368,7 @@
       <w:pPr>
         <w:bidi/>
         <w:spacing w:after="60" w:line="360"/>
-        <w:jc w:val="lowKashida"/>
+        <w:jc w:val="both"/>
       </w:pPr>
       <w:r>
         <w:rPr>
@@ -420,7 +420,7 @@
       <w:pPr>
         <w:bidi/>
         <w:spacing w:after="60" w:line="360"/>
-        <w:jc w:val="lowKashida"/>
+        <w:jc w:val="both"/>
       </w:pPr>
       <w:r>
         <w:rPr>
@@ -455,7 +455,7 @@
       <w:pPr>
         <w:bidi/>
         <w:spacing w:after="60" w:line="360"/>
-        <w:jc w:val="lowKashida"/>
+        <w:jc w:val="both"/>
       </w:pPr>
       <w:r>
         <w:rPr>
@@ -473,7 +473,7 @@
       <w:pPr>
         <w:bidi/>
         <w:spacing w:after="60" w:line="360"/>
-        <w:jc w:val="lowKashida"/>
+        <w:jc w:val="both"/>
       </w:pPr>
       <w:r>
         <w:rPr>
@@ -512,7 +512,7 @@
       <w:pPr>
         <w:bidi/>
         <w:spacing w:after="60" w:line="360"/>
-        <w:jc w:val="lowKashida"/>
+        <w:jc w:val="both"/>
       </w:pPr>
       <w:r>
         <w:rPr>
@@ -550,7 +550,7 @@
       <w:pPr>
         <w:bidi/>
         <w:spacing w:after="60" w:line="360"/>
-        <w:jc w:val="lowKashida"/>
+        <w:jc w:val="both"/>
       </w:pPr>
       <w:r>
         <w:rPr>
@@ -568,7 +568,7 @@
       <w:pPr>
         <w:bidi/>
         <w:spacing w:after="60" w:line="360"/>
-        <w:jc w:val="lowKashida"/>
+        <w:jc w:val="both"/>
       </w:pPr>
       <w:r>
         <w:rPr>
@@ -610,7 +610,7 @@
         </w:rPr>
         <w:t xml:space="preserve">رابط الدراسة: </w:t>
       </w:r>
-      <w:hyperlink w:history="1" r:id="rId5kxqguj_yxb52ku0yz9r8">
+      <w:hyperlink w:history="1" r:id="rIdanr0o7gxjyszpau240rve">
         <w:r>
           <w:rPr>
             <w:rFonts w:ascii="Simplified Arabic" w:cs="Simplified Arabic" w:eastAsia="Simplified Arabic" w:hAnsi="Simplified Arabic"/>
@@ -641,7 +641,7 @@
       <w:pPr>
         <w:bidi/>
         <w:spacing w:after="60" w:line="360"/>
-        <w:jc w:val="lowKashida"/>
+        <w:jc w:val="both"/>
       </w:pPr>
       <w:r>
         <w:rPr>
@@ -681,7 +681,7 @@
       <w:pPr>
         <w:bidi/>
         <w:spacing w:after="60" w:line="360"/>
-        <w:jc w:val="lowKashida"/>
+        <w:jc w:val="both"/>
       </w:pPr>
       <w:r>
         <w:rPr>
@@ -711,7 +711,7 @@
       <w:pPr>
         <w:bidi/>
         <w:spacing w:after="60" w:line="360"/>
-        <w:jc w:val="lowKashida"/>
+        <w:jc w:val="both"/>
       </w:pPr>
       <w:r>
         <w:rPr>
@@ -729,7 +729,7 @@
       <w:pPr>
         <w:bidi/>
         <w:spacing w:after="60" w:line="360"/>
-        <w:jc w:val="lowKashida"/>
+        <w:jc w:val="both"/>
       </w:pPr>
       <w:r>
         <w:rPr>
@@ -771,7 +771,7 @@
         </w:rPr>
         <w:t xml:space="preserve">رابط الدراسة: </w:t>
       </w:r>
-      <w:hyperlink w:history="1" r:id="rId3vvq0xvthc5tkxsv9uzjt">
+      <w:hyperlink w:history="1" r:id="rIdauyus5axfi71dby62mpgh">
         <w:r>
           <w:rPr>
             <w:rFonts w:ascii="Simplified Arabic" w:cs="Simplified Arabic" w:eastAsia="Simplified Arabic" w:hAnsi="Simplified Arabic"/>
@@ -802,7 +802,7 @@
       <w:pPr>
         <w:bidi/>
         <w:spacing w:after="60" w:line="360"/>
-        <w:jc w:val="lowKashida"/>
+        <w:jc w:val="both"/>
       </w:pPr>
       <w:r>
         <w:rPr>
@@ -842,7 +842,7 @@
       <w:pPr>
         <w:bidi/>
         <w:spacing w:after="60" w:line="360"/>
-        <w:jc w:val="lowKashida"/>
+        <w:jc w:val="both"/>
       </w:pPr>
       <w:r>
         <w:rPr>
@@ -872,7 +872,7 @@
       <w:pPr>
         <w:bidi/>
         <w:spacing w:after="60" w:line="360"/>
-        <w:jc w:val="lowKashida"/>
+        <w:jc w:val="both"/>
       </w:pPr>
       <w:r>
         <w:rPr>
@@ -890,7 +890,7 @@
       <w:pPr>
         <w:bidi/>
         <w:spacing w:after="60" w:line="360"/>
-        <w:jc w:val="lowKashida"/>
+        <w:jc w:val="both"/>
       </w:pPr>
       <w:r>
         <w:rPr>
@@ -932,7 +932,7 @@
         </w:rPr>
         <w:t xml:space="preserve">رابط الدراسة: </w:t>
       </w:r>
-      <w:hyperlink w:history="1" r:id="rIdwhih9dyciysf0t8okcgpy">
+      <w:hyperlink w:history="1" r:id="rIdvnf0tmqeqgxqqhbdb0uip">
         <w:r>
           <w:rPr>
             <w:rFonts w:ascii="Simplified Arabic" w:cs="Simplified Arabic" w:eastAsia="Simplified Arabic" w:hAnsi="Simplified Arabic"/>
@@ -963,7 +963,7 @@
       <w:pPr>
         <w:bidi/>
         <w:spacing w:after="60" w:line="360"/>
-        <w:jc w:val="lowKashida"/>
+        <w:jc w:val="both"/>
       </w:pPr>
       <w:r>
         <w:rPr>
@@ -1003,7 +1003,7 @@
       <w:pPr>
         <w:bidi/>
         <w:spacing w:after="60" w:line="360"/>
-        <w:jc w:val="lowKashida"/>
+        <w:jc w:val="both"/>
       </w:pPr>
       <w:r>
         <w:rPr>
@@ -1033,7 +1033,7 @@
       <w:pPr>
         <w:bidi/>
         <w:spacing w:after="60" w:line="360"/>
-        <w:jc w:val="lowKashida"/>
+        <w:jc w:val="both"/>
       </w:pPr>
       <w:r>
         <w:rPr>
@@ -1051,7 +1051,7 @@
       <w:pPr>
         <w:bidi/>
         <w:spacing w:after="60" w:line="360"/>
-        <w:jc w:val="lowKashida"/>
+        <w:jc w:val="both"/>
       </w:pPr>
       <w:r>
         <w:rPr>
@@ -1093,7 +1093,7 @@
         </w:rPr>
         <w:t xml:space="preserve">رابط الدراسة: </w:t>
       </w:r>
-      <w:hyperlink w:history="1" r:id="rIdkqyo_tuh8uccsg__l8m3b">
+      <w:hyperlink w:history="1" r:id="rId88lm2njzvyssydbutagqj">
         <w:r>
           <w:rPr>
             <w:rFonts w:ascii="Simplified Arabic" w:cs="Simplified Arabic" w:eastAsia="Simplified Arabic" w:hAnsi="Simplified Arabic"/>
@@ -1124,7 +1124,7 @@
       <w:pPr>
         <w:bidi/>
         <w:spacing w:after="60" w:line="360"/>
-        <w:jc w:val="lowKashida"/>
+        <w:jc w:val="both"/>
       </w:pPr>
       <w:r>
         <w:rPr>
@@ -1164,7 +1164,7 @@
       <w:pPr>
         <w:bidi/>
         <w:spacing w:after="60" w:line="360"/>
-        <w:jc w:val="lowKashida"/>
+        <w:jc w:val="both"/>
       </w:pPr>
       <w:r>
         <w:rPr>
@@ -1194,7 +1194,7 @@
       <w:pPr>
         <w:bidi/>
         <w:spacing w:after="60" w:line="360"/>
-        <w:jc w:val="lowKashida"/>
+        <w:jc w:val="both"/>
       </w:pPr>
       <w:r>
         <w:rPr>
@@ -1212,7 +1212,7 @@
       <w:pPr>
         <w:bidi/>
         <w:spacing w:after="60" w:line="360"/>
-        <w:jc w:val="lowKashida"/>
+        <w:jc w:val="both"/>
       </w:pPr>
       <w:r>
         <w:rPr>
@@ -1254,7 +1254,7 @@
         </w:rPr>
         <w:t xml:space="preserve">رابط الدراسة: </w:t>
       </w:r>
-      <w:hyperlink w:history="1" r:id="rIdcx3sxexgmpg5langqqglp">
+      <w:hyperlink w:history="1" r:id="rId_skctul_nyue_kqwuhmab">
         <w:r>
           <w:rPr>
             <w:rFonts w:ascii="Simplified Arabic" w:cs="Simplified Arabic" w:eastAsia="Simplified Arabic" w:hAnsi="Simplified Arabic"/>
@@ -1285,7 +1285,7 @@
       <w:pPr>
         <w:bidi/>
         <w:spacing w:after="60" w:line="360"/>
-        <w:jc w:val="lowKashida"/>
+        <w:jc w:val="both"/>
       </w:pPr>
       <w:r>
         <w:rPr>
@@ -1325,7 +1325,7 @@
       <w:pPr>
         <w:bidi/>
         <w:spacing w:after="60" w:line="360"/>
-        <w:jc w:val="lowKashida"/>
+        <w:jc w:val="both"/>
       </w:pPr>
       <w:r>
         <w:rPr>
@@ -1355,7 +1355,7 @@
       <w:pPr>
         <w:bidi/>
         <w:spacing w:after="60" w:line="360"/>
-        <w:jc w:val="lowKashida"/>
+        <w:jc w:val="both"/>
       </w:pPr>
       <w:r>
         <w:rPr>
@@ -1373,7 +1373,7 @@
       <w:pPr>
         <w:bidi/>
         <w:spacing w:after="60" w:line="360"/>
-        <w:jc w:val="lowKashida"/>
+        <w:jc w:val="both"/>
       </w:pPr>
       <w:r>
         <w:rPr>
@@ -1415,7 +1415,7 @@
         </w:rPr>
         <w:t xml:space="preserve">رابط الدراسة: </w:t>
       </w:r>
-      <w:hyperlink w:history="1" r:id="rIdoo7gitt6c-ed1hua05lgc">
+      <w:hyperlink w:history="1" r:id="rIdoql5wpprwxa1qhezkq9bc">
         <w:r>
           <w:rPr>
             <w:rFonts w:ascii="Simplified Arabic" w:cs="Simplified Arabic" w:eastAsia="Simplified Arabic" w:hAnsi="Simplified Arabic"/>
@@ -1446,7 +1446,7 @@
       <w:pPr>
         <w:bidi/>
         <w:spacing w:after="60" w:line="360"/>
-        <w:jc w:val="lowKashida"/>
+        <w:jc w:val="both"/>
       </w:pPr>
       <w:r>
         <w:rPr>
@@ -1486,7 +1486,7 @@
       <w:pPr>
         <w:bidi/>
         <w:spacing w:after="60" w:line="360"/>
-        <w:jc w:val="lowKashida"/>
+        <w:jc w:val="both"/>
       </w:pPr>
       <w:r>
         <w:rPr>
@@ -1516,7 +1516,7 @@
       <w:pPr>
         <w:bidi/>
         <w:spacing w:after="60" w:line="360"/>
-        <w:jc w:val="lowKashida"/>
+        <w:jc w:val="both"/>
       </w:pPr>
       <w:r>
         <w:rPr>
@@ -1534,7 +1534,7 @@
       <w:pPr>
         <w:bidi/>
         <w:spacing w:after="60" w:line="360"/>
-        <w:jc w:val="lowKashida"/>
+        <w:jc w:val="both"/>
       </w:pPr>
       <w:r>
         <w:rPr>
@@ -1576,7 +1576,7 @@
         </w:rPr>
         <w:t xml:space="preserve">رابط الدراسة: </w:t>
       </w:r>
-      <w:hyperlink w:history="1" r:id="rIdxynaoib4jkjsn3hois_no">
+      <w:hyperlink w:history="1" r:id="rIdwzqq0kxsomerovviqdrqw">
         <w:r>
           <w:rPr>
             <w:rFonts w:ascii="Simplified Arabic" w:cs="Simplified Arabic" w:eastAsia="Simplified Arabic" w:hAnsi="Simplified Arabic"/>
@@ -1607,7 +1607,7 @@
       <w:pPr>
         <w:bidi/>
         <w:spacing w:after="60" w:line="360"/>
-        <w:jc w:val="lowKashida"/>
+        <w:jc w:val="both"/>
       </w:pPr>
       <w:r>
         <w:rPr>
@@ -1647,7 +1647,7 @@
       <w:pPr>
         <w:bidi/>
         <w:spacing w:after="60" w:line="360"/>
-        <w:jc w:val="lowKashida"/>
+        <w:jc w:val="both"/>
       </w:pPr>
       <w:r>
         <w:rPr>
@@ -1677,7 +1677,7 @@
       <w:pPr>
         <w:bidi/>
         <w:spacing w:after="60" w:line="360"/>
-        <w:jc w:val="lowKashida"/>
+        <w:jc w:val="both"/>
       </w:pPr>
       <w:r>
         <w:rPr>
@@ -1695,7 +1695,7 @@
       <w:pPr>
         <w:bidi/>
         <w:spacing w:after="60" w:line="360"/>
-        <w:jc w:val="lowKashida"/>
+        <w:jc w:val="both"/>
       </w:pPr>
       <w:r>
         <w:rPr>
@@ -1737,7 +1737,7 @@
         </w:rPr>
         <w:t xml:space="preserve">رابط الدراسة: </w:t>
       </w:r>
-      <w:hyperlink w:history="1" r:id="rIdf8kyu0wt3i2xsfbyrhn1i">
+      <w:hyperlink w:history="1" r:id="rIdpjejwyifbvmfsvvxwkjsd">
         <w:r>
           <w:rPr>
             <w:rFonts w:ascii="Simplified Arabic" w:cs="Simplified Arabic" w:eastAsia="Simplified Arabic" w:hAnsi="Simplified Arabic"/>
@@ -1768,7 +1768,7 @@
       <w:pPr>
         <w:bidi/>
         <w:spacing w:after="60" w:line="360"/>
-        <w:jc w:val="lowKashida"/>
+        <w:jc w:val="both"/>
       </w:pPr>
       <w:r>
         <w:rPr>
@@ -1808,7 +1808,7 @@
       <w:pPr>
         <w:bidi/>
         <w:spacing w:after="60" w:line="360"/>
-        <w:jc w:val="lowKashida"/>
+        <w:jc w:val="both"/>
       </w:pPr>
       <w:r>
         <w:rPr>
@@ -1838,7 +1838,7 @@
       <w:pPr>
         <w:bidi/>
         <w:spacing w:after="60" w:line="360"/>
-        <w:jc w:val="lowKashida"/>
+        <w:jc w:val="both"/>
       </w:pPr>
       <w:r>
         <w:rPr>
@@ -1856,7 +1856,7 @@
       <w:pPr>
         <w:bidi/>
         <w:spacing w:after="60" w:line="360"/>
-        <w:jc w:val="lowKashida"/>
+        <w:jc w:val="both"/>
       </w:pPr>
       <w:r>
         <w:rPr>
@@ -1898,7 +1898,7 @@
         </w:rPr>
         <w:t xml:space="preserve">رابط الدراسة: </w:t>
       </w:r>
-      <w:hyperlink w:history="1" r:id="rIdyz9iccbu2mpzufmnz47zy">
+      <w:hyperlink w:history="1" r:id="rIdgiv3b9pgcn41prs8mvt-z">
         <w:r>
           <w:rPr>
             <w:rFonts w:ascii="Simplified Arabic" w:cs="Simplified Arabic" w:eastAsia="Simplified Arabic" w:hAnsi="Simplified Arabic"/>
@@ -1929,7 +1929,7 @@
       <w:pPr>
         <w:bidi/>
         <w:spacing w:after="60" w:line="360"/>
-        <w:jc w:val="lowKashida"/>
+        <w:jc w:val="both"/>
       </w:pPr>
       <w:r>
         <w:rPr>
@@ -1969,7 +1969,7 @@
       <w:pPr>
         <w:bidi/>
         <w:spacing w:after="60" w:line="360"/>
-        <w:jc w:val="lowKashida"/>
+        <w:jc w:val="both"/>
       </w:pPr>
       <w:r>
         <w:rPr>
@@ -1999,7 +1999,7 @@
       <w:pPr>
         <w:bidi/>
         <w:spacing w:after="60" w:line="360"/>
-        <w:jc w:val="lowKashida"/>
+        <w:jc w:val="both"/>
       </w:pPr>
       <w:r>
         <w:rPr>
@@ -2017,7 +2017,7 @@
       <w:pPr>
         <w:bidi/>
         <w:spacing w:after="60" w:line="360"/>
-        <w:jc w:val="lowKashida"/>
+        <w:jc w:val="both"/>
       </w:pPr>
       <w:r>
         <w:rPr>
@@ -2059,7 +2059,7 @@
         </w:rPr>
         <w:t xml:space="preserve">رابط الدراسة: </w:t>
       </w:r>
-      <w:hyperlink w:history="1" r:id="rIdz66x_dayemvrwyvf5lf4f">
+      <w:hyperlink w:history="1" r:id="rIdttnfcafuz7fh1lhurxvzn">
         <w:r>
           <w:rPr>
             <w:rFonts w:ascii="Simplified Arabic" w:cs="Simplified Arabic" w:eastAsia="Simplified Arabic" w:hAnsi="Simplified Arabic"/>
@@ -2090,7 +2090,7 @@
       <w:pPr>
         <w:bidi/>
         <w:spacing w:after="60" w:line="360"/>
-        <w:jc w:val="lowKashida"/>
+        <w:jc w:val="both"/>
       </w:pPr>
       <w:r>
         <w:rPr>
@@ -2130,7 +2130,7 @@
       <w:pPr>
         <w:bidi/>
         <w:spacing w:after="60" w:line="360"/>
-        <w:jc w:val="lowKashida"/>
+        <w:jc w:val="both"/>
       </w:pPr>
       <w:r>
         <w:rPr>
@@ -2160,7 +2160,7 @@
       <w:pPr>
         <w:bidi/>
         <w:spacing w:after="60" w:line="360"/>
-        <w:jc w:val="lowKashida"/>
+        <w:jc w:val="both"/>
       </w:pPr>
       <w:r>
         <w:rPr>
@@ -2178,7 +2178,7 @@
       <w:pPr>
         <w:bidi/>
         <w:spacing w:after="60" w:line="360"/>
-        <w:jc w:val="lowKashida"/>
+        <w:jc w:val="both"/>
       </w:pPr>
       <w:r>
         <w:rPr>
@@ -2220,7 +2220,7 @@
         </w:rPr>
         <w:t xml:space="preserve">رابط الدراسة: </w:t>
       </w:r>
-      <w:hyperlink w:history="1" r:id="rIdppz65ufj1c8n31gq9p2bh">
+      <w:hyperlink w:history="1" r:id="rIdqsawe_p5rct5yjb9ki0r1">
         <w:r>
           <w:rPr>
             <w:rFonts w:ascii="Simplified Arabic" w:cs="Simplified Arabic" w:eastAsia="Simplified Arabic" w:hAnsi="Simplified Arabic"/>
@@ -2251,7 +2251,7 @@
       <w:pPr>
         <w:bidi/>
         <w:spacing w:after="60" w:line="360"/>
-        <w:jc w:val="lowKashida"/>
+        <w:jc w:val="both"/>
       </w:pPr>
       <w:r>
         <w:rPr>
@@ -2291,7 +2291,7 @@
       <w:pPr>
         <w:bidi/>
         <w:spacing w:after="60" w:line="360"/>
-        <w:jc w:val="lowKashida"/>
+        <w:jc w:val="both"/>
       </w:pPr>
       <w:r>
         <w:rPr>
@@ -2321,7 +2321,7 @@
       <w:pPr>
         <w:bidi/>
         <w:spacing w:after="60" w:line="360"/>
-        <w:jc w:val="lowKashida"/>
+        <w:jc w:val="both"/>
       </w:pPr>
       <w:r>
         <w:rPr>
@@ -2339,7 +2339,7 @@
       <w:pPr>
         <w:bidi/>
         <w:spacing w:after="60" w:line="360"/>
-        <w:jc w:val="lowKashida"/>
+        <w:jc w:val="both"/>
       </w:pPr>
       <w:r>
         <w:rPr>
@@ -2381,7 +2381,7 @@
         </w:rPr>
         <w:t xml:space="preserve">رابط الدراسة: </w:t>
       </w:r>
-      <w:hyperlink w:history="1" r:id="rIdg1ewoxjky2yonzyntn3xj">
+      <w:hyperlink w:history="1" r:id="rIdcbita6liqvflkepaxemdz">
         <w:r>
           <w:rPr>
             <w:rFonts w:ascii="Simplified Arabic" w:cs="Simplified Arabic" w:eastAsia="Simplified Arabic" w:hAnsi="Simplified Arabic"/>
@@ -2412,7 +2412,7 @@
       <w:pPr>
         <w:bidi/>
         <w:spacing w:after="60" w:line="360"/>
-        <w:jc w:val="lowKashida"/>
+        <w:jc w:val="both"/>
       </w:pPr>
       <w:r>
         <w:rPr>
@@ -2452,7 +2452,7 @@
       <w:pPr>
         <w:bidi/>
         <w:spacing w:after="60" w:line="360"/>
-        <w:jc w:val="lowKashida"/>
+        <w:jc w:val="both"/>
       </w:pPr>
       <w:r>
         <w:rPr>
@@ -2482,7 +2482,7 @@
       <w:pPr>
         <w:bidi/>
         <w:spacing w:after="60" w:line="360"/>
-        <w:jc w:val="lowKashida"/>
+        <w:jc w:val="both"/>
       </w:pPr>
       <w:r>
         <w:rPr>
@@ -2500,7 +2500,7 @@
       <w:pPr>
         <w:bidi/>
         <w:spacing w:after="60" w:line="360"/>
-        <w:jc w:val="lowKashida"/>
+        <w:jc w:val="both"/>
       </w:pPr>
       <w:r>
         <w:rPr>
@@ -2542,7 +2542,7 @@
         </w:rPr>
         <w:t xml:space="preserve">رابط الدراسة: </w:t>
       </w:r>
-      <w:hyperlink w:history="1" r:id="rIdl5c_-hayewovhbcqykzuj">
+      <w:hyperlink w:history="1" r:id="rIduobx8p7bpfbeqmduoi6z3">
         <w:r>
           <w:rPr>
             <w:rFonts w:ascii="Simplified Arabic" w:cs="Simplified Arabic" w:eastAsia="Simplified Arabic" w:hAnsi="Simplified Arabic"/>
@@ -2573,7 +2573,7 @@
       <w:pPr>
         <w:bidi/>
         <w:spacing w:after="60" w:line="360"/>
-        <w:jc w:val="lowKashida"/>
+        <w:jc w:val="both"/>
       </w:pPr>
       <w:r>
         <w:rPr>
@@ -2613,7 +2613,7 @@
       <w:pPr>
         <w:bidi/>
         <w:spacing w:after="60" w:line="360"/>
-        <w:jc w:val="lowKashida"/>
+        <w:jc w:val="both"/>
       </w:pPr>
       <w:r>
         <w:rPr>
@@ -2643,7 +2643,7 @@
       <w:pPr>
         <w:bidi/>
         <w:spacing w:after="60" w:line="360"/>
-        <w:jc w:val="lowKashida"/>
+        <w:jc w:val="both"/>
       </w:pPr>
       <w:r>
         <w:rPr>
@@ -2661,7 +2661,7 @@
       <w:pPr>
         <w:bidi/>
         <w:spacing w:after="60" w:line="360"/>
-        <w:jc w:val="lowKashida"/>
+        <w:jc w:val="both"/>
       </w:pPr>
       <w:r>
         <w:rPr>
@@ -2703,7 +2703,7 @@
         </w:rPr>
         <w:t xml:space="preserve">رابط الدراسة: </w:t>
       </w:r>
-      <w:hyperlink w:history="1" r:id="rIdia30zpfoqwkwonokvn51w">
+      <w:hyperlink w:history="1" r:id="rIdtezfy-bqkyqkog0uankkn">
         <w:r>
           <w:rPr>
             <w:rFonts w:ascii="Simplified Arabic" w:cs="Simplified Arabic" w:eastAsia="Simplified Arabic" w:hAnsi="Simplified Arabic"/>
@@ -2734,7 +2734,7 @@
       <w:pPr>
         <w:bidi/>
         <w:spacing w:after="60" w:line="360"/>
-        <w:jc w:val="lowKashida"/>
+        <w:jc w:val="both"/>
       </w:pPr>
       <w:r>
         <w:rPr>
@@ -2774,7 +2774,7 @@
       <w:pPr>
         <w:bidi/>
         <w:spacing w:after="60" w:line="360"/>
-        <w:jc w:val="lowKashida"/>
+        <w:jc w:val="both"/>
       </w:pPr>
       <w:r>
         <w:rPr>
@@ -2804,7 +2804,7 @@
       <w:pPr>
         <w:bidi/>
         <w:spacing w:after="60" w:line="360"/>
-        <w:jc w:val="lowKashida"/>
+        <w:jc w:val="both"/>
       </w:pPr>
       <w:r>
         <w:rPr>
@@ -2822,7 +2822,7 @@
       <w:pPr>
         <w:bidi/>
         <w:spacing w:after="60" w:line="360"/>
-        <w:jc w:val="lowKashida"/>
+        <w:jc w:val="both"/>
       </w:pPr>
       <w:r>
         <w:rPr>
@@ -2864,7 +2864,7 @@
         </w:rPr>
         <w:t xml:space="preserve">رابط الدراسة: </w:t>
       </w:r>
-      <w:hyperlink w:history="1" r:id="rIdzvjxgiyaxhygr0hh4wq2t">
+      <w:hyperlink w:history="1" r:id="rIdqzguxjtwfuqanxahe7abc">
         <w:r>
           <w:rPr>
             <w:rFonts w:ascii="Simplified Arabic" w:cs="Simplified Arabic" w:eastAsia="Simplified Arabic" w:hAnsi="Simplified Arabic"/>
@@ -2895,7 +2895,7 @@
       <w:pPr>
         <w:bidi/>
         <w:spacing w:after="60" w:line="360"/>
-        <w:jc w:val="lowKashida"/>
+        <w:jc w:val="both"/>
       </w:pPr>
       <w:r>
         <w:rPr>
@@ -2935,7 +2935,7 @@
       <w:pPr>
         <w:bidi/>
         <w:spacing w:after="60" w:line="360"/>
-        <w:jc w:val="lowKashida"/>
+        <w:jc w:val="both"/>
       </w:pPr>
       <w:r>
         <w:rPr>
@@ -2965,7 +2965,7 @@
       <w:pPr>
         <w:bidi/>
         <w:spacing w:after="60" w:line="360"/>
-        <w:jc w:val="lowKashida"/>
+        <w:jc w:val="both"/>
       </w:pPr>
       <w:r>
         <w:rPr>
@@ -2983,7 +2983,7 @@
       <w:pPr>
         <w:bidi/>
         <w:spacing w:after="60" w:line="360"/>
-        <w:jc w:val="lowKashida"/>
+        <w:jc w:val="both"/>
       </w:pPr>
       <w:r>
         <w:rPr>
@@ -3025,7 +3025,7 @@
         </w:rPr>
         <w:t xml:space="preserve">رابط الدراسة: </w:t>
       </w:r>
-      <w:hyperlink w:history="1" r:id="rId0hkocbllwf0tbomec-iiy">
+      <w:hyperlink w:history="1" r:id="rIdbrfyehvyaoli_kq0l6cn0">
         <w:r>
           <w:rPr>
             <w:rFonts w:ascii="Simplified Arabic" w:cs="Simplified Arabic" w:eastAsia="Simplified Arabic" w:hAnsi="Simplified Arabic"/>
@@ -3056,7 +3056,7 @@
       <w:pPr>
         <w:bidi/>
         <w:spacing w:after="60" w:line="360"/>
-        <w:jc w:val="lowKashida"/>
+        <w:jc w:val="both"/>
       </w:pPr>
       <w:r>
         <w:rPr>
@@ -3096,7 +3096,7 @@
       <w:pPr>
         <w:bidi/>
         <w:spacing w:after="60" w:line="360"/>
-        <w:jc w:val="lowKashida"/>
+        <w:jc w:val="both"/>
       </w:pPr>
       <w:r>
         <w:rPr>
@@ -3126,7 +3126,7 @@
       <w:pPr>
         <w:bidi/>
         <w:spacing w:after="60" w:line="360"/>
-        <w:jc w:val="lowKashida"/>
+        <w:jc w:val="both"/>
       </w:pPr>
       <w:r>
         <w:rPr>
@@ -3144,7 +3144,7 @@
       <w:pPr>
         <w:bidi/>
         <w:spacing w:after="60" w:line="360"/>
-        <w:jc w:val="lowKashida"/>
+        <w:jc w:val="both"/>
       </w:pPr>
       <w:r>
         <w:rPr>
@@ -3186,7 +3186,7 @@
         </w:rPr>
         <w:t xml:space="preserve">رابط الدراسة: </w:t>
       </w:r>
-      <w:hyperlink w:history="1" r:id="rIdzvvjzbxl3i13kajeku9pd">
+      <w:hyperlink w:history="1" r:id="rId77h9ukgqvrskyeusqkycd">
         <w:r>
           <w:rPr>
             <w:rFonts w:ascii="Simplified Arabic" w:cs="Simplified Arabic" w:eastAsia="Simplified Arabic" w:hAnsi="Simplified Arabic"/>
@@ -3217,7 +3217,7 @@
       <w:pPr>
         <w:bidi/>
         <w:spacing w:after="60" w:line="360"/>
-        <w:jc w:val="lowKashida"/>
+        <w:jc w:val="both"/>
       </w:pPr>
       <w:r>
         <w:rPr>
@@ -3257,7 +3257,7 @@
       <w:pPr>
         <w:bidi/>
         <w:spacing w:after="60" w:line="360"/>
-        <w:jc w:val="lowKashida"/>
+        <w:jc w:val="both"/>
       </w:pPr>
       <w:r>
         <w:rPr>
@@ -3307,7 +3307,7 @@
       <w:pPr>
         <w:bidi/>
         <w:spacing w:after="60" w:line="360"/>
-        <w:jc w:val="lowKashida"/>
+        <w:jc w:val="both"/>
       </w:pPr>
       <w:r>
         <w:rPr>
@@ -3325,7 +3325,7 @@
       <w:pPr>
         <w:bidi/>
         <w:spacing w:after="60" w:line="360"/>
-        <w:jc w:val="lowKashida"/>
+        <w:jc w:val="both"/>
       </w:pPr>
       <w:r>
         <w:rPr>
@@ -3367,7 +3367,7 @@
         </w:rPr>
         <w:t xml:space="preserve">رابط الدراسة: </w:t>
       </w:r>
-      <w:hyperlink w:history="1" r:id="rIdqsp9as2ccypy9-044cvio">
+      <w:hyperlink w:history="1" r:id="rId5shjhdd3_8emqempx6acc">
         <w:r>
           <w:rPr>
             <w:rFonts w:ascii="Simplified Arabic" w:cs="Simplified Arabic" w:eastAsia="Simplified Arabic" w:hAnsi="Simplified Arabic"/>
@@ -3398,7 +3398,7 @@
       <w:pPr>
         <w:bidi/>
         <w:spacing w:after="60" w:line="360"/>
-        <w:jc w:val="lowKashida"/>
+        <w:jc w:val="both"/>
       </w:pPr>
       <w:r>
         <w:rPr>
@@ -3438,7 +3438,7 @@
       <w:pPr>
         <w:bidi/>
         <w:spacing w:after="60" w:line="360"/>
-        <w:jc w:val="lowKashida"/>
+        <w:jc w:val="both"/>
       </w:pPr>
       <w:r>
         <w:rPr>
@@ -3468,7 +3468,7 @@
       <w:pPr>
         <w:bidi/>
         <w:spacing w:after="60" w:line="360"/>
-        <w:jc w:val="lowKashida"/>
+        <w:jc w:val="both"/>
       </w:pPr>
       <w:r>
         <w:rPr>
@@ -3486,7 +3486,7 @@
       <w:pPr>
         <w:bidi/>
         <w:spacing w:after="60" w:line="360"/>
-        <w:jc w:val="lowKashida"/>
+        <w:jc w:val="both"/>
       </w:pPr>
       <w:r>
         <w:rPr>
@@ -3528,7 +3528,7 @@
         </w:rPr>
         <w:t xml:space="preserve">رابط الدراسة: </w:t>
       </w:r>
-      <w:hyperlink w:history="1" r:id="rId0fgtts53bztl1uwt9uglh">
+      <w:hyperlink w:history="1" r:id="rIdzqdwjvi5slsqushbupgjg">
         <w:r>
           <w:rPr>
             <w:rFonts w:ascii="Simplified Arabic" w:cs="Simplified Arabic" w:eastAsia="Simplified Arabic" w:hAnsi="Simplified Arabic"/>
@@ -3559,7 +3559,7 @@
       <w:pPr>
         <w:bidi/>
         <w:spacing w:after="60" w:line="360"/>
-        <w:jc w:val="lowKashida"/>
+        <w:jc w:val="both"/>
       </w:pPr>
       <w:r>
         <w:rPr>
@@ -3599,7 +3599,7 @@
       <w:pPr>
         <w:bidi/>
         <w:spacing w:after="60" w:line="360"/>
-        <w:jc w:val="lowKashida"/>
+        <w:jc w:val="both"/>
       </w:pPr>
       <w:r>
         <w:rPr>
@@ -3629,7 +3629,7 @@
       <w:pPr>
         <w:bidi/>
         <w:spacing w:after="60" w:line="360"/>
-        <w:jc w:val="lowKashida"/>
+        <w:jc w:val="both"/>
       </w:pPr>
       <w:r>
         <w:rPr>
@@ -3647,7 +3647,7 @@
       <w:pPr>
         <w:bidi/>
         <w:spacing w:after="60" w:line="360"/>
-        <w:jc w:val="lowKashida"/>
+        <w:jc w:val="both"/>
       </w:pPr>
       <w:r>
         <w:rPr>
@@ -3689,7 +3689,7 @@
         </w:rPr>
         <w:t xml:space="preserve">رابط الدراسة: </w:t>
       </w:r>
-      <w:hyperlink w:history="1" r:id="rIdgn9luqaz0x21cs-8ad7ga">
+      <w:hyperlink w:history="1" r:id="rId6ycflu1buipsneks7lid6">
         <w:r>
           <w:rPr>
             <w:rFonts w:ascii="Simplified Arabic" w:cs="Simplified Arabic" w:eastAsia="Simplified Arabic" w:hAnsi="Simplified Arabic"/>
@@ -3720,7 +3720,7 @@
       <w:pPr>
         <w:bidi/>
         <w:spacing w:after="60" w:line="360"/>
-        <w:jc w:val="lowKashida"/>
+        <w:jc w:val="both"/>
       </w:pPr>
       <w:r>
         <w:rPr>
@@ -3760,7 +3760,7 @@
       <w:pPr>
         <w:bidi/>
         <w:spacing w:after="60" w:line="360"/>
-        <w:jc w:val="lowKashida"/>
+        <w:jc w:val="both"/>
       </w:pPr>
       <w:r>
         <w:rPr>
@@ -3790,7 +3790,7 @@
       <w:pPr>
         <w:bidi/>
         <w:spacing w:after="60" w:line="360"/>
-        <w:jc w:val="lowKashida"/>
+        <w:jc w:val="both"/>
       </w:pPr>
       <w:r>
         <w:rPr>
@@ -3808,7 +3808,7 @@
       <w:pPr>
         <w:bidi/>
         <w:spacing w:after="60" w:line="360"/>
-        <w:jc w:val="lowKashida"/>
+        <w:jc w:val="both"/>
       </w:pPr>
       <w:r>
         <w:rPr>
@@ -3850,7 +3850,7 @@
         </w:rPr>
         <w:t xml:space="preserve">رابط الدراسة: </w:t>
       </w:r>
-      <w:hyperlink w:history="1" r:id="rIdjl-mwhmofor6onbipgg56">
+      <w:hyperlink w:history="1" r:id="rId-nobissjr5fvrpo-e4cw_">
         <w:r>
           <w:rPr>
             <w:rFonts w:ascii="Simplified Arabic" w:cs="Simplified Arabic" w:eastAsia="Simplified Arabic" w:hAnsi="Simplified Arabic"/>
@@ -3881,7 +3881,7 @@
       <w:pPr>
         <w:bidi/>
         <w:spacing w:after="60" w:line="360"/>
-        <w:jc w:val="lowKashida"/>
+        <w:jc w:val="both"/>
       </w:pPr>
       <w:r>
         <w:rPr>
@@ -3921,7 +3921,7 @@
       <w:pPr>
         <w:bidi/>
         <w:spacing w:after="60" w:line="360"/>
-        <w:jc w:val="lowKashida"/>
+        <w:jc w:val="both"/>
       </w:pPr>
       <w:r>
         <w:rPr>
@@ -3951,7 +3951,7 @@
       <w:pPr>
         <w:bidi/>
         <w:spacing w:after="60" w:line="360"/>
-        <w:jc w:val="lowKashida"/>
+        <w:jc w:val="both"/>
       </w:pPr>
       <w:r>
         <w:rPr>
@@ -3969,7 +3969,7 @@
       <w:pPr>
         <w:bidi/>
         <w:spacing w:after="60" w:line="360"/>
-        <w:jc w:val="lowKashida"/>
+        <w:jc w:val="both"/>
       </w:pPr>
       <w:r>
         <w:rPr>
@@ -4011,7 +4011,7 @@
         </w:rPr>
         <w:t xml:space="preserve">رابط الدراسة: </w:t>
       </w:r>
-      <w:hyperlink w:history="1" r:id="rIdxcmdkz_wcmux9lvmtxn-v">
+      <w:hyperlink w:history="1" r:id="rId7hslvr9-ozsp3ie6iuglr">
         <w:r>
           <w:rPr>
             <w:rFonts w:ascii="Simplified Arabic" w:cs="Simplified Arabic" w:eastAsia="Simplified Arabic" w:hAnsi="Simplified Arabic"/>
@@ -4042,7 +4042,7 @@
       <w:pPr>
         <w:bidi/>
         <w:spacing w:after="60" w:line="360"/>
-        <w:jc w:val="lowKashida"/>
+        <w:jc w:val="both"/>
       </w:pPr>
       <w:r>
         <w:rPr>
@@ -4082,7 +4082,7 @@
       <w:pPr>
         <w:bidi/>
         <w:spacing w:after="60" w:line="360"/>
-        <w:jc w:val="lowKashida"/>
+        <w:jc w:val="both"/>
       </w:pPr>
       <w:r>
         <w:rPr>
@@ -4112,7 +4112,7 @@
       <w:pPr>
         <w:bidi/>
         <w:spacing w:after="60" w:line="360"/>
-        <w:jc w:val="lowKashida"/>
+        <w:jc w:val="both"/>
       </w:pPr>
       <w:r>
         <w:rPr>
@@ -4130,7 +4130,7 @@
       <w:pPr>
         <w:bidi/>
         <w:spacing w:after="60" w:line="360"/>
-        <w:jc w:val="lowKashida"/>
+        <w:jc w:val="both"/>
       </w:pPr>
       <w:r>
         <w:rPr>
@@ -4172,7 +4172,7 @@
         </w:rPr>
         <w:t xml:space="preserve">رابط الدراسة: </w:t>
       </w:r>
-      <w:hyperlink w:history="1" r:id="rId620rqlqhuhpl_y18reued">
+      <w:hyperlink w:history="1" r:id="rIdoovzpcm4utfm8jczec4d2">
         <w:r>
           <w:rPr>
             <w:rFonts w:ascii="Simplified Arabic" w:cs="Simplified Arabic" w:eastAsia="Simplified Arabic" w:hAnsi="Simplified Arabic"/>
@@ -4203,7 +4203,7 @@
       <w:pPr>
         <w:bidi/>
         <w:spacing w:after="60" w:line="360"/>
-        <w:jc w:val="lowKashida"/>
+        <w:jc w:val="both"/>
       </w:pPr>
       <w:r>
         <w:rPr>
@@ -4243,7 +4243,7 @@
       <w:pPr>
         <w:bidi/>
         <w:spacing w:after="60" w:line="360"/>
-        <w:jc w:val="lowKashida"/>
+        <w:jc w:val="both"/>
       </w:pPr>
       <w:r>
         <w:rPr>
@@ -4273,7 +4273,7 @@
       <w:pPr>
         <w:bidi/>
         <w:spacing w:after="60" w:line="360"/>
-        <w:jc w:val="lowKashida"/>
+        <w:jc w:val="both"/>
       </w:pPr>
       <w:r>
         <w:rPr>
@@ -4291,7 +4291,7 @@
       <w:pPr>
         <w:bidi/>
         <w:spacing w:after="60" w:line="360"/>
-        <w:jc w:val="lowKashida"/>
+        <w:jc w:val="both"/>
       </w:pPr>
       <w:r>
         <w:rPr>
@@ -4333,7 +4333,7 @@
         </w:rPr>
         <w:t xml:space="preserve">رابط الدراسة: </w:t>
       </w:r>
-      <w:hyperlink w:history="1" r:id="rIdkxw_zl-trvs_p8vkbdozp">
+      <w:hyperlink w:history="1" r:id="rIdzssagmsg3lkouo590vszj">
         <w:r>
           <w:rPr>
             <w:rFonts w:ascii="Simplified Arabic" w:cs="Simplified Arabic" w:eastAsia="Simplified Arabic" w:hAnsi="Simplified Arabic"/>
@@ -4364,7 +4364,7 @@
       <w:pPr>
         <w:bidi/>
         <w:spacing w:after="60" w:line="360"/>
-        <w:jc w:val="lowKashida"/>
+        <w:jc w:val="both"/>
       </w:pPr>
       <w:r>
         <w:rPr>
@@ -4404,7 +4404,7 @@
       <w:pPr>
         <w:bidi/>
         <w:spacing w:after="60" w:line="360"/>
-        <w:jc w:val="lowKashida"/>
+        <w:jc w:val="both"/>
       </w:pPr>
       <w:r>
         <w:rPr>
@@ -4434,7 +4434,7 @@
       <w:pPr>
         <w:bidi/>
         <w:spacing w:after="60" w:line="360"/>
-        <w:jc w:val="lowKashida"/>
+        <w:jc w:val="both"/>
       </w:pPr>
       <w:r>
         <w:rPr>
@@ -4452,7 +4452,7 @@
       <w:pPr>
         <w:bidi/>
         <w:spacing w:after="60" w:line="360"/>
-        <w:jc w:val="lowKashida"/>
+        <w:jc w:val="both"/>
       </w:pPr>
       <w:r>
         <w:rPr>
@@ -4494,7 +4494,7 @@
         </w:rPr>
         <w:t xml:space="preserve">رابط الدراسة: </w:t>
       </w:r>
-      <w:hyperlink w:history="1" r:id="rIdnbjov2khhh7ka5gz9eua3">
+      <w:hyperlink w:history="1" r:id="rIdeugejrghip_tzlnrmoo27">
         <w:r>
           <w:rPr>
             <w:rFonts w:ascii="Simplified Arabic" w:cs="Simplified Arabic" w:eastAsia="Simplified Arabic" w:hAnsi="Simplified Arabic"/>
@@ -4525,7 +4525,7 @@
       <w:pPr>
         <w:bidi/>
         <w:spacing w:after="60" w:line="360"/>
-        <w:jc w:val="lowKashida"/>
+        <w:jc w:val="both"/>
       </w:pPr>
       <w:r>
         <w:rPr>
@@ -4565,7 +4565,7 @@
       <w:pPr>
         <w:bidi/>
         <w:spacing w:after="60" w:line="360"/>
-        <w:jc w:val="lowKashida"/>
+        <w:jc w:val="both"/>
       </w:pPr>
       <w:r>
         <w:rPr>
@@ -4595,7 +4595,7 @@
       <w:pPr>
         <w:bidi/>
         <w:spacing w:after="60" w:line="360"/>
-        <w:jc w:val="lowKashida"/>
+        <w:jc w:val="both"/>
       </w:pPr>
       <w:r>
         <w:rPr>
@@ -4613,7 +4613,7 @@
       <w:pPr>
         <w:bidi/>
         <w:spacing w:after="60" w:line="360"/>
-        <w:jc w:val="lowKashida"/>
+        <w:jc w:val="both"/>
       </w:pPr>
       <w:r>
         <w:rPr>
@@ -4655,7 +4655,7 @@
         </w:rPr>
         <w:t xml:space="preserve">رابط الدراسة: </w:t>
       </w:r>
-      <w:hyperlink w:history="1" r:id="rIdu6bl5fszwl_fyaqixg5ec">
+      <w:hyperlink w:history="1" r:id="rIduinubkpsokyoivl1ucal_">
         <w:r>
           <w:rPr>
             <w:rFonts w:ascii="Simplified Arabic" w:cs="Simplified Arabic" w:eastAsia="Simplified Arabic" w:hAnsi="Simplified Arabic"/>
@@ -4686,7 +4686,7 @@
       <w:pPr>
         <w:bidi/>
         <w:spacing w:after="60" w:line="360"/>
-        <w:jc w:val="lowKashida"/>
+        <w:jc w:val="both"/>
       </w:pPr>
       <w:r>
         <w:rPr>
@@ -4726,7 +4726,7 @@
       <w:pPr>
         <w:bidi/>
         <w:spacing w:after="60" w:line="360"/>
-        <w:jc w:val="lowKashida"/>
+        <w:jc w:val="both"/>
       </w:pPr>
       <w:r>
         <w:rPr>
@@ -4756,7 +4756,7 @@
       <w:pPr>
         <w:bidi/>
         <w:spacing w:after="60" w:line="360"/>
-        <w:jc w:val="lowKashida"/>
+        <w:jc w:val="both"/>
       </w:pPr>
       <w:r>
         <w:rPr>
@@ -4774,7 +4774,7 @@
       <w:pPr>
         <w:bidi/>
         <w:spacing w:after="60" w:line="360"/>
-        <w:jc w:val="lowKashida"/>
+        <w:jc w:val="both"/>
       </w:pPr>
       <w:r>
         <w:rPr>
@@ -4816,7 +4816,7 @@
         </w:rPr>
         <w:t xml:space="preserve">رابط الدراسة: </w:t>
       </w:r>
-      <w:hyperlink w:history="1" r:id="rIdrxacua9x-lrvfcxdclrzu">
+      <w:hyperlink w:history="1" r:id="rIdvhiyptc7wpyflphtp7vak">
         <w:r>
           <w:rPr>
             <w:rFonts w:ascii="Simplified Arabic" w:cs="Simplified Arabic" w:eastAsia="Simplified Arabic" w:hAnsi="Simplified Arabic"/>
@@ -4847,7 +4847,7 @@
       <w:pPr>
         <w:bidi/>
         <w:spacing w:after="60" w:line="360"/>
-        <w:jc w:val="lowKashida"/>
+        <w:jc w:val="both"/>
       </w:pPr>
       <w:r>
         <w:rPr>
@@ -4887,7 +4887,7 @@
       <w:pPr>
         <w:bidi/>
         <w:spacing w:after="60" w:line="360"/>
-        <w:jc w:val="lowKashida"/>
+        <w:jc w:val="both"/>
       </w:pPr>
       <w:r>
         <w:rPr>
@@ -4938,7 +4938,7 @@
       <w:pPr>
         <w:bidi/>
         <w:spacing w:after="60" w:line="360"/>
-        <w:jc w:val="lowKashida"/>
+        <w:jc w:val="both"/>
       </w:pPr>
       <w:r>
         <w:rPr>
@@ -4967,7 +4967,7 @@
       <w:pPr>
         <w:bidi/>
         <w:spacing w:after="60" w:line="360"/>
-        <w:jc w:val="lowKashida"/>
+        <w:jc w:val="both"/>
       </w:pPr>
       <w:r>
         <w:rPr>
@@ -4996,7 +4996,7 @@
       <w:pPr>
         <w:bidi/>
         <w:spacing w:after="60" w:line="360"/>
-        <w:jc w:val="lowKashida"/>
+        <w:jc w:val="both"/>
       </w:pPr>
       <w:r>
         <w:rPr>
@@ -5025,7 +5025,7 @@
       <w:pPr>
         <w:bidi/>
         <w:spacing w:after="60" w:line="360"/>
-        <w:jc w:val="lowKashida"/>
+        <w:jc w:val="both"/>
       </w:pPr>
       <w:r>
         <w:rPr>
@@ -5054,7 +5054,7 @@
       <w:pPr>
         <w:bidi/>
         <w:spacing w:after="60" w:line="360"/>
-        <w:jc w:val="lowKashida"/>
+        <w:jc w:val="both"/>
       </w:pPr>
       <w:r>
         <w:rPr>
@@ -5104,7 +5104,7 @@
       <w:pPr>
         <w:bidi/>
         <w:spacing w:after="60" w:line="360"/>
-        <w:jc w:val="lowKashida"/>
+        <w:jc w:val="both"/>
       </w:pPr>
       <w:r>
         <w:rPr>
@@ -5133,7 +5133,7 @@
       <w:pPr>
         <w:bidi/>
         <w:spacing w:after="60" w:line="360"/>
-        <w:jc w:val="lowKashida"/>
+        <w:jc w:val="both"/>
       </w:pPr>
       <w:r>
         <w:rPr>
@@ -5162,7 +5162,7 @@
       <w:pPr>
         <w:bidi/>
         <w:spacing w:after="60" w:line="360"/>
-        <w:jc w:val="lowKashida"/>
+        <w:jc w:val="both"/>
       </w:pPr>
       <w:r>
         <w:rPr>
@@ -5191,7 +5191,7 @@
       <w:pPr>
         <w:bidi/>
         <w:spacing w:after="60" w:line="360"/>
-        <w:jc w:val="lowKashida"/>
+        <w:jc w:val="both"/>
       </w:pPr>
       <w:r>
         <w:rPr>
@@ -5220,7 +5220,7 @@
       <w:pPr>
         <w:bidi/>
         <w:spacing w:after="60" w:line="360"/>
-        <w:jc w:val="lowKashida"/>
+        <w:jc w:val="both"/>
       </w:pPr>
       <w:r>
         <w:rPr>
@@ -5270,7 +5270,7 @@
       <w:pPr>
         <w:bidi/>
         <w:spacing w:after="60" w:line="360"/>
-        <w:jc w:val="lowKashida"/>
+        <w:jc w:val="both"/>
       </w:pPr>
       <w:r>
         <w:rPr>
@@ -5308,7 +5308,7 @@
       <w:pPr>
         <w:bidi/>
         <w:spacing w:after="60" w:line="360"/>
-        <w:jc w:val="lowKashida"/>
+        <w:jc w:val="both"/>
       </w:pPr>
       <w:r>
         <w:rPr>
@@ -5337,7 +5337,7 @@
       <w:pPr>
         <w:bidi/>
         <w:spacing w:after="60" w:line="360"/>
-        <w:jc w:val="lowKashida"/>
+        <w:jc w:val="both"/>
       </w:pPr>
       <w:r>
         <w:rPr>
@@ -5366,7 +5366,7 @@
       <w:pPr>
         <w:bidi/>
         <w:spacing w:after="60" w:line="360"/>
-        <w:jc w:val="lowKashida"/>
+        <w:jc w:val="both"/>
       </w:pPr>
       <w:r>
         <w:rPr>
@@ -5395,7 +5395,7 @@
       <w:pPr>
         <w:bidi/>
         <w:spacing w:after="60" w:line="360"/>
-        <w:jc w:val="lowKashida"/>
+        <w:jc w:val="both"/>
       </w:pPr>
       <w:r>
         <w:rPr>
@@ -5424,7 +5424,7 @@
       <w:pPr>
         <w:bidi/>
         <w:spacing w:after="60" w:line="360"/>
-        <w:jc w:val="lowKashida"/>
+        <w:jc w:val="both"/>
       </w:pPr>
       <w:r>
         <w:rPr>
@@ -5453,7 +5453,7 @@
       <w:pPr>
         <w:bidi/>
         <w:spacing w:after="60" w:line="360"/>
-        <w:jc w:val="lowKashida"/>
+        <w:jc w:val="both"/>
       </w:pPr>
       <w:r>
         <w:rPr>
@@ -5503,7 +5503,7 @@
       <w:pPr>
         <w:bidi/>
         <w:spacing w:after="60" w:line="360"/>
-        <w:jc w:val="lowKashida"/>
+        <w:jc w:val="both"/>
       </w:pPr>
       <w:r>
         <w:rPr>
@@ -5562,7 +5562,7 @@
       <w:pPr>
         <w:bidi/>
         <w:spacing w:after="60" w:line="360"/>
-        <w:jc w:val="lowKashida"/>
+        <w:jc w:val="both"/>
       </w:pPr>
       <w:r>
         <w:rPr>
@@ -5580,7 +5580,7 @@
       <w:pPr>
         <w:bidi/>
         <w:spacing w:after="60" w:line="360"/>
-        <w:jc w:val="lowKashida"/>
+        <w:jc w:val="both"/>
       </w:pPr>
       <w:r>
         <w:rPr>
@@ -5620,7 +5620,7 @@
       <w:pPr>
         <w:bidi/>
         <w:spacing w:after="60" w:line="360"/>
-        <w:jc w:val="lowKashida"/>
+        <w:jc w:val="both"/>
       </w:pPr>
       <w:r>
         <w:rPr>
@@ -5660,7 +5660,7 @@
       <w:pPr>
         <w:bidi/>
         <w:spacing w:after="60" w:line="360"/>
-        <w:jc w:val="lowKashida"/>
+        <w:jc w:val="both"/>
       </w:pPr>
       <w:r>
         <w:rPr>
@@ -5700,7 +5700,7 @@
       <w:pPr>
         <w:bidi/>
         <w:spacing w:after="60" w:line="360"/>
-        <w:jc w:val="lowKashida"/>
+        <w:jc w:val="both"/>
       </w:pPr>
       <w:r>
         <w:rPr>
@@ -5740,7 +5740,7 @@
       <w:pPr>
         <w:bidi/>
         <w:spacing w:after="60" w:line="360"/>
-        <w:jc w:val="lowKashida"/>
+        <w:jc w:val="both"/>
       </w:pPr>
       <w:r>
         <w:rPr>
@@ -5780,7 +5780,7 @@
       <w:pPr>
         <w:bidi/>
         <w:spacing w:after="60" w:line="360"/>
-        <w:jc w:val="lowKashida"/>
+        <w:jc w:val="both"/>
       </w:pPr>
       <w:r>
         <w:rPr>
@@ -5820,7 +5820,7 @@
       <w:pPr>
         <w:bidi/>
         <w:spacing w:after="60" w:line="360"/>
-        <w:jc w:val="lowKashida"/>
+        <w:jc w:val="both"/>
       </w:pPr>
       <w:r>
         <w:rPr>
@@ -5860,7 +5860,7 @@
       <w:pPr>
         <w:bidi/>
         <w:spacing w:after="60" w:line="360"/>
-        <w:jc w:val="lowKashida"/>
+        <w:jc w:val="both"/>
       </w:pPr>
       <w:r>
         <w:rPr>
@@ -5878,7 +5878,7 @@
       <w:pPr>
         <w:bidi/>
         <w:spacing w:after="60" w:line="360"/>
-        <w:jc w:val="lowKashida"/>
+        <w:jc w:val="both"/>
       </w:pPr>
       <w:r>
         <w:rPr>
@@ -5918,7 +5918,7 @@
       <w:pPr>
         <w:bidi/>
         <w:spacing w:after="60" w:line="360"/>
-        <w:jc w:val="lowKashida"/>
+        <w:jc w:val="both"/>
       </w:pPr>
       <w:r>
         <w:rPr>
@@ -5958,7 +5958,7 @@
       <w:pPr>
         <w:bidi/>
         <w:spacing w:after="60" w:line="360"/>
-        <w:jc w:val="lowKashida"/>
+        <w:jc w:val="both"/>
       </w:pPr>
       <w:r>
         <w:rPr>
@@ -5998,7 +5998,7 @@
       <w:pPr>
         <w:bidi/>
         <w:spacing w:after="60" w:line="360"/>
-        <w:jc w:val="lowKashida"/>
+        <w:jc w:val="both"/>
       </w:pPr>
       <w:r>
         <w:rPr>
@@ -6038,7 +6038,7 @@
       <w:pPr>
         <w:bidi/>
         <w:spacing w:after="60" w:line="360"/>
-        <w:jc w:val="lowKashida"/>
+        <w:jc w:val="both"/>
       </w:pPr>
       <w:r>
         <w:rPr>
@@ -6078,7 +6078,7 @@
       <w:pPr>
         <w:bidi/>
         <w:spacing w:after="60" w:line="360"/>
-        <w:jc w:val="lowKashida"/>
+        <w:jc w:val="both"/>
       </w:pPr>
       <w:r>
         <w:rPr>
@@ -6118,7 +6118,7 @@
       <w:pPr>
         <w:bidi/>
         <w:spacing w:after="60" w:line="360"/>
-        <w:jc w:val="lowKashida"/>
+        <w:jc w:val="both"/>
       </w:pPr>
       <w:r>
         <w:rPr>
@@ -6158,7 +6158,7 @@
       <w:pPr>
         <w:bidi/>
         <w:spacing w:after="60" w:line="360"/>
-        <w:jc w:val="lowKashida"/>
+        <w:jc w:val="both"/>
       </w:pPr>
       <w:r>
         <w:rPr>
@@ -6218,7 +6218,7 @@
       <w:pPr>
         <w:bidi/>
         <w:spacing w:after="60" w:line="360"/>
-        <w:jc w:val="lowKashida"/>
+        <w:jc w:val="both"/>
       </w:pPr>
       <w:r>
         <w:rPr>
@@ -6236,7 +6236,7 @@
       <w:pPr>
         <w:bidi/>
         <w:spacing w:after="60" w:line="360"/>
-        <w:jc w:val="lowKashida"/>
+        <w:jc w:val="both"/>
       </w:pPr>
       <w:r>
         <w:rPr>
@@ -6276,7 +6276,7 @@
       <w:pPr>
         <w:bidi/>
         <w:spacing w:after="60" w:line="360"/>
-        <w:jc w:val="lowKashida"/>
+        <w:jc w:val="both"/>
       </w:pPr>
       <w:r>
         <w:rPr>
@@ -6316,7 +6316,7 @@
       <w:pPr>
         <w:bidi/>
         <w:spacing w:after="60" w:line="360"/>
-        <w:jc w:val="lowKashida"/>
+        <w:jc w:val="both"/>
       </w:pPr>
       <w:r>
         <w:rPr>
@@ -6356,7 +6356,7 @@
       <w:pPr>
         <w:bidi/>
         <w:spacing w:after="60" w:line="360"/>
-        <w:jc w:val="lowKashida"/>
+        <w:jc w:val="both"/>
       </w:pPr>
       <w:r>
         <w:rPr>
@@ -6374,7 +6374,7 @@
       <w:pPr>
         <w:bidi/>
         <w:spacing w:after="60" w:line="360"/>
-        <w:jc w:val="lowKashida"/>
+        <w:jc w:val="both"/>
       </w:pPr>
       <w:r>
         <w:rPr>
@@ -6414,7 +6414,7 @@
       <w:pPr>
         <w:bidi/>
         <w:spacing w:after="60" w:line="360"/>
-        <w:jc w:val="lowKashida"/>
+        <w:jc w:val="both"/>
       </w:pPr>
       <w:r>
         <w:rPr>
@@ -6454,7 +6454,7 @@
       <w:pPr>
         <w:bidi/>
         <w:spacing w:after="60" w:line="360"/>
-        <w:jc w:val="lowKashida"/>
+        <w:jc w:val="both"/>
       </w:pPr>
       <w:r>
         <w:rPr>
@@ -6514,7 +6514,7 @@
       <w:pPr>
         <w:bidi/>
         <w:spacing w:after="60" w:line="360"/>
-        <w:jc w:val="lowKashida"/>
+        <w:jc w:val="both"/>
       </w:pPr>
       <w:r>
         <w:rPr>
@@ -6554,7 +6554,7 @@
       <w:pPr>
         <w:bidi/>
         <w:spacing w:after="60" w:line="360"/>
-        <w:jc w:val="lowKashida"/>
+        <w:jc w:val="both"/>
       </w:pPr>
       <w:r>
         <w:rPr>
@@ -6594,7 +6594,7 @@
       <w:pPr>
         <w:bidi/>
         <w:spacing w:after="60" w:line="360"/>
-        <w:jc w:val="lowKashida"/>
+        <w:jc w:val="both"/>
       </w:pPr>
       <w:r>
         <w:rPr>
@@ -6634,7 +6634,7 @@
       <w:pPr>
         <w:bidi/>
         <w:spacing w:after="60" w:line="360"/>
-        <w:jc w:val="lowKashida"/>
+        <w:jc w:val="both"/>
       </w:pPr>
       <w:r>
         <w:rPr>
@@ -6674,7 +6674,7 @@
       <w:pPr>
         <w:bidi/>
         <w:spacing w:after="60" w:line="360"/>
-        <w:jc w:val="lowKashida"/>
+        <w:jc w:val="both"/>
       </w:pPr>
       <w:r>
         <w:rPr>
@@ -6734,7 +6734,7 @@
       <w:pPr>
         <w:bidi/>
         <w:spacing w:after="60" w:line="360"/>
-        <w:jc w:val="lowKashida"/>
+        <w:jc w:val="both"/>
       </w:pPr>
       <w:r>
         <w:rPr>
@@ -6752,7 +6752,7 @@
       <w:pPr>
         <w:bidi/>
         <w:spacing w:after="60" w:line="360"/>
-        <w:jc w:val="lowKashida"/>
+        <w:jc w:val="both"/>
       </w:pPr>
       <w:r>
         <w:rPr>
@@ -6792,7 +6792,7 @@
       <w:pPr>
         <w:bidi/>
         <w:spacing w:after="60" w:line="360"/>
-        <w:jc w:val="lowKashida"/>
+        <w:jc w:val="both"/>
       </w:pPr>
       <w:r>
         <w:rPr>
@@ -6832,7 +6832,7 @@
       <w:pPr>
         <w:bidi/>
         <w:spacing w:after="60" w:line="360"/>
-        <w:jc w:val="lowKashida"/>
+        <w:jc w:val="both"/>
       </w:pPr>
       <w:r>
         <w:rPr>
@@ -6872,7 +6872,7 @@
       <w:pPr>
         <w:bidi/>
         <w:spacing w:after="60" w:line="360"/>
-        <w:jc w:val="lowKashida"/>
+        <w:jc w:val="both"/>
       </w:pPr>
       <w:r>
         <w:rPr>
@@ -6912,7 +6912,7 @@
       <w:pPr>
         <w:bidi/>
         <w:spacing w:after="60" w:line="360"/>
-        <w:jc w:val="lowKashida"/>
+        <w:jc w:val="both"/>
       </w:pPr>
       <w:r>
         <w:rPr>
@@ -6930,7 +6930,7 @@
       <w:pPr>
         <w:bidi/>
         <w:spacing w:after="60" w:line="360"/>
-        <w:jc w:val="lowKashida"/>
+        <w:jc w:val="both"/>
       </w:pPr>
       <w:r>
         <w:rPr>
@@ -6970,7 +6970,7 @@
       <w:pPr>
         <w:bidi/>
         <w:spacing w:after="60" w:line="360"/>
-        <w:jc w:val="lowKashida"/>
+        <w:jc w:val="both"/>
       </w:pPr>
       <w:r>
         <w:rPr>
@@ -7010,7 +7010,7 @@
       <w:pPr>
         <w:bidi/>
         <w:spacing w:after="60" w:line="360"/>
-        <w:jc w:val="lowKashida"/>
+        <w:jc w:val="both"/>
       </w:pPr>
       <w:r>
         <w:rPr>
@@ -7050,7 +7050,7 @@
       <w:pPr>
         <w:bidi/>
         <w:spacing w:after="60" w:line="360"/>
-        <w:jc w:val="lowKashida"/>
+        <w:jc w:val="both"/>
       </w:pPr>
       <w:r>
         <w:rPr>
@@ -7090,7 +7090,7 @@
       <w:pPr>
         <w:bidi/>
         <w:spacing w:after="60" w:line="360"/>
-        <w:jc w:val="lowKashida"/>
+        <w:jc w:val="both"/>
       </w:pPr>
       <w:r>
         <w:rPr>
@@ -7108,7 +7108,7 @@
       <w:pPr>
         <w:bidi/>
         <w:spacing w:after="60" w:line="360"/>
-        <w:jc w:val="lowKashida"/>
+        <w:jc w:val="both"/>
       </w:pPr>
       <w:r>
         <w:rPr>
@@ -7148,7 +7148,7 @@
       <w:pPr>
         <w:bidi/>
         <w:spacing w:after="60" w:line="360"/>
-        <w:jc w:val="lowKashida"/>
+        <w:jc w:val="both"/>
       </w:pPr>
       <w:r>
         <w:rPr>
@@ -7188,7 +7188,7 @@
       <w:pPr>
         <w:bidi/>
         <w:spacing w:after="60" w:line="360"/>
-        <w:jc w:val="lowKashida"/>
+        <w:jc w:val="both"/>
       </w:pPr>
       <w:r>
         <w:rPr>
@@ -7228,7 +7228,7 @@
       <w:pPr>
         <w:bidi/>
         <w:spacing w:after="60" w:line="360"/>
-        <w:jc w:val="lowKashida"/>
+        <w:jc w:val="both"/>
       </w:pPr>
       <w:r>
         <w:rPr>
@@ -7268,7 +7268,7 @@
       <w:pPr>
         <w:bidi/>
         <w:spacing w:after="60" w:line="360"/>
-        <w:jc w:val="lowKashida"/>
+        <w:jc w:val="both"/>
       </w:pPr>
       <w:r>
         <w:rPr>
@@ -7286,7 +7286,7 @@
       <w:pPr>
         <w:bidi/>
         <w:spacing w:after="60" w:line="360"/>
-        <w:jc w:val="lowKashida"/>
+        <w:jc w:val="both"/>
       </w:pPr>
       <w:r>
         <w:rPr>
@@ -7326,7 +7326,7 @@
       <w:pPr>
         <w:bidi/>
         <w:spacing w:after="60" w:line="360"/>
-        <w:jc w:val="lowKashida"/>
+        <w:jc w:val="both"/>
       </w:pPr>
       <w:r>
         <w:rPr>
@@ -7366,7 +7366,7 @@
       <w:pPr>
         <w:bidi/>
         <w:spacing w:after="60" w:line="360"/>
-        <w:jc w:val="lowKashida"/>
+        <w:jc w:val="both"/>
       </w:pPr>
       <w:r>
         <w:rPr>
@@ -7406,7 +7406,7 @@
       <w:pPr>
         <w:bidi/>
         <w:spacing w:after="60" w:line="360"/>
-        <w:jc w:val="lowKashida"/>
+        <w:jc w:val="both"/>
       </w:pPr>
       <w:r>
         <w:rPr>
@@ -7466,7 +7466,7 @@
       <w:pPr>
         <w:bidi/>
         <w:spacing w:after="60" w:line="360"/>
-        <w:jc w:val="lowKashida"/>
+        <w:jc w:val="both"/>
       </w:pPr>
       <w:r>
         <w:rPr>
@@ -7484,7 +7484,7 @@
       <w:pPr>
         <w:bidi/>
         <w:spacing w:after="60" w:line="360"/>
-        <w:jc w:val="lowKashida"/>
+        <w:jc w:val="both"/>
       </w:pPr>
       <w:r>
         <w:rPr>
@@ -7524,7 +7524,7 @@
       <w:pPr>
         <w:bidi/>
         <w:spacing w:after="60" w:line="360"/>
-        <w:jc w:val="lowKashida"/>
+        <w:jc w:val="both"/>
       </w:pPr>
       <w:r>
         <w:rPr>
@@ -7564,7 +7564,7 @@
       <w:pPr>
         <w:bidi/>
         <w:spacing w:after="60" w:line="360"/>
-        <w:jc w:val="lowKashida"/>
+        <w:jc w:val="both"/>
       </w:pPr>
       <w:r>
         <w:rPr>
@@ -7604,7 +7604,7 @@
       <w:pPr>
         <w:bidi/>
         <w:spacing w:after="60" w:line="360"/>
-        <w:jc w:val="lowKashida"/>
+        <w:jc w:val="both"/>
       </w:pPr>
       <w:r>
         <w:rPr>
@@ -7644,7 +7644,7 @@
       <w:pPr>
         <w:bidi/>
         <w:spacing w:after="60" w:line="360"/>
-        <w:jc w:val="lowKashida"/>
+        <w:jc w:val="both"/>
       </w:pPr>
       <w:r>
         <w:rPr>
@@ -7662,7 +7662,7 @@
       <w:pPr>
         <w:bidi/>
         <w:spacing w:after="60" w:line="360"/>
-        <w:jc w:val="lowKashida"/>
+        <w:jc w:val="both"/>
       </w:pPr>
       <w:r>
         <w:rPr>
@@ -7702,7 +7702,7 @@
       <w:pPr>
         <w:bidi/>
         <w:spacing w:after="60" w:line="360"/>
-        <w:jc w:val="lowKashida"/>
+        <w:jc w:val="both"/>
       </w:pPr>
       <w:r>
         <w:rPr>
@@ -7742,7 +7742,7 @@
       <w:pPr>
         <w:bidi/>
         <w:spacing w:after="60" w:line="360"/>
-        <w:jc w:val="lowKashida"/>
+        <w:jc w:val="both"/>
       </w:pPr>
       <w:r>
         <w:rPr>
@@ -7802,7 +7802,7 @@
       <w:pPr>
         <w:bidi/>
         <w:spacing w:after="60" w:line="360"/>
-        <w:jc w:val="lowKashida"/>
+        <w:jc w:val="both"/>
       </w:pPr>
       <w:r>
         <w:rPr>
@@ -7831,7 +7831,7 @@
       <w:pPr>
         <w:bidi/>
         <w:spacing w:after="60" w:line="360"/>
-        <w:jc w:val="lowKashida"/>
+        <w:jc w:val="both"/>
       </w:pPr>
       <w:r>
         <w:rPr>
@@ -7860,7 +7860,7 @@
       <w:pPr>
         <w:bidi/>
         <w:spacing w:after="60" w:line="360"/>
-        <w:jc w:val="lowKashida"/>
+        <w:jc w:val="both"/>
       </w:pPr>
       <w:r>
         <w:rPr>
@@ -7909,7 +7909,7 @@
       <w:pPr>
         <w:bidi/>
         <w:spacing w:after="60" w:line="360"/>
-        <w:jc w:val="lowKashida"/>
+        <w:jc w:val="both"/>
       </w:pPr>
       <w:r>
         <w:rPr>
@@ -7938,7 +7938,7 @@
       <w:pPr>
         <w:bidi/>
         <w:spacing w:after="60" w:line="360"/>
-        <w:jc w:val="lowKashida"/>
+        <w:jc w:val="both"/>
       </w:pPr>
       <w:r>
         <w:rPr>
@@ -7967,7 +7967,7 @@
       <w:pPr>
         <w:bidi/>
         <w:spacing w:after="60" w:line="360"/>
-        <w:jc w:val="lowKashida"/>
+        <w:jc w:val="both"/>
       </w:pPr>
       <w:r>
         <w:rPr>
@@ -7996,7 +7996,7 @@
       <w:pPr>
         <w:bidi/>
         <w:spacing w:after="60" w:line="360"/>
-        <w:jc w:val="lowKashida"/>
+        <w:jc w:val="both"/>
       </w:pPr>
       <w:r>
         <w:rPr>
@@ -8025,7 +8025,7 @@
       <w:pPr>
         <w:bidi/>
         <w:spacing w:after="60" w:line="360"/>
-        <w:jc w:val="lowKashida"/>
+        <w:jc w:val="both"/>
       </w:pPr>
       <w:r>
         <w:rPr>
@@ -8075,7 +8075,7 @@
       <w:pPr>
         <w:bidi/>
         <w:spacing w:after="60" w:line="360"/>
-        <w:jc w:val="lowKashida"/>
+        <w:jc w:val="both"/>
       </w:pPr>
       <w:r>
         <w:rPr>
@@ -8133,7 +8133,7 @@
       <w:pPr>
         <w:bidi/>
         <w:spacing w:after="60" w:line="360"/>
-        <w:jc w:val="lowKashida"/>
+        <w:jc w:val="both"/>
       </w:pPr>
       <w:r>
         <w:rPr>
@@ -8162,7 +8162,7 @@
       <w:pPr>
         <w:bidi/>
         <w:spacing w:after="60" w:line="360"/>
-        <w:jc w:val="lowKashida"/>
+        <w:jc w:val="both"/>
       </w:pPr>
       <w:r>
         <w:rPr>
@@ -8191,7 +8191,7 @@
       <w:pPr>
         <w:bidi/>
         <w:spacing w:after="60" w:line="360"/>
-        <w:jc w:val="lowKashida"/>
+        <w:jc w:val="both"/>
       </w:pPr>
       <w:r>
         <w:rPr>
@@ -8220,7 +8220,7 @@
       <w:pPr>
         <w:bidi/>
         <w:spacing w:after="60" w:line="360"/>
-        <w:jc w:val="lowKashida"/>
+        <w:jc w:val="both"/>
       </w:pPr>
       <w:r>
         <w:rPr>
@@ -8249,7 +8249,7 @@
       <w:pPr>
         <w:bidi/>
         <w:spacing w:after="60" w:line="360"/>
-        <w:jc w:val="lowKashida"/>
+        <w:jc w:val="both"/>
       </w:pPr>
       <w:r>
         <w:rPr>
@@ -8298,7 +8298,7 @@
       <w:pPr>
         <w:bidi/>
         <w:spacing w:after="60" w:line="360"/>
-        <w:jc w:val="lowKashida"/>
+        <w:jc w:val="both"/>
       </w:pPr>
       <w:r>
         <w:rPr>
@@ -8327,7 +8327,7 @@
       <w:pPr>
         <w:bidi/>
         <w:spacing w:after="60" w:line="360"/>
-        <w:jc w:val="lowKashida"/>
+        <w:jc w:val="both"/>
       </w:pPr>
       <w:r>
         <w:rPr>
@@ -8356,7 +8356,7 @@
       <w:pPr>
         <w:bidi/>
         <w:spacing w:after="60" w:line="360"/>
-        <w:jc w:val="lowKashida"/>
+        <w:jc w:val="both"/>
       </w:pPr>
       <w:r>
         <w:rPr>
@@ -8385,7 +8385,7 @@
       <w:pPr>
         <w:bidi/>
         <w:spacing w:after="60" w:line="360"/>
-        <w:jc w:val="lowKashida"/>
+        <w:jc w:val="both"/>
       </w:pPr>
       <w:r>
         <w:rPr>
@@ -8414,7 +8414,7 @@
       <w:pPr>
         <w:bidi/>
         <w:spacing w:after="60" w:line="360"/>
-        <w:jc w:val="lowKashida"/>
+        <w:jc w:val="both"/>
       </w:pPr>
       <w:r>
         <w:rPr>
@@ -8463,7 +8463,7 @@
       <w:pPr>
         <w:bidi/>
         <w:spacing w:after="60" w:line="360"/>
-        <w:jc w:val="lowKashida"/>
+        <w:jc w:val="both"/>
       </w:pPr>
       <w:r>
         <w:rPr>
@@ -8481,7 +8481,7 @@
       <w:pPr>
         <w:bidi/>
         <w:spacing w:after="60" w:line="360"/>
-        <w:jc w:val="lowKashida"/>
+        <w:jc w:val="both"/>
       </w:pPr>
       <w:r>
         <w:rPr>
@@ -8510,7 +8510,7 @@
       <w:pPr>
         <w:bidi/>
         <w:spacing w:after="60" w:line="360"/>
-        <w:jc w:val="lowKashida"/>
+        <w:jc w:val="both"/>
       </w:pPr>
       <w:r>
         <w:rPr>
@@ -8539,7 +8539,7 @@
       <w:pPr>
         <w:bidi/>
         <w:spacing w:after="60" w:line="360"/>
-        <w:jc w:val="lowKashida"/>
+        <w:jc w:val="both"/>
       </w:pPr>
       <w:r>
         <w:rPr>
@@ -8568,7 +8568,7 @@
       <w:pPr>
         <w:bidi/>
         <w:spacing w:after="60" w:line="360"/>
-        <w:jc w:val="lowKashida"/>
+        <w:jc w:val="both"/>
       </w:pPr>
       <w:r>
         <w:rPr>
@@ -8586,7 +8586,7 @@
       <w:pPr>
         <w:bidi/>
         <w:spacing w:after="60" w:line="360"/>
-        <w:jc w:val="lowKashida"/>
+        <w:jc w:val="both"/>
       </w:pPr>
       <w:r>
         <w:rPr>
@@ -8615,7 +8615,7 @@
       <w:pPr>
         <w:bidi/>
         <w:spacing w:after="60" w:line="360"/>
-        <w:jc w:val="lowKashida"/>
+        <w:jc w:val="both"/>
       </w:pPr>
       <w:r>
         <w:rPr>
@@ -8644,7 +8644,7 @@
       <w:pPr>
         <w:bidi/>
         <w:spacing w:after="60" w:line="360"/>
-        <w:jc w:val="lowKashida"/>
+        <w:jc w:val="both"/>
       </w:pPr>
       <w:r>
         <w:rPr>
@@ -8673,7 +8673,7 @@
       <w:pPr>
         <w:bidi/>
         <w:spacing w:after="60" w:line="360"/>
-        <w:jc w:val="lowKashida"/>
+        <w:jc w:val="both"/>
       </w:pPr>
       <w:r>
         <w:rPr>
@@ -8691,7 +8691,7 @@
       <w:pPr>
         <w:bidi/>
         <w:spacing w:after="60" w:line="360"/>
-        <w:jc w:val="lowKashida"/>
+        <w:jc w:val="both"/>
       </w:pPr>
       <w:r>
         <w:rPr>
@@ -8720,7 +8720,7 @@
       <w:pPr>
         <w:bidi/>
         <w:spacing w:after="60" w:line="360"/>
-        <w:jc w:val="lowKashida"/>
+        <w:jc w:val="both"/>
       </w:pPr>
       <w:r>
         <w:rPr>
@@ -8749,7 +8749,7 @@
       <w:pPr>
         <w:bidi/>
         <w:spacing w:after="60" w:line="360"/>
-        <w:jc w:val="lowKashida"/>
+        <w:jc w:val="both"/>
       </w:pPr>
       <w:r>
         <w:rPr>
@@ -8778,7 +8778,7 @@
       <w:pPr>
         <w:bidi/>
         <w:spacing w:after="60" w:line="360"/>
-        <w:jc w:val="lowKashida"/>
+        <w:jc w:val="both"/>
       </w:pPr>
       <w:r>
         <w:rPr>
@@ -8796,7 +8796,7 @@
       <w:pPr>
         <w:bidi/>
         <w:spacing w:after="60" w:line="360"/>
-        <w:jc w:val="lowKashida"/>
+        <w:jc w:val="both"/>
       </w:pPr>
       <w:r>
         <w:rPr>
@@ -8825,7 +8825,7 @@
       <w:pPr>
         <w:bidi/>
         <w:spacing w:after="60" w:line="360"/>
-        <w:jc w:val="lowKashida"/>
+        <w:jc w:val="both"/>
       </w:pPr>
       <w:r>
         <w:rPr>
@@ -8854,7 +8854,7 @@
       <w:pPr>
         <w:bidi/>
         <w:spacing w:after="60" w:line="360"/>
-        <w:jc w:val="lowKashida"/>
+        <w:jc w:val="both"/>
       </w:pPr>
       <w:r>
         <w:rPr>
@@ -8903,7 +8903,7 @@
       <w:pPr>
         <w:bidi/>
         <w:spacing w:after="60" w:line="360"/>
-        <w:jc w:val="lowKashida"/>
+        <w:jc w:val="both"/>
       </w:pPr>
       <w:r>
         <w:rPr>
@@ -8932,7 +8932,7 @@
       <w:pPr>
         <w:bidi/>
         <w:spacing w:after="60" w:line="360"/>
-        <w:jc w:val="lowKashida"/>
+        <w:jc w:val="both"/>
       </w:pPr>
       <w:r>
         <w:rPr>
@@ -8961,7 +8961,7 @@
       <w:pPr>
         <w:bidi/>
         <w:spacing w:after="60" w:line="360"/>
-        <w:jc w:val="lowKashida"/>
+        <w:jc w:val="both"/>
       </w:pPr>
       <w:r>
         <w:rPr>
@@ -8990,7 +8990,7 @@
       <w:pPr>
         <w:bidi/>
         <w:spacing w:after="60" w:line="360"/>
-        <w:jc w:val="lowKashida"/>
+        <w:jc w:val="both"/>
       </w:pPr>
       <w:r>
         <w:rPr>
@@ -9019,7 +9019,7 @@
       <w:pPr>
         <w:bidi/>
         <w:spacing w:after="60" w:line="360"/>
-        <w:jc w:val="lowKashida"/>
+        <w:jc w:val="both"/>
       </w:pPr>
       <w:r>
         <w:rPr>
@@ -9048,7 +9048,7 @@
       <w:pPr>
         <w:bidi/>
         <w:spacing w:after="60" w:line="360"/>
-        <w:jc w:val="lowKashida"/>
+        <w:jc w:val="both"/>
       </w:pPr>
       <w:r>
         <w:rPr>
@@ -9097,7 +9097,7 @@
       <w:pPr>
         <w:bidi/>
         <w:spacing w:after="60" w:line="360"/>
-        <w:jc w:val="lowKashida"/>
+        <w:jc w:val="both"/>
       </w:pPr>
       <w:r>
         <w:rPr>
@@ -9126,7 +9126,7 @@
       <w:pPr>
         <w:bidi/>
         <w:spacing w:after="60" w:line="360"/>
-        <w:jc w:val="lowKashida"/>
+        <w:jc w:val="both"/>
       </w:pPr>
       <w:r>
         <w:rPr>
@@ -9155,7 +9155,7 @@
       <w:pPr>
         <w:bidi/>
         <w:spacing w:after="60" w:line="360"/>
-        <w:jc w:val="lowKashida"/>
+        <w:jc w:val="both"/>
       </w:pPr>
       <w:r>
         <w:rPr>
@@ -9213,7 +9213,7 @@
       <w:pPr>
         <w:bidi/>
         <w:spacing w:after="60" w:line="360"/>
-        <w:jc w:val="lowKashida"/>
+        <w:jc w:val="both"/>
       </w:pPr>
       <w:r>
         <w:rPr>
@@ -9271,7 +9271,7 @@
       <w:pPr>
         <w:bidi/>
         <w:spacing w:after="60" w:line="360"/>
-        <w:jc w:val="lowKashida"/>
+        <w:jc w:val="both"/>
       </w:pPr>
       <w:r>
         <w:rPr>
@@ -9300,7 +9300,7 @@
       <w:pPr>
         <w:bidi/>
         <w:spacing w:after="60" w:line="360"/>
-        <w:jc w:val="lowKashida"/>
+        <w:jc w:val="both"/>
       </w:pPr>
       <w:r>
         <w:rPr>
@@ -9329,7 +9329,7 @@
       <w:pPr>
         <w:bidi/>
         <w:spacing w:after="60" w:line="360"/>
-        <w:jc w:val="lowKashida"/>
+        <w:jc w:val="both"/>
       </w:pPr>
       <w:r>
         <w:rPr>
@@ -9358,7 +9358,7 @@
       <w:pPr>
         <w:bidi/>
         <w:spacing w:after="60" w:line="360"/>
-        <w:jc w:val="lowKashida"/>
+        <w:jc w:val="both"/>
       </w:pPr>
       <w:r>
         <w:rPr>
@@ -9425,7 +9425,7 @@
       <w:pPr>
         <w:bidi/>
         <w:spacing w:after="60" w:line="360"/>
-        <w:jc w:val="lowKashida"/>
+        <w:jc w:val="both"/>
       </w:pPr>
       <w:r>
         <w:rPr>
@@ -9454,7 +9454,7 @@
       <w:pPr>
         <w:bidi/>
         <w:spacing w:after="60" w:line="360"/>
-        <w:jc w:val="lowKashida"/>
+        <w:jc w:val="both"/>
       </w:pPr>
       <w:r>
         <w:rPr>
@@ -9483,7 +9483,7 @@
       <w:pPr>
         <w:bidi/>
         <w:spacing w:after="60" w:line="360"/>
-        <w:jc w:val="lowKashida"/>
+        <w:jc w:val="both"/>
       </w:pPr>
       <w:r>
         <w:rPr>
@@ -9619,7 +9619,7 @@
       <w:pPr>
         <w:bidi/>
         <w:spacing w:after="60" w:line="360"/>
-        <w:jc w:val="lowKashida"/>
+        <w:jc w:val="both"/>
       </w:pPr>
       <w:r>
         <w:rPr>
@@ -9648,7 +9648,7 @@
       <w:pPr>
         <w:bidi/>
         <w:spacing w:after="60" w:line="360"/>
-        <w:jc w:val="lowKashida"/>
+        <w:jc w:val="both"/>
       </w:pPr>
       <w:r>
         <w:rPr>
@@ -9677,7 +9677,7 @@
       <w:pPr>
         <w:bidi/>
         <w:spacing w:after="60" w:line="360"/>
-        <w:jc w:val="lowKashida"/>
+        <w:jc w:val="both"/>
       </w:pPr>
       <w:r>
         <w:rPr>
@@ -9706,7 +9706,7 @@
       <w:pPr>
         <w:bidi/>
         <w:spacing w:after="60" w:line="360"/>
-        <w:jc w:val="lowKashida"/>
+        <w:jc w:val="both"/>
       </w:pPr>
       <w:r>
         <w:rPr>
@@ -9735,7 +9735,7 @@
       <w:pPr>
         <w:bidi/>
         <w:spacing w:after="60" w:line="360"/>
-        <w:jc w:val="lowKashida"/>
+        <w:jc w:val="both"/>
       </w:pPr>
       <w:r>
         <w:rPr>
@@ -9764,7 +9764,7 @@
       <w:pPr>
         <w:bidi/>
         <w:spacing w:after="60" w:line="360"/>
-        <w:jc w:val="lowKashida"/>
+        <w:jc w:val="both"/>
       </w:pPr>
       <w:r>
         <w:rPr>
@@ -9793,7 +9793,7 @@
       <w:pPr>
         <w:bidi/>
         <w:spacing w:after="60" w:line="360"/>
-        <w:jc w:val="lowKashida"/>
+        <w:jc w:val="both"/>
       </w:pPr>
       <w:r>
         <w:rPr>
@@ -9930,6 +9930,7 @@
       <w:pPr>
         <w:bidi/>
         <w:spacing w:line="240"/>
+        <w:jc w:val="both"/>
       </w:pPr>
       <w:r>
         <w:rPr>
@@ -9953,6 +9954,7 @@
       <w:pPr>
         <w:bidi/>
         <w:spacing w:line="240"/>
+        <w:jc w:val="both"/>
       </w:pPr>
       <w:r>
         <w:rPr>
@@ -9976,6 +9978,7 @@
       <w:pPr>
         <w:bidi/>
         <w:spacing w:line="240"/>
+        <w:jc w:val="both"/>
       </w:pPr>
       <w:r>
         <w:rPr>

--- a/seminar/Abd Almahdi Dahla 212684527 - Research Plan.docx
+++ b/seminar/Abd Almahdi Dahla 212684527 - Research Plan.docx
@@ -610,7 +610,7 @@
         </w:rPr>
         <w:t xml:space="preserve">رابط الدراسة: </w:t>
       </w:r>
-      <w:hyperlink w:history="1" r:id="rIdanr0o7gxjyszpau240rve">
+      <w:hyperlink w:history="1" r:id="rIdjat-4gt3ktbnvmj37yhog">
         <w:r>
           <w:rPr>
             <w:rFonts w:ascii="Simplified Arabic" w:cs="Simplified Arabic" w:eastAsia="Simplified Arabic" w:hAnsi="Simplified Arabic"/>
@@ -771,7 +771,7 @@
         </w:rPr>
         <w:t xml:space="preserve">رابط الدراسة: </w:t>
       </w:r>
-      <w:hyperlink w:history="1" r:id="rIdauyus5axfi71dby62mpgh">
+      <w:hyperlink w:history="1" r:id="rIdoqmixtlncjbcytuc507rm">
         <w:r>
           <w:rPr>
             <w:rFonts w:ascii="Simplified Arabic" w:cs="Simplified Arabic" w:eastAsia="Simplified Arabic" w:hAnsi="Simplified Arabic"/>
@@ -932,7 +932,7 @@
         </w:rPr>
         <w:t xml:space="preserve">رابط الدراسة: </w:t>
       </w:r>
-      <w:hyperlink w:history="1" r:id="rIdvnf0tmqeqgxqqhbdb0uip">
+      <w:hyperlink w:history="1" r:id="rIdhpkz7ucplercqiezyst2v">
         <w:r>
           <w:rPr>
             <w:rFonts w:ascii="Simplified Arabic" w:cs="Simplified Arabic" w:eastAsia="Simplified Arabic" w:hAnsi="Simplified Arabic"/>
@@ -1093,7 +1093,7 @@
         </w:rPr>
         <w:t xml:space="preserve">رابط الدراسة: </w:t>
       </w:r>
-      <w:hyperlink w:history="1" r:id="rId88lm2njzvyssydbutagqj">
+      <w:hyperlink w:history="1" r:id="rIdqgrouavskdoek-ixedvfj">
         <w:r>
           <w:rPr>
             <w:rFonts w:ascii="Simplified Arabic" w:cs="Simplified Arabic" w:eastAsia="Simplified Arabic" w:hAnsi="Simplified Arabic"/>
@@ -1254,7 +1254,7 @@
         </w:rPr>
         <w:t xml:space="preserve">رابط الدراسة: </w:t>
       </w:r>
-      <w:hyperlink w:history="1" r:id="rId_skctul_nyue_kqwuhmab">
+      <w:hyperlink w:history="1" r:id="rIdglf_z48ziiji-wtwwy2mn">
         <w:r>
           <w:rPr>
             <w:rFonts w:ascii="Simplified Arabic" w:cs="Simplified Arabic" w:eastAsia="Simplified Arabic" w:hAnsi="Simplified Arabic"/>
@@ -1415,7 +1415,7 @@
         </w:rPr>
         <w:t xml:space="preserve">رابط الدراسة: </w:t>
       </w:r>
-      <w:hyperlink w:history="1" r:id="rIdoql5wpprwxa1qhezkq9bc">
+      <w:hyperlink w:history="1" r:id="rId9fpxbuxsd_adq2xxwhain">
         <w:r>
           <w:rPr>
             <w:rFonts w:ascii="Simplified Arabic" w:cs="Simplified Arabic" w:eastAsia="Simplified Arabic" w:hAnsi="Simplified Arabic"/>
@@ -1576,7 +1576,7 @@
         </w:rPr>
         <w:t xml:space="preserve">رابط الدراسة: </w:t>
       </w:r>
-      <w:hyperlink w:history="1" r:id="rIdwzqq0kxsomerovviqdrqw">
+      <w:hyperlink w:history="1" r:id="rIduvixfas9eu7rltri2td74">
         <w:r>
           <w:rPr>
             <w:rFonts w:ascii="Simplified Arabic" w:cs="Simplified Arabic" w:eastAsia="Simplified Arabic" w:hAnsi="Simplified Arabic"/>
@@ -1737,7 +1737,7 @@
         </w:rPr>
         <w:t xml:space="preserve">رابط الدراسة: </w:t>
       </w:r>
-      <w:hyperlink w:history="1" r:id="rIdpjejwyifbvmfsvvxwkjsd">
+      <w:hyperlink w:history="1" r:id="rId66o3xzom0qo4axcqhy7jk">
         <w:r>
           <w:rPr>
             <w:rFonts w:ascii="Simplified Arabic" w:cs="Simplified Arabic" w:eastAsia="Simplified Arabic" w:hAnsi="Simplified Arabic"/>
@@ -1898,7 +1898,7 @@
         </w:rPr>
         <w:t xml:space="preserve">رابط الدراسة: </w:t>
       </w:r>
-      <w:hyperlink w:history="1" r:id="rIdgiv3b9pgcn41prs8mvt-z">
+      <w:hyperlink w:history="1" r:id="rIdei9mjwxndcfth5iaoh7aj">
         <w:r>
           <w:rPr>
             <w:rFonts w:ascii="Simplified Arabic" w:cs="Simplified Arabic" w:eastAsia="Simplified Arabic" w:hAnsi="Simplified Arabic"/>
@@ -2059,7 +2059,7 @@
         </w:rPr>
         <w:t xml:space="preserve">رابط الدراسة: </w:t>
       </w:r>
-      <w:hyperlink w:history="1" r:id="rIdttnfcafuz7fh1lhurxvzn">
+      <w:hyperlink w:history="1" r:id="rIdpig5z3wekvshffdfsjs5e">
         <w:r>
           <w:rPr>
             <w:rFonts w:ascii="Simplified Arabic" w:cs="Simplified Arabic" w:eastAsia="Simplified Arabic" w:hAnsi="Simplified Arabic"/>
@@ -2220,7 +2220,7 @@
         </w:rPr>
         <w:t xml:space="preserve">رابط الدراسة: </w:t>
       </w:r>
-      <w:hyperlink w:history="1" r:id="rIdqsawe_p5rct5yjb9ki0r1">
+      <w:hyperlink w:history="1" r:id="rIdmdklx7rekjlboc0vvzk8o">
         <w:r>
           <w:rPr>
             <w:rFonts w:ascii="Simplified Arabic" w:cs="Simplified Arabic" w:eastAsia="Simplified Arabic" w:hAnsi="Simplified Arabic"/>
@@ -2381,7 +2381,7 @@
         </w:rPr>
         <w:t xml:space="preserve">رابط الدراسة: </w:t>
       </w:r>
-      <w:hyperlink w:history="1" r:id="rIdcbita6liqvflkepaxemdz">
+      <w:hyperlink w:history="1" r:id="rIdc4uhhnbee_if0flkfx3fv">
         <w:r>
           <w:rPr>
             <w:rFonts w:ascii="Simplified Arabic" w:cs="Simplified Arabic" w:eastAsia="Simplified Arabic" w:hAnsi="Simplified Arabic"/>
@@ -2542,7 +2542,7 @@
         </w:rPr>
         <w:t xml:space="preserve">رابط الدراسة: </w:t>
       </w:r>
-      <w:hyperlink w:history="1" r:id="rIduobx8p7bpfbeqmduoi6z3">
+      <w:hyperlink w:history="1" r:id="rIdgsehln6rgqvnwkji2huev">
         <w:r>
           <w:rPr>
             <w:rFonts w:ascii="Simplified Arabic" w:cs="Simplified Arabic" w:eastAsia="Simplified Arabic" w:hAnsi="Simplified Arabic"/>
@@ -2703,7 +2703,7 @@
         </w:rPr>
         <w:t xml:space="preserve">رابط الدراسة: </w:t>
       </w:r>
-      <w:hyperlink w:history="1" r:id="rIdtezfy-bqkyqkog0uankkn">
+      <w:hyperlink w:history="1" r:id="rIdn-xzq5kjtpvjwfdo_mteb">
         <w:r>
           <w:rPr>
             <w:rFonts w:ascii="Simplified Arabic" w:cs="Simplified Arabic" w:eastAsia="Simplified Arabic" w:hAnsi="Simplified Arabic"/>
@@ -2864,7 +2864,7 @@
         </w:rPr>
         <w:t xml:space="preserve">رابط الدراسة: </w:t>
       </w:r>
-      <w:hyperlink w:history="1" r:id="rIdqzguxjtwfuqanxahe7abc">
+      <w:hyperlink w:history="1" r:id="rIdr8w6zvige-ezb73syfcdg">
         <w:r>
           <w:rPr>
             <w:rFonts w:ascii="Simplified Arabic" w:cs="Simplified Arabic" w:eastAsia="Simplified Arabic" w:hAnsi="Simplified Arabic"/>
@@ -3025,7 +3025,7 @@
         </w:rPr>
         <w:t xml:space="preserve">رابط الدراسة: </w:t>
       </w:r>
-      <w:hyperlink w:history="1" r:id="rIdbrfyehvyaoli_kq0l6cn0">
+      <w:hyperlink w:history="1" r:id="rIdiavs_rcygfkhfu1yxxcln">
         <w:r>
           <w:rPr>
             <w:rFonts w:ascii="Simplified Arabic" w:cs="Simplified Arabic" w:eastAsia="Simplified Arabic" w:hAnsi="Simplified Arabic"/>
@@ -3186,7 +3186,7 @@
         </w:rPr>
         <w:t xml:space="preserve">رابط الدراسة: </w:t>
       </w:r>
-      <w:hyperlink w:history="1" r:id="rId77h9ukgqvrskyeusqkycd">
+      <w:hyperlink w:history="1" r:id="rIdjnkucllgsu8pjdkz_9wny">
         <w:r>
           <w:rPr>
             <w:rFonts w:ascii="Simplified Arabic" w:cs="Simplified Arabic" w:eastAsia="Simplified Arabic" w:hAnsi="Simplified Arabic"/>
@@ -3367,7 +3367,7 @@
         </w:rPr>
         <w:t xml:space="preserve">رابط الدراسة: </w:t>
       </w:r>
-      <w:hyperlink w:history="1" r:id="rId5shjhdd3_8emqempx6acc">
+      <w:hyperlink w:history="1" r:id="rIdzjm9dsrtyv_xxqmdq0ejn">
         <w:r>
           <w:rPr>
             <w:rFonts w:ascii="Simplified Arabic" w:cs="Simplified Arabic" w:eastAsia="Simplified Arabic" w:hAnsi="Simplified Arabic"/>
@@ -3528,7 +3528,7 @@
         </w:rPr>
         <w:t xml:space="preserve">رابط الدراسة: </w:t>
       </w:r>
-      <w:hyperlink w:history="1" r:id="rIdzqdwjvi5slsqushbupgjg">
+      <w:hyperlink w:history="1" r:id="rIdutkpgqccrbkgobpxtuvgb">
         <w:r>
           <w:rPr>
             <w:rFonts w:ascii="Simplified Arabic" w:cs="Simplified Arabic" w:eastAsia="Simplified Arabic" w:hAnsi="Simplified Arabic"/>
@@ -3689,7 +3689,7 @@
         </w:rPr>
         <w:t xml:space="preserve">رابط الدراسة: </w:t>
       </w:r>
-      <w:hyperlink w:history="1" r:id="rId6ycflu1buipsneks7lid6">
+      <w:hyperlink w:history="1" r:id="rIdobznji9ug-kkus0zdvyrl">
         <w:r>
           <w:rPr>
             <w:rFonts w:ascii="Simplified Arabic" w:cs="Simplified Arabic" w:eastAsia="Simplified Arabic" w:hAnsi="Simplified Arabic"/>
@@ -3850,7 +3850,7 @@
         </w:rPr>
         <w:t xml:space="preserve">رابط الدراسة: </w:t>
       </w:r>
-      <w:hyperlink w:history="1" r:id="rId-nobissjr5fvrpo-e4cw_">
+      <w:hyperlink w:history="1" r:id="rIdgw5gytjjyw4avcnsmhjgy">
         <w:r>
           <w:rPr>
             <w:rFonts w:ascii="Simplified Arabic" w:cs="Simplified Arabic" w:eastAsia="Simplified Arabic" w:hAnsi="Simplified Arabic"/>
@@ -4011,7 +4011,7 @@
         </w:rPr>
         <w:t xml:space="preserve">رابط الدراسة: </w:t>
       </w:r>
-      <w:hyperlink w:history="1" r:id="rId7hslvr9-ozsp3ie6iuglr">
+      <w:hyperlink w:history="1" r:id="rIdwnu93txkdoiu3rclprsur">
         <w:r>
           <w:rPr>
             <w:rFonts w:ascii="Simplified Arabic" w:cs="Simplified Arabic" w:eastAsia="Simplified Arabic" w:hAnsi="Simplified Arabic"/>
@@ -4172,7 +4172,7 @@
         </w:rPr>
         <w:t xml:space="preserve">رابط الدراسة: </w:t>
       </w:r>
-      <w:hyperlink w:history="1" r:id="rIdoovzpcm4utfm8jczec4d2">
+      <w:hyperlink w:history="1" r:id="rIdo1mcmyisozzch5z0tjf00">
         <w:r>
           <w:rPr>
             <w:rFonts w:ascii="Simplified Arabic" w:cs="Simplified Arabic" w:eastAsia="Simplified Arabic" w:hAnsi="Simplified Arabic"/>
@@ -4333,7 +4333,7 @@
         </w:rPr>
         <w:t xml:space="preserve">رابط الدراسة: </w:t>
       </w:r>
-      <w:hyperlink w:history="1" r:id="rIdzssagmsg3lkouo590vszj">
+      <w:hyperlink w:history="1" r:id="rIdp1wonulewnbvjrvxr4_xe">
         <w:r>
           <w:rPr>
             <w:rFonts w:ascii="Simplified Arabic" w:cs="Simplified Arabic" w:eastAsia="Simplified Arabic" w:hAnsi="Simplified Arabic"/>
@@ -4494,7 +4494,7 @@
         </w:rPr>
         <w:t xml:space="preserve">رابط الدراسة: </w:t>
       </w:r>
-      <w:hyperlink w:history="1" r:id="rIdeugejrghip_tzlnrmoo27">
+      <w:hyperlink w:history="1" r:id="rIdvvk49i-v7cnzrxbnvjdui">
         <w:r>
           <w:rPr>
             <w:rFonts w:ascii="Simplified Arabic" w:cs="Simplified Arabic" w:eastAsia="Simplified Arabic" w:hAnsi="Simplified Arabic"/>
@@ -4655,7 +4655,7 @@
         </w:rPr>
         <w:t xml:space="preserve">رابط الدراسة: </w:t>
       </w:r>
-      <w:hyperlink w:history="1" r:id="rIduinubkpsokyoivl1ucal_">
+      <w:hyperlink w:history="1" r:id="rIdfs-4zbvkrl2jt_5vb5lqs">
         <w:r>
           <w:rPr>
             <w:rFonts w:ascii="Simplified Arabic" w:cs="Simplified Arabic" w:eastAsia="Simplified Arabic" w:hAnsi="Simplified Arabic"/>
@@ -4816,7 +4816,7 @@
         </w:rPr>
         <w:t xml:space="preserve">رابط الدراسة: </w:t>
       </w:r>
-      <w:hyperlink w:history="1" r:id="rIdvhiyptc7wpyflphtp7vak">
+      <w:hyperlink w:history="1" r:id="rIdhvqc-xl4nxhabjzcrzroi">
         <w:r>
           <w:rPr>
             <w:rFonts w:ascii="Simplified Arabic" w:cs="Simplified Arabic" w:eastAsia="Simplified Arabic" w:hAnsi="Simplified Arabic"/>
@@ -9941,8 +9941,8 @@
       <w:r>
         <w:rPr>
           <w:rFonts w:ascii="Simplified Arabic" w:cs="Simplified Arabic" w:eastAsia="Simplified Arabic" w:hAnsi="Simplified Arabic"/>
-          <w:sz w:val="22"/>
-          <w:szCs w:val="22"/>
+          <w:sz w:val="24"/>
+          <w:szCs w:val="24"/>
           <w:rtl/>
         </w:rPr>
         <w:t xml:space="preserve"> الشاطبي، إبراهيم بن موسى. الموافقات في أصول الشريعة. بيروت: دار المعرفة، ج2.</w:t>
@@ -9965,8 +9965,8 @@
       <w:r>
         <w:rPr>
           <w:rFonts w:ascii="Simplified Arabic" w:cs="Simplified Arabic" w:eastAsia="Simplified Arabic" w:hAnsi="Simplified Arabic"/>
-          <w:sz w:val="22"/>
-          <w:szCs w:val="22"/>
+          <w:sz w:val="24"/>
+          <w:szCs w:val="24"/>
           <w:rtl/>
         </w:rPr>
         <w:t xml:space="preserve"> أبو داود، سليمان بن الأشعث. سنن أبي داود، كتاب الجنائز، باب في الحفّار يجد العظم، رقم الحديث 3207.</w:t>
@@ -9989,8 +9989,8 @@
       <w:r>
         <w:rPr>
           <w:rFonts w:ascii="Simplified Arabic" w:cs="Simplified Arabic" w:eastAsia="Simplified Arabic" w:hAnsi="Simplified Arabic"/>
-          <w:sz w:val="22"/>
-          <w:szCs w:val="22"/>
+          <w:sz w:val="24"/>
+          <w:szCs w:val="24"/>
           <w:rtl/>
         </w:rPr>
         <w:t xml:space="preserve"> لدغش، رحيمة (2019). الموت السريري والموت الدماغي وأثرهما في الأحكام الشرعية. مجلة العلوم القانونية والسياسية، مج10، ع1.</w:t>
@@ -10226,8 +10226,8 @@
     </w:pPr>
     <w:rPr>
       <w:rFonts w:ascii="Simplified Arabic" w:cs="Simplified Arabic" w:eastAsia="Simplified Arabic" w:hAnsi="Simplified Arabic"/>
-      <w:sz w:val="22"/>
-      <w:szCs w:val="22"/>
+      <w:sz w:val="24"/>
+      <w:szCs w:val="24"/>
     </w:rPr>
   </w:style>
   <w:style w:type="character" w:styleId="FootnoteTextChar">

--- a/seminar/Abd Almahdi Dahla 212684527 - Research Plan.docx
+++ b/seminar/Abd Almahdi Dahla 212684527 - Research Plan.docx
@@ -610,13 +610,13 @@
         </w:rPr>
         <w:t xml:space="preserve">رابط الدراسة: </w:t>
       </w:r>
-      <w:hyperlink w:history="1" r:id="rIdjat-4gt3ktbnvmj37yhog">
+      <w:hyperlink w:history="1" r:id="rId9pweaadniclz98uwms91x">
         <w:r>
           <w:rPr>
             <w:rFonts w:ascii="Simplified Arabic" w:cs="Simplified Arabic" w:eastAsia="Simplified Arabic" w:hAnsi="Simplified Arabic"/>
             <w:b/>
             <w:bCs/>
-            <w:color w:val="0563C1"/>
+            <w:color w:val="000000"/>
             <w:sz w:val="28"/>
             <w:szCs w:val="28"/>
             <w:u w:val="single"/>
@@ -771,13 +771,13 @@
         </w:rPr>
         <w:t xml:space="preserve">رابط الدراسة: </w:t>
       </w:r>
-      <w:hyperlink w:history="1" r:id="rIdoqmixtlncjbcytuc507rm">
+      <w:hyperlink w:history="1" r:id="rIdqpgl_yjp3djz65jjunlyi">
         <w:r>
           <w:rPr>
             <w:rFonts w:ascii="Simplified Arabic" w:cs="Simplified Arabic" w:eastAsia="Simplified Arabic" w:hAnsi="Simplified Arabic"/>
             <w:b/>
             <w:bCs/>
-            <w:color w:val="0563C1"/>
+            <w:color w:val="000000"/>
             <w:sz w:val="28"/>
             <w:szCs w:val="28"/>
             <w:u w:val="single"/>
@@ -932,13 +932,13 @@
         </w:rPr>
         <w:t xml:space="preserve">رابط الدراسة: </w:t>
       </w:r>
-      <w:hyperlink w:history="1" r:id="rIdhpkz7ucplercqiezyst2v">
+      <w:hyperlink w:history="1" r:id="rIdjgcv0l2vzzbswz73bti3y">
         <w:r>
           <w:rPr>
             <w:rFonts w:ascii="Simplified Arabic" w:cs="Simplified Arabic" w:eastAsia="Simplified Arabic" w:hAnsi="Simplified Arabic"/>
             <w:b/>
             <w:bCs/>
-            <w:color w:val="0563C1"/>
+            <w:color w:val="000000"/>
             <w:sz w:val="28"/>
             <w:szCs w:val="28"/>
             <w:u w:val="single"/>
@@ -1093,13 +1093,13 @@
         </w:rPr>
         <w:t xml:space="preserve">رابط الدراسة: </w:t>
       </w:r>
-      <w:hyperlink w:history="1" r:id="rIdqgrouavskdoek-ixedvfj">
+      <w:hyperlink w:history="1" r:id="rIdyjvzfzo4uck7noqwmnr1s">
         <w:r>
           <w:rPr>
             <w:rFonts w:ascii="Simplified Arabic" w:cs="Simplified Arabic" w:eastAsia="Simplified Arabic" w:hAnsi="Simplified Arabic"/>
             <w:b/>
             <w:bCs/>
-            <w:color w:val="0563C1"/>
+            <w:color w:val="000000"/>
             <w:sz w:val="28"/>
             <w:szCs w:val="28"/>
             <w:u w:val="single"/>
@@ -1254,13 +1254,13 @@
         </w:rPr>
         <w:t xml:space="preserve">رابط الدراسة: </w:t>
       </w:r>
-      <w:hyperlink w:history="1" r:id="rIdglf_z48ziiji-wtwwy2mn">
+      <w:hyperlink w:history="1" r:id="rIdctzt0f6pqgdul2shdwz5j">
         <w:r>
           <w:rPr>
             <w:rFonts w:ascii="Simplified Arabic" w:cs="Simplified Arabic" w:eastAsia="Simplified Arabic" w:hAnsi="Simplified Arabic"/>
             <w:b/>
             <w:bCs/>
-            <w:color w:val="0563C1"/>
+            <w:color w:val="000000"/>
             <w:sz w:val="28"/>
             <w:szCs w:val="28"/>
             <w:u w:val="single"/>
@@ -1415,13 +1415,13 @@
         </w:rPr>
         <w:t xml:space="preserve">رابط الدراسة: </w:t>
       </w:r>
-      <w:hyperlink w:history="1" r:id="rId9fpxbuxsd_adq2xxwhain">
+      <w:hyperlink w:history="1" r:id="rIdkngmunipdxktl1bnuq08a">
         <w:r>
           <w:rPr>
             <w:rFonts w:ascii="Simplified Arabic" w:cs="Simplified Arabic" w:eastAsia="Simplified Arabic" w:hAnsi="Simplified Arabic"/>
             <w:b/>
             <w:bCs/>
-            <w:color w:val="0563C1"/>
+            <w:color w:val="000000"/>
             <w:sz w:val="28"/>
             <w:szCs w:val="28"/>
             <w:u w:val="single"/>
@@ -1576,13 +1576,13 @@
         </w:rPr>
         <w:t xml:space="preserve">رابط الدراسة: </w:t>
       </w:r>
-      <w:hyperlink w:history="1" r:id="rIduvixfas9eu7rltri2td74">
+      <w:hyperlink w:history="1" r:id="rIdfulzkbkvds43i15ycvqyd">
         <w:r>
           <w:rPr>
             <w:rFonts w:ascii="Simplified Arabic" w:cs="Simplified Arabic" w:eastAsia="Simplified Arabic" w:hAnsi="Simplified Arabic"/>
             <w:b/>
             <w:bCs/>
-            <w:color w:val="0563C1"/>
+            <w:color w:val="000000"/>
             <w:sz w:val="28"/>
             <w:szCs w:val="28"/>
             <w:u w:val="single"/>
@@ -1737,13 +1737,13 @@
         </w:rPr>
         <w:t xml:space="preserve">رابط الدراسة: </w:t>
       </w:r>
-      <w:hyperlink w:history="1" r:id="rId66o3xzom0qo4axcqhy7jk">
+      <w:hyperlink w:history="1" r:id="rId98vxr0ovgkvh_vynhhy_z">
         <w:r>
           <w:rPr>
             <w:rFonts w:ascii="Simplified Arabic" w:cs="Simplified Arabic" w:eastAsia="Simplified Arabic" w:hAnsi="Simplified Arabic"/>
             <w:b/>
             <w:bCs/>
-            <w:color w:val="0563C1"/>
+            <w:color w:val="000000"/>
             <w:sz w:val="28"/>
             <w:szCs w:val="28"/>
             <w:u w:val="single"/>
@@ -1898,13 +1898,13 @@
         </w:rPr>
         <w:t xml:space="preserve">رابط الدراسة: </w:t>
       </w:r>
-      <w:hyperlink w:history="1" r:id="rIdei9mjwxndcfth5iaoh7aj">
+      <w:hyperlink w:history="1" r:id="rIddxolg4tazacnm3lxwigtq">
         <w:r>
           <w:rPr>
             <w:rFonts w:ascii="Simplified Arabic" w:cs="Simplified Arabic" w:eastAsia="Simplified Arabic" w:hAnsi="Simplified Arabic"/>
             <w:b/>
             <w:bCs/>
-            <w:color w:val="0563C1"/>
+            <w:color w:val="000000"/>
             <w:sz w:val="28"/>
             <w:szCs w:val="28"/>
             <w:u w:val="single"/>
@@ -2059,13 +2059,13 @@
         </w:rPr>
         <w:t xml:space="preserve">رابط الدراسة: </w:t>
       </w:r>
-      <w:hyperlink w:history="1" r:id="rIdpig5z3wekvshffdfsjs5e">
+      <w:hyperlink w:history="1" r:id="rId6sfe4vf9bmm5nilonayzg">
         <w:r>
           <w:rPr>
             <w:rFonts w:ascii="Simplified Arabic" w:cs="Simplified Arabic" w:eastAsia="Simplified Arabic" w:hAnsi="Simplified Arabic"/>
             <w:b/>
             <w:bCs/>
-            <w:color w:val="0563C1"/>
+            <w:color w:val="000000"/>
             <w:sz w:val="28"/>
             <w:szCs w:val="28"/>
             <w:u w:val="single"/>
@@ -2220,13 +2220,13 @@
         </w:rPr>
         <w:t xml:space="preserve">رابط الدراسة: </w:t>
       </w:r>
-      <w:hyperlink w:history="1" r:id="rIdmdklx7rekjlboc0vvzk8o">
+      <w:hyperlink w:history="1" r:id="rIdktgfqdyqb-mvd2vmvqk1g">
         <w:r>
           <w:rPr>
             <w:rFonts w:ascii="Simplified Arabic" w:cs="Simplified Arabic" w:eastAsia="Simplified Arabic" w:hAnsi="Simplified Arabic"/>
             <w:b/>
             <w:bCs/>
-            <w:color w:val="0563C1"/>
+            <w:color w:val="000000"/>
             <w:sz w:val="28"/>
             <w:szCs w:val="28"/>
             <w:u w:val="single"/>
@@ -2381,13 +2381,13 @@
         </w:rPr>
         <w:t xml:space="preserve">رابط الدراسة: </w:t>
       </w:r>
-      <w:hyperlink w:history="1" r:id="rIdc4uhhnbee_if0flkfx3fv">
+      <w:hyperlink w:history="1" r:id="rId_dmyfxj9kjr39vgw7bzyc">
         <w:r>
           <w:rPr>
             <w:rFonts w:ascii="Simplified Arabic" w:cs="Simplified Arabic" w:eastAsia="Simplified Arabic" w:hAnsi="Simplified Arabic"/>
             <w:b/>
             <w:bCs/>
-            <w:color w:val="0563C1"/>
+            <w:color w:val="000000"/>
             <w:sz w:val="28"/>
             <w:szCs w:val="28"/>
             <w:u w:val="single"/>
@@ -2542,13 +2542,13 @@
         </w:rPr>
         <w:t xml:space="preserve">رابط الدراسة: </w:t>
       </w:r>
-      <w:hyperlink w:history="1" r:id="rIdgsehln6rgqvnwkji2huev">
+      <w:hyperlink w:history="1" r:id="rIdortdqbv1jwvhjwx2qpcoq">
         <w:r>
           <w:rPr>
             <w:rFonts w:ascii="Simplified Arabic" w:cs="Simplified Arabic" w:eastAsia="Simplified Arabic" w:hAnsi="Simplified Arabic"/>
             <w:b/>
             <w:bCs/>
-            <w:color w:val="0563C1"/>
+            <w:color w:val="000000"/>
             <w:sz w:val="28"/>
             <w:szCs w:val="28"/>
             <w:u w:val="single"/>
@@ -2703,13 +2703,13 @@
         </w:rPr>
         <w:t xml:space="preserve">رابط الدراسة: </w:t>
       </w:r>
-      <w:hyperlink w:history="1" r:id="rIdn-xzq5kjtpvjwfdo_mteb">
+      <w:hyperlink w:history="1" r:id="rIdrne1sal4gxbbxsbuqih1t">
         <w:r>
           <w:rPr>
             <w:rFonts w:ascii="Simplified Arabic" w:cs="Simplified Arabic" w:eastAsia="Simplified Arabic" w:hAnsi="Simplified Arabic"/>
             <w:b/>
             <w:bCs/>
-            <w:color w:val="0563C1"/>
+            <w:color w:val="000000"/>
             <w:sz w:val="28"/>
             <w:szCs w:val="28"/>
             <w:u w:val="single"/>
@@ -2864,13 +2864,13 @@
         </w:rPr>
         <w:t xml:space="preserve">رابط الدراسة: </w:t>
       </w:r>
-      <w:hyperlink w:history="1" r:id="rIdr8w6zvige-ezb73syfcdg">
+      <w:hyperlink w:history="1" r:id="rId0ky-pjdxp6xyls3_ijd_0">
         <w:r>
           <w:rPr>
             <w:rFonts w:ascii="Simplified Arabic" w:cs="Simplified Arabic" w:eastAsia="Simplified Arabic" w:hAnsi="Simplified Arabic"/>
             <w:b/>
             <w:bCs/>
-            <w:color w:val="0563C1"/>
+            <w:color w:val="000000"/>
             <w:sz w:val="28"/>
             <w:szCs w:val="28"/>
             <w:u w:val="single"/>
@@ -3025,13 +3025,13 @@
         </w:rPr>
         <w:t xml:space="preserve">رابط الدراسة: </w:t>
       </w:r>
-      <w:hyperlink w:history="1" r:id="rIdiavs_rcygfkhfu1yxxcln">
+      <w:hyperlink w:history="1" r:id="rIdtr0j2_egca2rs3xfwt8oq">
         <w:r>
           <w:rPr>
             <w:rFonts w:ascii="Simplified Arabic" w:cs="Simplified Arabic" w:eastAsia="Simplified Arabic" w:hAnsi="Simplified Arabic"/>
             <w:b/>
             <w:bCs/>
-            <w:color w:val="0563C1"/>
+            <w:color w:val="000000"/>
             <w:sz w:val="28"/>
             <w:szCs w:val="28"/>
             <w:u w:val="single"/>
@@ -3186,13 +3186,13 @@
         </w:rPr>
         <w:t xml:space="preserve">رابط الدراسة: </w:t>
       </w:r>
-      <w:hyperlink w:history="1" r:id="rIdjnkucllgsu8pjdkz_9wny">
+      <w:hyperlink w:history="1" r:id="rId6209xp_ni5fbnnrgjhxum">
         <w:r>
           <w:rPr>
             <w:rFonts w:ascii="Simplified Arabic" w:cs="Simplified Arabic" w:eastAsia="Simplified Arabic" w:hAnsi="Simplified Arabic"/>
             <w:b/>
             <w:bCs/>
-            <w:color w:val="0563C1"/>
+            <w:color w:val="000000"/>
             <w:sz w:val="28"/>
             <w:szCs w:val="28"/>
             <w:u w:val="single"/>
@@ -3367,13 +3367,13 @@
         </w:rPr>
         <w:t xml:space="preserve">رابط الدراسة: </w:t>
       </w:r>
-      <w:hyperlink w:history="1" r:id="rIdzjm9dsrtyv_xxqmdq0ejn">
+      <w:hyperlink w:history="1" r:id="rIdt_u6v5uap254_ssy6bfpe">
         <w:r>
           <w:rPr>
             <w:rFonts w:ascii="Simplified Arabic" w:cs="Simplified Arabic" w:eastAsia="Simplified Arabic" w:hAnsi="Simplified Arabic"/>
             <w:b/>
             <w:bCs/>
-            <w:color w:val="0563C1"/>
+            <w:color w:val="000000"/>
             <w:sz w:val="28"/>
             <w:szCs w:val="28"/>
             <w:u w:val="single"/>
@@ -3528,13 +3528,13 @@
         </w:rPr>
         <w:t xml:space="preserve">رابط الدراسة: </w:t>
       </w:r>
-      <w:hyperlink w:history="1" r:id="rIdutkpgqccrbkgobpxtuvgb">
+      <w:hyperlink w:history="1" r:id="rIdfvzqjg55xtqacgpkwpsgf">
         <w:r>
           <w:rPr>
             <w:rFonts w:ascii="Simplified Arabic" w:cs="Simplified Arabic" w:eastAsia="Simplified Arabic" w:hAnsi="Simplified Arabic"/>
             <w:b/>
             <w:bCs/>
-            <w:color w:val="0563C1"/>
+            <w:color w:val="000000"/>
             <w:sz w:val="28"/>
             <w:szCs w:val="28"/>
             <w:u w:val="single"/>
@@ -3689,13 +3689,13 @@
         </w:rPr>
         <w:t xml:space="preserve">رابط الدراسة: </w:t>
       </w:r>
-      <w:hyperlink w:history="1" r:id="rIdobznji9ug-kkus0zdvyrl">
+      <w:hyperlink w:history="1" r:id="rIdaltgagdakbwhg8o8wrqiv">
         <w:r>
           <w:rPr>
             <w:rFonts w:ascii="Simplified Arabic" w:cs="Simplified Arabic" w:eastAsia="Simplified Arabic" w:hAnsi="Simplified Arabic"/>
             <w:b/>
             <w:bCs/>
-            <w:color w:val="0563C1"/>
+            <w:color w:val="000000"/>
             <w:sz w:val="28"/>
             <w:szCs w:val="28"/>
             <w:u w:val="single"/>
@@ -3850,13 +3850,13 @@
         </w:rPr>
         <w:t xml:space="preserve">رابط الدراسة: </w:t>
       </w:r>
-      <w:hyperlink w:history="1" r:id="rIdgw5gytjjyw4avcnsmhjgy">
+      <w:hyperlink w:history="1" r:id="rIdsjh4mvd5quai8fidacnch">
         <w:r>
           <w:rPr>
             <w:rFonts w:ascii="Simplified Arabic" w:cs="Simplified Arabic" w:eastAsia="Simplified Arabic" w:hAnsi="Simplified Arabic"/>
             <w:b/>
             <w:bCs/>
-            <w:color w:val="0563C1"/>
+            <w:color w:val="000000"/>
             <w:sz w:val="28"/>
             <w:szCs w:val="28"/>
             <w:u w:val="single"/>
@@ -4011,13 +4011,13 @@
         </w:rPr>
         <w:t xml:space="preserve">رابط الدراسة: </w:t>
       </w:r>
-      <w:hyperlink w:history="1" r:id="rIdwnu93txkdoiu3rclprsur">
+      <w:hyperlink w:history="1" r:id="rIdlrwdpn81gvysdaqckgsym">
         <w:r>
           <w:rPr>
             <w:rFonts w:ascii="Simplified Arabic" w:cs="Simplified Arabic" w:eastAsia="Simplified Arabic" w:hAnsi="Simplified Arabic"/>
             <w:b/>
             <w:bCs/>
-            <w:color w:val="0563C1"/>
+            <w:color w:val="000000"/>
             <w:sz w:val="28"/>
             <w:szCs w:val="28"/>
             <w:u w:val="single"/>
@@ -4172,13 +4172,13 @@
         </w:rPr>
         <w:t xml:space="preserve">رابط الدراسة: </w:t>
       </w:r>
-      <w:hyperlink w:history="1" r:id="rIdo1mcmyisozzch5z0tjf00">
+      <w:hyperlink w:history="1" r:id="rIdy7gelz5tjhfv0yzx5tmae">
         <w:r>
           <w:rPr>
             <w:rFonts w:ascii="Simplified Arabic" w:cs="Simplified Arabic" w:eastAsia="Simplified Arabic" w:hAnsi="Simplified Arabic"/>
             <w:b/>
             <w:bCs/>
-            <w:color w:val="0563C1"/>
+            <w:color w:val="000000"/>
             <w:sz w:val="28"/>
             <w:szCs w:val="28"/>
             <w:u w:val="single"/>
@@ -4333,13 +4333,13 @@
         </w:rPr>
         <w:t xml:space="preserve">رابط الدراسة: </w:t>
       </w:r>
-      <w:hyperlink w:history="1" r:id="rIdp1wonulewnbvjrvxr4_xe">
+      <w:hyperlink w:history="1" r:id="rIdd39cssrxhuvgdyhkcbls3">
         <w:r>
           <w:rPr>
             <w:rFonts w:ascii="Simplified Arabic" w:cs="Simplified Arabic" w:eastAsia="Simplified Arabic" w:hAnsi="Simplified Arabic"/>
             <w:b/>
             <w:bCs/>
-            <w:color w:val="0563C1"/>
+            <w:color w:val="000000"/>
             <w:sz w:val="28"/>
             <w:szCs w:val="28"/>
             <w:u w:val="single"/>
@@ -4494,13 +4494,13 @@
         </w:rPr>
         <w:t xml:space="preserve">رابط الدراسة: </w:t>
       </w:r>
-      <w:hyperlink w:history="1" r:id="rIdvvk49i-v7cnzrxbnvjdui">
+      <w:hyperlink w:history="1" r:id="rIdpjkmkknlxcyhfwk5urnga">
         <w:r>
           <w:rPr>
             <w:rFonts w:ascii="Simplified Arabic" w:cs="Simplified Arabic" w:eastAsia="Simplified Arabic" w:hAnsi="Simplified Arabic"/>
             <w:b/>
             <w:bCs/>
-            <w:color w:val="0563C1"/>
+            <w:color w:val="000000"/>
             <w:sz w:val="28"/>
             <w:szCs w:val="28"/>
             <w:u w:val="single"/>
@@ -4655,13 +4655,13 @@
         </w:rPr>
         <w:t xml:space="preserve">رابط الدراسة: </w:t>
       </w:r>
-      <w:hyperlink w:history="1" r:id="rIdfs-4zbvkrl2jt_5vb5lqs">
+      <w:hyperlink w:history="1" r:id="rIdoo68eyz3gysk6aq2be2_3">
         <w:r>
           <w:rPr>
             <w:rFonts w:ascii="Simplified Arabic" w:cs="Simplified Arabic" w:eastAsia="Simplified Arabic" w:hAnsi="Simplified Arabic"/>
             <w:b/>
             <w:bCs/>
-            <w:color w:val="0563C1"/>
+            <w:color w:val="000000"/>
             <w:sz w:val="28"/>
             <w:szCs w:val="28"/>
             <w:u w:val="single"/>
@@ -4816,13 +4816,13 @@
         </w:rPr>
         <w:t xml:space="preserve">رابط الدراسة: </w:t>
       </w:r>
-      <w:hyperlink w:history="1" r:id="rIdhvqc-xl4nxhabjzcrzroi">
+      <w:hyperlink w:history="1" r:id="rIdayq44js0_6dw8o2ad7kpc">
         <w:r>
           <w:rPr>
             <w:rFonts w:ascii="Simplified Arabic" w:cs="Simplified Arabic" w:eastAsia="Simplified Arabic" w:hAnsi="Simplified Arabic"/>
             <w:b/>
             <w:bCs/>
-            <w:color w:val="0563C1"/>
+            <w:color w:val="000000"/>
             <w:sz w:val="28"/>
             <w:szCs w:val="28"/>
             <w:u w:val="single"/>
@@ -10123,7 +10123,7 @@
     <w:next w:val="Normal"/>
     <w:qFormat/>
     <w:rPr>
-      <w:color w:val="2E74B5"/>
+      <w:color w:val="000000"/>
       <w:sz w:val="32"/>
       <w:szCs w:val="32"/>
     </w:rPr>
@@ -10134,7 +10134,7 @@
     <w:next w:val="Normal"/>
     <w:qFormat/>
     <w:rPr>
-      <w:color w:val="2E74B5"/>
+      <w:color w:val="000000"/>
       <w:sz w:val="26"/>
       <w:szCs w:val="26"/>
     </w:rPr>
@@ -10145,7 +10145,7 @@
     <w:next w:val="Normal"/>
     <w:qFormat/>
     <w:rPr>
-      <w:color w:val="1F4D78"/>
+      <w:color w:val="000000"/>
       <w:sz w:val="24"/>
       <w:szCs w:val="24"/>
     </w:rPr>
@@ -10158,7 +10158,7 @@
     <w:rPr>
       <w:i/>
       <w:iCs/>
-      <w:color w:val="2E74B5"/>
+      <w:color w:val="000000"/>
     </w:rPr>
   </w:style>
   <w:style w:type="paragraph" w:styleId="Heading5">
@@ -10167,7 +10167,7 @@
     <w:next w:val="Normal"/>
     <w:qFormat/>
     <w:rPr>
-      <w:color w:val="2E74B5"/>
+      <w:color w:val="000000"/>
     </w:rPr>
   </w:style>
   <w:style w:type="paragraph" w:styleId="Heading6">
@@ -10176,7 +10176,7 @@
     <w:next w:val="Normal"/>
     <w:qFormat/>
     <w:rPr>
-      <w:color w:val="1F4D78"/>
+      <w:color w:val="000000"/>
     </w:rPr>
   </w:style>
   <w:style w:type="paragraph" w:styleId="Strong">
@@ -10200,7 +10200,7 @@
     <w:uiPriority w:val="99"/>
     <w:unhideWhenUsed/>
     <w:rPr>
-      <w:color w:val="0563C1"/>
+      <w:color w:val="000000"/>
       <w:u w:val="single"/>
     </w:rPr>
   </w:style>

--- a/seminar/Abd Almahdi Dahla 212684527 - Research Plan.docx
+++ b/seminar/Abd Almahdi Dahla 212684527 - Research Plan.docx
@@ -539,8 +539,8 @@
           <w:b/>
           <w:bCs/>
           <w:color w:val="000000"/>
-          <w:sz w:val="28"/>
-          <w:szCs w:val="28"/>
+          <w:sz w:val="32"/>
+          <w:szCs w:val="32"/>
           <w:rtl/>
         </w:rPr>
         <w:t xml:space="preserve">أولًا: الدراسات باللغة العربيّة (17 دراسة):</w:t>
@@ -610,7 +610,7 @@
         </w:rPr>
         <w:t xml:space="preserve">رابط الدراسة: </w:t>
       </w:r>
-      <w:hyperlink w:history="1" r:id="rId9pweaadniclz98uwms91x">
+      <w:hyperlink w:history="1" r:id="rId0vmwposjqczo4sctkzryv">
         <w:r>
           <w:rPr>
             <w:rFonts w:ascii="Simplified Arabic" w:cs="Simplified Arabic" w:eastAsia="Simplified Arabic" w:hAnsi="Simplified Arabic"/>
@@ -771,7 +771,7 @@
         </w:rPr>
         <w:t xml:space="preserve">رابط الدراسة: </w:t>
       </w:r>
-      <w:hyperlink w:history="1" r:id="rIdqpgl_yjp3djz65jjunlyi">
+      <w:hyperlink w:history="1" r:id="rIdbkirxnckwhgp9w_luogsx">
         <w:r>
           <w:rPr>
             <w:rFonts w:ascii="Simplified Arabic" w:cs="Simplified Arabic" w:eastAsia="Simplified Arabic" w:hAnsi="Simplified Arabic"/>
@@ -932,7 +932,7 @@
         </w:rPr>
         <w:t xml:space="preserve">رابط الدراسة: </w:t>
       </w:r>
-      <w:hyperlink w:history="1" r:id="rIdjgcv0l2vzzbswz73bti3y">
+      <w:hyperlink w:history="1" r:id="rIdqmxxezd0kiufuuxxg9zpi">
         <w:r>
           <w:rPr>
             <w:rFonts w:ascii="Simplified Arabic" w:cs="Simplified Arabic" w:eastAsia="Simplified Arabic" w:hAnsi="Simplified Arabic"/>
@@ -1093,7 +1093,7 @@
         </w:rPr>
         <w:t xml:space="preserve">رابط الدراسة: </w:t>
       </w:r>
-      <w:hyperlink w:history="1" r:id="rIdyjvzfzo4uck7noqwmnr1s">
+      <w:hyperlink w:history="1" r:id="rIdxldpjowzntuo4zdl3nsps">
         <w:r>
           <w:rPr>
             <w:rFonts w:ascii="Simplified Arabic" w:cs="Simplified Arabic" w:eastAsia="Simplified Arabic" w:hAnsi="Simplified Arabic"/>
@@ -1254,7 +1254,7 @@
         </w:rPr>
         <w:t xml:space="preserve">رابط الدراسة: </w:t>
       </w:r>
-      <w:hyperlink w:history="1" r:id="rIdctzt0f6pqgdul2shdwz5j">
+      <w:hyperlink w:history="1" r:id="rIdpiwfp68xgtxkmvqwpykuo">
         <w:r>
           <w:rPr>
             <w:rFonts w:ascii="Simplified Arabic" w:cs="Simplified Arabic" w:eastAsia="Simplified Arabic" w:hAnsi="Simplified Arabic"/>
@@ -1415,7 +1415,7 @@
         </w:rPr>
         <w:t xml:space="preserve">رابط الدراسة: </w:t>
       </w:r>
-      <w:hyperlink w:history="1" r:id="rIdkngmunipdxktl1bnuq08a">
+      <w:hyperlink w:history="1" r:id="rIdbxpsyvcijmaxja1cweng2">
         <w:r>
           <w:rPr>
             <w:rFonts w:ascii="Simplified Arabic" w:cs="Simplified Arabic" w:eastAsia="Simplified Arabic" w:hAnsi="Simplified Arabic"/>
@@ -1576,7 +1576,7 @@
         </w:rPr>
         <w:t xml:space="preserve">رابط الدراسة: </w:t>
       </w:r>
-      <w:hyperlink w:history="1" r:id="rIdfulzkbkvds43i15ycvqyd">
+      <w:hyperlink w:history="1" r:id="rId1mufktqay1sg_zgsbomga">
         <w:r>
           <w:rPr>
             <w:rFonts w:ascii="Simplified Arabic" w:cs="Simplified Arabic" w:eastAsia="Simplified Arabic" w:hAnsi="Simplified Arabic"/>
@@ -1737,7 +1737,7 @@
         </w:rPr>
         <w:t xml:space="preserve">رابط الدراسة: </w:t>
       </w:r>
-      <w:hyperlink w:history="1" r:id="rId98vxr0ovgkvh_vynhhy_z">
+      <w:hyperlink w:history="1" r:id="rId6dfu7in4yizwoowp4ntfb">
         <w:r>
           <w:rPr>
             <w:rFonts w:ascii="Simplified Arabic" w:cs="Simplified Arabic" w:eastAsia="Simplified Arabic" w:hAnsi="Simplified Arabic"/>
@@ -1898,7 +1898,7 @@
         </w:rPr>
         <w:t xml:space="preserve">رابط الدراسة: </w:t>
       </w:r>
-      <w:hyperlink w:history="1" r:id="rIddxolg4tazacnm3lxwigtq">
+      <w:hyperlink w:history="1" r:id="rIdcxyjjzl1auim9sbq_u9gz">
         <w:r>
           <w:rPr>
             <w:rFonts w:ascii="Simplified Arabic" w:cs="Simplified Arabic" w:eastAsia="Simplified Arabic" w:hAnsi="Simplified Arabic"/>
@@ -2059,7 +2059,7 @@
         </w:rPr>
         <w:t xml:space="preserve">رابط الدراسة: </w:t>
       </w:r>
-      <w:hyperlink w:history="1" r:id="rId6sfe4vf9bmm5nilonayzg">
+      <w:hyperlink w:history="1" r:id="rIdgh11rlwl7cpvp2pulqycq">
         <w:r>
           <w:rPr>
             <w:rFonts w:ascii="Simplified Arabic" w:cs="Simplified Arabic" w:eastAsia="Simplified Arabic" w:hAnsi="Simplified Arabic"/>
@@ -2220,7 +2220,7 @@
         </w:rPr>
         <w:t xml:space="preserve">رابط الدراسة: </w:t>
       </w:r>
-      <w:hyperlink w:history="1" r:id="rIdktgfqdyqb-mvd2vmvqk1g">
+      <w:hyperlink w:history="1" r:id="rIdwbvihyyn6d0unvwjhsci6">
         <w:r>
           <w:rPr>
             <w:rFonts w:ascii="Simplified Arabic" w:cs="Simplified Arabic" w:eastAsia="Simplified Arabic" w:hAnsi="Simplified Arabic"/>
@@ -2381,7 +2381,7 @@
         </w:rPr>
         <w:t xml:space="preserve">رابط الدراسة: </w:t>
       </w:r>
-      <w:hyperlink w:history="1" r:id="rId_dmyfxj9kjr39vgw7bzyc">
+      <w:hyperlink w:history="1" r:id="rIdnenwpq5n9kxoywlljhkbd">
         <w:r>
           <w:rPr>
             <w:rFonts w:ascii="Simplified Arabic" w:cs="Simplified Arabic" w:eastAsia="Simplified Arabic" w:hAnsi="Simplified Arabic"/>
@@ -2542,7 +2542,7 @@
         </w:rPr>
         <w:t xml:space="preserve">رابط الدراسة: </w:t>
       </w:r>
-      <w:hyperlink w:history="1" r:id="rIdortdqbv1jwvhjwx2qpcoq">
+      <w:hyperlink w:history="1" r:id="rId0lrjlouhhjolrmndxy2tx">
         <w:r>
           <w:rPr>
             <w:rFonts w:ascii="Simplified Arabic" w:cs="Simplified Arabic" w:eastAsia="Simplified Arabic" w:hAnsi="Simplified Arabic"/>
@@ -2703,7 +2703,7 @@
         </w:rPr>
         <w:t xml:space="preserve">رابط الدراسة: </w:t>
       </w:r>
-      <w:hyperlink w:history="1" r:id="rIdrne1sal4gxbbxsbuqih1t">
+      <w:hyperlink w:history="1" r:id="rIdfabh5gf2_dcrpcvlmaocg">
         <w:r>
           <w:rPr>
             <w:rFonts w:ascii="Simplified Arabic" w:cs="Simplified Arabic" w:eastAsia="Simplified Arabic" w:hAnsi="Simplified Arabic"/>
@@ -2864,7 +2864,7 @@
         </w:rPr>
         <w:t xml:space="preserve">رابط الدراسة: </w:t>
       </w:r>
-      <w:hyperlink w:history="1" r:id="rId0ky-pjdxp6xyls3_ijd_0">
+      <w:hyperlink w:history="1" r:id="rIdu1zt46yxnualzkvmstu-8">
         <w:r>
           <w:rPr>
             <w:rFonts w:ascii="Simplified Arabic" w:cs="Simplified Arabic" w:eastAsia="Simplified Arabic" w:hAnsi="Simplified Arabic"/>
@@ -3025,7 +3025,7 @@
         </w:rPr>
         <w:t xml:space="preserve">رابط الدراسة: </w:t>
       </w:r>
-      <w:hyperlink w:history="1" r:id="rIdtr0j2_egca2rs3xfwt8oq">
+      <w:hyperlink w:history="1" r:id="rIda_gu50jfwzl5_jdon_jtc">
         <w:r>
           <w:rPr>
             <w:rFonts w:ascii="Simplified Arabic" w:cs="Simplified Arabic" w:eastAsia="Simplified Arabic" w:hAnsi="Simplified Arabic"/>
@@ -3186,7 +3186,7 @@
         </w:rPr>
         <w:t xml:space="preserve">رابط الدراسة: </w:t>
       </w:r>
-      <w:hyperlink w:history="1" r:id="rId6209xp_ni5fbnnrgjhxum">
+      <w:hyperlink w:history="1" r:id="rIdlgw6ocscf3nvlmmyyzkit">
         <w:r>
           <w:rPr>
             <w:rFonts w:ascii="Simplified Arabic" w:cs="Simplified Arabic" w:eastAsia="Simplified Arabic" w:hAnsi="Simplified Arabic"/>
@@ -3296,8 +3296,8 @@
           <w:b/>
           <w:bCs/>
           <w:color w:val="000000"/>
-          <w:sz w:val="28"/>
-          <w:szCs w:val="28"/>
+          <w:sz w:val="32"/>
+          <w:szCs w:val="32"/>
           <w:rtl/>
         </w:rPr>
         <w:t xml:space="preserve">ثانيًا: الدراسات باللغات الأجنبيّة (10 دراسات):</w:t>
@@ -3367,7 +3367,7 @@
         </w:rPr>
         <w:t xml:space="preserve">رابط الدراسة: </w:t>
       </w:r>
-      <w:hyperlink w:history="1" r:id="rIdt_u6v5uap254_ssy6bfpe">
+      <w:hyperlink w:history="1" r:id="rIdzu2vyub01zz6xa2wzn2bd">
         <w:r>
           <w:rPr>
             <w:rFonts w:ascii="Simplified Arabic" w:cs="Simplified Arabic" w:eastAsia="Simplified Arabic" w:hAnsi="Simplified Arabic"/>
@@ -3528,7 +3528,7 @@
         </w:rPr>
         <w:t xml:space="preserve">رابط الدراسة: </w:t>
       </w:r>
-      <w:hyperlink w:history="1" r:id="rIdfvzqjg55xtqacgpkwpsgf">
+      <w:hyperlink w:history="1" r:id="rIdxbecqxsxrpeujwqe9m_bx">
         <w:r>
           <w:rPr>
             <w:rFonts w:ascii="Simplified Arabic" w:cs="Simplified Arabic" w:eastAsia="Simplified Arabic" w:hAnsi="Simplified Arabic"/>
@@ -3689,7 +3689,7 @@
         </w:rPr>
         <w:t xml:space="preserve">رابط الدراسة: </w:t>
       </w:r>
-      <w:hyperlink w:history="1" r:id="rIdaltgagdakbwhg8o8wrqiv">
+      <w:hyperlink w:history="1" r:id="rId7yxcjqalhia9dbiwr-qmn">
         <w:r>
           <w:rPr>
             <w:rFonts w:ascii="Simplified Arabic" w:cs="Simplified Arabic" w:eastAsia="Simplified Arabic" w:hAnsi="Simplified Arabic"/>
@@ -3850,7 +3850,7 @@
         </w:rPr>
         <w:t xml:space="preserve">رابط الدراسة: </w:t>
       </w:r>
-      <w:hyperlink w:history="1" r:id="rIdsjh4mvd5quai8fidacnch">
+      <w:hyperlink w:history="1" r:id="rIdrg7i7ozsobnsovzizgwh9">
         <w:r>
           <w:rPr>
             <w:rFonts w:ascii="Simplified Arabic" w:cs="Simplified Arabic" w:eastAsia="Simplified Arabic" w:hAnsi="Simplified Arabic"/>
@@ -4011,7 +4011,7 @@
         </w:rPr>
         <w:t xml:space="preserve">رابط الدراسة: </w:t>
       </w:r>
-      <w:hyperlink w:history="1" r:id="rIdlrwdpn81gvysdaqckgsym">
+      <w:hyperlink w:history="1" r:id="rIdygxdspaxbtahz6dtahtj-">
         <w:r>
           <w:rPr>
             <w:rFonts w:ascii="Simplified Arabic" w:cs="Simplified Arabic" w:eastAsia="Simplified Arabic" w:hAnsi="Simplified Arabic"/>
@@ -4172,7 +4172,7 @@
         </w:rPr>
         <w:t xml:space="preserve">رابط الدراسة: </w:t>
       </w:r>
-      <w:hyperlink w:history="1" r:id="rIdy7gelz5tjhfv0yzx5tmae">
+      <w:hyperlink w:history="1" r:id="rIdxqpnaczy4nbsdnqxsvo4-">
         <w:r>
           <w:rPr>
             <w:rFonts w:ascii="Simplified Arabic" w:cs="Simplified Arabic" w:eastAsia="Simplified Arabic" w:hAnsi="Simplified Arabic"/>
@@ -4333,7 +4333,7 @@
         </w:rPr>
         <w:t xml:space="preserve">رابط الدراسة: </w:t>
       </w:r>
-      <w:hyperlink w:history="1" r:id="rIdd39cssrxhuvgdyhkcbls3">
+      <w:hyperlink w:history="1" r:id="rIdxnaepnsgd_dm5iko548hb">
         <w:r>
           <w:rPr>
             <w:rFonts w:ascii="Simplified Arabic" w:cs="Simplified Arabic" w:eastAsia="Simplified Arabic" w:hAnsi="Simplified Arabic"/>
@@ -4494,7 +4494,7 @@
         </w:rPr>
         <w:t xml:space="preserve">رابط الدراسة: </w:t>
       </w:r>
-      <w:hyperlink w:history="1" r:id="rIdpjkmkknlxcyhfwk5urnga">
+      <w:hyperlink w:history="1" r:id="rIdvezxkrjjtqhc_gf8-bhdh">
         <w:r>
           <w:rPr>
             <w:rFonts w:ascii="Simplified Arabic" w:cs="Simplified Arabic" w:eastAsia="Simplified Arabic" w:hAnsi="Simplified Arabic"/>
@@ -4655,7 +4655,7 @@
         </w:rPr>
         <w:t xml:space="preserve">رابط الدراسة: </w:t>
       </w:r>
-      <w:hyperlink w:history="1" r:id="rIdoo68eyz3gysk6aq2be2_3">
+      <w:hyperlink w:history="1" r:id="rIdys2ffik8nhlehz_uz2n2l">
         <w:r>
           <w:rPr>
             <w:rFonts w:ascii="Simplified Arabic" w:cs="Simplified Arabic" w:eastAsia="Simplified Arabic" w:hAnsi="Simplified Arabic"/>
@@ -4816,7 +4816,7 @@
         </w:rPr>
         <w:t xml:space="preserve">رابط الدراسة: </w:t>
       </w:r>
-      <w:hyperlink w:history="1" r:id="rIdayq44js0_6dw8o2ad7kpc">
+      <w:hyperlink w:history="1" r:id="rIdnsjqrarpuolwhdjmzdljt">
         <w:r>
           <w:rPr>
             <w:rFonts w:ascii="Simplified Arabic" w:cs="Simplified Arabic" w:eastAsia="Simplified Arabic" w:hAnsi="Simplified Arabic"/>
@@ -5297,8 +5297,8 @@
           <w:b/>
           <w:bCs/>
           <w:color w:val="000000"/>
-          <w:sz w:val="28"/>
-          <w:szCs w:val="28"/>
+          <w:sz w:val="32"/>
+          <w:szCs w:val="32"/>
           <w:rtl/>
         </w:rPr>
         <w:t xml:space="preserve">الأسئلة الفرعيّة:</w:t>
@@ -5551,8 +5551,8 @@
           <w:b/>
           <w:bCs/>
           <w:color w:val="000000"/>
-          <w:sz w:val="28"/>
-          <w:szCs w:val="28"/>
+          <w:sz w:val="32"/>
+          <w:szCs w:val="32"/>
           <w:rtl/>
         </w:rPr>
         <w:t xml:space="preserve">الفصل الأوّل: تعريفات أساسيّة، وتعريفات ذات صلة.</w:t>
@@ -6200,1863 +6200,6 @@
         <w:bidi/>
         <w:spacing w:after="80" w:before="120" w:line="360"/>
         <w:jc w:val="right"/>
-      </w:pPr>
-      <w:r>
-        <w:rPr>
-          <w:rFonts w:ascii="Simplified Arabic" w:cs="Simplified Arabic" w:eastAsia="Simplified Arabic" w:hAnsi="Simplified Arabic"/>
-          <w:b/>
-          <w:bCs/>
-          <w:color w:val="000000"/>
-          <w:sz w:val="28"/>
-          <w:szCs w:val="28"/>
-          <w:rtl/>
-        </w:rPr>
-        <w:t xml:space="preserve">الفصل الثاني (التمهيديّ): نشأة مسألة نزع الأجهزة الطبيّة وتاريخها، وربطها بالشرائع السماويّة والتشريعات الوضعيّة القديمة.</w:t>
-      </w:r>
-    </w:p>
-    <w:p>
-      <w:pPr>
-        <w:bidi/>
-        <w:spacing w:after="60" w:line="360"/>
-        <w:jc w:val="both"/>
-      </w:pPr>
-      <w:r>
-        <w:rPr>
-          <w:rFonts w:ascii="Simplified Arabic" w:cs="Simplified Arabic" w:eastAsia="Simplified Arabic" w:hAnsi="Simplified Arabic"/>
-          <w:b/>
-          <w:bCs/>
-          <w:sz w:val="28"/>
-          <w:szCs w:val="28"/>
-          <w:rtl/>
-        </w:rPr>
-        <w:t xml:space="preserve">* المبحث الأوّل: تاريخ ظهور المسألة.</w:t>
-      </w:r>
-    </w:p>
-    <w:p>
-      <w:pPr>
-        <w:bidi/>
-        <w:spacing w:after="60" w:line="360"/>
-        <w:jc w:val="both"/>
-      </w:pPr>
-      <w:r>
-        <w:rPr>
-          <w:rFonts w:ascii="Simplified Arabic" w:cs="Simplified Arabic" w:eastAsia="Simplified Arabic" w:hAnsi="Simplified Arabic"/>
-          <w:b w:val="false"/>
-          <w:bCs w:val="false"/>
-          <w:sz w:val="28"/>
-          <w:szCs w:val="28"/>
-          <w:rtl/>
-        </w:rPr>
-        <w:t xml:space="preserve">- </w:t>
-      </w:r>
-      <w:r>
-        <w:rPr>
-          <w:rFonts w:ascii="Simplified Arabic" w:cs="Simplified Arabic" w:eastAsia="Simplified Arabic" w:hAnsi="Simplified Arabic"/>
-          <w:b/>
-          <w:bCs/>
-          <w:sz w:val="28"/>
-          <w:szCs w:val="28"/>
-          <w:rtl/>
-        </w:rPr>
-        <w:t xml:space="preserve">المطلب الأوّل: </w:t>
-      </w:r>
-      <w:r>
-        <w:rPr>
-          <w:rFonts w:ascii="Simplified Arabic" w:cs="Simplified Arabic" w:eastAsia="Simplified Arabic" w:hAnsi="Simplified Arabic"/>
-          <w:b w:val="false"/>
-          <w:bCs w:val="false"/>
-          <w:sz w:val="28"/>
-          <w:szCs w:val="28"/>
-          <w:rtl/>
-        </w:rPr>
-        <w:t xml:space="preserve">الموت وعلاماته قبل ظهور أجهزة الإنعاش (علامات الموت عند الفقهاء المتقدّمين).</w:t>
-      </w:r>
-    </w:p>
-    <w:p>
-      <w:pPr>
-        <w:bidi/>
-        <w:spacing w:after="60" w:line="360"/>
-        <w:jc w:val="both"/>
-      </w:pPr>
-      <w:r>
-        <w:rPr>
-          <w:rFonts w:ascii="Simplified Arabic" w:cs="Simplified Arabic" w:eastAsia="Simplified Arabic" w:hAnsi="Simplified Arabic"/>
-          <w:b w:val="false"/>
-          <w:bCs w:val="false"/>
-          <w:sz w:val="28"/>
-          <w:szCs w:val="28"/>
-          <w:rtl/>
-        </w:rPr>
-        <w:t xml:space="preserve">- </w:t>
-      </w:r>
-      <w:r>
-        <w:rPr>
-          <w:rFonts w:ascii="Simplified Arabic" w:cs="Simplified Arabic" w:eastAsia="Simplified Arabic" w:hAnsi="Simplified Arabic"/>
-          <w:b/>
-          <w:bCs/>
-          <w:sz w:val="28"/>
-          <w:szCs w:val="28"/>
-          <w:rtl/>
-        </w:rPr>
-        <w:t xml:space="preserve">المطلب الثاني: </w:t>
-      </w:r>
-      <w:r>
-        <w:rPr>
-          <w:rFonts w:ascii="Simplified Arabic" w:cs="Simplified Arabic" w:eastAsia="Simplified Arabic" w:hAnsi="Simplified Arabic"/>
-          <w:b w:val="false"/>
-          <w:bCs w:val="false"/>
-          <w:sz w:val="28"/>
-          <w:szCs w:val="28"/>
-          <w:rtl/>
-        </w:rPr>
-        <w:t xml:space="preserve">ظهور الإنعاش الصناعيّ والعناية المركّزة في القرن العشرين، ومعايير هارفارد سنة 1968م.</w:t>
-      </w:r>
-    </w:p>
-    <w:p>
-      <w:pPr>
-        <w:bidi/>
-        <w:spacing w:after="60" w:line="360"/>
-        <w:jc w:val="both"/>
-      </w:pPr>
-      <w:r>
-        <w:rPr>
-          <w:rFonts w:ascii="Simplified Arabic" w:cs="Simplified Arabic" w:eastAsia="Simplified Arabic" w:hAnsi="Simplified Arabic"/>
-          <w:b w:val="false"/>
-          <w:bCs w:val="false"/>
-          <w:sz w:val="28"/>
-          <w:szCs w:val="28"/>
-          <w:rtl/>
-        </w:rPr>
-        <w:t xml:space="preserve">- </w:t>
-      </w:r>
-      <w:r>
-        <w:rPr>
-          <w:rFonts w:ascii="Simplified Arabic" w:cs="Simplified Arabic" w:eastAsia="Simplified Arabic" w:hAnsi="Simplified Arabic"/>
-          <w:b/>
-          <w:bCs/>
-          <w:sz w:val="28"/>
-          <w:szCs w:val="28"/>
-          <w:rtl/>
-        </w:rPr>
-        <w:t xml:space="preserve">المطلب الثالث: </w:t>
-      </w:r>
-      <w:r>
-        <w:rPr>
-          <w:rFonts w:ascii="Simplified Arabic" w:cs="Simplified Arabic" w:eastAsia="Simplified Arabic" w:hAnsi="Simplified Arabic"/>
-          <w:b w:val="false"/>
-          <w:bCs w:val="false"/>
-          <w:sz w:val="28"/>
-          <w:szCs w:val="28"/>
-          <w:rtl/>
-        </w:rPr>
-        <w:t xml:space="preserve">دخول المسألة الفقه الإسلاميّ المعاصر: ندوة المنظمة الإسلاميّة للعلوم الطبيّة بالكويت 1985م، وقرارات المجامع الفقهيّة.</w:t>
-      </w:r>
-    </w:p>
-    <w:p>
-      <w:pPr>
-        <w:bidi/>
-        <w:spacing w:after="60" w:line="360"/>
-        <w:jc w:val="both"/>
-      </w:pPr>
-      <w:r>
-        <w:rPr>
-          <w:rFonts w:ascii="Simplified Arabic" w:cs="Simplified Arabic" w:eastAsia="Simplified Arabic" w:hAnsi="Simplified Arabic"/>
-          <w:b/>
-          <w:bCs/>
-          <w:sz w:val="28"/>
-          <w:szCs w:val="28"/>
-          <w:rtl/>
-        </w:rPr>
-        <w:t xml:space="preserve">* المبحث الثاني: الموت وأحكامه في الشرائع السماويّة والتشريعات الوضعيّة القديمة.</w:t>
-      </w:r>
-    </w:p>
-    <w:p>
-      <w:pPr>
-        <w:bidi/>
-        <w:spacing w:after="60" w:line="360"/>
-        <w:jc w:val="both"/>
-      </w:pPr>
-      <w:r>
-        <w:rPr>
-          <w:rFonts w:ascii="Simplified Arabic" w:cs="Simplified Arabic" w:eastAsia="Simplified Arabic" w:hAnsi="Simplified Arabic"/>
-          <w:b w:val="false"/>
-          <w:bCs w:val="false"/>
-          <w:sz w:val="28"/>
-          <w:szCs w:val="28"/>
-          <w:rtl/>
-        </w:rPr>
-        <w:t xml:space="preserve">- </w:t>
-      </w:r>
-      <w:r>
-        <w:rPr>
-          <w:rFonts w:ascii="Simplified Arabic" w:cs="Simplified Arabic" w:eastAsia="Simplified Arabic" w:hAnsi="Simplified Arabic"/>
-          <w:b/>
-          <w:bCs/>
-          <w:sz w:val="28"/>
-          <w:szCs w:val="28"/>
-          <w:rtl/>
-        </w:rPr>
-        <w:t xml:space="preserve">المطلب الأوّل: </w:t>
-      </w:r>
-      <w:r>
-        <w:rPr>
-          <w:rFonts w:ascii="Simplified Arabic" w:cs="Simplified Arabic" w:eastAsia="Simplified Arabic" w:hAnsi="Simplified Arabic"/>
-          <w:b w:val="false"/>
-          <w:bCs w:val="false"/>
-          <w:sz w:val="28"/>
-          <w:szCs w:val="28"/>
-          <w:rtl/>
-        </w:rPr>
-        <w:t xml:space="preserve">الموت وتحديده في الشريعة اليهوديّة، وموقفها المعاصر من الموت الدماغيّ.</w:t>
-      </w:r>
-    </w:p>
-    <w:p>
-      <w:pPr>
-        <w:bidi/>
-        <w:spacing w:after="60" w:line="360"/>
-        <w:jc w:val="both"/>
-      </w:pPr>
-      <w:r>
-        <w:rPr>
-          <w:rFonts w:ascii="Simplified Arabic" w:cs="Simplified Arabic" w:eastAsia="Simplified Arabic" w:hAnsi="Simplified Arabic"/>
-          <w:b w:val="false"/>
-          <w:bCs w:val="false"/>
-          <w:sz w:val="28"/>
-          <w:szCs w:val="28"/>
-          <w:rtl/>
-        </w:rPr>
-        <w:t xml:space="preserve">- </w:t>
-      </w:r>
-      <w:r>
-        <w:rPr>
-          <w:rFonts w:ascii="Simplified Arabic" w:cs="Simplified Arabic" w:eastAsia="Simplified Arabic" w:hAnsi="Simplified Arabic"/>
-          <w:b/>
-          <w:bCs/>
-          <w:sz w:val="28"/>
-          <w:szCs w:val="28"/>
-          <w:rtl/>
-        </w:rPr>
-        <w:t xml:space="preserve">المطلب الثاني: </w:t>
-      </w:r>
-      <w:r>
-        <w:rPr>
-          <w:rFonts w:ascii="Simplified Arabic" w:cs="Simplified Arabic" w:eastAsia="Simplified Arabic" w:hAnsi="Simplified Arabic"/>
-          <w:b w:val="false"/>
-          <w:bCs w:val="false"/>
-          <w:sz w:val="28"/>
-          <w:szCs w:val="28"/>
-          <w:rtl/>
-        </w:rPr>
-        <w:t xml:space="preserve">الموت والوسائل الاستثنائيّة في المسيحيّة (موقف الكنيسة من وسائل الإنعاش).</w:t>
-      </w:r>
-    </w:p>
-    <w:p>
-      <w:pPr>
-        <w:bidi/>
-        <w:spacing w:after="60" w:line="360"/>
-        <w:jc w:val="both"/>
-      </w:pPr>
-      <w:r>
-        <w:rPr>
-          <w:rFonts w:ascii="Simplified Arabic" w:cs="Simplified Arabic" w:eastAsia="Simplified Arabic" w:hAnsi="Simplified Arabic"/>
-          <w:b w:val="false"/>
-          <w:bCs w:val="false"/>
-          <w:sz w:val="28"/>
-          <w:szCs w:val="28"/>
-          <w:rtl/>
-        </w:rPr>
-        <w:t xml:space="preserve">- </w:t>
-      </w:r>
-      <w:r>
-        <w:rPr>
-          <w:rFonts w:ascii="Simplified Arabic" w:cs="Simplified Arabic" w:eastAsia="Simplified Arabic" w:hAnsi="Simplified Arabic"/>
-          <w:b/>
-          <w:bCs/>
-          <w:sz w:val="28"/>
-          <w:szCs w:val="28"/>
-          <w:rtl/>
-        </w:rPr>
-        <w:t xml:space="preserve">المطلب الثالث: </w:t>
-      </w:r>
-      <w:r>
-        <w:rPr>
-          <w:rFonts w:ascii="Simplified Arabic" w:cs="Simplified Arabic" w:eastAsia="Simplified Arabic" w:hAnsi="Simplified Arabic"/>
-          <w:b w:val="false"/>
-          <w:bCs w:val="false"/>
-          <w:sz w:val="28"/>
-          <w:szCs w:val="28"/>
-          <w:rtl/>
-        </w:rPr>
-        <w:t xml:space="preserve">التشريعات الوضعيّة القديمة: مسؤوليّة الطبيب في شريعة حمورابي عند البابليّين، وتكريم جسد الميت عند الفراعنة.</w:t>
-      </w:r>
-    </w:p>
-    <w:p>
-      <w:pPr>
-        <w:pStyle w:val="Heading3"/>
-        <w:bidi/>
-        <w:spacing w:after="80" w:before="120" w:line="360"/>
-        <w:jc w:val="right"/>
-      </w:pPr>
-      <w:r>
-        <w:rPr>
-          <w:rFonts w:ascii="Simplified Arabic" w:cs="Simplified Arabic" w:eastAsia="Simplified Arabic" w:hAnsi="Simplified Arabic"/>
-          <w:b/>
-          <w:bCs/>
-          <w:color w:val="000000"/>
-          <w:sz w:val="28"/>
-          <w:szCs w:val="28"/>
-          <w:rtl/>
-        </w:rPr>
-        <w:t xml:space="preserve">الفصل الثالث: الآثار المتعلقة بنزع الأجهزة الطبيّة عن الميت سريريًّا.</w:t>
-      </w:r>
-    </w:p>
-    <w:p>
-      <w:pPr>
-        <w:bidi/>
-        <w:spacing w:after="60" w:line="360"/>
-        <w:jc w:val="both"/>
-      </w:pPr>
-      <w:r>
-        <w:rPr>
-          <w:rFonts w:ascii="Simplified Arabic" w:cs="Simplified Arabic" w:eastAsia="Simplified Arabic" w:hAnsi="Simplified Arabic"/>
-          <w:b w:val="false"/>
-          <w:bCs w:val="false"/>
-          <w:sz w:val="28"/>
-          <w:szCs w:val="28"/>
-          <w:rtl/>
-        </w:rPr>
-        <w:t xml:space="preserve">- </w:t>
-      </w:r>
-      <w:r>
-        <w:rPr>
-          <w:rFonts w:ascii="Simplified Arabic" w:cs="Simplified Arabic" w:eastAsia="Simplified Arabic" w:hAnsi="Simplified Arabic"/>
-          <w:b/>
-          <w:bCs/>
-          <w:sz w:val="28"/>
-          <w:szCs w:val="28"/>
-          <w:rtl/>
-        </w:rPr>
-        <w:t xml:space="preserve">المبحث الأوّل: الآثار الفقهيّة. </w:t>
-      </w:r>
-      <w:r>
-        <w:rPr>
-          <w:rFonts w:ascii="Simplified Arabic" w:cs="Simplified Arabic" w:eastAsia="Simplified Arabic" w:hAnsi="Simplified Arabic"/>
-          <w:b w:val="false"/>
-          <w:bCs w:val="false"/>
-          <w:sz w:val="28"/>
-          <w:szCs w:val="28"/>
-          <w:rtl/>
-        </w:rPr>
-        <w:t xml:space="preserve">(أثر تحديد لحظة الموت في: تجهيز الميت ودفنه، الإرث، عدّة الزوجة، الوصيّة، الجناية على من نُزعت أجهزته).</w:t>
-      </w:r>
-    </w:p>
-    <w:p>
-      <w:pPr>
-        <w:bidi/>
-        <w:spacing w:after="60" w:line="360"/>
-        <w:jc w:val="both"/>
-      </w:pPr>
-      <w:r>
-        <w:rPr>
-          <w:rFonts w:ascii="Simplified Arabic" w:cs="Simplified Arabic" w:eastAsia="Simplified Arabic" w:hAnsi="Simplified Arabic"/>
-          <w:b w:val="false"/>
-          <w:bCs w:val="false"/>
-          <w:sz w:val="28"/>
-          <w:szCs w:val="28"/>
-          <w:rtl/>
-        </w:rPr>
-        <w:t xml:space="preserve">- </w:t>
-      </w:r>
-      <w:r>
-        <w:rPr>
-          <w:rFonts w:ascii="Simplified Arabic" w:cs="Simplified Arabic" w:eastAsia="Simplified Arabic" w:hAnsi="Simplified Arabic"/>
-          <w:b/>
-          <w:bCs/>
-          <w:sz w:val="28"/>
-          <w:szCs w:val="28"/>
-          <w:rtl/>
-        </w:rPr>
-        <w:t xml:space="preserve">المبحث الثاني: الآثار الطبيّة. </w:t>
-      </w:r>
-      <w:r>
-        <w:rPr>
-          <w:rFonts w:ascii="Simplified Arabic" w:cs="Simplified Arabic" w:eastAsia="Simplified Arabic" w:hAnsi="Simplified Arabic"/>
-          <w:b w:val="false"/>
-          <w:bCs w:val="false"/>
-          <w:sz w:val="28"/>
-          <w:szCs w:val="28"/>
-          <w:rtl/>
-        </w:rPr>
-        <w:t xml:space="preserve">(دقّة التشخيص وأخطاؤه، أسرّة العناية المركّزة، علاقة المسألة بزراعة الأعضاء).</w:t>
-      </w:r>
-    </w:p>
-    <w:p>
-      <w:pPr>
-        <w:bidi/>
-        <w:spacing w:after="60" w:line="360"/>
-        <w:jc w:val="both"/>
-      </w:pPr>
-      <w:r>
-        <w:rPr>
-          <w:rFonts w:ascii="Simplified Arabic" w:cs="Simplified Arabic" w:eastAsia="Simplified Arabic" w:hAnsi="Simplified Arabic"/>
-          <w:b w:val="false"/>
-          <w:bCs w:val="false"/>
-          <w:sz w:val="28"/>
-          <w:szCs w:val="28"/>
-          <w:rtl/>
-        </w:rPr>
-        <w:t xml:space="preserve">- </w:t>
-      </w:r>
-      <w:r>
-        <w:rPr>
-          <w:rFonts w:ascii="Simplified Arabic" w:cs="Simplified Arabic" w:eastAsia="Simplified Arabic" w:hAnsi="Simplified Arabic"/>
-          <w:b/>
-          <w:bCs/>
-          <w:sz w:val="28"/>
-          <w:szCs w:val="28"/>
-          <w:rtl/>
-        </w:rPr>
-        <w:t xml:space="preserve">المبحث الثالث: الآثار الاجتماعيّة والنفسيّة. </w:t>
-      </w:r>
-      <w:r>
-        <w:rPr>
-          <w:rFonts w:ascii="Simplified Arabic" w:cs="Simplified Arabic" w:eastAsia="Simplified Arabic" w:hAnsi="Simplified Arabic"/>
-          <w:b w:val="false"/>
-          <w:bCs w:val="false"/>
-          <w:sz w:val="28"/>
-          <w:szCs w:val="28"/>
-          <w:rtl/>
-        </w:rPr>
-        <w:t xml:space="preserve">(أثر بقاء الجثمان على الأجهزة في الأسرة، الحداد المعلّق، النزاع بين الأهل والمستشفى).</w:t>
-      </w:r>
-    </w:p>
-    <w:p>
-      <w:pPr>
-        <w:bidi/>
-        <w:spacing w:after="60" w:line="360"/>
-        <w:jc w:val="both"/>
-      </w:pPr>
-      <w:r>
-        <w:rPr>
-          <w:rFonts w:ascii="Simplified Arabic" w:cs="Simplified Arabic" w:eastAsia="Simplified Arabic" w:hAnsi="Simplified Arabic"/>
-          <w:b w:val="false"/>
-          <w:bCs w:val="false"/>
-          <w:sz w:val="28"/>
-          <w:szCs w:val="28"/>
-          <w:rtl/>
-        </w:rPr>
-        <w:t xml:space="preserve">- </w:t>
-      </w:r>
-      <w:r>
-        <w:rPr>
-          <w:rFonts w:ascii="Simplified Arabic" w:cs="Simplified Arabic" w:eastAsia="Simplified Arabic" w:hAnsi="Simplified Arabic"/>
-          <w:b/>
-          <w:bCs/>
-          <w:sz w:val="28"/>
-          <w:szCs w:val="28"/>
-          <w:rtl/>
-        </w:rPr>
-        <w:t xml:space="preserve">المبحث الرابع: الآثار القانونيّة. </w:t>
-      </w:r>
-      <w:r>
-        <w:rPr>
-          <w:rFonts w:ascii="Simplified Arabic" w:cs="Simplified Arabic" w:eastAsia="Simplified Arabic" w:hAnsi="Simplified Arabic"/>
-          <w:b w:val="false"/>
-          <w:bCs w:val="false"/>
-          <w:sz w:val="28"/>
-          <w:szCs w:val="28"/>
-          <w:rtl/>
-        </w:rPr>
-        <w:t xml:space="preserve">(المسؤوليّة الجنائيّة والمدنيّة والتأديبيّة للطبيب).</w:t>
-      </w:r>
-    </w:p>
-    <w:p>
-      <w:pPr>
-        <w:bidi/>
-        <w:spacing w:after="60" w:line="360"/>
-        <w:jc w:val="both"/>
-      </w:pPr>
-      <w:r>
-        <w:rPr>
-          <w:rFonts w:ascii="Simplified Arabic" w:cs="Simplified Arabic" w:eastAsia="Simplified Arabic" w:hAnsi="Simplified Arabic"/>
-          <w:b w:val="false"/>
-          <w:bCs w:val="false"/>
-          <w:sz w:val="28"/>
-          <w:szCs w:val="28"/>
-          <w:rtl/>
-        </w:rPr>
-        <w:t xml:space="preserve">- </w:t>
-      </w:r>
-      <w:r>
-        <w:rPr>
-          <w:rFonts w:ascii="Simplified Arabic" w:cs="Simplified Arabic" w:eastAsia="Simplified Arabic" w:hAnsi="Simplified Arabic"/>
-          <w:b/>
-          <w:bCs/>
-          <w:sz w:val="28"/>
-          <w:szCs w:val="28"/>
-          <w:rtl/>
-        </w:rPr>
-        <w:t xml:space="preserve">المبحث الخامس: الآثار الاقتصاديّة. </w:t>
-      </w:r>
-      <w:r>
-        <w:rPr>
-          <w:rFonts w:ascii="Simplified Arabic" w:cs="Simplified Arabic" w:eastAsia="Simplified Arabic" w:hAnsi="Simplified Arabic"/>
-          <w:b w:val="false"/>
-          <w:bCs w:val="false"/>
-          <w:sz w:val="28"/>
-          <w:szCs w:val="28"/>
-          <w:rtl/>
-        </w:rPr>
-        <w:t xml:space="preserve">(كلفة الإبقاء على الأجهزة، استنزاف أموال الأسرة والمرافق الصحيّة).</w:t>
-      </w:r>
-    </w:p>
-    <w:p>
-      <w:pPr>
-        <w:pStyle w:val="Heading3"/>
-        <w:bidi/>
-        <w:spacing w:after="80" w:before="120" w:line="360"/>
-        <w:jc w:val="right"/>
-      </w:pPr>
-      <w:r>
-        <w:rPr>
-          <w:rFonts w:ascii="Simplified Arabic" w:cs="Simplified Arabic" w:eastAsia="Simplified Arabic" w:hAnsi="Simplified Arabic"/>
-          <w:b/>
-          <w:bCs/>
-          <w:color w:val="000000"/>
-          <w:sz w:val="28"/>
-          <w:szCs w:val="28"/>
-          <w:rtl/>
-        </w:rPr>
-        <w:t xml:space="preserve">الفصل الرابع: التأصيل الفقهيّ لمسألة نزع الأجهزة الطبيّة عن الميت سريريًّا، تحرير المسألة، وبيان أقوال الفقهاء، وموقف القانون والطبّ.</w:t>
-      </w:r>
-    </w:p>
-    <w:p>
-      <w:pPr>
-        <w:bidi/>
-        <w:spacing w:after="60" w:line="360"/>
-        <w:jc w:val="both"/>
-      </w:pPr>
-      <w:r>
-        <w:rPr>
-          <w:rFonts w:ascii="Simplified Arabic" w:cs="Simplified Arabic" w:eastAsia="Simplified Arabic" w:hAnsi="Simplified Arabic"/>
-          <w:b/>
-          <w:bCs/>
-          <w:sz w:val="28"/>
-          <w:szCs w:val="28"/>
-          <w:rtl/>
-        </w:rPr>
-        <w:t xml:space="preserve">* المبحث الأوّل: تأصيل المسألة فقهيًّا، ويشمل:</w:t>
-      </w:r>
-    </w:p>
-    <w:p>
-      <w:pPr>
-        <w:bidi/>
-        <w:spacing w:after="60" w:line="360"/>
-        <w:jc w:val="both"/>
-      </w:pPr>
-      <w:r>
-        <w:rPr>
-          <w:rFonts w:ascii="Simplified Arabic" w:cs="Simplified Arabic" w:eastAsia="Simplified Arabic" w:hAnsi="Simplified Arabic"/>
-          <w:b w:val="false"/>
-          <w:bCs w:val="false"/>
-          <w:sz w:val="28"/>
-          <w:szCs w:val="28"/>
-          <w:rtl/>
-        </w:rPr>
-        <w:t xml:space="preserve">- </w:t>
-      </w:r>
-      <w:r>
-        <w:rPr>
-          <w:rFonts w:ascii="Simplified Arabic" w:cs="Simplified Arabic" w:eastAsia="Simplified Arabic" w:hAnsi="Simplified Arabic"/>
-          <w:b/>
-          <w:bCs/>
-          <w:sz w:val="28"/>
-          <w:szCs w:val="28"/>
-          <w:rtl/>
-        </w:rPr>
-        <w:t xml:space="preserve">المطلب الأوّل: </w:t>
-      </w:r>
-      <w:r>
-        <w:rPr>
-          <w:rFonts w:ascii="Simplified Arabic" w:cs="Simplified Arabic" w:eastAsia="Simplified Arabic" w:hAnsi="Simplified Arabic"/>
-          <w:b w:val="false"/>
-          <w:bCs w:val="false"/>
-          <w:sz w:val="28"/>
-          <w:szCs w:val="28"/>
-          <w:rtl/>
-        </w:rPr>
-        <w:t xml:space="preserve">تصوير المسألة. (فرعان: صورة المسألة طبًّا، وصورتها فقهًا).</w:t>
-      </w:r>
-    </w:p>
-    <w:p>
-      <w:pPr>
-        <w:bidi/>
-        <w:spacing w:after="60" w:line="360"/>
-        <w:jc w:val="both"/>
-      </w:pPr>
-      <w:r>
-        <w:rPr>
-          <w:rFonts w:ascii="Simplified Arabic" w:cs="Simplified Arabic" w:eastAsia="Simplified Arabic" w:hAnsi="Simplified Arabic"/>
-          <w:b w:val="false"/>
-          <w:bCs w:val="false"/>
-          <w:sz w:val="28"/>
-          <w:szCs w:val="28"/>
-          <w:rtl/>
-        </w:rPr>
-        <w:t xml:space="preserve">- </w:t>
-      </w:r>
-      <w:r>
-        <w:rPr>
-          <w:rFonts w:ascii="Simplified Arabic" w:cs="Simplified Arabic" w:eastAsia="Simplified Arabic" w:hAnsi="Simplified Arabic"/>
-          <w:b/>
-          <w:bCs/>
-          <w:sz w:val="28"/>
-          <w:szCs w:val="28"/>
-          <w:rtl/>
-        </w:rPr>
-        <w:t xml:space="preserve">المطلب الثاني: </w:t>
-      </w:r>
-      <w:r>
-        <w:rPr>
-          <w:rFonts w:ascii="Simplified Arabic" w:cs="Simplified Arabic" w:eastAsia="Simplified Arabic" w:hAnsi="Simplified Arabic"/>
-          <w:b w:val="false"/>
-          <w:bCs w:val="false"/>
-          <w:sz w:val="28"/>
-          <w:szCs w:val="28"/>
-          <w:rtl/>
-        </w:rPr>
-        <w:t xml:space="preserve">مقاصد الشريعة الإسلاميّة في المسألة. (الفرع الأوّل: مقصد حفظ الدين. الفرع الثاني: مقصد حفظ النفس. الفرع الثالث: مقصد حفظ المال).</w:t>
-      </w:r>
-    </w:p>
-    <w:p>
-      <w:pPr>
-        <w:bidi/>
-        <w:spacing w:after="60" w:line="360"/>
-        <w:jc w:val="both"/>
-      </w:pPr>
-      <w:r>
-        <w:rPr>
-          <w:rFonts w:ascii="Simplified Arabic" w:cs="Simplified Arabic" w:eastAsia="Simplified Arabic" w:hAnsi="Simplified Arabic"/>
-          <w:b w:val="false"/>
-          <w:bCs w:val="false"/>
-          <w:sz w:val="28"/>
-          <w:szCs w:val="28"/>
-          <w:rtl/>
-        </w:rPr>
-        <w:t xml:space="preserve">- </w:t>
-      </w:r>
-      <w:r>
-        <w:rPr>
-          <w:rFonts w:ascii="Simplified Arabic" w:cs="Simplified Arabic" w:eastAsia="Simplified Arabic" w:hAnsi="Simplified Arabic"/>
-          <w:b/>
-          <w:bCs/>
-          <w:sz w:val="28"/>
-          <w:szCs w:val="28"/>
-          <w:rtl/>
-        </w:rPr>
-        <w:t xml:space="preserve">المطلب الثالث: </w:t>
-      </w:r>
-      <w:r>
-        <w:rPr>
-          <w:rFonts w:ascii="Simplified Arabic" w:cs="Simplified Arabic" w:eastAsia="Simplified Arabic" w:hAnsi="Simplified Arabic"/>
-          <w:b w:val="false"/>
-          <w:bCs w:val="false"/>
-          <w:sz w:val="28"/>
-          <w:szCs w:val="28"/>
-          <w:rtl/>
-        </w:rPr>
-        <w:t xml:space="preserve">فلسفة مقاصد الشريعة الإسلاميّة في المسألة.</w:t>
-      </w:r>
-    </w:p>
-    <w:p>
-      <w:pPr>
-        <w:bidi/>
-        <w:spacing w:after="60" w:line="360"/>
-        <w:jc w:val="both"/>
-      </w:pPr>
-      <w:r>
-        <w:rPr>
-          <w:rFonts w:ascii="Simplified Arabic" w:cs="Simplified Arabic" w:eastAsia="Simplified Arabic" w:hAnsi="Simplified Arabic"/>
-          <w:b w:val="false"/>
-          <w:bCs w:val="false"/>
-          <w:sz w:val="28"/>
-          <w:szCs w:val="28"/>
-          <w:rtl/>
-        </w:rPr>
-        <w:t xml:space="preserve">- </w:t>
-      </w:r>
-      <w:r>
-        <w:rPr>
-          <w:rFonts w:ascii="Simplified Arabic" w:cs="Simplified Arabic" w:eastAsia="Simplified Arabic" w:hAnsi="Simplified Arabic"/>
-          <w:b/>
-          <w:bCs/>
-          <w:sz w:val="28"/>
-          <w:szCs w:val="28"/>
-          <w:rtl/>
-        </w:rPr>
-        <w:t xml:space="preserve">المطلب الرابع: </w:t>
-      </w:r>
-      <w:r>
-        <w:rPr>
-          <w:rFonts w:ascii="Simplified Arabic" w:cs="Simplified Arabic" w:eastAsia="Simplified Arabic" w:hAnsi="Simplified Arabic"/>
-          <w:b w:val="false"/>
-          <w:bCs w:val="false"/>
-          <w:sz w:val="28"/>
-          <w:szCs w:val="28"/>
-          <w:rtl/>
-        </w:rPr>
-        <w:t xml:space="preserve">ربط المسألة بالواقع.</w:t>
-      </w:r>
-    </w:p>
-    <w:p>
-      <w:pPr>
-        <w:bidi/>
-        <w:spacing w:after="60" w:line="360"/>
-        <w:jc w:val="both"/>
-      </w:pPr>
-      <w:r>
-        <w:rPr>
-          <w:rFonts w:ascii="Simplified Arabic" w:cs="Simplified Arabic" w:eastAsia="Simplified Arabic" w:hAnsi="Simplified Arabic"/>
-          <w:b/>
-          <w:bCs/>
-          <w:sz w:val="28"/>
-          <w:szCs w:val="28"/>
-          <w:rtl/>
-        </w:rPr>
-        <w:t xml:space="preserve">* المبحث الثاني: تحرير المسألة، ويشمل:</w:t>
-      </w:r>
-    </w:p>
-    <w:p>
-      <w:pPr>
-        <w:bidi/>
-        <w:spacing w:after="60" w:line="360"/>
-        <w:jc w:val="both"/>
-      </w:pPr>
-      <w:r>
-        <w:rPr>
-          <w:rFonts w:ascii="Simplified Arabic" w:cs="Simplified Arabic" w:eastAsia="Simplified Arabic" w:hAnsi="Simplified Arabic"/>
-          <w:b w:val="false"/>
-          <w:bCs w:val="false"/>
-          <w:sz w:val="28"/>
-          <w:szCs w:val="28"/>
-          <w:rtl/>
-        </w:rPr>
-        <w:t xml:space="preserve">- </w:t>
-      </w:r>
-      <w:r>
-        <w:rPr>
-          <w:rFonts w:ascii="Simplified Arabic" w:cs="Simplified Arabic" w:eastAsia="Simplified Arabic" w:hAnsi="Simplified Arabic"/>
-          <w:b/>
-          <w:bCs/>
-          <w:sz w:val="28"/>
-          <w:szCs w:val="28"/>
-          <w:rtl/>
-        </w:rPr>
-        <w:t xml:space="preserve">المطلب الأوّل: </w:t>
-      </w:r>
-      <w:r>
-        <w:rPr>
-          <w:rFonts w:ascii="Simplified Arabic" w:cs="Simplified Arabic" w:eastAsia="Simplified Arabic" w:hAnsi="Simplified Arabic"/>
-          <w:b w:val="false"/>
-          <w:bCs w:val="false"/>
-          <w:sz w:val="28"/>
-          <w:szCs w:val="28"/>
-          <w:rtl/>
-        </w:rPr>
-        <w:t xml:space="preserve">بيان محلّ الاتفاق.</w:t>
-      </w:r>
-    </w:p>
-    <w:p>
-      <w:pPr>
-        <w:bidi/>
-        <w:spacing w:after="60" w:line="360"/>
-        <w:jc w:val="both"/>
-      </w:pPr>
-      <w:r>
-        <w:rPr>
-          <w:rFonts w:ascii="Simplified Arabic" w:cs="Simplified Arabic" w:eastAsia="Simplified Arabic" w:hAnsi="Simplified Arabic"/>
-          <w:b w:val="false"/>
-          <w:bCs w:val="false"/>
-          <w:sz w:val="28"/>
-          <w:szCs w:val="28"/>
-          <w:rtl/>
-        </w:rPr>
-        <w:t xml:space="preserve">- </w:t>
-      </w:r>
-      <w:r>
-        <w:rPr>
-          <w:rFonts w:ascii="Simplified Arabic" w:cs="Simplified Arabic" w:eastAsia="Simplified Arabic" w:hAnsi="Simplified Arabic"/>
-          <w:b/>
-          <w:bCs/>
-          <w:sz w:val="28"/>
-          <w:szCs w:val="28"/>
-          <w:rtl/>
-        </w:rPr>
-        <w:t xml:space="preserve">المطلب الثاني: </w:t>
-      </w:r>
-      <w:r>
-        <w:rPr>
-          <w:rFonts w:ascii="Simplified Arabic" w:cs="Simplified Arabic" w:eastAsia="Simplified Arabic" w:hAnsi="Simplified Arabic"/>
-          <w:b w:val="false"/>
-          <w:bCs w:val="false"/>
-          <w:sz w:val="28"/>
-          <w:szCs w:val="28"/>
-          <w:rtl/>
-        </w:rPr>
-        <w:t xml:space="preserve">بيان محلّ النزاع.</w:t>
-      </w:r>
-    </w:p>
-    <w:p>
-      <w:pPr>
-        <w:bidi/>
-        <w:spacing w:after="60" w:line="360"/>
-        <w:jc w:val="both"/>
-      </w:pPr>
-      <w:r>
-        <w:rPr>
-          <w:rFonts w:ascii="Simplified Arabic" w:cs="Simplified Arabic" w:eastAsia="Simplified Arabic" w:hAnsi="Simplified Arabic"/>
-          <w:b w:val="false"/>
-          <w:bCs w:val="false"/>
-          <w:sz w:val="28"/>
-          <w:szCs w:val="28"/>
-          <w:rtl/>
-        </w:rPr>
-        <w:t xml:space="preserve">- </w:t>
-      </w:r>
-      <w:r>
-        <w:rPr>
-          <w:rFonts w:ascii="Simplified Arabic" w:cs="Simplified Arabic" w:eastAsia="Simplified Arabic" w:hAnsi="Simplified Arabic"/>
-          <w:b/>
-          <w:bCs/>
-          <w:sz w:val="28"/>
-          <w:szCs w:val="28"/>
-          <w:rtl/>
-        </w:rPr>
-        <w:t xml:space="preserve">المطلب الثالث: </w:t>
-      </w:r>
-      <w:r>
-        <w:rPr>
-          <w:rFonts w:ascii="Simplified Arabic" w:cs="Simplified Arabic" w:eastAsia="Simplified Arabic" w:hAnsi="Simplified Arabic"/>
-          <w:b w:val="false"/>
-          <w:bCs w:val="false"/>
-          <w:sz w:val="28"/>
-          <w:szCs w:val="28"/>
-          <w:rtl/>
-        </w:rPr>
-        <w:t xml:space="preserve">أسباب الاختلاف.</w:t>
-      </w:r>
-    </w:p>
-    <w:p>
-      <w:pPr>
-        <w:bidi/>
-        <w:spacing w:after="60" w:line="360"/>
-        <w:jc w:val="both"/>
-      </w:pPr>
-      <w:r>
-        <w:rPr>
-          <w:rFonts w:ascii="Simplified Arabic" w:cs="Simplified Arabic" w:eastAsia="Simplified Arabic" w:hAnsi="Simplified Arabic"/>
-          <w:b w:val="false"/>
-          <w:bCs w:val="false"/>
-          <w:sz w:val="28"/>
-          <w:szCs w:val="28"/>
-          <w:rtl/>
-        </w:rPr>
-        <w:t xml:space="preserve">- </w:t>
-      </w:r>
-      <w:r>
-        <w:rPr>
-          <w:rFonts w:ascii="Simplified Arabic" w:cs="Simplified Arabic" w:eastAsia="Simplified Arabic" w:hAnsi="Simplified Arabic"/>
-          <w:b/>
-          <w:bCs/>
-          <w:sz w:val="28"/>
-          <w:szCs w:val="28"/>
-          <w:rtl/>
-        </w:rPr>
-        <w:t xml:space="preserve">المطلب الرابع: </w:t>
-      </w:r>
-      <w:r>
-        <w:rPr>
-          <w:rFonts w:ascii="Simplified Arabic" w:cs="Simplified Arabic" w:eastAsia="Simplified Arabic" w:hAnsi="Simplified Arabic"/>
-          <w:b w:val="false"/>
-          <w:bCs w:val="false"/>
-          <w:sz w:val="28"/>
-          <w:szCs w:val="28"/>
-          <w:rtl/>
-        </w:rPr>
-        <w:t xml:space="preserve">التكييف الفقهيّ.</w:t>
-      </w:r>
-    </w:p>
-    <w:p>
-      <w:pPr>
-        <w:bidi/>
-        <w:spacing w:after="60" w:line="360"/>
-        <w:jc w:val="both"/>
-      </w:pPr>
-      <w:r>
-        <w:rPr>
-          <w:rFonts w:ascii="Simplified Arabic" w:cs="Simplified Arabic" w:eastAsia="Simplified Arabic" w:hAnsi="Simplified Arabic"/>
-          <w:b/>
-          <w:bCs/>
-          <w:sz w:val="28"/>
-          <w:szCs w:val="28"/>
-          <w:rtl/>
-        </w:rPr>
-        <w:t xml:space="preserve">* المبحث الثالث: أقوال الفقهاء في المسألة، ويشمل:</w:t>
-      </w:r>
-    </w:p>
-    <w:p>
-      <w:pPr>
-        <w:bidi/>
-        <w:spacing w:after="60" w:line="360"/>
-        <w:jc w:val="both"/>
-      </w:pPr>
-      <w:r>
-        <w:rPr>
-          <w:rFonts w:ascii="Simplified Arabic" w:cs="Simplified Arabic" w:eastAsia="Simplified Arabic" w:hAnsi="Simplified Arabic"/>
-          <w:b w:val="false"/>
-          <w:bCs w:val="false"/>
-          <w:sz w:val="28"/>
-          <w:szCs w:val="28"/>
-          <w:rtl/>
-        </w:rPr>
-        <w:t xml:space="preserve">- </w:t>
-      </w:r>
-      <w:r>
-        <w:rPr>
-          <w:rFonts w:ascii="Simplified Arabic" w:cs="Simplified Arabic" w:eastAsia="Simplified Arabic" w:hAnsi="Simplified Arabic"/>
-          <w:b/>
-          <w:bCs/>
-          <w:sz w:val="28"/>
-          <w:szCs w:val="28"/>
-          <w:rtl/>
-        </w:rPr>
-        <w:t xml:space="preserve">المطلب الأوّل: </w:t>
-      </w:r>
-      <w:r>
-        <w:rPr>
-          <w:rFonts w:ascii="Simplified Arabic" w:cs="Simplified Arabic" w:eastAsia="Simplified Arabic" w:hAnsi="Simplified Arabic"/>
-          <w:b w:val="false"/>
-          <w:bCs w:val="false"/>
-          <w:sz w:val="28"/>
-          <w:szCs w:val="28"/>
-          <w:rtl/>
-        </w:rPr>
-        <w:t xml:space="preserve">بيان أقوال الفقهاء المؤيّدين (لجواز النزع) وأدلّتهم ومناقشتها. (توزيع للفروع).</w:t>
-      </w:r>
-    </w:p>
-    <w:p>
-      <w:pPr>
-        <w:bidi/>
-        <w:spacing w:after="60" w:line="360"/>
-        <w:jc w:val="both"/>
-      </w:pPr>
-      <w:r>
-        <w:rPr>
-          <w:rFonts w:ascii="Simplified Arabic" w:cs="Simplified Arabic" w:eastAsia="Simplified Arabic" w:hAnsi="Simplified Arabic"/>
-          <w:b w:val="false"/>
-          <w:bCs w:val="false"/>
-          <w:sz w:val="28"/>
-          <w:szCs w:val="28"/>
-          <w:rtl/>
-        </w:rPr>
-        <w:t xml:space="preserve">- </w:t>
-      </w:r>
-      <w:r>
-        <w:rPr>
-          <w:rFonts w:ascii="Simplified Arabic" w:cs="Simplified Arabic" w:eastAsia="Simplified Arabic" w:hAnsi="Simplified Arabic"/>
-          <w:b/>
-          <w:bCs/>
-          <w:sz w:val="28"/>
-          <w:szCs w:val="28"/>
-          <w:rtl/>
-        </w:rPr>
-        <w:t xml:space="preserve">المطلب الثاني: </w:t>
-      </w:r>
-      <w:r>
-        <w:rPr>
-          <w:rFonts w:ascii="Simplified Arabic" w:cs="Simplified Arabic" w:eastAsia="Simplified Arabic" w:hAnsi="Simplified Arabic"/>
-          <w:b w:val="false"/>
-          <w:bCs w:val="false"/>
-          <w:sz w:val="28"/>
-          <w:szCs w:val="28"/>
-          <w:rtl/>
-        </w:rPr>
-        <w:t xml:space="preserve">بيان أقوال الفقهاء المعارضين وأدلّتهم ومناقشتها. (توزيع للفروع).</w:t>
-      </w:r>
-    </w:p>
-    <w:p>
-      <w:pPr>
-        <w:bidi/>
-        <w:spacing w:after="60" w:line="360"/>
-        <w:jc w:val="both"/>
-      </w:pPr>
-      <w:r>
-        <w:rPr>
-          <w:rFonts w:ascii="Simplified Arabic" w:cs="Simplified Arabic" w:eastAsia="Simplified Arabic" w:hAnsi="Simplified Arabic"/>
-          <w:b w:val="false"/>
-          <w:bCs w:val="false"/>
-          <w:sz w:val="28"/>
-          <w:szCs w:val="28"/>
-          <w:rtl/>
-        </w:rPr>
-        <w:t xml:space="preserve">- </w:t>
-      </w:r>
-      <w:r>
-        <w:rPr>
-          <w:rFonts w:ascii="Simplified Arabic" w:cs="Simplified Arabic" w:eastAsia="Simplified Arabic" w:hAnsi="Simplified Arabic"/>
-          <w:b/>
-          <w:bCs/>
-          <w:sz w:val="28"/>
-          <w:szCs w:val="28"/>
-          <w:rtl/>
-        </w:rPr>
-        <w:t xml:space="preserve">المطلب الثالث: </w:t>
-      </w:r>
-      <w:r>
-        <w:rPr>
-          <w:rFonts w:ascii="Simplified Arabic" w:cs="Simplified Arabic" w:eastAsia="Simplified Arabic" w:hAnsi="Simplified Arabic"/>
-          <w:b w:val="false"/>
-          <w:bCs w:val="false"/>
-          <w:sz w:val="28"/>
-          <w:szCs w:val="28"/>
-          <w:rtl/>
-        </w:rPr>
-        <w:t xml:space="preserve">الردّ على الأدلّة. (الفرع الأوّل: الردّ على أدلّة المؤيّدين. الفرع الثاني: الردّ على أدلّة المعارضين).</w:t>
-      </w:r>
-    </w:p>
-    <w:p>
-      <w:pPr>
-        <w:bidi/>
-        <w:spacing w:after="60" w:line="360"/>
-        <w:jc w:val="both"/>
-      </w:pPr>
-      <w:r>
-        <w:rPr>
-          <w:rFonts w:ascii="Simplified Arabic" w:cs="Simplified Arabic" w:eastAsia="Simplified Arabic" w:hAnsi="Simplified Arabic"/>
-          <w:b w:val="false"/>
-          <w:bCs w:val="false"/>
-          <w:sz w:val="28"/>
-          <w:szCs w:val="28"/>
-          <w:rtl/>
-        </w:rPr>
-        <w:t xml:space="preserve">- </w:t>
-      </w:r>
-      <w:r>
-        <w:rPr>
-          <w:rFonts w:ascii="Simplified Arabic" w:cs="Simplified Arabic" w:eastAsia="Simplified Arabic" w:hAnsi="Simplified Arabic"/>
-          <w:b/>
-          <w:bCs/>
-          <w:sz w:val="28"/>
-          <w:szCs w:val="28"/>
-          <w:rtl/>
-        </w:rPr>
-        <w:t xml:space="preserve">المطلب الرابع: </w:t>
-      </w:r>
-      <w:r>
-        <w:rPr>
-          <w:rFonts w:ascii="Simplified Arabic" w:cs="Simplified Arabic" w:eastAsia="Simplified Arabic" w:hAnsi="Simplified Arabic"/>
-          <w:b w:val="false"/>
-          <w:bCs w:val="false"/>
-          <w:sz w:val="28"/>
-          <w:szCs w:val="28"/>
-          <w:rtl/>
-        </w:rPr>
-        <w:t xml:space="preserve">القول الراجح في المسألة. (الفرع الأوّل: القول الراجح. الفرع الثاني: مبرّرات الترجيح).</w:t>
-      </w:r>
-    </w:p>
-    <w:p>
-      <w:pPr>
-        <w:bidi/>
-        <w:spacing w:after="60" w:line="360"/>
-        <w:jc w:val="both"/>
-      </w:pPr>
-      <w:r>
-        <w:rPr>
-          <w:rFonts w:ascii="Simplified Arabic" w:cs="Simplified Arabic" w:eastAsia="Simplified Arabic" w:hAnsi="Simplified Arabic"/>
-          <w:b/>
-          <w:bCs/>
-          <w:sz w:val="28"/>
-          <w:szCs w:val="28"/>
-          <w:rtl/>
-        </w:rPr>
-        <w:t xml:space="preserve">* المبحث الرابع: موقف القانون والطبّ والاجتماع والعلم في المسألة، ويشمل:</w:t>
-      </w:r>
-    </w:p>
-    <w:p>
-      <w:pPr>
-        <w:bidi/>
-        <w:spacing w:after="60" w:line="360"/>
-        <w:jc w:val="both"/>
-      </w:pPr>
-      <w:r>
-        <w:rPr>
-          <w:rFonts w:ascii="Simplified Arabic" w:cs="Simplified Arabic" w:eastAsia="Simplified Arabic" w:hAnsi="Simplified Arabic"/>
-          <w:b w:val="false"/>
-          <w:bCs w:val="false"/>
-          <w:sz w:val="28"/>
-          <w:szCs w:val="28"/>
-          <w:rtl/>
-        </w:rPr>
-        <w:t xml:space="preserve">- </w:t>
-      </w:r>
-      <w:r>
-        <w:rPr>
-          <w:rFonts w:ascii="Simplified Arabic" w:cs="Simplified Arabic" w:eastAsia="Simplified Arabic" w:hAnsi="Simplified Arabic"/>
-          <w:b/>
-          <w:bCs/>
-          <w:sz w:val="28"/>
-          <w:szCs w:val="28"/>
-          <w:rtl/>
-        </w:rPr>
-        <w:t xml:space="preserve">المطلب الأوّل: الموقف والأقوال القانونيّة في المسألة (قوانين سبع دول: أربع عربيّة وثلاث أجنبيّة). </w:t>
-      </w:r>
-      <w:r>
-        <w:rPr>
-          <w:rFonts w:ascii="Simplified Arabic" w:cs="Simplified Arabic" w:eastAsia="Simplified Arabic" w:hAnsi="Simplified Arabic"/>
-          <w:b w:val="false"/>
-          <w:bCs w:val="false"/>
-          <w:sz w:val="28"/>
-          <w:szCs w:val="28"/>
-          <w:rtl/>
-        </w:rPr>
-        <w:t xml:space="preserve">الفرع الأوّل: فلسطين. الفرع الثاني: الأردن. الفرع الثالث: مصر. الفرع الرابع: الإمارات. الفرع الخامس: إسرائيل. الفرع السادس: الولايات المتحدة. الفرع السابع: فرنسا.</w:t>
-      </w:r>
-    </w:p>
-    <w:p>
-      <w:pPr>
-        <w:bidi/>
-        <w:spacing w:after="60" w:line="360"/>
-        <w:jc w:val="both"/>
-      </w:pPr>
-      <w:r>
-        <w:rPr>
-          <w:rFonts w:ascii="Simplified Arabic" w:cs="Simplified Arabic" w:eastAsia="Simplified Arabic" w:hAnsi="Simplified Arabic"/>
-          <w:b w:val="false"/>
-          <w:bCs w:val="false"/>
-          <w:sz w:val="28"/>
-          <w:szCs w:val="28"/>
-          <w:rtl/>
-        </w:rPr>
-        <w:t xml:space="preserve">- </w:t>
-      </w:r>
-      <w:r>
-        <w:rPr>
-          <w:rFonts w:ascii="Simplified Arabic" w:cs="Simplified Arabic" w:eastAsia="Simplified Arabic" w:hAnsi="Simplified Arabic"/>
-          <w:b/>
-          <w:bCs/>
-          <w:sz w:val="28"/>
-          <w:szCs w:val="28"/>
-          <w:rtl/>
-        </w:rPr>
-        <w:t xml:space="preserve">المطلب الثاني: </w:t>
-      </w:r>
-      <w:r>
-        <w:rPr>
-          <w:rFonts w:ascii="Simplified Arabic" w:cs="Simplified Arabic" w:eastAsia="Simplified Arabic" w:hAnsi="Simplified Arabic"/>
-          <w:b w:val="false"/>
-          <w:bCs w:val="false"/>
-          <w:sz w:val="28"/>
-          <w:szCs w:val="28"/>
-          <w:rtl/>
-        </w:rPr>
-        <w:t xml:space="preserve">الموقف والأقوال الطبيّة في المسألة.</w:t>
-      </w:r>
-    </w:p>
-    <w:p>
-      <w:pPr>
-        <w:bidi/>
-        <w:spacing w:after="60" w:line="360"/>
-        <w:jc w:val="both"/>
-      </w:pPr>
-      <w:r>
-        <w:rPr>
-          <w:rFonts w:ascii="Simplified Arabic" w:cs="Simplified Arabic" w:eastAsia="Simplified Arabic" w:hAnsi="Simplified Arabic"/>
-          <w:b w:val="false"/>
-          <w:bCs w:val="false"/>
-          <w:sz w:val="28"/>
-          <w:szCs w:val="28"/>
-          <w:rtl/>
-        </w:rPr>
-        <w:t xml:space="preserve">- </w:t>
-      </w:r>
-      <w:r>
-        <w:rPr>
-          <w:rFonts w:ascii="Simplified Arabic" w:cs="Simplified Arabic" w:eastAsia="Simplified Arabic" w:hAnsi="Simplified Arabic"/>
-          <w:b/>
-          <w:bCs/>
-          <w:sz w:val="28"/>
-          <w:szCs w:val="28"/>
-          <w:rtl/>
-        </w:rPr>
-        <w:t xml:space="preserve">المطلب الثالث: </w:t>
-      </w:r>
-      <w:r>
-        <w:rPr>
-          <w:rFonts w:ascii="Simplified Arabic" w:cs="Simplified Arabic" w:eastAsia="Simplified Arabic" w:hAnsi="Simplified Arabic"/>
-          <w:b w:val="false"/>
-          <w:bCs w:val="false"/>
-          <w:sz w:val="28"/>
-          <w:szCs w:val="28"/>
-          <w:rtl/>
-        </w:rPr>
-        <w:t xml:space="preserve">الموقف والأقوال الاجتماعيّة في المسألة.</w:t>
-      </w:r>
-    </w:p>
-    <w:p>
-      <w:pPr>
-        <w:bidi/>
-        <w:spacing w:after="60" w:line="360"/>
-        <w:jc w:val="both"/>
-      </w:pPr>
-      <w:r>
-        <w:rPr>
-          <w:rFonts w:ascii="Simplified Arabic" w:cs="Simplified Arabic" w:eastAsia="Simplified Arabic" w:hAnsi="Simplified Arabic"/>
-          <w:b w:val="false"/>
-          <w:bCs w:val="false"/>
-          <w:sz w:val="28"/>
-          <w:szCs w:val="28"/>
-          <w:rtl/>
-        </w:rPr>
-        <w:t xml:space="preserve">- </w:t>
-      </w:r>
-      <w:r>
-        <w:rPr>
-          <w:rFonts w:ascii="Simplified Arabic" w:cs="Simplified Arabic" w:eastAsia="Simplified Arabic" w:hAnsi="Simplified Arabic"/>
-          <w:b/>
-          <w:bCs/>
-          <w:sz w:val="28"/>
-          <w:szCs w:val="28"/>
-          <w:rtl/>
-        </w:rPr>
-        <w:t xml:space="preserve">المطلب الرابع: </w:t>
-      </w:r>
-      <w:r>
-        <w:rPr>
-          <w:rFonts w:ascii="Simplified Arabic" w:cs="Simplified Arabic" w:eastAsia="Simplified Arabic" w:hAnsi="Simplified Arabic"/>
-          <w:b w:val="false"/>
-          <w:bCs w:val="false"/>
-          <w:sz w:val="28"/>
-          <w:szCs w:val="28"/>
-          <w:rtl/>
-        </w:rPr>
-        <w:t xml:space="preserve">الموقف والأقوال العلميّة والتقنيّة في المسألة.</w:t>
-      </w:r>
-    </w:p>
-    <w:p>
-      <w:pPr>
-        <w:pStyle w:val="Heading3"/>
-        <w:bidi/>
-        <w:spacing w:after="80" w:before="120" w:line="360"/>
-        <w:jc w:val="right"/>
-      </w:pPr>
-      <w:r>
-        <w:rPr>
-          <w:rFonts w:ascii="Simplified Arabic" w:cs="Simplified Arabic" w:eastAsia="Simplified Arabic" w:hAnsi="Simplified Arabic"/>
-          <w:b/>
-          <w:bCs/>
-          <w:color w:val="000000"/>
-          <w:sz w:val="28"/>
-          <w:szCs w:val="28"/>
-          <w:rtl/>
-        </w:rPr>
-        <w:t xml:space="preserve">الفصل الخامس: الفتاوى المؤيّدة والمعارضة في مسألة نزع الأجهزة الطبيّة عن الميت سريريًّا.</w:t>
-      </w:r>
-    </w:p>
-    <w:p>
-      <w:pPr>
-        <w:bidi/>
-        <w:spacing w:after="60" w:line="360"/>
-        <w:jc w:val="both"/>
-      </w:pPr>
-      <w:r>
-        <w:rPr>
-          <w:rFonts w:ascii="Simplified Arabic" w:cs="Simplified Arabic" w:eastAsia="Simplified Arabic" w:hAnsi="Simplified Arabic"/>
-          <w:b/>
-          <w:bCs/>
-          <w:sz w:val="28"/>
-          <w:szCs w:val="28"/>
-          <w:rtl/>
-        </w:rPr>
-        <w:t xml:space="preserve">* المبحث الأوّل: الفتاوى المؤيّدة (أربع فتاوى مع الردّ والتعقيب):</w:t>
-      </w:r>
-    </w:p>
-    <w:p>
-      <w:pPr>
-        <w:bidi/>
-        <w:spacing w:after="60" w:line="360"/>
-        <w:jc w:val="both"/>
-      </w:pPr>
-      <w:r>
-        <w:rPr>
-          <w:rFonts w:ascii="Simplified Arabic" w:cs="Simplified Arabic" w:eastAsia="Simplified Arabic" w:hAnsi="Simplified Arabic"/>
-          <w:b w:val="false"/>
-          <w:bCs w:val="false"/>
-          <w:sz w:val="28"/>
-          <w:szCs w:val="28"/>
-          <w:rtl/>
-        </w:rPr>
-        <w:t xml:space="preserve">- </w:t>
-      </w:r>
-      <w:r>
-        <w:rPr>
-          <w:rFonts w:ascii="Simplified Arabic" w:cs="Simplified Arabic" w:eastAsia="Simplified Arabic" w:hAnsi="Simplified Arabic"/>
-          <w:b/>
-          <w:bCs/>
-          <w:sz w:val="28"/>
-          <w:szCs w:val="28"/>
-          <w:rtl/>
-        </w:rPr>
-        <w:t xml:space="preserve">المطلب الأوّل: </w:t>
-      </w:r>
-      <w:r>
-        <w:rPr>
-          <w:rFonts w:ascii="Simplified Arabic" w:cs="Simplified Arabic" w:eastAsia="Simplified Arabic" w:hAnsi="Simplified Arabic"/>
-          <w:b w:val="false"/>
-          <w:bCs w:val="false"/>
-          <w:sz w:val="28"/>
-          <w:szCs w:val="28"/>
-          <w:rtl/>
-        </w:rPr>
-        <w:t xml:space="preserve">قرار مجمع الفقه الإسلاميّ الدوليّ رقم (5) د3/07/86 بشأن أجهزة الإنعاش (عمّان 1986م). الفرع الأوّل: نصّ القرار. الفرع الثاني: الردّ والتعقيب.</w:t>
-      </w:r>
-    </w:p>
-    <w:p>
-      <w:pPr>
-        <w:bidi/>
-        <w:spacing w:after="60" w:line="360"/>
-        <w:jc w:val="both"/>
-      </w:pPr>
-      <w:r>
-        <w:rPr>
-          <w:rFonts w:ascii="Simplified Arabic" w:cs="Simplified Arabic" w:eastAsia="Simplified Arabic" w:hAnsi="Simplified Arabic"/>
-          <w:b w:val="false"/>
-          <w:bCs w:val="false"/>
-          <w:sz w:val="28"/>
-          <w:szCs w:val="28"/>
-          <w:rtl/>
-        </w:rPr>
-        <w:t xml:space="preserve">- </w:t>
-      </w:r>
-      <w:r>
-        <w:rPr>
-          <w:rFonts w:ascii="Simplified Arabic" w:cs="Simplified Arabic" w:eastAsia="Simplified Arabic" w:hAnsi="Simplified Arabic"/>
-          <w:b/>
-          <w:bCs/>
-          <w:sz w:val="28"/>
-          <w:szCs w:val="28"/>
-          <w:rtl/>
-        </w:rPr>
-        <w:t xml:space="preserve">المطلب الثاني: </w:t>
-      </w:r>
-      <w:r>
-        <w:rPr>
-          <w:rFonts w:ascii="Simplified Arabic" w:cs="Simplified Arabic" w:eastAsia="Simplified Arabic" w:hAnsi="Simplified Arabic"/>
-          <w:b w:val="false"/>
-          <w:bCs w:val="false"/>
-          <w:sz w:val="28"/>
-          <w:szCs w:val="28"/>
-          <w:rtl/>
-        </w:rPr>
-        <w:t xml:space="preserve">توصية ندوة "الحياة الإنسانيّة: بدايتها ونهايتها" للمنظمة الإسلاميّة للعلوم الطبيّة (الكويت 1985م). الفرع الأوّل: نصّ التوصية. الفرع الثاني: الردّ والتعقيب.</w:t>
-      </w:r>
-    </w:p>
-    <w:p>
-      <w:pPr>
-        <w:bidi/>
-        <w:spacing w:after="60" w:line="360"/>
-        <w:jc w:val="both"/>
-      </w:pPr>
-      <w:r>
-        <w:rPr>
-          <w:rFonts w:ascii="Simplified Arabic" w:cs="Simplified Arabic" w:eastAsia="Simplified Arabic" w:hAnsi="Simplified Arabic"/>
-          <w:b w:val="false"/>
-          <w:bCs w:val="false"/>
-          <w:sz w:val="28"/>
-          <w:szCs w:val="28"/>
-          <w:rtl/>
-        </w:rPr>
-        <w:t xml:space="preserve">- </w:t>
-      </w:r>
-      <w:r>
-        <w:rPr>
-          <w:rFonts w:ascii="Simplified Arabic" w:cs="Simplified Arabic" w:eastAsia="Simplified Arabic" w:hAnsi="Simplified Arabic"/>
-          <w:b/>
-          <w:bCs/>
-          <w:sz w:val="28"/>
-          <w:szCs w:val="28"/>
-          <w:rtl/>
-        </w:rPr>
-        <w:t xml:space="preserve">المطلب الثالث: </w:t>
-      </w:r>
-      <w:r>
-        <w:rPr>
-          <w:rFonts w:ascii="Simplified Arabic" w:cs="Simplified Arabic" w:eastAsia="Simplified Arabic" w:hAnsi="Simplified Arabic"/>
-          <w:b w:val="false"/>
-          <w:bCs w:val="false"/>
-          <w:sz w:val="28"/>
-          <w:szCs w:val="28"/>
-          <w:rtl/>
-        </w:rPr>
-        <w:t xml:space="preserve">فتوى دار الإفتاء المصريّة بشأن رفع أجهزة الإنعاش عمّن ثبت موته دماغيًّا. الفرع الأوّل: نصّ الفتوى. الفرع الثاني: الردّ والتعقيب.</w:t>
-      </w:r>
-    </w:p>
-    <w:p>
-      <w:pPr>
-        <w:bidi/>
-        <w:spacing w:after="60" w:line="360"/>
-        <w:jc w:val="both"/>
-      </w:pPr>
-      <w:r>
-        <w:rPr>
-          <w:rFonts w:ascii="Simplified Arabic" w:cs="Simplified Arabic" w:eastAsia="Simplified Arabic" w:hAnsi="Simplified Arabic"/>
-          <w:b w:val="false"/>
-          <w:bCs w:val="false"/>
-          <w:sz w:val="28"/>
-          <w:szCs w:val="28"/>
-          <w:rtl/>
-        </w:rPr>
-        <w:t xml:space="preserve">- </w:t>
-      </w:r>
-      <w:r>
-        <w:rPr>
-          <w:rFonts w:ascii="Simplified Arabic" w:cs="Simplified Arabic" w:eastAsia="Simplified Arabic" w:hAnsi="Simplified Arabic"/>
-          <w:b/>
-          <w:bCs/>
-          <w:sz w:val="28"/>
-          <w:szCs w:val="28"/>
-          <w:rtl/>
-        </w:rPr>
-        <w:t xml:space="preserve">المطلب الرابع: </w:t>
-      </w:r>
-      <w:r>
-        <w:rPr>
-          <w:rFonts w:ascii="Simplified Arabic" w:cs="Simplified Arabic" w:eastAsia="Simplified Arabic" w:hAnsi="Simplified Arabic"/>
-          <w:b w:val="false"/>
-          <w:bCs w:val="false"/>
-          <w:sz w:val="28"/>
-          <w:szCs w:val="28"/>
-          <w:rtl/>
-        </w:rPr>
-        <w:t xml:space="preserve">قرار مجلس الإفتاء والبحوث والدراسات الإسلاميّة الأردنيّ رقم (117) بشأن أجهزة الإنعاش. الفرع الأوّل: نصّ القرار. الفرع الثاني: الردّ والتعقيب.</w:t>
-      </w:r>
-    </w:p>
-    <w:p>
-      <w:pPr>
-        <w:bidi/>
-        <w:spacing w:after="60" w:line="360"/>
-        <w:jc w:val="both"/>
-      </w:pPr>
-      <w:r>
-        <w:rPr>
-          <w:rFonts w:ascii="Simplified Arabic" w:cs="Simplified Arabic" w:eastAsia="Simplified Arabic" w:hAnsi="Simplified Arabic"/>
-          <w:b/>
-          <w:bCs/>
-          <w:sz w:val="28"/>
-          <w:szCs w:val="28"/>
-          <w:rtl/>
-        </w:rPr>
-        <w:t xml:space="preserve">* المبحث الثاني: الفتاوى المعارضة (ثلاث فتاوى مع الردّ والتعقيب):</w:t>
-      </w:r>
-    </w:p>
-    <w:p>
-      <w:pPr>
-        <w:bidi/>
-        <w:spacing w:after="60" w:line="360"/>
-        <w:jc w:val="both"/>
-      </w:pPr>
-      <w:r>
-        <w:rPr>
-          <w:rFonts w:ascii="Simplified Arabic" w:cs="Simplified Arabic" w:eastAsia="Simplified Arabic" w:hAnsi="Simplified Arabic"/>
-          <w:b w:val="false"/>
-          <w:bCs w:val="false"/>
-          <w:sz w:val="28"/>
-          <w:szCs w:val="28"/>
-          <w:rtl/>
-        </w:rPr>
-        <w:t xml:space="preserve">- </w:t>
-      </w:r>
-      <w:r>
-        <w:rPr>
-          <w:rFonts w:ascii="Simplified Arabic" w:cs="Simplified Arabic" w:eastAsia="Simplified Arabic" w:hAnsi="Simplified Arabic"/>
-          <w:b/>
-          <w:bCs/>
-          <w:sz w:val="28"/>
-          <w:szCs w:val="28"/>
-          <w:rtl/>
-        </w:rPr>
-        <w:t xml:space="preserve">المطلب الأوّل: </w:t>
-      </w:r>
-      <w:r>
-        <w:rPr>
-          <w:rFonts w:ascii="Simplified Arabic" w:cs="Simplified Arabic" w:eastAsia="Simplified Arabic" w:hAnsi="Simplified Arabic"/>
-          <w:b w:val="false"/>
-          <w:bCs w:val="false"/>
-          <w:sz w:val="28"/>
-          <w:szCs w:val="28"/>
-          <w:rtl/>
-        </w:rPr>
-        <w:t xml:space="preserve">قرار المجمع الفقهيّ الإسلاميّ برابطة العالم الإسلاميّ، الدورة العاشرة (مكة 1987م)، في شقّه المتعلق بعدم الحكم بالوفاة قبل توقف القلب. الفرع الأوّل: نصّ القرار. الفرع الثاني: الردّ والتعقيب.</w:t>
-      </w:r>
-    </w:p>
-    <w:p>
-      <w:pPr>
-        <w:bidi/>
-        <w:spacing w:after="60" w:line="360"/>
-        <w:jc w:val="both"/>
-      </w:pPr>
-      <w:r>
-        <w:rPr>
-          <w:rFonts w:ascii="Simplified Arabic" w:cs="Simplified Arabic" w:eastAsia="Simplified Arabic" w:hAnsi="Simplified Arabic"/>
-          <w:b w:val="false"/>
-          <w:bCs w:val="false"/>
-          <w:sz w:val="28"/>
-          <w:szCs w:val="28"/>
-          <w:rtl/>
-        </w:rPr>
-        <w:t xml:space="preserve">- </w:t>
-      </w:r>
-      <w:r>
-        <w:rPr>
-          <w:rFonts w:ascii="Simplified Arabic" w:cs="Simplified Arabic" w:eastAsia="Simplified Arabic" w:hAnsi="Simplified Arabic"/>
-          <w:b/>
-          <w:bCs/>
-          <w:sz w:val="28"/>
-          <w:szCs w:val="28"/>
-          <w:rtl/>
-        </w:rPr>
-        <w:t xml:space="preserve">المطلب الثاني: </w:t>
-      </w:r>
-      <w:r>
-        <w:rPr>
-          <w:rFonts w:ascii="Simplified Arabic" w:cs="Simplified Arabic" w:eastAsia="Simplified Arabic" w:hAnsi="Simplified Arabic"/>
-          <w:b w:val="false"/>
-          <w:bCs w:val="false"/>
-          <w:sz w:val="28"/>
-          <w:szCs w:val="28"/>
-          <w:rtl/>
-        </w:rPr>
-        <w:t xml:space="preserve">فتوى اللجنة الدائمة للبحوث العلميّة والإفتاء بالمملكة العربيّة السعوديّة في عدم اعتبار الموت الدماغيّ موتًا. الفرع الأوّل: نصّ الفتوى. الفرع الثاني: الردّ والتعقيب.</w:t>
-      </w:r>
-    </w:p>
-    <w:p>
-      <w:pPr>
-        <w:bidi/>
-        <w:spacing w:after="60" w:line="360"/>
-        <w:jc w:val="both"/>
-      </w:pPr>
-      <w:r>
-        <w:rPr>
-          <w:rFonts w:ascii="Simplified Arabic" w:cs="Simplified Arabic" w:eastAsia="Simplified Arabic" w:hAnsi="Simplified Arabic"/>
-          <w:b w:val="false"/>
-          <w:bCs w:val="false"/>
-          <w:sz w:val="28"/>
-          <w:szCs w:val="28"/>
-          <w:rtl/>
-        </w:rPr>
-        <w:t xml:space="preserve">- </w:t>
-      </w:r>
-      <w:r>
-        <w:rPr>
-          <w:rFonts w:ascii="Simplified Arabic" w:cs="Simplified Arabic" w:eastAsia="Simplified Arabic" w:hAnsi="Simplified Arabic"/>
-          <w:b/>
-          <w:bCs/>
-          <w:sz w:val="28"/>
-          <w:szCs w:val="28"/>
-          <w:rtl/>
-        </w:rPr>
-        <w:t xml:space="preserve">المطلب الثالث: </w:t>
-      </w:r>
-      <w:r>
-        <w:rPr>
-          <w:rFonts w:ascii="Simplified Arabic" w:cs="Simplified Arabic" w:eastAsia="Simplified Arabic" w:hAnsi="Simplified Arabic"/>
-          <w:b w:val="false"/>
-          <w:bCs w:val="false"/>
-          <w:sz w:val="28"/>
-          <w:szCs w:val="28"/>
-          <w:rtl/>
-        </w:rPr>
-        <w:t xml:space="preserve">فتوى الشيخ محمد بن صالح ابن عثيمين رحمه الله في التوقف عن الحكم بالموت قبل مفارقة الروح. الفرع الأوّل: نصّ الفتوى. الفرع الثاني: الردّ والتعقيب.</w:t>
-      </w:r>
-    </w:p>
-    <w:p>
-      <w:pPr>
-        <w:pStyle w:val="Heading3"/>
-        <w:bidi/>
-        <w:spacing w:after="80" w:before="120" w:line="360"/>
-        <w:jc w:val="right"/>
-      </w:pPr>
-      <w:r>
-        <w:rPr>
-          <w:rFonts w:ascii="Simplified Arabic" w:cs="Simplified Arabic" w:eastAsia="Simplified Arabic" w:hAnsi="Simplified Arabic"/>
-          <w:b/>
-          <w:bCs/>
-          <w:color w:val="000000"/>
-          <w:sz w:val="28"/>
-          <w:szCs w:val="28"/>
-          <w:rtl/>
-        </w:rPr>
-        <w:t xml:space="preserve">الخاتمة والنتائج والتوصيات.</w:t>
-      </w:r>
-    </w:p>
-    <w:p>
-      <w:pPr>
-        <w:bidi/>
-        <w:spacing w:after="60" w:line="360"/>
-        <w:jc w:val="both"/>
-      </w:pPr>
-      <w:r>
-        <w:rPr>
-          <w:rFonts w:ascii="Simplified Arabic" w:cs="Simplified Arabic" w:eastAsia="Simplified Arabic" w:hAnsi="Simplified Arabic"/>
-          <w:b w:val="false"/>
-          <w:bCs w:val="false"/>
-          <w:sz w:val="28"/>
-          <w:szCs w:val="28"/>
-          <w:rtl/>
-        </w:rPr>
-        <w:t xml:space="preserve">- </w:t>
-      </w:r>
-      <w:r>
-        <w:rPr>
-          <w:rFonts w:ascii="Simplified Arabic" w:cs="Simplified Arabic" w:eastAsia="Simplified Arabic" w:hAnsi="Simplified Arabic"/>
-          <w:b w:val="false"/>
-          <w:bCs w:val="false"/>
-          <w:sz w:val="28"/>
-          <w:szCs w:val="28"/>
-          <w:rtl/>
-        </w:rPr>
-        <w:t xml:space="preserve">الخاتمة.</w:t>
-      </w:r>
-    </w:p>
-    <w:p>
-      <w:pPr>
-        <w:bidi/>
-        <w:spacing w:after="60" w:line="360"/>
-        <w:jc w:val="both"/>
-      </w:pPr>
-      <w:r>
-        <w:rPr>
-          <w:rFonts w:ascii="Simplified Arabic" w:cs="Simplified Arabic" w:eastAsia="Simplified Arabic" w:hAnsi="Simplified Arabic"/>
-          <w:b w:val="false"/>
-          <w:bCs w:val="false"/>
-          <w:sz w:val="28"/>
-          <w:szCs w:val="28"/>
-          <w:rtl/>
-        </w:rPr>
-        <w:t xml:space="preserve">- </w:t>
-      </w:r>
-      <w:r>
-        <w:rPr>
-          <w:rFonts w:ascii="Simplified Arabic" w:cs="Simplified Arabic" w:eastAsia="Simplified Arabic" w:hAnsi="Simplified Arabic"/>
-          <w:b w:val="false"/>
-          <w:bCs w:val="false"/>
-          <w:sz w:val="28"/>
-          <w:szCs w:val="28"/>
-          <w:rtl/>
-        </w:rPr>
-        <w:t xml:space="preserve">النتائج.</w:t>
-      </w:r>
-    </w:p>
-    <w:p>
-      <w:pPr>
-        <w:bidi/>
-        <w:spacing w:after="60" w:line="360"/>
-        <w:jc w:val="both"/>
-      </w:pPr>
-      <w:r>
-        <w:rPr>
-          <w:rFonts w:ascii="Simplified Arabic" w:cs="Simplified Arabic" w:eastAsia="Simplified Arabic" w:hAnsi="Simplified Arabic"/>
-          <w:b w:val="false"/>
-          <w:bCs w:val="false"/>
-          <w:sz w:val="28"/>
-          <w:szCs w:val="28"/>
-          <w:rtl/>
-        </w:rPr>
-        <w:t xml:space="preserve">- </w:t>
-      </w:r>
-      <w:r>
-        <w:rPr>
-          <w:rFonts w:ascii="Simplified Arabic" w:cs="Simplified Arabic" w:eastAsia="Simplified Arabic" w:hAnsi="Simplified Arabic"/>
-          <w:b w:val="false"/>
-          <w:bCs w:val="false"/>
-          <w:sz w:val="28"/>
-          <w:szCs w:val="28"/>
-          <w:rtl/>
-        </w:rPr>
-        <w:t xml:space="preserve">التوصيات.</w:t>
-      </w:r>
-    </w:p>
-    <w:p>
-      <w:pPr>
-        <w:pStyle w:val="Heading3"/>
-        <w:bidi/>
-        <w:spacing w:after="80" w:before="120" w:line="360"/>
-        <w:jc w:val="right"/>
-      </w:pPr>
-      <w:r>
-        <w:rPr>
-          <w:rFonts w:ascii="Simplified Arabic" w:cs="Simplified Arabic" w:eastAsia="Simplified Arabic" w:hAnsi="Simplified Arabic"/>
-          <w:b/>
-          <w:bCs/>
-          <w:color w:val="000000"/>
-          <w:sz w:val="28"/>
-          <w:szCs w:val="28"/>
-          <w:rtl/>
-        </w:rPr>
-        <w:t xml:space="preserve">الفهارس.</w:t>
-      </w:r>
-    </w:p>
-    <w:p>
-      <w:pPr>
-        <w:bidi/>
-        <w:spacing w:after="60" w:line="360"/>
-        <w:jc w:val="both"/>
-      </w:pPr>
-      <w:r>
-        <w:rPr>
-          <w:rFonts w:ascii="Simplified Arabic" w:cs="Simplified Arabic" w:eastAsia="Simplified Arabic" w:hAnsi="Simplified Arabic"/>
-          <w:b w:val="false"/>
-          <w:bCs w:val="false"/>
-          <w:sz w:val="28"/>
-          <w:szCs w:val="28"/>
-          <w:rtl/>
-        </w:rPr>
-        <w:t xml:space="preserve">- </w:t>
-      </w:r>
-      <w:r>
-        <w:rPr>
-          <w:rFonts w:ascii="Simplified Arabic" w:cs="Simplified Arabic" w:eastAsia="Simplified Arabic" w:hAnsi="Simplified Arabic"/>
-          <w:b w:val="false"/>
-          <w:bCs w:val="false"/>
-          <w:sz w:val="28"/>
-          <w:szCs w:val="28"/>
-          <w:rtl/>
-        </w:rPr>
-        <w:t xml:space="preserve">فهرس الآيات القرآنيّة.</w:t>
-      </w:r>
-    </w:p>
-    <w:p>
-      <w:pPr>
-        <w:bidi/>
-        <w:spacing w:after="60" w:line="360"/>
-        <w:jc w:val="both"/>
-      </w:pPr>
-      <w:r>
-        <w:rPr>
-          <w:rFonts w:ascii="Simplified Arabic" w:cs="Simplified Arabic" w:eastAsia="Simplified Arabic" w:hAnsi="Simplified Arabic"/>
-          <w:b w:val="false"/>
-          <w:bCs w:val="false"/>
-          <w:sz w:val="28"/>
-          <w:szCs w:val="28"/>
-          <w:rtl/>
-        </w:rPr>
-        <w:t xml:space="preserve">- </w:t>
-      </w:r>
-      <w:r>
-        <w:rPr>
-          <w:rFonts w:ascii="Simplified Arabic" w:cs="Simplified Arabic" w:eastAsia="Simplified Arabic" w:hAnsi="Simplified Arabic"/>
-          <w:b w:val="false"/>
-          <w:bCs w:val="false"/>
-          <w:sz w:val="28"/>
-          <w:szCs w:val="28"/>
-          <w:rtl/>
-        </w:rPr>
-        <w:t xml:space="preserve">فهرس الأحاديث النبويّة.</w:t>
-      </w:r>
-    </w:p>
-    <w:p>
-      <w:pPr>
-        <w:bidi/>
-        <w:spacing w:after="60" w:line="360"/>
-        <w:jc w:val="both"/>
-      </w:pPr>
-      <w:r>
-        <w:rPr>
-          <w:rFonts w:ascii="Simplified Arabic" w:cs="Simplified Arabic" w:eastAsia="Simplified Arabic" w:hAnsi="Simplified Arabic"/>
-          <w:b w:val="false"/>
-          <w:bCs w:val="false"/>
-          <w:sz w:val="28"/>
-          <w:szCs w:val="28"/>
-          <w:rtl/>
-        </w:rPr>
-        <w:t xml:space="preserve">- </w:t>
-      </w:r>
-      <w:r>
-        <w:rPr>
-          <w:rFonts w:ascii="Simplified Arabic" w:cs="Simplified Arabic" w:eastAsia="Simplified Arabic" w:hAnsi="Simplified Arabic"/>
-          <w:b w:val="false"/>
-          <w:bCs w:val="false"/>
-          <w:sz w:val="28"/>
-          <w:szCs w:val="28"/>
-          <w:rtl/>
-        </w:rPr>
-        <w:t xml:space="preserve">فهرس الأعلام.</w:t>
-      </w:r>
-    </w:p>
-    <w:p>
-      <w:pPr>
-        <w:bidi/>
-        <w:spacing w:after="60" w:line="360"/>
-        <w:jc w:val="both"/>
-      </w:pPr>
-      <w:r>
-        <w:rPr>
-          <w:rFonts w:ascii="Simplified Arabic" w:cs="Simplified Arabic" w:eastAsia="Simplified Arabic" w:hAnsi="Simplified Arabic"/>
-          <w:b w:val="false"/>
-          <w:bCs w:val="false"/>
-          <w:sz w:val="28"/>
-          <w:szCs w:val="28"/>
-          <w:rtl/>
-        </w:rPr>
-        <w:t xml:space="preserve">- </w:t>
-      </w:r>
-      <w:r>
-        <w:rPr>
-          <w:rFonts w:ascii="Simplified Arabic" w:cs="Simplified Arabic" w:eastAsia="Simplified Arabic" w:hAnsi="Simplified Arabic"/>
-          <w:b w:val="false"/>
-          <w:bCs w:val="false"/>
-          <w:sz w:val="28"/>
-          <w:szCs w:val="28"/>
-          <w:rtl/>
-        </w:rPr>
-        <w:t xml:space="preserve">فهرس المصادر والمراجع.</w:t>
-      </w:r>
-    </w:p>
-    <w:p>
-      <w:pPr>
-        <w:bidi/>
-        <w:spacing w:after="60" w:line="360"/>
-        <w:jc w:val="both"/>
-      </w:pPr>
-      <w:r>
-        <w:rPr>
-          <w:rFonts w:ascii="Simplified Arabic" w:cs="Simplified Arabic" w:eastAsia="Simplified Arabic" w:hAnsi="Simplified Arabic"/>
-          <w:b w:val="false"/>
-          <w:bCs w:val="false"/>
-          <w:sz w:val="28"/>
-          <w:szCs w:val="28"/>
-          <w:rtl/>
-        </w:rPr>
-        <w:t xml:space="preserve">- </w:t>
-      </w:r>
-      <w:r>
-        <w:rPr>
-          <w:rFonts w:ascii="Simplified Arabic" w:cs="Simplified Arabic" w:eastAsia="Simplified Arabic" w:hAnsi="Simplified Arabic"/>
-          <w:b w:val="false"/>
-          <w:bCs w:val="false"/>
-          <w:sz w:val="28"/>
-          <w:szCs w:val="28"/>
-          <w:rtl/>
-        </w:rPr>
-        <w:t xml:space="preserve">فهرس المحتويات.</w:t>
-      </w:r>
-    </w:p>
-    <w:p>
-      <w:pPr>
-        <w:pStyle w:val="Heading1"/>
-        <w:pageBreakBefore/>
-        <w:bidi/>
-        <w:spacing w:after="160" w:before="120" w:line="360"/>
-        <w:jc w:val="center"/>
       </w:pPr>
       <w:r>
         <w:rPr>
@@ -8068,25 +6211,283 @@
           <w:szCs w:val="32"/>
           <w:rtl/>
         </w:rPr>
-        <w:t xml:space="preserve">قائمة المصادر والمراجع للخطّة</w:t>
-      </w:r>
-    </w:p>
-    <w:p>
-      <w:pPr>
-        <w:bidi/>
-        <w:spacing w:after="60" w:line="360"/>
-        <w:jc w:val="both"/>
-      </w:pPr>
-      <w:r>
-        <w:rPr>
-          <w:rFonts w:ascii="Simplified Arabic" w:cs="Simplified Arabic" w:eastAsia="Simplified Arabic" w:hAnsi="Simplified Arabic"/>
-          <w:b w:val="false"/>
-          <w:bCs w:val="false"/>
-          <w:sz w:val="28"/>
-          <w:szCs w:val="28"/>
-          <w:rtl/>
-        </w:rPr>
-        <w:t xml:space="preserve">رتّبت المصادر ترتيبًا ألفبائيًّا داخل كلّ قسم، وكتب المذاهب الأربعة مأخوذة من قائمة المصادر الفقهيّة المعتمدة الخاصة بالمساق.</w:t>
+        <w:t xml:space="preserve">الفصل الثاني (التمهيديّ): نشأة مسألة نزع الأجهزة الطبيّة وتاريخها، وربطها بالشرائع السماويّة والتشريعات الوضعيّة القديمة.</w:t>
+      </w:r>
+    </w:p>
+    <w:p>
+      <w:pPr>
+        <w:bidi/>
+        <w:spacing w:after="60" w:line="360"/>
+        <w:jc w:val="both"/>
+      </w:pPr>
+      <w:r>
+        <w:rPr>
+          <w:rFonts w:ascii="Simplified Arabic" w:cs="Simplified Arabic" w:eastAsia="Simplified Arabic" w:hAnsi="Simplified Arabic"/>
+          <w:b/>
+          <w:bCs/>
+          <w:sz w:val="28"/>
+          <w:szCs w:val="28"/>
+          <w:rtl/>
+        </w:rPr>
+        <w:t xml:space="preserve">* المبحث الأوّل: تاريخ ظهور المسألة.</w:t>
+      </w:r>
+    </w:p>
+    <w:p>
+      <w:pPr>
+        <w:bidi/>
+        <w:spacing w:after="60" w:line="360"/>
+        <w:jc w:val="both"/>
+      </w:pPr>
+      <w:r>
+        <w:rPr>
+          <w:rFonts w:ascii="Simplified Arabic" w:cs="Simplified Arabic" w:eastAsia="Simplified Arabic" w:hAnsi="Simplified Arabic"/>
+          <w:b w:val="false"/>
+          <w:bCs w:val="false"/>
+          <w:sz w:val="28"/>
+          <w:szCs w:val="28"/>
+          <w:rtl/>
+        </w:rPr>
+        <w:t xml:space="preserve">- </w:t>
+      </w:r>
+      <w:r>
+        <w:rPr>
+          <w:rFonts w:ascii="Simplified Arabic" w:cs="Simplified Arabic" w:eastAsia="Simplified Arabic" w:hAnsi="Simplified Arabic"/>
+          <w:b/>
+          <w:bCs/>
+          <w:sz w:val="28"/>
+          <w:szCs w:val="28"/>
+          <w:rtl/>
+        </w:rPr>
+        <w:t xml:space="preserve">المطلب الأوّل: </w:t>
+      </w:r>
+      <w:r>
+        <w:rPr>
+          <w:rFonts w:ascii="Simplified Arabic" w:cs="Simplified Arabic" w:eastAsia="Simplified Arabic" w:hAnsi="Simplified Arabic"/>
+          <w:b w:val="false"/>
+          <w:bCs w:val="false"/>
+          <w:sz w:val="28"/>
+          <w:szCs w:val="28"/>
+          <w:rtl/>
+        </w:rPr>
+        <w:t xml:space="preserve">الموت وعلاماته قبل ظهور أجهزة الإنعاش (علامات الموت عند الفقهاء المتقدّمين).</w:t>
+      </w:r>
+    </w:p>
+    <w:p>
+      <w:pPr>
+        <w:bidi/>
+        <w:spacing w:after="60" w:line="360"/>
+        <w:jc w:val="both"/>
+      </w:pPr>
+      <w:r>
+        <w:rPr>
+          <w:rFonts w:ascii="Simplified Arabic" w:cs="Simplified Arabic" w:eastAsia="Simplified Arabic" w:hAnsi="Simplified Arabic"/>
+          <w:b w:val="false"/>
+          <w:bCs w:val="false"/>
+          <w:sz w:val="28"/>
+          <w:szCs w:val="28"/>
+          <w:rtl/>
+        </w:rPr>
+        <w:t xml:space="preserve">- </w:t>
+      </w:r>
+      <w:r>
+        <w:rPr>
+          <w:rFonts w:ascii="Simplified Arabic" w:cs="Simplified Arabic" w:eastAsia="Simplified Arabic" w:hAnsi="Simplified Arabic"/>
+          <w:b/>
+          <w:bCs/>
+          <w:sz w:val="28"/>
+          <w:szCs w:val="28"/>
+          <w:rtl/>
+        </w:rPr>
+        <w:t xml:space="preserve">المطلب الثاني: </w:t>
+      </w:r>
+      <w:r>
+        <w:rPr>
+          <w:rFonts w:ascii="Simplified Arabic" w:cs="Simplified Arabic" w:eastAsia="Simplified Arabic" w:hAnsi="Simplified Arabic"/>
+          <w:b w:val="false"/>
+          <w:bCs w:val="false"/>
+          <w:sz w:val="28"/>
+          <w:szCs w:val="28"/>
+          <w:rtl/>
+        </w:rPr>
+        <w:t xml:space="preserve">ظهور الإنعاش الصناعيّ والعناية المركّزة في القرن العشرين، ومعايير هارفارد سنة 1968م.</w:t>
+      </w:r>
+    </w:p>
+    <w:p>
+      <w:pPr>
+        <w:bidi/>
+        <w:spacing w:after="60" w:line="360"/>
+        <w:jc w:val="both"/>
+      </w:pPr>
+      <w:r>
+        <w:rPr>
+          <w:rFonts w:ascii="Simplified Arabic" w:cs="Simplified Arabic" w:eastAsia="Simplified Arabic" w:hAnsi="Simplified Arabic"/>
+          <w:b w:val="false"/>
+          <w:bCs w:val="false"/>
+          <w:sz w:val="28"/>
+          <w:szCs w:val="28"/>
+          <w:rtl/>
+        </w:rPr>
+        <w:t xml:space="preserve">- </w:t>
+      </w:r>
+      <w:r>
+        <w:rPr>
+          <w:rFonts w:ascii="Simplified Arabic" w:cs="Simplified Arabic" w:eastAsia="Simplified Arabic" w:hAnsi="Simplified Arabic"/>
+          <w:b/>
+          <w:bCs/>
+          <w:sz w:val="28"/>
+          <w:szCs w:val="28"/>
+          <w:rtl/>
+        </w:rPr>
+        <w:t xml:space="preserve">المطلب الثالث: </w:t>
+      </w:r>
+      <w:r>
+        <w:rPr>
+          <w:rFonts w:ascii="Simplified Arabic" w:cs="Simplified Arabic" w:eastAsia="Simplified Arabic" w:hAnsi="Simplified Arabic"/>
+          <w:b w:val="false"/>
+          <w:bCs w:val="false"/>
+          <w:sz w:val="28"/>
+          <w:szCs w:val="28"/>
+          <w:rtl/>
+        </w:rPr>
+        <w:t xml:space="preserve">دخول المسألة الفقه الإسلاميّ المعاصر: ندوة المنظمة الإسلاميّة للعلوم الطبيّة بالكويت 1985م، وقرارات المجامع الفقهيّة.</w:t>
+      </w:r>
+    </w:p>
+    <w:p>
+      <w:pPr>
+        <w:bidi/>
+        <w:spacing w:after="60" w:line="360"/>
+        <w:jc w:val="both"/>
+      </w:pPr>
+      <w:r>
+        <w:rPr>
+          <w:rFonts w:ascii="Simplified Arabic" w:cs="Simplified Arabic" w:eastAsia="Simplified Arabic" w:hAnsi="Simplified Arabic"/>
+          <w:b/>
+          <w:bCs/>
+          <w:sz w:val="28"/>
+          <w:szCs w:val="28"/>
+          <w:rtl/>
+        </w:rPr>
+        <w:t xml:space="preserve">* المبحث الثاني: الموت وأحكامه في الشرائع السماويّة والتشريعات الوضعيّة القديمة.</w:t>
+      </w:r>
+    </w:p>
+    <w:p>
+      <w:pPr>
+        <w:bidi/>
+        <w:spacing w:after="60" w:line="360"/>
+        <w:jc w:val="both"/>
+      </w:pPr>
+      <w:r>
+        <w:rPr>
+          <w:rFonts w:ascii="Simplified Arabic" w:cs="Simplified Arabic" w:eastAsia="Simplified Arabic" w:hAnsi="Simplified Arabic"/>
+          <w:b w:val="false"/>
+          <w:bCs w:val="false"/>
+          <w:sz w:val="28"/>
+          <w:szCs w:val="28"/>
+          <w:rtl/>
+        </w:rPr>
+        <w:t xml:space="preserve">- </w:t>
+      </w:r>
+      <w:r>
+        <w:rPr>
+          <w:rFonts w:ascii="Simplified Arabic" w:cs="Simplified Arabic" w:eastAsia="Simplified Arabic" w:hAnsi="Simplified Arabic"/>
+          <w:b/>
+          <w:bCs/>
+          <w:sz w:val="28"/>
+          <w:szCs w:val="28"/>
+          <w:rtl/>
+        </w:rPr>
+        <w:t xml:space="preserve">المطلب الأوّل: </w:t>
+      </w:r>
+      <w:r>
+        <w:rPr>
+          <w:rFonts w:ascii="Simplified Arabic" w:cs="Simplified Arabic" w:eastAsia="Simplified Arabic" w:hAnsi="Simplified Arabic"/>
+          <w:b w:val="false"/>
+          <w:bCs w:val="false"/>
+          <w:sz w:val="28"/>
+          <w:szCs w:val="28"/>
+          <w:rtl/>
+        </w:rPr>
+        <w:t xml:space="preserve">الموت وتحديده في الشريعة اليهوديّة، وموقفها المعاصر من الموت الدماغيّ.</w:t>
+      </w:r>
+    </w:p>
+    <w:p>
+      <w:pPr>
+        <w:bidi/>
+        <w:spacing w:after="60" w:line="360"/>
+        <w:jc w:val="both"/>
+      </w:pPr>
+      <w:r>
+        <w:rPr>
+          <w:rFonts w:ascii="Simplified Arabic" w:cs="Simplified Arabic" w:eastAsia="Simplified Arabic" w:hAnsi="Simplified Arabic"/>
+          <w:b w:val="false"/>
+          <w:bCs w:val="false"/>
+          <w:sz w:val="28"/>
+          <w:szCs w:val="28"/>
+          <w:rtl/>
+        </w:rPr>
+        <w:t xml:space="preserve">- </w:t>
+      </w:r>
+      <w:r>
+        <w:rPr>
+          <w:rFonts w:ascii="Simplified Arabic" w:cs="Simplified Arabic" w:eastAsia="Simplified Arabic" w:hAnsi="Simplified Arabic"/>
+          <w:b/>
+          <w:bCs/>
+          <w:sz w:val="28"/>
+          <w:szCs w:val="28"/>
+          <w:rtl/>
+        </w:rPr>
+        <w:t xml:space="preserve">المطلب الثاني: </w:t>
+      </w:r>
+      <w:r>
+        <w:rPr>
+          <w:rFonts w:ascii="Simplified Arabic" w:cs="Simplified Arabic" w:eastAsia="Simplified Arabic" w:hAnsi="Simplified Arabic"/>
+          <w:b w:val="false"/>
+          <w:bCs w:val="false"/>
+          <w:sz w:val="28"/>
+          <w:szCs w:val="28"/>
+          <w:rtl/>
+        </w:rPr>
+        <w:t xml:space="preserve">الموت والوسائل الاستثنائيّة في المسيحيّة (موقف الكنيسة من وسائل الإنعاش).</w:t>
+      </w:r>
+    </w:p>
+    <w:p>
+      <w:pPr>
+        <w:bidi/>
+        <w:spacing w:after="60" w:line="360"/>
+        <w:jc w:val="both"/>
+      </w:pPr>
+      <w:r>
+        <w:rPr>
+          <w:rFonts w:ascii="Simplified Arabic" w:cs="Simplified Arabic" w:eastAsia="Simplified Arabic" w:hAnsi="Simplified Arabic"/>
+          <w:b w:val="false"/>
+          <w:bCs w:val="false"/>
+          <w:sz w:val="28"/>
+          <w:szCs w:val="28"/>
+          <w:rtl/>
+        </w:rPr>
+        <w:t xml:space="preserve">- </w:t>
+      </w:r>
+      <w:r>
+        <w:rPr>
+          <w:rFonts w:ascii="Simplified Arabic" w:cs="Simplified Arabic" w:eastAsia="Simplified Arabic" w:hAnsi="Simplified Arabic"/>
+          <w:b/>
+          <w:bCs/>
+          <w:sz w:val="28"/>
+          <w:szCs w:val="28"/>
+          <w:rtl/>
+        </w:rPr>
+        <w:t xml:space="preserve">المطلب الثالث: </w:t>
+      </w:r>
+      <w:r>
+        <w:rPr>
+          <w:rFonts w:ascii="Simplified Arabic" w:cs="Simplified Arabic" w:eastAsia="Simplified Arabic" w:hAnsi="Simplified Arabic"/>
+          <w:b w:val="false"/>
+          <w:bCs w:val="false"/>
+          <w:sz w:val="28"/>
+          <w:szCs w:val="28"/>
+          <w:rtl/>
+        </w:rPr>
+        <w:t xml:space="preserve">التشريعات الوضعيّة القديمة: مسؤوليّة الطبيب في شريعة حمورابي عند البابليّين، وتكريم جسد الميت عند الفراعنة.</w:t>
       </w:r>
     </w:p>
     <w:p>
@@ -8102,11 +6503,211 @@
           <w:b/>
           <w:bCs/>
           <w:color w:val="000000"/>
-          <w:sz w:val="28"/>
-          <w:szCs w:val="28"/>
-          <w:rtl/>
-        </w:rPr>
-        <w:t xml:space="preserve">أولًا: القرآن الكريم.</w:t>
+          <w:sz w:val="32"/>
+          <w:szCs w:val="32"/>
+          <w:rtl/>
+        </w:rPr>
+        <w:t xml:space="preserve">الفصل الثالث: الآثار المتعلقة بنزع الأجهزة الطبيّة عن الميت سريريًّا.</w:t>
+      </w:r>
+    </w:p>
+    <w:p>
+      <w:pPr>
+        <w:bidi/>
+        <w:spacing w:after="60" w:line="360"/>
+        <w:jc w:val="both"/>
+      </w:pPr>
+      <w:r>
+        <w:rPr>
+          <w:rFonts w:ascii="Simplified Arabic" w:cs="Simplified Arabic" w:eastAsia="Simplified Arabic" w:hAnsi="Simplified Arabic"/>
+          <w:b w:val="false"/>
+          <w:bCs w:val="false"/>
+          <w:sz w:val="28"/>
+          <w:szCs w:val="28"/>
+          <w:rtl/>
+        </w:rPr>
+        <w:t xml:space="preserve">- </w:t>
+      </w:r>
+      <w:r>
+        <w:rPr>
+          <w:rFonts w:ascii="Simplified Arabic" w:cs="Simplified Arabic" w:eastAsia="Simplified Arabic" w:hAnsi="Simplified Arabic"/>
+          <w:b/>
+          <w:bCs/>
+          <w:sz w:val="28"/>
+          <w:szCs w:val="28"/>
+          <w:rtl/>
+        </w:rPr>
+        <w:t xml:space="preserve">المبحث الأوّل: الآثار الفقهيّة. </w:t>
+      </w:r>
+      <w:r>
+        <w:rPr>
+          <w:rFonts w:ascii="Simplified Arabic" w:cs="Simplified Arabic" w:eastAsia="Simplified Arabic" w:hAnsi="Simplified Arabic"/>
+          <w:b w:val="false"/>
+          <w:bCs w:val="false"/>
+          <w:sz w:val="28"/>
+          <w:szCs w:val="28"/>
+          <w:rtl/>
+        </w:rPr>
+        <w:t xml:space="preserve">(أثر تحديد لحظة الموت في: تجهيز الميت ودفنه، الإرث، عدّة الزوجة، الوصيّة، الجناية على من نُزعت أجهزته).</w:t>
+      </w:r>
+    </w:p>
+    <w:p>
+      <w:pPr>
+        <w:bidi/>
+        <w:spacing w:after="60" w:line="360"/>
+        <w:jc w:val="both"/>
+      </w:pPr>
+      <w:r>
+        <w:rPr>
+          <w:rFonts w:ascii="Simplified Arabic" w:cs="Simplified Arabic" w:eastAsia="Simplified Arabic" w:hAnsi="Simplified Arabic"/>
+          <w:b w:val="false"/>
+          <w:bCs w:val="false"/>
+          <w:sz w:val="28"/>
+          <w:szCs w:val="28"/>
+          <w:rtl/>
+        </w:rPr>
+        <w:t xml:space="preserve">- </w:t>
+      </w:r>
+      <w:r>
+        <w:rPr>
+          <w:rFonts w:ascii="Simplified Arabic" w:cs="Simplified Arabic" w:eastAsia="Simplified Arabic" w:hAnsi="Simplified Arabic"/>
+          <w:b/>
+          <w:bCs/>
+          <w:sz w:val="28"/>
+          <w:szCs w:val="28"/>
+          <w:rtl/>
+        </w:rPr>
+        <w:t xml:space="preserve">المبحث الثاني: الآثار الطبيّة. </w:t>
+      </w:r>
+      <w:r>
+        <w:rPr>
+          <w:rFonts w:ascii="Simplified Arabic" w:cs="Simplified Arabic" w:eastAsia="Simplified Arabic" w:hAnsi="Simplified Arabic"/>
+          <w:b w:val="false"/>
+          <w:bCs w:val="false"/>
+          <w:sz w:val="28"/>
+          <w:szCs w:val="28"/>
+          <w:rtl/>
+        </w:rPr>
+        <w:t xml:space="preserve">(دقّة التشخيص وأخطاؤه، أسرّة العناية المركّزة، علاقة المسألة بزراعة الأعضاء).</w:t>
+      </w:r>
+    </w:p>
+    <w:p>
+      <w:pPr>
+        <w:bidi/>
+        <w:spacing w:after="60" w:line="360"/>
+        <w:jc w:val="both"/>
+      </w:pPr>
+      <w:r>
+        <w:rPr>
+          <w:rFonts w:ascii="Simplified Arabic" w:cs="Simplified Arabic" w:eastAsia="Simplified Arabic" w:hAnsi="Simplified Arabic"/>
+          <w:b w:val="false"/>
+          <w:bCs w:val="false"/>
+          <w:sz w:val="28"/>
+          <w:szCs w:val="28"/>
+          <w:rtl/>
+        </w:rPr>
+        <w:t xml:space="preserve">- </w:t>
+      </w:r>
+      <w:r>
+        <w:rPr>
+          <w:rFonts w:ascii="Simplified Arabic" w:cs="Simplified Arabic" w:eastAsia="Simplified Arabic" w:hAnsi="Simplified Arabic"/>
+          <w:b/>
+          <w:bCs/>
+          <w:sz w:val="28"/>
+          <w:szCs w:val="28"/>
+          <w:rtl/>
+        </w:rPr>
+        <w:t xml:space="preserve">المبحث الثالث: الآثار الاجتماعيّة والنفسيّة. </w:t>
+      </w:r>
+      <w:r>
+        <w:rPr>
+          <w:rFonts w:ascii="Simplified Arabic" w:cs="Simplified Arabic" w:eastAsia="Simplified Arabic" w:hAnsi="Simplified Arabic"/>
+          <w:b w:val="false"/>
+          <w:bCs w:val="false"/>
+          <w:sz w:val="28"/>
+          <w:szCs w:val="28"/>
+          <w:rtl/>
+        </w:rPr>
+        <w:t xml:space="preserve">(أثر بقاء الجثمان على الأجهزة في الأسرة، الحداد المعلّق، النزاع بين الأهل والمستشفى).</w:t>
+      </w:r>
+    </w:p>
+    <w:p>
+      <w:pPr>
+        <w:bidi/>
+        <w:spacing w:after="60" w:line="360"/>
+        <w:jc w:val="both"/>
+      </w:pPr>
+      <w:r>
+        <w:rPr>
+          <w:rFonts w:ascii="Simplified Arabic" w:cs="Simplified Arabic" w:eastAsia="Simplified Arabic" w:hAnsi="Simplified Arabic"/>
+          <w:b w:val="false"/>
+          <w:bCs w:val="false"/>
+          <w:sz w:val="28"/>
+          <w:szCs w:val="28"/>
+          <w:rtl/>
+        </w:rPr>
+        <w:t xml:space="preserve">- </w:t>
+      </w:r>
+      <w:r>
+        <w:rPr>
+          <w:rFonts w:ascii="Simplified Arabic" w:cs="Simplified Arabic" w:eastAsia="Simplified Arabic" w:hAnsi="Simplified Arabic"/>
+          <w:b/>
+          <w:bCs/>
+          <w:sz w:val="28"/>
+          <w:szCs w:val="28"/>
+          <w:rtl/>
+        </w:rPr>
+        <w:t xml:space="preserve">المبحث الرابع: الآثار القانونيّة. </w:t>
+      </w:r>
+      <w:r>
+        <w:rPr>
+          <w:rFonts w:ascii="Simplified Arabic" w:cs="Simplified Arabic" w:eastAsia="Simplified Arabic" w:hAnsi="Simplified Arabic"/>
+          <w:b w:val="false"/>
+          <w:bCs w:val="false"/>
+          <w:sz w:val="28"/>
+          <w:szCs w:val="28"/>
+          <w:rtl/>
+        </w:rPr>
+        <w:t xml:space="preserve">(المسؤوليّة الجنائيّة والمدنيّة والتأديبيّة للطبيب).</w:t>
+      </w:r>
+    </w:p>
+    <w:p>
+      <w:pPr>
+        <w:bidi/>
+        <w:spacing w:after="60" w:line="360"/>
+        <w:jc w:val="both"/>
+      </w:pPr>
+      <w:r>
+        <w:rPr>
+          <w:rFonts w:ascii="Simplified Arabic" w:cs="Simplified Arabic" w:eastAsia="Simplified Arabic" w:hAnsi="Simplified Arabic"/>
+          <w:b w:val="false"/>
+          <w:bCs w:val="false"/>
+          <w:sz w:val="28"/>
+          <w:szCs w:val="28"/>
+          <w:rtl/>
+        </w:rPr>
+        <w:t xml:space="preserve">- </w:t>
+      </w:r>
+      <w:r>
+        <w:rPr>
+          <w:rFonts w:ascii="Simplified Arabic" w:cs="Simplified Arabic" w:eastAsia="Simplified Arabic" w:hAnsi="Simplified Arabic"/>
+          <w:b/>
+          <w:bCs/>
+          <w:sz w:val="28"/>
+          <w:szCs w:val="28"/>
+          <w:rtl/>
+        </w:rPr>
+        <w:t xml:space="preserve">المبحث الخامس: الآثار الاقتصاديّة. </w:t>
+      </w:r>
+      <w:r>
+        <w:rPr>
+          <w:rFonts w:ascii="Simplified Arabic" w:cs="Simplified Arabic" w:eastAsia="Simplified Arabic" w:hAnsi="Simplified Arabic"/>
+          <w:b w:val="false"/>
+          <w:bCs w:val="false"/>
+          <w:sz w:val="28"/>
+          <w:szCs w:val="28"/>
+          <w:rtl/>
+        </w:rPr>
+        <w:t xml:space="preserve">(كلفة الإبقاء على الأجهزة، استنزاف أموال الأسرة والمرافق الصحيّة).</w:t>
       </w:r>
     </w:p>
     <w:p>
@@ -8122,156 +6723,723 @@
           <w:b/>
           <w:bCs/>
           <w:color w:val="000000"/>
-          <w:sz w:val="28"/>
-          <w:szCs w:val="28"/>
-          <w:rtl/>
-        </w:rPr>
-        <w:t xml:space="preserve">ثانيًا: المعاجم اللغويّة والاصطلاحيّة:</w:t>
-      </w:r>
-    </w:p>
-    <w:p>
-      <w:pPr>
-        <w:bidi/>
-        <w:spacing w:after="60" w:line="360"/>
-        <w:jc w:val="both"/>
-      </w:pPr>
-      <w:r>
-        <w:rPr>
-          <w:rFonts w:ascii="Simplified Arabic" w:cs="Simplified Arabic" w:eastAsia="Simplified Arabic" w:hAnsi="Simplified Arabic"/>
-          <w:b w:val="false"/>
-          <w:bCs w:val="false"/>
-          <w:sz w:val="28"/>
-          <w:szCs w:val="28"/>
-          <w:rtl/>
-        </w:rPr>
-        <w:t xml:space="preserve">- </w:t>
-      </w:r>
-      <w:r>
-        <w:rPr>
-          <w:rFonts w:ascii="Simplified Arabic" w:cs="Simplified Arabic" w:eastAsia="Simplified Arabic" w:hAnsi="Simplified Arabic"/>
-          <w:b w:val="false"/>
-          <w:bCs w:val="false"/>
-          <w:sz w:val="28"/>
-          <w:szCs w:val="28"/>
-          <w:rtl/>
-        </w:rPr>
-        <w:t xml:space="preserve">ابن فارس، أحمد. معجم مقاييس اللغة (تحقيق عبد السلام هارون). بيروت: دار الفكر.</w:t>
-      </w:r>
-    </w:p>
-    <w:p>
-      <w:pPr>
-        <w:bidi/>
-        <w:spacing w:after="60" w:line="360"/>
-        <w:jc w:val="both"/>
-      </w:pPr>
-      <w:r>
-        <w:rPr>
-          <w:rFonts w:ascii="Simplified Arabic" w:cs="Simplified Arabic" w:eastAsia="Simplified Arabic" w:hAnsi="Simplified Arabic"/>
-          <w:b w:val="false"/>
-          <w:bCs w:val="false"/>
-          <w:sz w:val="28"/>
-          <w:szCs w:val="28"/>
-          <w:rtl/>
-        </w:rPr>
-        <w:t xml:space="preserve">- </w:t>
-      </w:r>
-      <w:r>
-        <w:rPr>
-          <w:rFonts w:ascii="Simplified Arabic" w:cs="Simplified Arabic" w:eastAsia="Simplified Arabic" w:hAnsi="Simplified Arabic"/>
-          <w:b w:val="false"/>
-          <w:bCs w:val="false"/>
-          <w:sz w:val="28"/>
-          <w:szCs w:val="28"/>
-          <w:rtl/>
-        </w:rPr>
-        <w:t xml:space="preserve">ابن منظور، محمد بن مكرم. لسان العرب. بيروت: دار صادر.</w:t>
-      </w:r>
-    </w:p>
-    <w:p>
-      <w:pPr>
-        <w:bidi/>
-        <w:spacing w:after="60" w:line="360"/>
-        <w:jc w:val="both"/>
-      </w:pPr>
-      <w:r>
-        <w:rPr>
-          <w:rFonts w:ascii="Simplified Arabic" w:cs="Simplified Arabic" w:eastAsia="Simplified Arabic" w:hAnsi="Simplified Arabic"/>
-          <w:b w:val="false"/>
-          <w:bCs w:val="false"/>
-          <w:sz w:val="28"/>
-          <w:szCs w:val="28"/>
-          <w:rtl/>
-        </w:rPr>
-        <w:t xml:space="preserve">- </w:t>
-      </w:r>
-      <w:r>
-        <w:rPr>
-          <w:rFonts w:ascii="Simplified Arabic" w:cs="Simplified Arabic" w:eastAsia="Simplified Arabic" w:hAnsi="Simplified Arabic"/>
-          <w:b w:val="false"/>
-          <w:bCs w:val="false"/>
-          <w:sz w:val="28"/>
-          <w:szCs w:val="28"/>
-          <w:rtl/>
-        </w:rPr>
-        <w:t xml:space="preserve">الجرجاني، علي بن محمد. التعريفات. بيروت: دار الكتب العلمية.</w:t>
-      </w:r>
-    </w:p>
-    <w:p>
-      <w:pPr>
-        <w:bidi/>
-        <w:spacing w:after="60" w:line="360"/>
-        <w:jc w:val="both"/>
-      </w:pPr>
-      <w:r>
-        <w:rPr>
-          <w:rFonts w:ascii="Simplified Arabic" w:cs="Simplified Arabic" w:eastAsia="Simplified Arabic" w:hAnsi="Simplified Arabic"/>
-          <w:b w:val="false"/>
-          <w:bCs w:val="false"/>
-          <w:sz w:val="28"/>
-          <w:szCs w:val="28"/>
-          <w:rtl/>
-        </w:rPr>
-        <w:t xml:space="preserve">- </w:t>
-      </w:r>
-      <w:r>
-        <w:rPr>
-          <w:rFonts w:ascii="Simplified Arabic" w:cs="Simplified Arabic" w:eastAsia="Simplified Arabic" w:hAnsi="Simplified Arabic"/>
-          <w:b w:val="false"/>
-          <w:bCs w:val="false"/>
-          <w:sz w:val="28"/>
-          <w:szCs w:val="28"/>
-          <w:rtl/>
-        </w:rPr>
-        <w:t xml:space="preserve">الفيروزآبادي، مجد الدين. القاموس المحيط. بيروت: مؤسسة الرسالة.</w:t>
-      </w:r>
-    </w:p>
-    <w:p>
-      <w:pPr>
-        <w:bidi/>
-        <w:spacing w:after="60" w:line="360"/>
-        <w:jc w:val="both"/>
-      </w:pPr>
-      <w:r>
-        <w:rPr>
-          <w:rFonts w:ascii="Simplified Arabic" w:cs="Simplified Arabic" w:eastAsia="Simplified Arabic" w:hAnsi="Simplified Arabic"/>
-          <w:b w:val="false"/>
-          <w:bCs w:val="false"/>
-          <w:sz w:val="28"/>
-          <w:szCs w:val="28"/>
-          <w:rtl/>
-        </w:rPr>
-        <w:t xml:space="preserve">- </w:t>
-      </w:r>
-      <w:r>
-        <w:rPr>
-          <w:rFonts w:ascii="Simplified Arabic" w:cs="Simplified Arabic" w:eastAsia="Simplified Arabic" w:hAnsi="Simplified Arabic"/>
-          <w:b w:val="false"/>
-          <w:bCs w:val="false"/>
-          <w:sz w:val="28"/>
-          <w:szCs w:val="28"/>
-          <w:rtl/>
-        </w:rPr>
-        <w:t xml:space="preserve">الفيومي، أحمد بن محمد. المصباح المنير في غريب الشرح الكبير. بيروت: المكتبة العلمية.</w:t>
+          <w:sz w:val="32"/>
+          <w:szCs w:val="32"/>
+          <w:rtl/>
+        </w:rPr>
+        <w:t xml:space="preserve">الفصل الرابع: التأصيل الفقهيّ لمسألة نزع الأجهزة الطبيّة عن الميت سريريًّا، تحرير المسألة، وبيان أقوال الفقهاء، وموقف القانون والطبّ.</w:t>
+      </w:r>
+    </w:p>
+    <w:p>
+      <w:pPr>
+        <w:bidi/>
+        <w:spacing w:after="60" w:line="360"/>
+        <w:jc w:val="both"/>
+      </w:pPr>
+      <w:r>
+        <w:rPr>
+          <w:rFonts w:ascii="Simplified Arabic" w:cs="Simplified Arabic" w:eastAsia="Simplified Arabic" w:hAnsi="Simplified Arabic"/>
+          <w:b/>
+          <w:bCs/>
+          <w:sz w:val="28"/>
+          <w:szCs w:val="28"/>
+          <w:rtl/>
+        </w:rPr>
+        <w:t xml:space="preserve">* المبحث الأوّل: تأصيل المسألة فقهيًّا، ويشمل:</w:t>
+      </w:r>
+    </w:p>
+    <w:p>
+      <w:pPr>
+        <w:bidi/>
+        <w:spacing w:after="60" w:line="360"/>
+        <w:jc w:val="both"/>
+      </w:pPr>
+      <w:r>
+        <w:rPr>
+          <w:rFonts w:ascii="Simplified Arabic" w:cs="Simplified Arabic" w:eastAsia="Simplified Arabic" w:hAnsi="Simplified Arabic"/>
+          <w:b w:val="false"/>
+          <w:bCs w:val="false"/>
+          <w:sz w:val="28"/>
+          <w:szCs w:val="28"/>
+          <w:rtl/>
+        </w:rPr>
+        <w:t xml:space="preserve">- </w:t>
+      </w:r>
+      <w:r>
+        <w:rPr>
+          <w:rFonts w:ascii="Simplified Arabic" w:cs="Simplified Arabic" w:eastAsia="Simplified Arabic" w:hAnsi="Simplified Arabic"/>
+          <w:b/>
+          <w:bCs/>
+          <w:sz w:val="28"/>
+          <w:szCs w:val="28"/>
+          <w:rtl/>
+        </w:rPr>
+        <w:t xml:space="preserve">المطلب الأوّل: </w:t>
+      </w:r>
+      <w:r>
+        <w:rPr>
+          <w:rFonts w:ascii="Simplified Arabic" w:cs="Simplified Arabic" w:eastAsia="Simplified Arabic" w:hAnsi="Simplified Arabic"/>
+          <w:b w:val="false"/>
+          <w:bCs w:val="false"/>
+          <w:sz w:val="28"/>
+          <w:szCs w:val="28"/>
+          <w:rtl/>
+        </w:rPr>
+        <w:t xml:space="preserve">تصوير المسألة. (فرعان: صورة المسألة طبًّا، وصورتها فقهًا).</w:t>
+      </w:r>
+    </w:p>
+    <w:p>
+      <w:pPr>
+        <w:bidi/>
+        <w:spacing w:after="60" w:line="360"/>
+        <w:jc w:val="both"/>
+      </w:pPr>
+      <w:r>
+        <w:rPr>
+          <w:rFonts w:ascii="Simplified Arabic" w:cs="Simplified Arabic" w:eastAsia="Simplified Arabic" w:hAnsi="Simplified Arabic"/>
+          <w:b w:val="false"/>
+          <w:bCs w:val="false"/>
+          <w:sz w:val="28"/>
+          <w:szCs w:val="28"/>
+          <w:rtl/>
+        </w:rPr>
+        <w:t xml:space="preserve">- </w:t>
+      </w:r>
+      <w:r>
+        <w:rPr>
+          <w:rFonts w:ascii="Simplified Arabic" w:cs="Simplified Arabic" w:eastAsia="Simplified Arabic" w:hAnsi="Simplified Arabic"/>
+          <w:b/>
+          <w:bCs/>
+          <w:sz w:val="28"/>
+          <w:szCs w:val="28"/>
+          <w:rtl/>
+        </w:rPr>
+        <w:t xml:space="preserve">المطلب الثاني: </w:t>
+      </w:r>
+      <w:r>
+        <w:rPr>
+          <w:rFonts w:ascii="Simplified Arabic" w:cs="Simplified Arabic" w:eastAsia="Simplified Arabic" w:hAnsi="Simplified Arabic"/>
+          <w:b w:val="false"/>
+          <w:bCs w:val="false"/>
+          <w:sz w:val="28"/>
+          <w:szCs w:val="28"/>
+          <w:rtl/>
+        </w:rPr>
+        <w:t xml:space="preserve">مقاصد الشريعة الإسلاميّة في المسألة. (الفرع الأوّل: مقصد حفظ الدين. الفرع الثاني: مقصد حفظ النفس. الفرع الثالث: مقصد حفظ المال).</w:t>
+      </w:r>
+    </w:p>
+    <w:p>
+      <w:pPr>
+        <w:bidi/>
+        <w:spacing w:after="60" w:line="360"/>
+        <w:jc w:val="both"/>
+      </w:pPr>
+      <w:r>
+        <w:rPr>
+          <w:rFonts w:ascii="Simplified Arabic" w:cs="Simplified Arabic" w:eastAsia="Simplified Arabic" w:hAnsi="Simplified Arabic"/>
+          <w:b w:val="false"/>
+          <w:bCs w:val="false"/>
+          <w:sz w:val="28"/>
+          <w:szCs w:val="28"/>
+          <w:rtl/>
+        </w:rPr>
+        <w:t xml:space="preserve">- </w:t>
+      </w:r>
+      <w:r>
+        <w:rPr>
+          <w:rFonts w:ascii="Simplified Arabic" w:cs="Simplified Arabic" w:eastAsia="Simplified Arabic" w:hAnsi="Simplified Arabic"/>
+          <w:b/>
+          <w:bCs/>
+          <w:sz w:val="28"/>
+          <w:szCs w:val="28"/>
+          <w:rtl/>
+        </w:rPr>
+        <w:t xml:space="preserve">المطلب الثالث: </w:t>
+      </w:r>
+      <w:r>
+        <w:rPr>
+          <w:rFonts w:ascii="Simplified Arabic" w:cs="Simplified Arabic" w:eastAsia="Simplified Arabic" w:hAnsi="Simplified Arabic"/>
+          <w:b w:val="false"/>
+          <w:bCs w:val="false"/>
+          <w:sz w:val="28"/>
+          <w:szCs w:val="28"/>
+          <w:rtl/>
+        </w:rPr>
+        <w:t xml:space="preserve">فلسفة مقاصد الشريعة الإسلاميّة في المسألة.</w:t>
+      </w:r>
+    </w:p>
+    <w:p>
+      <w:pPr>
+        <w:bidi/>
+        <w:spacing w:after="60" w:line="360"/>
+        <w:jc w:val="both"/>
+      </w:pPr>
+      <w:r>
+        <w:rPr>
+          <w:rFonts w:ascii="Simplified Arabic" w:cs="Simplified Arabic" w:eastAsia="Simplified Arabic" w:hAnsi="Simplified Arabic"/>
+          <w:b w:val="false"/>
+          <w:bCs w:val="false"/>
+          <w:sz w:val="28"/>
+          <w:szCs w:val="28"/>
+          <w:rtl/>
+        </w:rPr>
+        <w:t xml:space="preserve">- </w:t>
+      </w:r>
+      <w:r>
+        <w:rPr>
+          <w:rFonts w:ascii="Simplified Arabic" w:cs="Simplified Arabic" w:eastAsia="Simplified Arabic" w:hAnsi="Simplified Arabic"/>
+          <w:b/>
+          <w:bCs/>
+          <w:sz w:val="28"/>
+          <w:szCs w:val="28"/>
+          <w:rtl/>
+        </w:rPr>
+        <w:t xml:space="preserve">المطلب الرابع: </w:t>
+      </w:r>
+      <w:r>
+        <w:rPr>
+          <w:rFonts w:ascii="Simplified Arabic" w:cs="Simplified Arabic" w:eastAsia="Simplified Arabic" w:hAnsi="Simplified Arabic"/>
+          <w:b w:val="false"/>
+          <w:bCs w:val="false"/>
+          <w:sz w:val="28"/>
+          <w:szCs w:val="28"/>
+          <w:rtl/>
+        </w:rPr>
+        <w:t xml:space="preserve">ربط المسألة بالواقع.</w:t>
+      </w:r>
+    </w:p>
+    <w:p>
+      <w:pPr>
+        <w:bidi/>
+        <w:spacing w:after="60" w:line="360"/>
+        <w:jc w:val="both"/>
+      </w:pPr>
+      <w:r>
+        <w:rPr>
+          <w:rFonts w:ascii="Simplified Arabic" w:cs="Simplified Arabic" w:eastAsia="Simplified Arabic" w:hAnsi="Simplified Arabic"/>
+          <w:b/>
+          <w:bCs/>
+          <w:sz w:val="28"/>
+          <w:szCs w:val="28"/>
+          <w:rtl/>
+        </w:rPr>
+        <w:t xml:space="preserve">* المبحث الثاني: تحرير المسألة، ويشمل:</w:t>
+      </w:r>
+    </w:p>
+    <w:p>
+      <w:pPr>
+        <w:bidi/>
+        <w:spacing w:after="60" w:line="360"/>
+        <w:jc w:val="both"/>
+      </w:pPr>
+      <w:r>
+        <w:rPr>
+          <w:rFonts w:ascii="Simplified Arabic" w:cs="Simplified Arabic" w:eastAsia="Simplified Arabic" w:hAnsi="Simplified Arabic"/>
+          <w:b w:val="false"/>
+          <w:bCs w:val="false"/>
+          <w:sz w:val="28"/>
+          <w:szCs w:val="28"/>
+          <w:rtl/>
+        </w:rPr>
+        <w:t xml:space="preserve">- </w:t>
+      </w:r>
+      <w:r>
+        <w:rPr>
+          <w:rFonts w:ascii="Simplified Arabic" w:cs="Simplified Arabic" w:eastAsia="Simplified Arabic" w:hAnsi="Simplified Arabic"/>
+          <w:b/>
+          <w:bCs/>
+          <w:sz w:val="28"/>
+          <w:szCs w:val="28"/>
+          <w:rtl/>
+        </w:rPr>
+        <w:t xml:space="preserve">المطلب الأوّل: </w:t>
+      </w:r>
+      <w:r>
+        <w:rPr>
+          <w:rFonts w:ascii="Simplified Arabic" w:cs="Simplified Arabic" w:eastAsia="Simplified Arabic" w:hAnsi="Simplified Arabic"/>
+          <w:b w:val="false"/>
+          <w:bCs w:val="false"/>
+          <w:sz w:val="28"/>
+          <w:szCs w:val="28"/>
+          <w:rtl/>
+        </w:rPr>
+        <w:t xml:space="preserve">بيان محلّ الاتفاق.</w:t>
+      </w:r>
+    </w:p>
+    <w:p>
+      <w:pPr>
+        <w:bidi/>
+        <w:spacing w:after="60" w:line="360"/>
+        <w:jc w:val="both"/>
+      </w:pPr>
+      <w:r>
+        <w:rPr>
+          <w:rFonts w:ascii="Simplified Arabic" w:cs="Simplified Arabic" w:eastAsia="Simplified Arabic" w:hAnsi="Simplified Arabic"/>
+          <w:b w:val="false"/>
+          <w:bCs w:val="false"/>
+          <w:sz w:val="28"/>
+          <w:szCs w:val="28"/>
+          <w:rtl/>
+        </w:rPr>
+        <w:t xml:space="preserve">- </w:t>
+      </w:r>
+      <w:r>
+        <w:rPr>
+          <w:rFonts w:ascii="Simplified Arabic" w:cs="Simplified Arabic" w:eastAsia="Simplified Arabic" w:hAnsi="Simplified Arabic"/>
+          <w:b/>
+          <w:bCs/>
+          <w:sz w:val="28"/>
+          <w:szCs w:val="28"/>
+          <w:rtl/>
+        </w:rPr>
+        <w:t xml:space="preserve">المطلب الثاني: </w:t>
+      </w:r>
+      <w:r>
+        <w:rPr>
+          <w:rFonts w:ascii="Simplified Arabic" w:cs="Simplified Arabic" w:eastAsia="Simplified Arabic" w:hAnsi="Simplified Arabic"/>
+          <w:b w:val="false"/>
+          <w:bCs w:val="false"/>
+          <w:sz w:val="28"/>
+          <w:szCs w:val="28"/>
+          <w:rtl/>
+        </w:rPr>
+        <w:t xml:space="preserve">بيان محلّ النزاع.</w:t>
+      </w:r>
+    </w:p>
+    <w:p>
+      <w:pPr>
+        <w:bidi/>
+        <w:spacing w:after="60" w:line="360"/>
+        <w:jc w:val="both"/>
+      </w:pPr>
+      <w:r>
+        <w:rPr>
+          <w:rFonts w:ascii="Simplified Arabic" w:cs="Simplified Arabic" w:eastAsia="Simplified Arabic" w:hAnsi="Simplified Arabic"/>
+          <w:b w:val="false"/>
+          <w:bCs w:val="false"/>
+          <w:sz w:val="28"/>
+          <w:szCs w:val="28"/>
+          <w:rtl/>
+        </w:rPr>
+        <w:t xml:space="preserve">- </w:t>
+      </w:r>
+      <w:r>
+        <w:rPr>
+          <w:rFonts w:ascii="Simplified Arabic" w:cs="Simplified Arabic" w:eastAsia="Simplified Arabic" w:hAnsi="Simplified Arabic"/>
+          <w:b/>
+          <w:bCs/>
+          <w:sz w:val="28"/>
+          <w:szCs w:val="28"/>
+          <w:rtl/>
+        </w:rPr>
+        <w:t xml:space="preserve">المطلب الثالث: </w:t>
+      </w:r>
+      <w:r>
+        <w:rPr>
+          <w:rFonts w:ascii="Simplified Arabic" w:cs="Simplified Arabic" w:eastAsia="Simplified Arabic" w:hAnsi="Simplified Arabic"/>
+          <w:b w:val="false"/>
+          <w:bCs w:val="false"/>
+          <w:sz w:val="28"/>
+          <w:szCs w:val="28"/>
+          <w:rtl/>
+        </w:rPr>
+        <w:t xml:space="preserve">أسباب الاختلاف.</w:t>
+      </w:r>
+    </w:p>
+    <w:p>
+      <w:pPr>
+        <w:bidi/>
+        <w:spacing w:after="60" w:line="360"/>
+        <w:jc w:val="both"/>
+      </w:pPr>
+      <w:r>
+        <w:rPr>
+          <w:rFonts w:ascii="Simplified Arabic" w:cs="Simplified Arabic" w:eastAsia="Simplified Arabic" w:hAnsi="Simplified Arabic"/>
+          <w:b w:val="false"/>
+          <w:bCs w:val="false"/>
+          <w:sz w:val="28"/>
+          <w:szCs w:val="28"/>
+          <w:rtl/>
+        </w:rPr>
+        <w:t xml:space="preserve">- </w:t>
+      </w:r>
+      <w:r>
+        <w:rPr>
+          <w:rFonts w:ascii="Simplified Arabic" w:cs="Simplified Arabic" w:eastAsia="Simplified Arabic" w:hAnsi="Simplified Arabic"/>
+          <w:b/>
+          <w:bCs/>
+          <w:sz w:val="28"/>
+          <w:szCs w:val="28"/>
+          <w:rtl/>
+        </w:rPr>
+        <w:t xml:space="preserve">المطلب الرابع: </w:t>
+      </w:r>
+      <w:r>
+        <w:rPr>
+          <w:rFonts w:ascii="Simplified Arabic" w:cs="Simplified Arabic" w:eastAsia="Simplified Arabic" w:hAnsi="Simplified Arabic"/>
+          <w:b w:val="false"/>
+          <w:bCs w:val="false"/>
+          <w:sz w:val="28"/>
+          <w:szCs w:val="28"/>
+          <w:rtl/>
+        </w:rPr>
+        <w:t xml:space="preserve">التكييف الفقهيّ.</w:t>
+      </w:r>
+    </w:p>
+    <w:p>
+      <w:pPr>
+        <w:bidi/>
+        <w:spacing w:after="60" w:line="360"/>
+        <w:jc w:val="both"/>
+      </w:pPr>
+      <w:r>
+        <w:rPr>
+          <w:rFonts w:ascii="Simplified Arabic" w:cs="Simplified Arabic" w:eastAsia="Simplified Arabic" w:hAnsi="Simplified Arabic"/>
+          <w:b/>
+          <w:bCs/>
+          <w:sz w:val="28"/>
+          <w:szCs w:val="28"/>
+          <w:rtl/>
+        </w:rPr>
+        <w:t xml:space="preserve">* المبحث الثالث: أقوال الفقهاء في المسألة، ويشمل:</w:t>
+      </w:r>
+    </w:p>
+    <w:p>
+      <w:pPr>
+        <w:bidi/>
+        <w:spacing w:after="60" w:line="360"/>
+        <w:jc w:val="both"/>
+      </w:pPr>
+      <w:r>
+        <w:rPr>
+          <w:rFonts w:ascii="Simplified Arabic" w:cs="Simplified Arabic" w:eastAsia="Simplified Arabic" w:hAnsi="Simplified Arabic"/>
+          <w:b w:val="false"/>
+          <w:bCs w:val="false"/>
+          <w:sz w:val="28"/>
+          <w:szCs w:val="28"/>
+          <w:rtl/>
+        </w:rPr>
+        <w:t xml:space="preserve">- </w:t>
+      </w:r>
+      <w:r>
+        <w:rPr>
+          <w:rFonts w:ascii="Simplified Arabic" w:cs="Simplified Arabic" w:eastAsia="Simplified Arabic" w:hAnsi="Simplified Arabic"/>
+          <w:b/>
+          <w:bCs/>
+          <w:sz w:val="28"/>
+          <w:szCs w:val="28"/>
+          <w:rtl/>
+        </w:rPr>
+        <w:t xml:space="preserve">المطلب الأوّل: </w:t>
+      </w:r>
+      <w:r>
+        <w:rPr>
+          <w:rFonts w:ascii="Simplified Arabic" w:cs="Simplified Arabic" w:eastAsia="Simplified Arabic" w:hAnsi="Simplified Arabic"/>
+          <w:b w:val="false"/>
+          <w:bCs w:val="false"/>
+          <w:sz w:val="28"/>
+          <w:szCs w:val="28"/>
+          <w:rtl/>
+        </w:rPr>
+        <w:t xml:space="preserve">بيان أقوال الفقهاء المؤيّدين (لجواز النزع) وأدلّتهم ومناقشتها. (توزيع للفروع).</w:t>
+      </w:r>
+    </w:p>
+    <w:p>
+      <w:pPr>
+        <w:bidi/>
+        <w:spacing w:after="60" w:line="360"/>
+        <w:jc w:val="both"/>
+      </w:pPr>
+      <w:r>
+        <w:rPr>
+          <w:rFonts w:ascii="Simplified Arabic" w:cs="Simplified Arabic" w:eastAsia="Simplified Arabic" w:hAnsi="Simplified Arabic"/>
+          <w:b w:val="false"/>
+          <w:bCs w:val="false"/>
+          <w:sz w:val="28"/>
+          <w:szCs w:val="28"/>
+          <w:rtl/>
+        </w:rPr>
+        <w:t xml:space="preserve">- </w:t>
+      </w:r>
+      <w:r>
+        <w:rPr>
+          <w:rFonts w:ascii="Simplified Arabic" w:cs="Simplified Arabic" w:eastAsia="Simplified Arabic" w:hAnsi="Simplified Arabic"/>
+          <w:b/>
+          <w:bCs/>
+          <w:sz w:val="28"/>
+          <w:szCs w:val="28"/>
+          <w:rtl/>
+        </w:rPr>
+        <w:t xml:space="preserve">المطلب الثاني: </w:t>
+      </w:r>
+      <w:r>
+        <w:rPr>
+          <w:rFonts w:ascii="Simplified Arabic" w:cs="Simplified Arabic" w:eastAsia="Simplified Arabic" w:hAnsi="Simplified Arabic"/>
+          <w:b w:val="false"/>
+          <w:bCs w:val="false"/>
+          <w:sz w:val="28"/>
+          <w:szCs w:val="28"/>
+          <w:rtl/>
+        </w:rPr>
+        <w:t xml:space="preserve">بيان أقوال الفقهاء المعارضين وأدلّتهم ومناقشتها. (توزيع للفروع).</w:t>
+      </w:r>
+    </w:p>
+    <w:p>
+      <w:pPr>
+        <w:bidi/>
+        <w:spacing w:after="60" w:line="360"/>
+        <w:jc w:val="both"/>
+      </w:pPr>
+      <w:r>
+        <w:rPr>
+          <w:rFonts w:ascii="Simplified Arabic" w:cs="Simplified Arabic" w:eastAsia="Simplified Arabic" w:hAnsi="Simplified Arabic"/>
+          <w:b w:val="false"/>
+          <w:bCs w:val="false"/>
+          <w:sz w:val="28"/>
+          <w:szCs w:val="28"/>
+          <w:rtl/>
+        </w:rPr>
+        <w:t xml:space="preserve">- </w:t>
+      </w:r>
+      <w:r>
+        <w:rPr>
+          <w:rFonts w:ascii="Simplified Arabic" w:cs="Simplified Arabic" w:eastAsia="Simplified Arabic" w:hAnsi="Simplified Arabic"/>
+          <w:b/>
+          <w:bCs/>
+          <w:sz w:val="28"/>
+          <w:szCs w:val="28"/>
+          <w:rtl/>
+        </w:rPr>
+        <w:t xml:space="preserve">المطلب الثالث: </w:t>
+      </w:r>
+      <w:r>
+        <w:rPr>
+          <w:rFonts w:ascii="Simplified Arabic" w:cs="Simplified Arabic" w:eastAsia="Simplified Arabic" w:hAnsi="Simplified Arabic"/>
+          <w:b w:val="false"/>
+          <w:bCs w:val="false"/>
+          <w:sz w:val="28"/>
+          <w:szCs w:val="28"/>
+          <w:rtl/>
+        </w:rPr>
+        <w:t xml:space="preserve">الردّ على الأدلّة. (الفرع الأوّل: الردّ على أدلّة المؤيّدين. الفرع الثاني: الردّ على أدلّة المعارضين).</w:t>
+      </w:r>
+    </w:p>
+    <w:p>
+      <w:pPr>
+        <w:bidi/>
+        <w:spacing w:after="60" w:line="360"/>
+        <w:jc w:val="both"/>
+      </w:pPr>
+      <w:r>
+        <w:rPr>
+          <w:rFonts w:ascii="Simplified Arabic" w:cs="Simplified Arabic" w:eastAsia="Simplified Arabic" w:hAnsi="Simplified Arabic"/>
+          <w:b w:val="false"/>
+          <w:bCs w:val="false"/>
+          <w:sz w:val="28"/>
+          <w:szCs w:val="28"/>
+          <w:rtl/>
+        </w:rPr>
+        <w:t xml:space="preserve">- </w:t>
+      </w:r>
+      <w:r>
+        <w:rPr>
+          <w:rFonts w:ascii="Simplified Arabic" w:cs="Simplified Arabic" w:eastAsia="Simplified Arabic" w:hAnsi="Simplified Arabic"/>
+          <w:b/>
+          <w:bCs/>
+          <w:sz w:val="28"/>
+          <w:szCs w:val="28"/>
+          <w:rtl/>
+        </w:rPr>
+        <w:t xml:space="preserve">المطلب الرابع: </w:t>
+      </w:r>
+      <w:r>
+        <w:rPr>
+          <w:rFonts w:ascii="Simplified Arabic" w:cs="Simplified Arabic" w:eastAsia="Simplified Arabic" w:hAnsi="Simplified Arabic"/>
+          <w:b w:val="false"/>
+          <w:bCs w:val="false"/>
+          <w:sz w:val="28"/>
+          <w:szCs w:val="28"/>
+          <w:rtl/>
+        </w:rPr>
+        <w:t xml:space="preserve">القول الراجح في المسألة. (الفرع الأوّل: القول الراجح. الفرع الثاني: مبرّرات الترجيح).</w:t>
+      </w:r>
+    </w:p>
+    <w:p>
+      <w:pPr>
+        <w:bidi/>
+        <w:spacing w:after="60" w:line="360"/>
+        <w:jc w:val="both"/>
+      </w:pPr>
+      <w:r>
+        <w:rPr>
+          <w:rFonts w:ascii="Simplified Arabic" w:cs="Simplified Arabic" w:eastAsia="Simplified Arabic" w:hAnsi="Simplified Arabic"/>
+          <w:b/>
+          <w:bCs/>
+          <w:sz w:val="28"/>
+          <w:szCs w:val="28"/>
+          <w:rtl/>
+        </w:rPr>
+        <w:t xml:space="preserve">* المبحث الرابع: موقف القانون والطبّ والاجتماع والعلم في المسألة، ويشمل:</w:t>
+      </w:r>
+    </w:p>
+    <w:p>
+      <w:pPr>
+        <w:bidi/>
+        <w:spacing w:after="60" w:line="360"/>
+        <w:jc w:val="both"/>
+      </w:pPr>
+      <w:r>
+        <w:rPr>
+          <w:rFonts w:ascii="Simplified Arabic" w:cs="Simplified Arabic" w:eastAsia="Simplified Arabic" w:hAnsi="Simplified Arabic"/>
+          <w:b w:val="false"/>
+          <w:bCs w:val="false"/>
+          <w:sz w:val="28"/>
+          <w:szCs w:val="28"/>
+          <w:rtl/>
+        </w:rPr>
+        <w:t xml:space="preserve">- </w:t>
+      </w:r>
+      <w:r>
+        <w:rPr>
+          <w:rFonts w:ascii="Simplified Arabic" w:cs="Simplified Arabic" w:eastAsia="Simplified Arabic" w:hAnsi="Simplified Arabic"/>
+          <w:b/>
+          <w:bCs/>
+          <w:sz w:val="28"/>
+          <w:szCs w:val="28"/>
+          <w:rtl/>
+        </w:rPr>
+        <w:t xml:space="preserve">المطلب الأوّل: الموقف والأقوال القانونيّة في المسألة (قوانين سبع دول: أربع عربيّة وثلاث أجنبيّة). </w:t>
+      </w:r>
+      <w:r>
+        <w:rPr>
+          <w:rFonts w:ascii="Simplified Arabic" w:cs="Simplified Arabic" w:eastAsia="Simplified Arabic" w:hAnsi="Simplified Arabic"/>
+          <w:b w:val="false"/>
+          <w:bCs w:val="false"/>
+          <w:sz w:val="28"/>
+          <w:szCs w:val="28"/>
+          <w:rtl/>
+        </w:rPr>
+        <w:t xml:space="preserve">الفرع الأوّل: فلسطين. الفرع الثاني: الأردن. الفرع الثالث: مصر. الفرع الرابع: الإمارات. الفرع الخامس: إسرائيل. الفرع السادس: الولايات المتحدة. الفرع السابع: فرنسا.</w:t>
+      </w:r>
+    </w:p>
+    <w:p>
+      <w:pPr>
+        <w:bidi/>
+        <w:spacing w:after="60" w:line="360"/>
+        <w:jc w:val="both"/>
+      </w:pPr>
+      <w:r>
+        <w:rPr>
+          <w:rFonts w:ascii="Simplified Arabic" w:cs="Simplified Arabic" w:eastAsia="Simplified Arabic" w:hAnsi="Simplified Arabic"/>
+          <w:b w:val="false"/>
+          <w:bCs w:val="false"/>
+          <w:sz w:val="28"/>
+          <w:szCs w:val="28"/>
+          <w:rtl/>
+        </w:rPr>
+        <w:t xml:space="preserve">- </w:t>
+      </w:r>
+      <w:r>
+        <w:rPr>
+          <w:rFonts w:ascii="Simplified Arabic" w:cs="Simplified Arabic" w:eastAsia="Simplified Arabic" w:hAnsi="Simplified Arabic"/>
+          <w:b/>
+          <w:bCs/>
+          <w:sz w:val="28"/>
+          <w:szCs w:val="28"/>
+          <w:rtl/>
+        </w:rPr>
+        <w:t xml:space="preserve">المطلب الثاني: </w:t>
+      </w:r>
+      <w:r>
+        <w:rPr>
+          <w:rFonts w:ascii="Simplified Arabic" w:cs="Simplified Arabic" w:eastAsia="Simplified Arabic" w:hAnsi="Simplified Arabic"/>
+          <w:b w:val="false"/>
+          <w:bCs w:val="false"/>
+          <w:sz w:val="28"/>
+          <w:szCs w:val="28"/>
+          <w:rtl/>
+        </w:rPr>
+        <w:t xml:space="preserve">الموقف والأقوال الطبيّة في المسألة.</w:t>
+      </w:r>
+    </w:p>
+    <w:p>
+      <w:pPr>
+        <w:bidi/>
+        <w:spacing w:after="60" w:line="360"/>
+        <w:jc w:val="both"/>
+      </w:pPr>
+      <w:r>
+        <w:rPr>
+          <w:rFonts w:ascii="Simplified Arabic" w:cs="Simplified Arabic" w:eastAsia="Simplified Arabic" w:hAnsi="Simplified Arabic"/>
+          <w:b w:val="false"/>
+          <w:bCs w:val="false"/>
+          <w:sz w:val="28"/>
+          <w:szCs w:val="28"/>
+          <w:rtl/>
+        </w:rPr>
+        <w:t xml:space="preserve">- </w:t>
+      </w:r>
+      <w:r>
+        <w:rPr>
+          <w:rFonts w:ascii="Simplified Arabic" w:cs="Simplified Arabic" w:eastAsia="Simplified Arabic" w:hAnsi="Simplified Arabic"/>
+          <w:b/>
+          <w:bCs/>
+          <w:sz w:val="28"/>
+          <w:szCs w:val="28"/>
+          <w:rtl/>
+        </w:rPr>
+        <w:t xml:space="preserve">المطلب الثالث: </w:t>
+      </w:r>
+      <w:r>
+        <w:rPr>
+          <w:rFonts w:ascii="Simplified Arabic" w:cs="Simplified Arabic" w:eastAsia="Simplified Arabic" w:hAnsi="Simplified Arabic"/>
+          <w:b w:val="false"/>
+          <w:bCs w:val="false"/>
+          <w:sz w:val="28"/>
+          <w:szCs w:val="28"/>
+          <w:rtl/>
+        </w:rPr>
+        <w:t xml:space="preserve">الموقف والأقوال الاجتماعيّة في المسألة.</w:t>
+      </w:r>
+    </w:p>
+    <w:p>
+      <w:pPr>
+        <w:bidi/>
+        <w:spacing w:after="60" w:line="360"/>
+        <w:jc w:val="both"/>
+      </w:pPr>
+      <w:r>
+        <w:rPr>
+          <w:rFonts w:ascii="Simplified Arabic" w:cs="Simplified Arabic" w:eastAsia="Simplified Arabic" w:hAnsi="Simplified Arabic"/>
+          <w:b w:val="false"/>
+          <w:bCs w:val="false"/>
+          <w:sz w:val="28"/>
+          <w:szCs w:val="28"/>
+          <w:rtl/>
+        </w:rPr>
+        <w:t xml:space="preserve">- </w:t>
+      </w:r>
+      <w:r>
+        <w:rPr>
+          <w:rFonts w:ascii="Simplified Arabic" w:cs="Simplified Arabic" w:eastAsia="Simplified Arabic" w:hAnsi="Simplified Arabic"/>
+          <w:b/>
+          <w:bCs/>
+          <w:sz w:val="28"/>
+          <w:szCs w:val="28"/>
+          <w:rtl/>
+        </w:rPr>
+        <w:t xml:space="preserve">المطلب الرابع: </w:t>
+      </w:r>
+      <w:r>
+        <w:rPr>
+          <w:rFonts w:ascii="Simplified Arabic" w:cs="Simplified Arabic" w:eastAsia="Simplified Arabic" w:hAnsi="Simplified Arabic"/>
+          <w:b w:val="false"/>
+          <w:bCs w:val="false"/>
+          <w:sz w:val="28"/>
+          <w:szCs w:val="28"/>
+          <w:rtl/>
+        </w:rPr>
+        <w:t xml:space="preserve">الموقف والأقوال العلميّة والتقنيّة في المسألة.</w:t>
       </w:r>
     </w:p>
     <w:p>
@@ -8287,156 +7455,327 @@
           <w:b/>
           <w:bCs/>
           <w:color w:val="000000"/>
-          <w:sz w:val="28"/>
-          <w:szCs w:val="28"/>
-          <w:rtl/>
-        </w:rPr>
-        <w:t xml:space="preserve">ثالثًا: كتب الحديث الشريف:</w:t>
-      </w:r>
-    </w:p>
-    <w:p>
-      <w:pPr>
-        <w:bidi/>
-        <w:spacing w:after="60" w:line="360"/>
-        <w:jc w:val="both"/>
-      </w:pPr>
-      <w:r>
-        <w:rPr>
-          <w:rFonts w:ascii="Simplified Arabic" w:cs="Simplified Arabic" w:eastAsia="Simplified Arabic" w:hAnsi="Simplified Arabic"/>
-          <w:b w:val="false"/>
-          <w:bCs w:val="false"/>
-          <w:sz w:val="28"/>
-          <w:szCs w:val="28"/>
-          <w:rtl/>
-        </w:rPr>
-        <w:t xml:space="preserve">- </w:t>
-      </w:r>
-      <w:r>
-        <w:rPr>
-          <w:rFonts w:ascii="Simplified Arabic" w:cs="Simplified Arabic" w:eastAsia="Simplified Arabic" w:hAnsi="Simplified Arabic"/>
-          <w:b w:val="false"/>
-          <w:bCs w:val="false"/>
-          <w:sz w:val="28"/>
-          <w:szCs w:val="28"/>
-          <w:rtl/>
-        </w:rPr>
-        <w:t xml:space="preserve">ابن ماجه، محمد بن يزيد القزويني. سنن ابن ماجه (تحقيق محمد فؤاد عبد الباقي). القاهرة: دار إحياء الكتب العربية.</w:t>
-      </w:r>
-    </w:p>
-    <w:p>
-      <w:pPr>
-        <w:bidi/>
-        <w:spacing w:after="60" w:line="360"/>
-        <w:jc w:val="both"/>
-      </w:pPr>
-      <w:r>
-        <w:rPr>
-          <w:rFonts w:ascii="Simplified Arabic" w:cs="Simplified Arabic" w:eastAsia="Simplified Arabic" w:hAnsi="Simplified Arabic"/>
-          <w:b w:val="false"/>
-          <w:bCs w:val="false"/>
-          <w:sz w:val="28"/>
-          <w:szCs w:val="28"/>
-          <w:rtl/>
-        </w:rPr>
-        <w:t xml:space="preserve">- </w:t>
-      </w:r>
-      <w:r>
-        <w:rPr>
-          <w:rFonts w:ascii="Simplified Arabic" w:cs="Simplified Arabic" w:eastAsia="Simplified Arabic" w:hAnsi="Simplified Arabic"/>
-          <w:b w:val="false"/>
-          <w:bCs w:val="false"/>
-          <w:sz w:val="28"/>
-          <w:szCs w:val="28"/>
-          <w:rtl/>
-        </w:rPr>
-        <w:t xml:space="preserve">أبو داود، سليمان بن الأشعث السجستاني. سنن أبي داود. صيدا بيروت: المكتبة العصرية.</w:t>
-      </w:r>
-    </w:p>
-    <w:p>
-      <w:pPr>
-        <w:bidi/>
-        <w:spacing w:after="60" w:line="360"/>
-        <w:jc w:val="both"/>
-      </w:pPr>
-      <w:r>
-        <w:rPr>
-          <w:rFonts w:ascii="Simplified Arabic" w:cs="Simplified Arabic" w:eastAsia="Simplified Arabic" w:hAnsi="Simplified Arabic"/>
-          <w:b w:val="false"/>
-          <w:bCs w:val="false"/>
-          <w:sz w:val="28"/>
-          <w:szCs w:val="28"/>
-          <w:rtl/>
-        </w:rPr>
-        <w:t xml:space="preserve">- </w:t>
-      </w:r>
-      <w:r>
-        <w:rPr>
-          <w:rFonts w:ascii="Simplified Arabic" w:cs="Simplified Arabic" w:eastAsia="Simplified Arabic" w:hAnsi="Simplified Arabic"/>
-          <w:b w:val="false"/>
-          <w:bCs w:val="false"/>
-          <w:sz w:val="28"/>
-          <w:szCs w:val="28"/>
-          <w:rtl/>
-        </w:rPr>
-        <w:t xml:space="preserve">البخاري، محمد بن اسماعيل (2002). صحيح البخاري. ط1، دمشق بيروت: دار ابن كثير.</w:t>
-      </w:r>
-    </w:p>
-    <w:p>
-      <w:pPr>
-        <w:bidi/>
-        <w:spacing w:after="60" w:line="360"/>
-        <w:jc w:val="both"/>
-      </w:pPr>
-      <w:r>
-        <w:rPr>
-          <w:rFonts w:ascii="Simplified Arabic" w:cs="Simplified Arabic" w:eastAsia="Simplified Arabic" w:hAnsi="Simplified Arabic"/>
-          <w:b w:val="false"/>
-          <w:bCs w:val="false"/>
-          <w:sz w:val="28"/>
-          <w:szCs w:val="28"/>
-          <w:rtl/>
-        </w:rPr>
-        <w:t xml:space="preserve">- </w:t>
-      </w:r>
-      <w:r>
-        <w:rPr>
-          <w:rFonts w:ascii="Simplified Arabic" w:cs="Simplified Arabic" w:eastAsia="Simplified Arabic" w:hAnsi="Simplified Arabic"/>
-          <w:b w:val="false"/>
-          <w:bCs w:val="false"/>
-          <w:sz w:val="28"/>
-          <w:szCs w:val="28"/>
-          <w:rtl/>
-        </w:rPr>
-        <w:t xml:space="preserve">مالك بن أنس (1985). موطأ مالك (تحقيق محمد فؤاد عبد الباقي). ط1، القاهرة: دار الأصيل.</w:t>
-      </w:r>
-    </w:p>
-    <w:p>
-      <w:pPr>
-        <w:bidi/>
-        <w:spacing w:after="60" w:line="360"/>
-        <w:jc w:val="both"/>
-      </w:pPr>
-      <w:r>
-        <w:rPr>
-          <w:rFonts w:ascii="Simplified Arabic" w:cs="Simplified Arabic" w:eastAsia="Simplified Arabic" w:hAnsi="Simplified Arabic"/>
-          <w:b w:val="false"/>
-          <w:bCs w:val="false"/>
-          <w:sz w:val="28"/>
-          <w:szCs w:val="28"/>
-          <w:rtl/>
-        </w:rPr>
-        <w:t xml:space="preserve">- </w:t>
-      </w:r>
-      <w:r>
-        <w:rPr>
-          <w:rFonts w:ascii="Simplified Arabic" w:cs="Simplified Arabic" w:eastAsia="Simplified Arabic" w:hAnsi="Simplified Arabic"/>
-          <w:b w:val="false"/>
-          <w:bCs w:val="false"/>
-          <w:sz w:val="28"/>
-          <w:szCs w:val="28"/>
-          <w:rtl/>
-        </w:rPr>
-        <w:t xml:space="preserve">مسلم بن الحجاج القشيري النيسابوري (2006). صحيح مسلم (تحقيق نظر الفاريابي). ط1، المنصورة: مكتبة الإيمان.</w:t>
+          <w:sz w:val="32"/>
+          <w:szCs w:val="32"/>
+          <w:rtl/>
+        </w:rPr>
+        <w:t xml:space="preserve">الفصل الخامس: الفتاوى المؤيّدة والمعارضة في مسألة نزع الأجهزة الطبيّة عن الميت سريريًّا.</w:t>
+      </w:r>
+    </w:p>
+    <w:p>
+      <w:pPr>
+        <w:bidi/>
+        <w:spacing w:after="60" w:line="360"/>
+        <w:jc w:val="both"/>
+      </w:pPr>
+      <w:r>
+        <w:rPr>
+          <w:rFonts w:ascii="Simplified Arabic" w:cs="Simplified Arabic" w:eastAsia="Simplified Arabic" w:hAnsi="Simplified Arabic"/>
+          <w:b/>
+          <w:bCs/>
+          <w:sz w:val="28"/>
+          <w:szCs w:val="28"/>
+          <w:rtl/>
+        </w:rPr>
+        <w:t xml:space="preserve">* المبحث الأوّل: الفتاوى المؤيّدة (أربع فتاوى مع الردّ والتعقيب):</w:t>
+      </w:r>
+    </w:p>
+    <w:p>
+      <w:pPr>
+        <w:bidi/>
+        <w:spacing w:after="60" w:line="360"/>
+        <w:jc w:val="both"/>
+      </w:pPr>
+      <w:r>
+        <w:rPr>
+          <w:rFonts w:ascii="Simplified Arabic" w:cs="Simplified Arabic" w:eastAsia="Simplified Arabic" w:hAnsi="Simplified Arabic"/>
+          <w:b w:val="false"/>
+          <w:bCs w:val="false"/>
+          <w:sz w:val="28"/>
+          <w:szCs w:val="28"/>
+          <w:rtl/>
+        </w:rPr>
+        <w:t xml:space="preserve">- </w:t>
+      </w:r>
+      <w:r>
+        <w:rPr>
+          <w:rFonts w:ascii="Simplified Arabic" w:cs="Simplified Arabic" w:eastAsia="Simplified Arabic" w:hAnsi="Simplified Arabic"/>
+          <w:b/>
+          <w:bCs/>
+          <w:sz w:val="28"/>
+          <w:szCs w:val="28"/>
+          <w:rtl/>
+        </w:rPr>
+        <w:t xml:space="preserve">المطلب الأوّل: </w:t>
+      </w:r>
+      <w:r>
+        <w:rPr>
+          <w:rFonts w:ascii="Simplified Arabic" w:cs="Simplified Arabic" w:eastAsia="Simplified Arabic" w:hAnsi="Simplified Arabic"/>
+          <w:b w:val="false"/>
+          <w:bCs w:val="false"/>
+          <w:sz w:val="28"/>
+          <w:szCs w:val="28"/>
+          <w:rtl/>
+        </w:rPr>
+        <w:t xml:space="preserve">قرار مجمع الفقه الإسلاميّ الدوليّ رقم (5) د3/07/86 بشأن أجهزة الإنعاش (عمّان 1986م). الفرع الأوّل: نصّ القرار. الفرع الثاني: الردّ والتعقيب.</w:t>
+      </w:r>
+    </w:p>
+    <w:p>
+      <w:pPr>
+        <w:bidi/>
+        <w:spacing w:after="60" w:line="360"/>
+        <w:jc w:val="both"/>
+      </w:pPr>
+      <w:r>
+        <w:rPr>
+          <w:rFonts w:ascii="Simplified Arabic" w:cs="Simplified Arabic" w:eastAsia="Simplified Arabic" w:hAnsi="Simplified Arabic"/>
+          <w:b w:val="false"/>
+          <w:bCs w:val="false"/>
+          <w:sz w:val="28"/>
+          <w:szCs w:val="28"/>
+          <w:rtl/>
+        </w:rPr>
+        <w:t xml:space="preserve">- </w:t>
+      </w:r>
+      <w:r>
+        <w:rPr>
+          <w:rFonts w:ascii="Simplified Arabic" w:cs="Simplified Arabic" w:eastAsia="Simplified Arabic" w:hAnsi="Simplified Arabic"/>
+          <w:b/>
+          <w:bCs/>
+          <w:sz w:val="28"/>
+          <w:szCs w:val="28"/>
+          <w:rtl/>
+        </w:rPr>
+        <w:t xml:space="preserve">المطلب الثاني: </w:t>
+      </w:r>
+      <w:r>
+        <w:rPr>
+          <w:rFonts w:ascii="Simplified Arabic" w:cs="Simplified Arabic" w:eastAsia="Simplified Arabic" w:hAnsi="Simplified Arabic"/>
+          <w:b w:val="false"/>
+          <w:bCs w:val="false"/>
+          <w:sz w:val="28"/>
+          <w:szCs w:val="28"/>
+          <w:rtl/>
+        </w:rPr>
+        <w:t xml:space="preserve">توصية ندوة "الحياة الإنسانيّة: بدايتها ونهايتها" للمنظمة الإسلاميّة للعلوم الطبيّة (الكويت 1985م). الفرع الأوّل: نصّ التوصية. الفرع الثاني: الردّ والتعقيب.</w:t>
+      </w:r>
+    </w:p>
+    <w:p>
+      <w:pPr>
+        <w:bidi/>
+        <w:spacing w:after="60" w:line="360"/>
+        <w:jc w:val="both"/>
+      </w:pPr>
+      <w:r>
+        <w:rPr>
+          <w:rFonts w:ascii="Simplified Arabic" w:cs="Simplified Arabic" w:eastAsia="Simplified Arabic" w:hAnsi="Simplified Arabic"/>
+          <w:b w:val="false"/>
+          <w:bCs w:val="false"/>
+          <w:sz w:val="28"/>
+          <w:szCs w:val="28"/>
+          <w:rtl/>
+        </w:rPr>
+        <w:t xml:space="preserve">- </w:t>
+      </w:r>
+      <w:r>
+        <w:rPr>
+          <w:rFonts w:ascii="Simplified Arabic" w:cs="Simplified Arabic" w:eastAsia="Simplified Arabic" w:hAnsi="Simplified Arabic"/>
+          <w:b/>
+          <w:bCs/>
+          <w:sz w:val="28"/>
+          <w:szCs w:val="28"/>
+          <w:rtl/>
+        </w:rPr>
+        <w:t xml:space="preserve">المطلب الثالث: </w:t>
+      </w:r>
+      <w:r>
+        <w:rPr>
+          <w:rFonts w:ascii="Simplified Arabic" w:cs="Simplified Arabic" w:eastAsia="Simplified Arabic" w:hAnsi="Simplified Arabic"/>
+          <w:b w:val="false"/>
+          <w:bCs w:val="false"/>
+          <w:sz w:val="28"/>
+          <w:szCs w:val="28"/>
+          <w:rtl/>
+        </w:rPr>
+        <w:t xml:space="preserve">فتوى دار الإفتاء المصريّة بشأن رفع أجهزة الإنعاش عمّن ثبت موته دماغيًّا. الفرع الأوّل: نصّ الفتوى. الفرع الثاني: الردّ والتعقيب.</w:t>
+      </w:r>
+    </w:p>
+    <w:p>
+      <w:pPr>
+        <w:bidi/>
+        <w:spacing w:after="60" w:line="360"/>
+        <w:jc w:val="both"/>
+      </w:pPr>
+      <w:r>
+        <w:rPr>
+          <w:rFonts w:ascii="Simplified Arabic" w:cs="Simplified Arabic" w:eastAsia="Simplified Arabic" w:hAnsi="Simplified Arabic"/>
+          <w:b w:val="false"/>
+          <w:bCs w:val="false"/>
+          <w:sz w:val="28"/>
+          <w:szCs w:val="28"/>
+          <w:rtl/>
+        </w:rPr>
+        <w:t xml:space="preserve">- </w:t>
+      </w:r>
+      <w:r>
+        <w:rPr>
+          <w:rFonts w:ascii="Simplified Arabic" w:cs="Simplified Arabic" w:eastAsia="Simplified Arabic" w:hAnsi="Simplified Arabic"/>
+          <w:b/>
+          <w:bCs/>
+          <w:sz w:val="28"/>
+          <w:szCs w:val="28"/>
+          <w:rtl/>
+        </w:rPr>
+        <w:t xml:space="preserve">المطلب الرابع: </w:t>
+      </w:r>
+      <w:r>
+        <w:rPr>
+          <w:rFonts w:ascii="Simplified Arabic" w:cs="Simplified Arabic" w:eastAsia="Simplified Arabic" w:hAnsi="Simplified Arabic"/>
+          <w:b w:val="false"/>
+          <w:bCs w:val="false"/>
+          <w:sz w:val="28"/>
+          <w:szCs w:val="28"/>
+          <w:rtl/>
+        </w:rPr>
+        <w:t xml:space="preserve">قرار مجلس الإفتاء والبحوث والدراسات الإسلاميّة الأردنيّ رقم (117) بشأن أجهزة الإنعاش. الفرع الأوّل: نصّ القرار. الفرع الثاني: الردّ والتعقيب.</w:t>
+      </w:r>
+    </w:p>
+    <w:p>
+      <w:pPr>
+        <w:bidi/>
+        <w:spacing w:after="60" w:line="360"/>
+        <w:jc w:val="both"/>
+      </w:pPr>
+      <w:r>
+        <w:rPr>
+          <w:rFonts w:ascii="Simplified Arabic" w:cs="Simplified Arabic" w:eastAsia="Simplified Arabic" w:hAnsi="Simplified Arabic"/>
+          <w:b/>
+          <w:bCs/>
+          <w:sz w:val="28"/>
+          <w:szCs w:val="28"/>
+          <w:rtl/>
+        </w:rPr>
+        <w:t xml:space="preserve">* المبحث الثاني: الفتاوى المعارضة (ثلاث فتاوى مع الردّ والتعقيب):</w:t>
+      </w:r>
+    </w:p>
+    <w:p>
+      <w:pPr>
+        <w:bidi/>
+        <w:spacing w:after="60" w:line="360"/>
+        <w:jc w:val="both"/>
+      </w:pPr>
+      <w:r>
+        <w:rPr>
+          <w:rFonts w:ascii="Simplified Arabic" w:cs="Simplified Arabic" w:eastAsia="Simplified Arabic" w:hAnsi="Simplified Arabic"/>
+          <w:b w:val="false"/>
+          <w:bCs w:val="false"/>
+          <w:sz w:val="28"/>
+          <w:szCs w:val="28"/>
+          <w:rtl/>
+        </w:rPr>
+        <w:t xml:space="preserve">- </w:t>
+      </w:r>
+      <w:r>
+        <w:rPr>
+          <w:rFonts w:ascii="Simplified Arabic" w:cs="Simplified Arabic" w:eastAsia="Simplified Arabic" w:hAnsi="Simplified Arabic"/>
+          <w:b/>
+          <w:bCs/>
+          <w:sz w:val="28"/>
+          <w:szCs w:val="28"/>
+          <w:rtl/>
+        </w:rPr>
+        <w:t xml:space="preserve">المطلب الأوّل: </w:t>
+      </w:r>
+      <w:r>
+        <w:rPr>
+          <w:rFonts w:ascii="Simplified Arabic" w:cs="Simplified Arabic" w:eastAsia="Simplified Arabic" w:hAnsi="Simplified Arabic"/>
+          <w:b w:val="false"/>
+          <w:bCs w:val="false"/>
+          <w:sz w:val="28"/>
+          <w:szCs w:val="28"/>
+          <w:rtl/>
+        </w:rPr>
+        <w:t xml:space="preserve">قرار المجمع الفقهيّ الإسلاميّ برابطة العالم الإسلاميّ، الدورة العاشرة (مكة 1987م)، في شقّه المتعلق بعدم الحكم بالوفاة قبل توقف القلب. الفرع الأوّل: نصّ القرار. الفرع الثاني: الردّ والتعقيب.</w:t>
+      </w:r>
+    </w:p>
+    <w:p>
+      <w:pPr>
+        <w:bidi/>
+        <w:spacing w:after="60" w:line="360"/>
+        <w:jc w:val="both"/>
+      </w:pPr>
+      <w:r>
+        <w:rPr>
+          <w:rFonts w:ascii="Simplified Arabic" w:cs="Simplified Arabic" w:eastAsia="Simplified Arabic" w:hAnsi="Simplified Arabic"/>
+          <w:b w:val="false"/>
+          <w:bCs w:val="false"/>
+          <w:sz w:val="28"/>
+          <w:szCs w:val="28"/>
+          <w:rtl/>
+        </w:rPr>
+        <w:t xml:space="preserve">- </w:t>
+      </w:r>
+      <w:r>
+        <w:rPr>
+          <w:rFonts w:ascii="Simplified Arabic" w:cs="Simplified Arabic" w:eastAsia="Simplified Arabic" w:hAnsi="Simplified Arabic"/>
+          <w:b/>
+          <w:bCs/>
+          <w:sz w:val="28"/>
+          <w:szCs w:val="28"/>
+          <w:rtl/>
+        </w:rPr>
+        <w:t xml:space="preserve">المطلب الثاني: </w:t>
+      </w:r>
+      <w:r>
+        <w:rPr>
+          <w:rFonts w:ascii="Simplified Arabic" w:cs="Simplified Arabic" w:eastAsia="Simplified Arabic" w:hAnsi="Simplified Arabic"/>
+          <w:b w:val="false"/>
+          <w:bCs w:val="false"/>
+          <w:sz w:val="28"/>
+          <w:szCs w:val="28"/>
+          <w:rtl/>
+        </w:rPr>
+        <w:t xml:space="preserve">فتوى اللجنة الدائمة للبحوث العلميّة والإفتاء بالمملكة العربيّة السعوديّة في عدم اعتبار الموت الدماغيّ موتًا. الفرع الأوّل: نصّ الفتوى. الفرع الثاني: الردّ والتعقيب.</w:t>
+      </w:r>
+    </w:p>
+    <w:p>
+      <w:pPr>
+        <w:bidi/>
+        <w:spacing w:after="60" w:line="360"/>
+        <w:jc w:val="both"/>
+      </w:pPr>
+      <w:r>
+        <w:rPr>
+          <w:rFonts w:ascii="Simplified Arabic" w:cs="Simplified Arabic" w:eastAsia="Simplified Arabic" w:hAnsi="Simplified Arabic"/>
+          <w:b w:val="false"/>
+          <w:bCs w:val="false"/>
+          <w:sz w:val="28"/>
+          <w:szCs w:val="28"/>
+          <w:rtl/>
+        </w:rPr>
+        <w:t xml:space="preserve">- </w:t>
+      </w:r>
+      <w:r>
+        <w:rPr>
+          <w:rFonts w:ascii="Simplified Arabic" w:cs="Simplified Arabic" w:eastAsia="Simplified Arabic" w:hAnsi="Simplified Arabic"/>
+          <w:b/>
+          <w:bCs/>
+          <w:sz w:val="28"/>
+          <w:szCs w:val="28"/>
+          <w:rtl/>
+        </w:rPr>
+        <w:t xml:space="preserve">المطلب الثالث: </w:t>
+      </w:r>
+      <w:r>
+        <w:rPr>
+          <w:rFonts w:ascii="Simplified Arabic" w:cs="Simplified Arabic" w:eastAsia="Simplified Arabic" w:hAnsi="Simplified Arabic"/>
+          <w:b w:val="false"/>
+          <w:bCs w:val="false"/>
+          <w:sz w:val="28"/>
+          <w:szCs w:val="28"/>
+          <w:rtl/>
+        </w:rPr>
+        <w:t xml:space="preserve">فتوى الشيخ محمد بن صالح ابن عثيمين رحمه الله في التوقف عن الحكم بالموت قبل مفارقة الروح. الفرع الأوّل: نصّ الفتوى. الفرع الثاني: الردّ والتعقيب.</w:t>
       </w:r>
     </w:p>
     <w:p>
@@ -8452,431 +7791,98 @@
           <w:b/>
           <w:bCs/>
           <w:color w:val="000000"/>
-          <w:sz w:val="28"/>
-          <w:szCs w:val="28"/>
-          <w:rtl/>
-        </w:rPr>
-        <w:t xml:space="preserve">رابعًا: كتب المذاهب الإسلاميّة المعتمدة (ثلاثة كتب لكلّ مذهب):</w:t>
-      </w:r>
-    </w:p>
-    <w:p>
-      <w:pPr>
-        <w:bidi/>
-        <w:spacing w:after="60" w:line="360"/>
-        <w:jc w:val="both"/>
-      </w:pPr>
-      <w:r>
-        <w:rPr>
-          <w:rFonts w:ascii="Simplified Arabic" w:cs="Simplified Arabic" w:eastAsia="Simplified Arabic" w:hAnsi="Simplified Arabic"/>
-          <w:b/>
-          <w:bCs/>
-          <w:sz w:val="28"/>
-          <w:szCs w:val="28"/>
-          <w:rtl/>
-        </w:rPr>
-        <w:t xml:space="preserve">المذهب الحنفيّ:</w:t>
-      </w:r>
-    </w:p>
-    <w:p>
-      <w:pPr>
-        <w:bidi/>
-        <w:spacing w:after="60" w:line="360"/>
-        <w:jc w:val="both"/>
-      </w:pPr>
-      <w:r>
-        <w:rPr>
-          <w:rFonts w:ascii="Simplified Arabic" w:cs="Simplified Arabic" w:eastAsia="Simplified Arabic" w:hAnsi="Simplified Arabic"/>
-          <w:b w:val="false"/>
-          <w:bCs w:val="false"/>
-          <w:sz w:val="28"/>
-          <w:szCs w:val="28"/>
-          <w:rtl/>
-        </w:rPr>
-        <w:t xml:space="preserve">- </w:t>
-      </w:r>
-      <w:r>
-        <w:rPr>
-          <w:rFonts w:ascii="Simplified Arabic" w:cs="Simplified Arabic" w:eastAsia="Simplified Arabic" w:hAnsi="Simplified Arabic"/>
-          <w:b w:val="false"/>
-          <w:bCs w:val="false"/>
-          <w:sz w:val="28"/>
-          <w:szCs w:val="28"/>
-          <w:rtl/>
-        </w:rPr>
-        <w:t xml:space="preserve">ابن عابدين، محمد أمين (1421هـ). ردّ المحتار على الدرّ المختار (حاشية ابن عابدين). بيروت: دار الفكر.</w:t>
-      </w:r>
-    </w:p>
-    <w:p>
-      <w:pPr>
-        <w:bidi/>
-        <w:spacing w:after="60" w:line="360"/>
-        <w:jc w:val="both"/>
-      </w:pPr>
-      <w:r>
-        <w:rPr>
-          <w:rFonts w:ascii="Simplified Arabic" w:cs="Simplified Arabic" w:eastAsia="Simplified Arabic" w:hAnsi="Simplified Arabic"/>
-          <w:b w:val="false"/>
-          <w:bCs w:val="false"/>
-          <w:sz w:val="28"/>
-          <w:szCs w:val="28"/>
-          <w:rtl/>
-        </w:rPr>
-        <w:t xml:space="preserve">- </w:t>
-      </w:r>
-      <w:r>
-        <w:rPr>
-          <w:rFonts w:ascii="Simplified Arabic" w:cs="Simplified Arabic" w:eastAsia="Simplified Arabic" w:hAnsi="Simplified Arabic"/>
-          <w:b w:val="false"/>
-          <w:bCs w:val="false"/>
-          <w:sz w:val="28"/>
-          <w:szCs w:val="28"/>
-          <w:rtl/>
-        </w:rPr>
-        <w:t xml:space="preserve">السرخسي، محمد بن أحمد. المبسوط. بيروت: دار المعرفة.</w:t>
-      </w:r>
-    </w:p>
-    <w:p>
-      <w:pPr>
-        <w:bidi/>
-        <w:spacing w:after="60" w:line="360"/>
-        <w:jc w:val="both"/>
-      </w:pPr>
-      <w:r>
-        <w:rPr>
-          <w:rFonts w:ascii="Simplified Arabic" w:cs="Simplified Arabic" w:eastAsia="Simplified Arabic" w:hAnsi="Simplified Arabic"/>
-          <w:b w:val="false"/>
-          <w:bCs w:val="false"/>
-          <w:sz w:val="28"/>
-          <w:szCs w:val="28"/>
-          <w:rtl/>
-        </w:rPr>
-        <w:t xml:space="preserve">- </w:t>
-      </w:r>
-      <w:r>
-        <w:rPr>
-          <w:rFonts w:ascii="Simplified Arabic" w:cs="Simplified Arabic" w:eastAsia="Simplified Arabic" w:hAnsi="Simplified Arabic"/>
-          <w:b w:val="false"/>
-          <w:bCs w:val="false"/>
-          <w:sz w:val="28"/>
-          <w:szCs w:val="28"/>
-          <w:rtl/>
-        </w:rPr>
-        <w:t xml:space="preserve">الكاساني، علاء الدين أبو بكر (1982). بدائع الصنائع في ترتيب الشرائع. بيروت: دار الكتاب العربي.</w:t>
-      </w:r>
-    </w:p>
-    <w:p>
-      <w:pPr>
-        <w:bidi/>
-        <w:spacing w:after="60" w:line="360"/>
-        <w:jc w:val="both"/>
-      </w:pPr>
-      <w:r>
-        <w:rPr>
-          <w:rFonts w:ascii="Simplified Arabic" w:cs="Simplified Arabic" w:eastAsia="Simplified Arabic" w:hAnsi="Simplified Arabic"/>
-          <w:b/>
-          <w:bCs/>
-          <w:sz w:val="28"/>
-          <w:szCs w:val="28"/>
-          <w:rtl/>
-        </w:rPr>
-        <w:t xml:space="preserve">المذهب المالكيّ:</w:t>
-      </w:r>
-    </w:p>
-    <w:p>
-      <w:pPr>
-        <w:bidi/>
-        <w:spacing w:after="60" w:line="360"/>
-        <w:jc w:val="both"/>
-      </w:pPr>
-      <w:r>
-        <w:rPr>
-          <w:rFonts w:ascii="Simplified Arabic" w:cs="Simplified Arabic" w:eastAsia="Simplified Arabic" w:hAnsi="Simplified Arabic"/>
-          <w:b w:val="false"/>
-          <w:bCs w:val="false"/>
-          <w:sz w:val="28"/>
-          <w:szCs w:val="28"/>
-          <w:rtl/>
-        </w:rPr>
-        <w:t xml:space="preserve">- </w:t>
-      </w:r>
-      <w:r>
-        <w:rPr>
-          <w:rFonts w:ascii="Simplified Arabic" w:cs="Simplified Arabic" w:eastAsia="Simplified Arabic" w:hAnsi="Simplified Arabic"/>
-          <w:b w:val="false"/>
-          <w:bCs w:val="false"/>
-          <w:sz w:val="28"/>
-          <w:szCs w:val="28"/>
-          <w:rtl/>
-        </w:rPr>
-        <w:t xml:space="preserve">الحطّاب، محمد بن محمد (1398هـ). مواهب الجليل في شرح مختصر خليل. بيروت: دار الفكر.</w:t>
-      </w:r>
-    </w:p>
-    <w:p>
-      <w:pPr>
-        <w:bidi/>
-        <w:spacing w:after="60" w:line="360"/>
-        <w:jc w:val="both"/>
-      </w:pPr>
-      <w:r>
-        <w:rPr>
-          <w:rFonts w:ascii="Simplified Arabic" w:cs="Simplified Arabic" w:eastAsia="Simplified Arabic" w:hAnsi="Simplified Arabic"/>
-          <w:b w:val="false"/>
-          <w:bCs w:val="false"/>
-          <w:sz w:val="28"/>
-          <w:szCs w:val="28"/>
-          <w:rtl/>
-        </w:rPr>
-        <w:t xml:space="preserve">- </w:t>
-      </w:r>
-      <w:r>
-        <w:rPr>
-          <w:rFonts w:ascii="Simplified Arabic" w:cs="Simplified Arabic" w:eastAsia="Simplified Arabic" w:hAnsi="Simplified Arabic"/>
-          <w:b w:val="false"/>
-          <w:bCs w:val="false"/>
-          <w:sz w:val="28"/>
-          <w:szCs w:val="28"/>
-          <w:rtl/>
-        </w:rPr>
-        <w:t xml:space="preserve">الدسوقي، محمد بن أحمد. حاشية الدسوقي على الشرح الكبير. بيروت: دار الفكر.</w:t>
-      </w:r>
-    </w:p>
-    <w:p>
-      <w:pPr>
-        <w:bidi/>
-        <w:spacing w:after="60" w:line="360"/>
-        <w:jc w:val="both"/>
-      </w:pPr>
-      <w:r>
-        <w:rPr>
-          <w:rFonts w:ascii="Simplified Arabic" w:cs="Simplified Arabic" w:eastAsia="Simplified Arabic" w:hAnsi="Simplified Arabic"/>
-          <w:b w:val="false"/>
-          <w:bCs w:val="false"/>
-          <w:sz w:val="28"/>
-          <w:szCs w:val="28"/>
-          <w:rtl/>
-        </w:rPr>
-        <w:t xml:space="preserve">- </w:t>
-      </w:r>
-      <w:r>
-        <w:rPr>
-          <w:rFonts w:ascii="Simplified Arabic" w:cs="Simplified Arabic" w:eastAsia="Simplified Arabic" w:hAnsi="Simplified Arabic"/>
-          <w:b w:val="false"/>
-          <w:bCs w:val="false"/>
-          <w:sz w:val="28"/>
-          <w:szCs w:val="28"/>
-          <w:rtl/>
-        </w:rPr>
-        <w:t xml:space="preserve">القرافي، أحمد بن إدريس (1994). الذخيرة. بيروت: دار الغرب.</w:t>
-      </w:r>
-    </w:p>
-    <w:p>
-      <w:pPr>
-        <w:bidi/>
-        <w:spacing w:after="60" w:line="360"/>
-        <w:jc w:val="both"/>
-      </w:pPr>
-      <w:r>
-        <w:rPr>
-          <w:rFonts w:ascii="Simplified Arabic" w:cs="Simplified Arabic" w:eastAsia="Simplified Arabic" w:hAnsi="Simplified Arabic"/>
-          <w:b/>
-          <w:bCs/>
-          <w:sz w:val="28"/>
-          <w:szCs w:val="28"/>
-          <w:rtl/>
-        </w:rPr>
-        <w:t xml:space="preserve">المذهب الشافعيّ:</w:t>
-      </w:r>
-    </w:p>
-    <w:p>
-      <w:pPr>
-        <w:bidi/>
-        <w:spacing w:after="60" w:line="360"/>
-        <w:jc w:val="both"/>
-      </w:pPr>
-      <w:r>
-        <w:rPr>
-          <w:rFonts w:ascii="Simplified Arabic" w:cs="Simplified Arabic" w:eastAsia="Simplified Arabic" w:hAnsi="Simplified Arabic"/>
-          <w:b w:val="false"/>
-          <w:bCs w:val="false"/>
-          <w:sz w:val="28"/>
-          <w:szCs w:val="28"/>
-          <w:rtl/>
-        </w:rPr>
-        <w:t xml:space="preserve">- </w:t>
-      </w:r>
-      <w:r>
-        <w:rPr>
-          <w:rFonts w:ascii="Simplified Arabic" w:cs="Simplified Arabic" w:eastAsia="Simplified Arabic" w:hAnsi="Simplified Arabic"/>
-          <w:b w:val="false"/>
-          <w:bCs w:val="false"/>
-          <w:sz w:val="28"/>
-          <w:szCs w:val="28"/>
-          <w:rtl/>
-        </w:rPr>
-        <w:t xml:space="preserve">الرملي، محمد بن أحمد (1404هـ). نهاية المحتاج إلى شرح المنهاج. بيروت: دار الفكر للطباعة.</w:t>
-      </w:r>
-    </w:p>
-    <w:p>
-      <w:pPr>
-        <w:bidi/>
-        <w:spacing w:after="60" w:line="360"/>
-        <w:jc w:val="both"/>
-      </w:pPr>
-      <w:r>
-        <w:rPr>
-          <w:rFonts w:ascii="Simplified Arabic" w:cs="Simplified Arabic" w:eastAsia="Simplified Arabic" w:hAnsi="Simplified Arabic"/>
-          <w:b w:val="false"/>
-          <w:bCs w:val="false"/>
-          <w:sz w:val="28"/>
-          <w:szCs w:val="28"/>
-          <w:rtl/>
-        </w:rPr>
-        <w:t xml:space="preserve">- </w:t>
-      </w:r>
-      <w:r>
-        <w:rPr>
-          <w:rFonts w:ascii="Simplified Arabic" w:cs="Simplified Arabic" w:eastAsia="Simplified Arabic" w:hAnsi="Simplified Arabic"/>
-          <w:b w:val="false"/>
-          <w:bCs w:val="false"/>
-          <w:sz w:val="28"/>
-          <w:szCs w:val="28"/>
-          <w:rtl/>
-        </w:rPr>
-        <w:t xml:space="preserve">الشربيني، محمد بن أحمد الخطيب. مغني المحتاج إلى معرفة معاني ألفاظ المنهاج. بيروت: دار الفكر.</w:t>
-      </w:r>
-    </w:p>
-    <w:p>
-      <w:pPr>
-        <w:bidi/>
-        <w:spacing w:after="60" w:line="360"/>
-        <w:jc w:val="both"/>
-      </w:pPr>
-      <w:r>
-        <w:rPr>
-          <w:rFonts w:ascii="Simplified Arabic" w:cs="Simplified Arabic" w:eastAsia="Simplified Arabic" w:hAnsi="Simplified Arabic"/>
-          <w:b w:val="false"/>
-          <w:bCs w:val="false"/>
-          <w:sz w:val="28"/>
-          <w:szCs w:val="28"/>
-          <w:rtl/>
-        </w:rPr>
-        <w:t xml:space="preserve">- </w:t>
-      </w:r>
-      <w:r>
-        <w:rPr>
-          <w:rFonts w:ascii="Simplified Arabic" w:cs="Simplified Arabic" w:eastAsia="Simplified Arabic" w:hAnsi="Simplified Arabic"/>
-          <w:b w:val="false"/>
-          <w:bCs w:val="false"/>
-          <w:sz w:val="28"/>
-          <w:szCs w:val="28"/>
-          <w:rtl/>
-        </w:rPr>
-        <w:t xml:space="preserve">النووي، يحيى بن شرف (1997). المجموع شرح المهذّب. بيروت: دار الفكر.</w:t>
-      </w:r>
-    </w:p>
-    <w:p>
-      <w:pPr>
-        <w:bidi/>
-        <w:spacing w:after="60" w:line="360"/>
-        <w:jc w:val="both"/>
-      </w:pPr>
-      <w:r>
-        <w:rPr>
-          <w:rFonts w:ascii="Simplified Arabic" w:cs="Simplified Arabic" w:eastAsia="Simplified Arabic" w:hAnsi="Simplified Arabic"/>
-          <w:b/>
-          <w:bCs/>
-          <w:sz w:val="28"/>
-          <w:szCs w:val="28"/>
-          <w:rtl/>
-        </w:rPr>
-        <w:t xml:space="preserve">المذهب الحنبليّ:</w:t>
-      </w:r>
-    </w:p>
-    <w:p>
-      <w:pPr>
-        <w:bidi/>
-        <w:spacing w:after="60" w:line="360"/>
-        <w:jc w:val="both"/>
-      </w:pPr>
-      <w:r>
-        <w:rPr>
-          <w:rFonts w:ascii="Simplified Arabic" w:cs="Simplified Arabic" w:eastAsia="Simplified Arabic" w:hAnsi="Simplified Arabic"/>
-          <w:b w:val="false"/>
-          <w:bCs w:val="false"/>
-          <w:sz w:val="28"/>
-          <w:szCs w:val="28"/>
-          <w:rtl/>
-        </w:rPr>
-        <w:t xml:space="preserve">- </w:t>
-      </w:r>
-      <w:r>
-        <w:rPr>
-          <w:rFonts w:ascii="Simplified Arabic" w:cs="Simplified Arabic" w:eastAsia="Simplified Arabic" w:hAnsi="Simplified Arabic"/>
-          <w:b w:val="false"/>
-          <w:bCs w:val="false"/>
-          <w:sz w:val="28"/>
-          <w:szCs w:val="28"/>
-          <w:rtl/>
-        </w:rPr>
-        <w:t xml:space="preserve">ابن قدامة، عبد الله بن أحمد المقدسي (1405هـ). المغني. بيروت: دار الفكر.</w:t>
-      </w:r>
-    </w:p>
-    <w:p>
-      <w:pPr>
-        <w:bidi/>
-        <w:spacing w:after="60" w:line="360"/>
-        <w:jc w:val="both"/>
-      </w:pPr>
-      <w:r>
-        <w:rPr>
-          <w:rFonts w:ascii="Simplified Arabic" w:cs="Simplified Arabic" w:eastAsia="Simplified Arabic" w:hAnsi="Simplified Arabic"/>
-          <w:b w:val="false"/>
-          <w:bCs w:val="false"/>
-          <w:sz w:val="28"/>
-          <w:szCs w:val="28"/>
-          <w:rtl/>
-        </w:rPr>
-        <w:t xml:space="preserve">- </w:t>
-      </w:r>
-      <w:r>
-        <w:rPr>
-          <w:rFonts w:ascii="Simplified Arabic" w:cs="Simplified Arabic" w:eastAsia="Simplified Arabic" w:hAnsi="Simplified Arabic"/>
-          <w:b w:val="false"/>
-          <w:bCs w:val="false"/>
-          <w:sz w:val="28"/>
-          <w:szCs w:val="28"/>
-          <w:rtl/>
-        </w:rPr>
-        <w:t xml:space="preserve">البهوتي، منصور بن يونس (1402هـ). كشّاف القناع عن متن الإقناع. بيروت: دار الفكر.</w:t>
-      </w:r>
-    </w:p>
-    <w:p>
-      <w:pPr>
-        <w:bidi/>
-        <w:spacing w:after="60" w:line="360"/>
-        <w:jc w:val="both"/>
-      </w:pPr>
-      <w:r>
-        <w:rPr>
-          <w:rFonts w:ascii="Simplified Arabic" w:cs="Simplified Arabic" w:eastAsia="Simplified Arabic" w:hAnsi="Simplified Arabic"/>
-          <w:b w:val="false"/>
-          <w:bCs w:val="false"/>
-          <w:sz w:val="28"/>
-          <w:szCs w:val="28"/>
-          <w:rtl/>
-        </w:rPr>
-        <w:t xml:space="preserve">- </w:t>
-      </w:r>
-      <w:r>
-        <w:rPr>
-          <w:rFonts w:ascii="Simplified Arabic" w:cs="Simplified Arabic" w:eastAsia="Simplified Arabic" w:hAnsi="Simplified Arabic"/>
-          <w:b w:val="false"/>
-          <w:bCs w:val="false"/>
-          <w:sz w:val="28"/>
-          <w:szCs w:val="28"/>
-          <w:rtl/>
-        </w:rPr>
-        <w:t xml:space="preserve">المرداوي، علاء الدين علي بن سليمان. الإنصاف في معرفة الراجح من الخلاف. بيروت: دار إحياء التراث العربي.</w:t>
+          <w:sz w:val="32"/>
+          <w:szCs w:val="32"/>
+          <w:rtl/>
+        </w:rPr>
+        <w:t xml:space="preserve">الخاتمة والنتائج والتوصيات.</w:t>
+      </w:r>
+    </w:p>
+    <w:p>
+      <w:pPr>
+        <w:bidi/>
+        <w:spacing w:after="60" w:line="360"/>
+        <w:jc w:val="both"/>
+      </w:pPr>
+      <w:r>
+        <w:rPr>
+          <w:rFonts w:ascii="Simplified Arabic" w:cs="Simplified Arabic" w:eastAsia="Simplified Arabic" w:hAnsi="Simplified Arabic"/>
+          <w:b w:val="false"/>
+          <w:bCs w:val="false"/>
+          <w:sz w:val="28"/>
+          <w:szCs w:val="28"/>
+          <w:rtl/>
+        </w:rPr>
+        <w:t xml:space="preserve">- </w:t>
+      </w:r>
+      <w:r>
+        <w:rPr>
+          <w:rFonts w:ascii="Simplified Arabic" w:cs="Simplified Arabic" w:eastAsia="Simplified Arabic" w:hAnsi="Simplified Arabic"/>
+          <w:b w:val="false"/>
+          <w:bCs w:val="false"/>
+          <w:sz w:val="28"/>
+          <w:szCs w:val="28"/>
+          <w:rtl/>
+        </w:rPr>
+        <w:t xml:space="preserve">الخاتمة.</w:t>
+      </w:r>
+    </w:p>
+    <w:p>
+      <w:pPr>
+        <w:bidi/>
+        <w:spacing w:after="60" w:line="360"/>
+        <w:jc w:val="both"/>
+      </w:pPr>
+      <w:r>
+        <w:rPr>
+          <w:rFonts w:ascii="Simplified Arabic" w:cs="Simplified Arabic" w:eastAsia="Simplified Arabic" w:hAnsi="Simplified Arabic"/>
+          <w:b w:val="false"/>
+          <w:bCs w:val="false"/>
+          <w:sz w:val="28"/>
+          <w:szCs w:val="28"/>
+          <w:rtl/>
+        </w:rPr>
+        <w:t xml:space="preserve">- </w:t>
+      </w:r>
+      <w:r>
+        <w:rPr>
+          <w:rFonts w:ascii="Simplified Arabic" w:cs="Simplified Arabic" w:eastAsia="Simplified Arabic" w:hAnsi="Simplified Arabic"/>
+          <w:b w:val="false"/>
+          <w:bCs w:val="false"/>
+          <w:sz w:val="28"/>
+          <w:szCs w:val="28"/>
+          <w:rtl/>
+        </w:rPr>
+        <w:t xml:space="preserve">النتائج.</w:t>
+      </w:r>
+    </w:p>
+    <w:p>
+      <w:pPr>
+        <w:bidi/>
+        <w:spacing w:after="60" w:line="360"/>
+        <w:jc w:val="both"/>
+      </w:pPr>
+      <w:r>
+        <w:rPr>
+          <w:rFonts w:ascii="Simplified Arabic" w:cs="Simplified Arabic" w:eastAsia="Simplified Arabic" w:hAnsi="Simplified Arabic"/>
+          <w:b w:val="false"/>
+          <w:bCs w:val="false"/>
+          <w:sz w:val="28"/>
+          <w:szCs w:val="28"/>
+          <w:rtl/>
+        </w:rPr>
+        <w:t xml:space="preserve">- </w:t>
+      </w:r>
+      <w:r>
+        <w:rPr>
+          <w:rFonts w:ascii="Simplified Arabic" w:cs="Simplified Arabic" w:eastAsia="Simplified Arabic" w:hAnsi="Simplified Arabic"/>
+          <w:b w:val="false"/>
+          <w:bCs w:val="false"/>
+          <w:sz w:val="28"/>
+          <w:szCs w:val="28"/>
+          <w:rtl/>
+        </w:rPr>
+        <w:t xml:space="preserve">التوصيات.</w:t>
       </w:r>
     </w:p>
     <w:p>
@@ -8892,185 +7898,195 @@
           <w:b/>
           <w:bCs/>
           <w:color w:val="000000"/>
-          <w:sz w:val="28"/>
-          <w:szCs w:val="28"/>
-          <w:rtl/>
-        </w:rPr>
-        <w:t xml:space="preserve">خامسًا: كتب أصول الفقه والقواعد الفقهيّة ومقاصد الشريعة:</w:t>
-      </w:r>
-    </w:p>
-    <w:p>
-      <w:pPr>
-        <w:bidi/>
-        <w:spacing w:after="60" w:line="360"/>
-        <w:jc w:val="both"/>
-      </w:pPr>
-      <w:r>
-        <w:rPr>
-          <w:rFonts w:ascii="Simplified Arabic" w:cs="Simplified Arabic" w:eastAsia="Simplified Arabic" w:hAnsi="Simplified Arabic"/>
-          <w:b w:val="false"/>
-          <w:bCs w:val="false"/>
-          <w:sz w:val="28"/>
-          <w:szCs w:val="28"/>
-          <w:rtl/>
-        </w:rPr>
-        <w:t xml:space="preserve">- </w:t>
-      </w:r>
-      <w:r>
-        <w:rPr>
-          <w:rFonts w:ascii="Simplified Arabic" w:cs="Simplified Arabic" w:eastAsia="Simplified Arabic" w:hAnsi="Simplified Arabic"/>
-          <w:b w:val="false"/>
-          <w:bCs w:val="false"/>
-          <w:sz w:val="28"/>
-          <w:szCs w:val="28"/>
-          <w:rtl/>
-        </w:rPr>
-        <w:t xml:space="preserve">ابن عاشور، محمد الطاهر. مقاصد الشريعة الإسلامية. تونس: الدار التونسية للنشر.</w:t>
-      </w:r>
-    </w:p>
-    <w:p>
-      <w:pPr>
-        <w:bidi/>
-        <w:spacing w:after="60" w:line="360"/>
-        <w:jc w:val="both"/>
-      </w:pPr>
-      <w:r>
-        <w:rPr>
-          <w:rFonts w:ascii="Simplified Arabic" w:cs="Simplified Arabic" w:eastAsia="Simplified Arabic" w:hAnsi="Simplified Arabic"/>
-          <w:b w:val="false"/>
-          <w:bCs w:val="false"/>
-          <w:sz w:val="28"/>
-          <w:szCs w:val="28"/>
-          <w:rtl/>
-        </w:rPr>
-        <w:t xml:space="preserve">- </w:t>
-      </w:r>
-      <w:r>
-        <w:rPr>
-          <w:rFonts w:ascii="Simplified Arabic" w:cs="Simplified Arabic" w:eastAsia="Simplified Arabic" w:hAnsi="Simplified Arabic"/>
-          <w:b w:val="false"/>
-          <w:bCs w:val="false"/>
-          <w:sz w:val="28"/>
-          <w:szCs w:val="28"/>
-          <w:rtl/>
-        </w:rPr>
-        <w:t xml:space="preserve">ابن نجيم، زين الدين. الأشباه والنظائر على مذهب أبي حنيفة النعمان. بيروت: دار الكتب العلمية.</w:t>
-      </w:r>
-    </w:p>
-    <w:p>
-      <w:pPr>
-        <w:bidi/>
-        <w:spacing w:after="60" w:line="360"/>
-        <w:jc w:val="both"/>
-      </w:pPr>
-      <w:r>
-        <w:rPr>
-          <w:rFonts w:ascii="Simplified Arabic" w:cs="Simplified Arabic" w:eastAsia="Simplified Arabic" w:hAnsi="Simplified Arabic"/>
-          <w:b w:val="false"/>
-          <w:bCs w:val="false"/>
-          <w:sz w:val="28"/>
-          <w:szCs w:val="28"/>
-          <w:rtl/>
-        </w:rPr>
-        <w:t xml:space="preserve">- </w:t>
-      </w:r>
-      <w:r>
-        <w:rPr>
-          <w:rFonts w:ascii="Simplified Arabic" w:cs="Simplified Arabic" w:eastAsia="Simplified Arabic" w:hAnsi="Simplified Arabic"/>
-          <w:b w:val="false"/>
-          <w:bCs w:val="false"/>
-          <w:sz w:val="28"/>
-          <w:szCs w:val="28"/>
-          <w:rtl/>
-        </w:rPr>
-        <w:t xml:space="preserve">الريسوني، أحمد (2010). مدخل إلى مقاصد الشريعة. ط1، المنصورة: دار الكلمة.</w:t>
-      </w:r>
-    </w:p>
-    <w:p>
-      <w:pPr>
-        <w:bidi/>
-        <w:spacing w:after="60" w:line="360"/>
-        <w:jc w:val="both"/>
-      </w:pPr>
-      <w:r>
-        <w:rPr>
-          <w:rFonts w:ascii="Simplified Arabic" w:cs="Simplified Arabic" w:eastAsia="Simplified Arabic" w:hAnsi="Simplified Arabic"/>
-          <w:b w:val="false"/>
-          <w:bCs w:val="false"/>
-          <w:sz w:val="28"/>
-          <w:szCs w:val="28"/>
-          <w:rtl/>
-        </w:rPr>
-        <w:t xml:space="preserve">- </w:t>
-      </w:r>
-      <w:r>
-        <w:rPr>
-          <w:rFonts w:ascii="Simplified Arabic" w:cs="Simplified Arabic" w:eastAsia="Simplified Arabic" w:hAnsi="Simplified Arabic"/>
-          <w:b w:val="false"/>
-          <w:bCs w:val="false"/>
-          <w:sz w:val="28"/>
-          <w:szCs w:val="28"/>
-          <w:rtl/>
-        </w:rPr>
-        <w:t xml:space="preserve">زيدان، عبد الكريم (2001). الوجيز في شرح القواعد الفقهية في الشريعة الإسلامية. ط1، بيروت: مؤسسة الرسالة.</w:t>
-      </w:r>
-    </w:p>
-    <w:p>
-      <w:pPr>
-        <w:bidi/>
-        <w:spacing w:after="60" w:line="360"/>
-        <w:jc w:val="both"/>
-      </w:pPr>
-      <w:r>
-        <w:rPr>
-          <w:rFonts w:ascii="Simplified Arabic" w:cs="Simplified Arabic" w:eastAsia="Simplified Arabic" w:hAnsi="Simplified Arabic"/>
-          <w:b w:val="false"/>
-          <w:bCs w:val="false"/>
-          <w:sz w:val="28"/>
-          <w:szCs w:val="28"/>
-          <w:rtl/>
-        </w:rPr>
-        <w:t xml:space="preserve">- </w:t>
-      </w:r>
-      <w:r>
-        <w:rPr>
-          <w:rFonts w:ascii="Simplified Arabic" w:cs="Simplified Arabic" w:eastAsia="Simplified Arabic" w:hAnsi="Simplified Arabic"/>
-          <w:b w:val="false"/>
-          <w:bCs w:val="false"/>
-          <w:sz w:val="28"/>
-          <w:szCs w:val="28"/>
-          <w:rtl/>
-        </w:rPr>
-        <w:t xml:space="preserve">السيوطي، جلال الدين. الأشباه والنظائر. بيروت: دار الكتب العلمية.</w:t>
-      </w:r>
-    </w:p>
-    <w:p>
-      <w:pPr>
-        <w:bidi/>
-        <w:spacing w:after="60" w:line="360"/>
-        <w:jc w:val="both"/>
-      </w:pPr>
-      <w:r>
-        <w:rPr>
-          <w:rFonts w:ascii="Simplified Arabic" w:cs="Simplified Arabic" w:eastAsia="Simplified Arabic" w:hAnsi="Simplified Arabic"/>
-          <w:b w:val="false"/>
-          <w:bCs w:val="false"/>
-          <w:sz w:val="28"/>
-          <w:szCs w:val="28"/>
-          <w:rtl/>
-        </w:rPr>
-        <w:t xml:space="preserve">- </w:t>
-      </w:r>
-      <w:r>
-        <w:rPr>
-          <w:rFonts w:ascii="Simplified Arabic" w:cs="Simplified Arabic" w:eastAsia="Simplified Arabic" w:hAnsi="Simplified Arabic"/>
-          <w:b w:val="false"/>
-          <w:bCs w:val="false"/>
-          <w:sz w:val="28"/>
-          <w:szCs w:val="28"/>
-          <w:rtl/>
-        </w:rPr>
-        <w:t xml:space="preserve">الشاطبي، إبراهيم بن موسى. الموافقات في أصول الشريعة. بيروت: دار المعرفة.</w:t>
+          <w:sz w:val="32"/>
+          <w:szCs w:val="32"/>
+          <w:rtl/>
+        </w:rPr>
+        <w:t xml:space="preserve">الفهارس.</w:t>
+      </w:r>
+    </w:p>
+    <w:p>
+      <w:pPr>
+        <w:bidi/>
+        <w:spacing w:after="60" w:line="360"/>
+        <w:jc w:val="both"/>
+      </w:pPr>
+      <w:r>
+        <w:rPr>
+          <w:rFonts w:ascii="Simplified Arabic" w:cs="Simplified Arabic" w:eastAsia="Simplified Arabic" w:hAnsi="Simplified Arabic"/>
+          <w:b w:val="false"/>
+          <w:bCs w:val="false"/>
+          <w:sz w:val="28"/>
+          <w:szCs w:val="28"/>
+          <w:rtl/>
+        </w:rPr>
+        <w:t xml:space="preserve">- </w:t>
+      </w:r>
+      <w:r>
+        <w:rPr>
+          <w:rFonts w:ascii="Simplified Arabic" w:cs="Simplified Arabic" w:eastAsia="Simplified Arabic" w:hAnsi="Simplified Arabic"/>
+          <w:b w:val="false"/>
+          <w:bCs w:val="false"/>
+          <w:sz w:val="28"/>
+          <w:szCs w:val="28"/>
+          <w:rtl/>
+        </w:rPr>
+        <w:t xml:space="preserve">فهرس الآيات القرآنيّة.</w:t>
+      </w:r>
+    </w:p>
+    <w:p>
+      <w:pPr>
+        <w:bidi/>
+        <w:spacing w:after="60" w:line="360"/>
+        <w:jc w:val="both"/>
+      </w:pPr>
+      <w:r>
+        <w:rPr>
+          <w:rFonts w:ascii="Simplified Arabic" w:cs="Simplified Arabic" w:eastAsia="Simplified Arabic" w:hAnsi="Simplified Arabic"/>
+          <w:b w:val="false"/>
+          <w:bCs w:val="false"/>
+          <w:sz w:val="28"/>
+          <w:szCs w:val="28"/>
+          <w:rtl/>
+        </w:rPr>
+        <w:t xml:space="preserve">- </w:t>
+      </w:r>
+      <w:r>
+        <w:rPr>
+          <w:rFonts w:ascii="Simplified Arabic" w:cs="Simplified Arabic" w:eastAsia="Simplified Arabic" w:hAnsi="Simplified Arabic"/>
+          <w:b w:val="false"/>
+          <w:bCs w:val="false"/>
+          <w:sz w:val="28"/>
+          <w:szCs w:val="28"/>
+          <w:rtl/>
+        </w:rPr>
+        <w:t xml:space="preserve">فهرس الأحاديث النبويّة.</w:t>
+      </w:r>
+    </w:p>
+    <w:p>
+      <w:pPr>
+        <w:bidi/>
+        <w:spacing w:after="60" w:line="360"/>
+        <w:jc w:val="both"/>
+      </w:pPr>
+      <w:r>
+        <w:rPr>
+          <w:rFonts w:ascii="Simplified Arabic" w:cs="Simplified Arabic" w:eastAsia="Simplified Arabic" w:hAnsi="Simplified Arabic"/>
+          <w:b w:val="false"/>
+          <w:bCs w:val="false"/>
+          <w:sz w:val="28"/>
+          <w:szCs w:val="28"/>
+          <w:rtl/>
+        </w:rPr>
+        <w:t xml:space="preserve">- </w:t>
+      </w:r>
+      <w:r>
+        <w:rPr>
+          <w:rFonts w:ascii="Simplified Arabic" w:cs="Simplified Arabic" w:eastAsia="Simplified Arabic" w:hAnsi="Simplified Arabic"/>
+          <w:b w:val="false"/>
+          <w:bCs w:val="false"/>
+          <w:sz w:val="28"/>
+          <w:szCs w:val="28"/>
+          <w:rtl/>
+        </w:rPr>
+        <w:t xml:space="preserve">فهرس الأعلام.</w:t>
+      </w:r>
+    </w:p>
+    <w:p>
+      <w:pPr>
+        <w:bidi/>
+        <w:spacing w:after="60" w:line="360"/>
+        <w:jc w:val="both"/>
+      </w:pPr>
+      <w:r>
+        <w:rPr>
+          <w:rFonts w:ascii="Simplified Arabic" w:cs="Simplified Arabic" w:eastAsia="Simplified Arabic" w:hAnsi="Simplified Arabic"/>
+          <w:b w:val="false"/>
+          <w:bCs w:val="false"/>
+          <w:sz w:val="28"/>
+          <w:szCs w:val="28"/>
+          <w:rtl/>
+        </w:rPr>
+        <w:t xml:space="preserve">- </w:t>
+      </w:r>
+      <w:r>
+        <w:rPr>
+          <w:rFonts w:ascii="Simplified Arabic" w:cs="Simplified Arabic" w:eastAsia="Simplified Arabic" w:hAnsi="Simplified Arabic"/>
+          <w:b w:val="false"/>
+          <w:bCs w:val="false"/>
+          <w:sz w:val="28"/>
+          <w:szCs w:val="28"/>
+          <w:rtl/>
+        </w:rPr>
+        <w:t xml:space="preserve">فهرس المصادر والمراجع.</w:t>
+      </w:r>
+    </w:p>
+    <w:p>
+      <w:pPr>
+        <w:bidi/>
+        <w:spacing w:after="60" w:line="360"/>
+        <w:jc w:val="both"/>
+      </w:pPr>
+      <w:r>
+        <w:rPr>
+          <w:rFonts w:ascii="Simplified Arabic" w:cs="Simplified Arabic" w:eastAsia="Simplified Arabic" w:hAnsi="Simplified Arabic"/>
+          <w:b w:val="false"/>
+          <w:bCs w:val="false"/>
+          <w:sz w:val="28"/>
+          <w:szCs w:val="28"/>
+          <w:rtl/>
+        </w:rPr>
+        <w:t xml:space="preserve">- </w:t>
+      </w:r>
+      <w:r>
+        <w:rPr>
+          <w:rFonts w:ascii="Simplified Arabic" w:cs="Simplified Arabic" w:eastAsia="Simplified Arabic" w:hAnsi="Simplified Arabic"/>
+          <w:b w:val="false"/>
+          <w:bCs w:val="false"/>
+          <w:sz w:val="28"/>
+          <w:szCs w:val="28"/>
+          <w:rtl/>
+        </w:rPr>
+        <w:t xml:space="preserve">فهرس المحتويات.</w:t>
+      </w:r>
+    </w:p>
+    <w:p>
+      <w:pPr>
+        <w:pStyle w:val="Heading1"/>
+        <w:pageBreakBefore/>
+        <w:bidi/>
+        <w:spacing w:after="160" w:before="120" w:line="360"/>
+        <w:jc w:val="center"/>
+      </w:pPr>
+      <w:r>
+        <w:rPr>
+          <w:rFonts w:ascii="Simplified Arabic" w:cs="Simplified Arabic" w:eastAsia="Simplified Arabic" w:hAnsi="Simplified Arabic"/>
+          <w:b/>
+          <w:bCs/>
+          <w:color w:val="000000"/>
+          <w:sz w:val="32"/>
+          <w:szCs w:val="32"/>
+          <w:rtl/>
+        </w:rPr>
+        <w:t xml:space="preserve">قائمة المصادر والمراجع للخطّة</w:t>
+      </w:r>
+    </w:p>
+    <w:p>
+      <w:pPr>
+        <w:bidi/>
+        <w:spacing w:after="60" w:line="360"/>
+        <w:jc w:val="both"/>
+      </w:pPr>
+      <w:r>
+        <w:rPr>
+          <w:rFonts w:ascii="Simplified Arabic" w:cs="Simplified Arabic" w:eastAsia="Simplified Arabic" w:hAnsi="Simplified Arabic"/>
+          <w:b w:val="false"/>
+          <w:bCs w:val="false"/>
+          <w:sz w:val="28"/>
+          <w:szCs w:val="28"/>
+          <w:rtl/>
+        </w:rPr>
+        <w:t xml:space="preserve">رتّبت المصادر ترتيبًا ألفبائيًّا داخل كلّ قسم، وكتب المذاهب الأربعة مأخوذة من قائمة المصادر الفقهيّة المعتمدة الخاصة بالمساق.</w:t>
       </w:r>
     </w:p>
     <w:p>
@@ -9086,290 +8102,11 @@
           <w:b/>
           <w:bCs/>
           <w:color w:val="000000"/>
-          <w:sz w:val="28"/>
-          <w:szCs w:val="28"/>
-          <w:rtl/>
-        </w:rPr>
-        <w:t xml:space="preserve">سادسًا: كتب ودراسات معاصرة عن موضوع البحث:</w:t>
-      </w:r>
-    </w:p>
-    <w:p>
-      <w:pPr>
-        <w:bidi/>
-        <w:spacing w:after="60" w:line="360"/>
-        <w:jc w:val="both"/>
-      </w:pPr>
-      <w:r>
-        <w:rPr>
-          <w:rFonts w:ascii="Simplified Arabic" w:cs="Simplified Arabic" w:eastAsia="Simplified Arabic" w:hAnsi="Simplified Arabic"/>
-          <w:b w:val="false"/>
-          <w:bCs w:val="false"/>
-          <w:sz w:val="28"/>
-          <w:szCs w:val="28"/>
-          <w:rtl/>
-        </w:rPr>
-        <w:t xml:space="preserve">- </w:t>
-      </w:r>
-      <w:r>
-        <w:rPr>
-          <w:rFonts w:ascii="Simplified Arabic" w:cs="Simplified Arabic" w:eastAsia="Simplified Arabic" w:hAnsi="Simplified Arabic"/>
-          <w:b w:val="false"/>
-          <w:bCs w:val="false"/>
-          <w:sz w:val="28"/>
-          <w:szCs w:val="28"/>
-          <w:rtl/>
-        </w:rPr>
-        <w:t xml:space="preserve">البار، محمد علي، والسباعي، زهير. الطبيب أدبه وفقهه. دمشق: دار القلم.</w:t>
-      </w:r>
-    </w:p>
-    <w:p>
-      <w:pPr>
-        <w:bidi/>
-        <w:spacing w:after="60" w:line="360"/>
-        <w:jc w:val="both"/>
-      </w:pPr>
-      <w:r>
-        <w:rPr>
-          <w:rFonts w:ascii="Simplified Arabic" w:cs="Simplified Arabic" w:eastAsia="Simplified Arabic" w:hAnsi="Simplified Arabic"/>
-          <w:b w:val="false"/>
-          <w:bCs w:val="false"/>
-          <w:sz w:val="28"/>
-          <w:szCs w:val="28"/>
-          <w:rtl/>
-        </w:rPr>
-        <w:t xml:space="preserve">- </w:t>
-      </w:r>
-      <w:r>
-        <w:rPr>
-          <w:rFonts w:ascii="Simplified Arabic" w:cs="Simplified Arabic" w:eastAsia="Simplified Arabic" w:hAnsi="Simplified Arabic"/>
-          <w:b w:val="false"/>
-          <w:bCs w:val="false"/>
-          <w:sz w:val="28"/>
-          <w:szCs w:val="28"/>
-          <w:rtl/>
-        </w:rPr>
-        <w:t xml:space="preserve">بكر أبو زيد، بكر بن عبد الله. فقه النوازل: قضايا فقهية معاصرة. بيروت: مؤسسة الرسالة.</w:t>
-      </w:r>
-    </w:p>
-    <w:p>
-      <w:pPr>
-        <w:bidi/>
-        <w:spacing w:after="60" w:line="360"/>
-        <w:jc w:val="both"/>
-      </w:pPr>
-      <w:r>
-        <w:rPr>
-          <w:rFonts w:ascii="Simplified Arabic" w:cs="Simplified Arabic" w:eastAsia="Simplified Arabic" w:hAnsi="Simplified Arabic"/>
-          <w:b w:val="false"/>
-          <w:bCs w:val="false"/>
-          <w:sz w:val="28"/>
-          <w:szCs w:val="28"/>
-          <w:rtl/>
-        </w:rPr>
-        <w:t xml:space="preserve">- </w:t>
-      </w:r>
-      <w:r>
-        <w:rPr>
-          <w:rFonts w:ascii="Simplified Arabic" w:cs="Simplified Arabic" w:eastAsia="Simplified Arabic" w:hAnsi="Simplified Arabic"/>
-          <w:b w:val="false"/>
-          <w:bCs w:val="false"/>
-          <w:sz w:val="28"/>
-          <w:szCs w:val="28"/>
-          <w:rtl/>
-        </w:rPr>
-        <w:t xml:space="preserve">الزحيلي، وهبة. الفقه الإسلامي وأدلته. ط4، دمشق: دار الفكر.</w:t>
-      </w:r>
-    </w:p>
-    <w:p>
-      <w:pPr>
-        <w:bidi/>
-        <w:spacing w:after="60" w:line="360"/>
-        <w:jc w:val="right"/>
-      </w:pPr>
-      <w:r>
-        <w:rPr>
-          <w:rFonts w:ascii="Simplified Arabic" w:cs="Simplified Arabic" w:eastAsia="Simplified Arabic" w:hAnsi="Simplified Arabic"/>
-          <w:b w:val="false"/>
-          <w:bCs w:val="false"/>
-          <w:sz w:val="28"/>
-          <w:szCs w:val="28"/>
-          <w:rtl/>
-        </w:rPr>
-        <w:t xml:space="preserve">- </w:t>
-      </w:r>
-      <w:r>
-        <w:rPr>
-          <w:rFonts w:ascii="Simplified Arabic" w:cs="Simplified Arabic" w:eastAsia="Simplified Arabic" w:hAnsi="Simplified Arabic"/>
-          <w:b w:val="false"/>
-          <w:bCs w:val="false"/>
-          <w:sz w:val="28"/>
-          <w:szCs w:val="28"/>
-          <w:rtl/>
-        </w:rPr>
-        <w:t xml:space="preserve">الشماخي، هدى عبد الباسط محمود (2020). المسئولية عن الأعمال الطبية في الفقه الإسلامي: دراسة مقارنة. ط1، القاهرة: المركز القومي للإصدارات القانونية. https://platform.almanhal.com/Details/Book/137906</w:t>
-      </w:r>
-    </w:p>
-    <w:p>
-      <w:pPr>
-        <w:bidi/>
-        <w:spacing w:after="60" w:line="360"/>
-        <w:jc w:val="both"/>
-      </w:pPr>
-      <w:r>
-        <w:rPr>
-          <w:rFonts w:ascii="Simplified Arabic" w:cs="Simplified Arabic" w:eastAsia="Simplified Arabic" w:hAnsi="Simplified Arabic"/>
-          <w:b w:val="false"/>
-          <w:bCs w:val="false"/>
-          <w:sz w:val="28"/>
-          <w:szCs w:val="28"/>
-          <w:rtl/>
-        </w:rPr>
-        <w:t xml:space="preserve">- </w:t>
-      </w:r>
-      <w:r>
-        <w:rPr>
-          <w:rFonts w:ascii="Simplified Arabic" w:cs="Simplified Arabic" w:eastAsia="Simplified Arabic" w:hAnsi="Simplified Arabic"/>
-          <w:b w:val="false"/>
-          <w:bCs w:val="false"/>
-          <w:sz w:val="28"/>
-          <w:szCs w:val="28"/>
-          <w:rtl/>
-        </w:rPr>
-        <w:t xml:space="preserve">الشنقيطي، محمد بن محمد المختار. أحكام الجراحة الطبية والآثار المترتبة عليها. جدة: مكتبة الصحابة.</w:t>
-      </w:r>
-    </w:p>
-    <w:p>
-      <w:pPr>
-        <w:bidi/>
-        <w:spacing w:after="60" w:line="360"/>
-        <w:jc w:val="right"/>
-      </w:pPr>
-      <w:r>
-        <w:rPr>
-          <w:rFonts w:ascii="Simplified Arabic" w:cs="Simplified Arabic" w:eastAsia="Simplified Arabic" w:hAnsi="Simplified Arabic"/>
-          <w:b w:val="false"/>
-          <w:bCs w:val="false"/>
-          <w:sz w:val="28"/>
-          <w:szCs w:val="28"/>
-          <w:rtl/>
-        </w:rPr>
-        <w:t xml:space="preserve">- </w:t>
-      </w:r>
-      <w:r>
-        <w:rPr>
-          <w:rFonts w:ascii="Simplified Arabic" w:cs="Simplified Arabic" w:eastAsia="Simplified Arabic" w:hAnsi="Simplified Arabic"/>
-          <w:b w:val="false"/>
-          <w:bCs w:val="false"/>
-          <w:sz w:val="28"/>
-          <w:szCs w:val="28"/>
-          <w:rtl/>
-        </w:rPr>
-        <w:t xml:space="preserve">عبد المبدي، جهاد محمود (2024). الأحكام المتعلقة بممارسة الأعمال الطبية: دراسة مقارنة بين الفقه الإسلامي والقانون. ط1، القاهرة: المركز القومي للإصدارات القانونية. https://platform.almanhal.com/Details/Book/265411</w:t>
-      </w:r>
-    </w:p>
-    <w:p>
-      <w:pPr>
-        <w:bidi/>
-        <w:spacing w:after="60" w:line="360"/>
-        <w:jc w:val="both"/>
-      </w:pPr>
-      <w:r>
-        <w:rPr>
-          <w:rFonts w:ascii="Simplified Arabic" w:cs="Simplified Arabic" w:eastAsia="Simplified Arabic" w:hAnsi="Simplified Arabic"/>
-          <w:b w:val="false"/>
-          <w:bCs w:val="false"/>
-          <w:sz w:val="28"/>
-          <w:szCs w:val="28"/>
-          <w:rtl/>
-        </w:rPr>
-        <w:t xml:space="preserve">- </w:t>
-      </w:r>
-      <w:r>
-        <w:rPr>
-          <w:rFonts w:ascii="Simplified Arabic" w:cs="Simplified Arabic" w:eastAsia="Simplified Arabic" w:hAnsi="Simplified Arabic"/>
-          <w:b w:val="false"/>
-          <w:bCs w:val="false"/>
-          <w:sz w:val="28"/>
-          <w:szCs w:val="28"/>
-          <w:rtl/>
-        </w:rPr>
-        <w:t xml:space="preserve">العرّان، أنس مهدي محمد (2023). حكم رفع أجهزة الإنعاش عن المريض الميؤوس منه. مجلة مركز بابل للدراسات الإنسانية، مج13، ع2.</w:t>
-      </w:r>
-    </w:p>
-    <w:p>
-      <w:pPr>
-        <w:bidi/>
-        <w:spacing w:after="60" w:line="360"/>
-        <w:jc w:val="both"/>
-      </w:pPr>
-      <w:r>
-        <w:rPr>
-          <w:rFonts w:ascii="Simplified Arabic" w:cs="Simplified Arabic" w:eastAsia="Simplified Arabic" w:hAnsi="Simplified Arabic"/>
-          <w:b w:val="false"/>
-          <w:bCs w:val="false"/>
-          <w:sz w:val="28"/>
-          <w:szCs w:val="28"/>
-          <w:rtl/>
-        </w:rPr>
-        <w:t xml:space="preserve">- </w:t>
-      </w:r>
-      <w:r>
-        <w:rPr>
-          <w:rFonts w:ascii="Simplified Arabic" w:cs="Simplified Arabic" w:eastAsia="Simplified Arabic" w:hAnsi="Simplified Arabic"/>
-          <w:b w:val="false"/>
-          <w:bCs w:val="false"/>
-          <w:sz w:val="28"/>
-          <w:szCs w:val="28"/>
-          <w:rtl/>
-        </w:rPr>
-        <w:t xml:space="preserve">الموسوعة الفقهية الكويتية. الكويت: وزارة الأوقاف والشؤون الإسلامية.</w:t>
-      </w:r>
-    </w:p>
-    <w:p>
-      <w:pPr>
-        <w:bidi/>
-        <w:spacing w:after="60" w:line="360"/>
-        <w:jc w:val="both"/>
-      </w:pPr>
-      <w:r>
-        <w:rPr>
-          <w:rFonts w:ascii="Simplified Arabic" w:cs="Simplified Arabic" w:eastAsia="Simplified Arabic" w:hAnsi="Simplified Arabic"/>
-          <w:b w:val="false"/>
-          <w:bCs w:val="false"/>
-          <w:sz w:val="28"/>
-          <w:szCs w:val="28"/>
-          <w:rtl/>
-        </w:rPr>
-        <w:t xml:space="preserve">- </w:t>
-      </w:r>
-      <w:r>
-        <w:rPr>
-          <w:rFonts w:ascii="Simplified Arabic" w:cs="Simplified Arabic" w:eastAsia="Simplified Arabic" w:hAnsi="Simplified Arabic"/>
-          <w:b w:val="false"/>
-          <w:bCs w:val="false"/>
-          <w:sz w:val="28"/>
-          <w:szCs w:val="28"/>
-          <w:rtl/>
-        </w:rPr>
-        <w:t xml:space="preserve">بكر أبو زيد، بكر بن عبد الله (1987). أجهزة الإنعاش وحقيقة الوفاة بين الفقهاء والأطباء. مجلة مجمع الفقه الإسلامي، جدة، ع3.</w:t>
-      </w:r>
-    </w:p>
-    <w:p>
-      <w:pPr>
-        <w:bidi/>
-        <w:spacing w:after="60" w:line="360"/>
-        <w:jc w:val="both"/>
-      </w:pPr>
-      <w:r>
-        <w:rPr>
-          <w:rFonts w:ascii="Simplified Arabic" w:cs="Simplified Arabic" w:eastAsia="Simplified Arabic" w:hAnsi="Simplified Arabic"/>
-          <w:b w:val="false"/>
-          <w:bCs w:val="false"/>
-          <w:sz w:val="28"/>
-          <w:szCs w:val="28"/>
-          <w:rtl/>
-        </w:rPr>
-        <w:t xml:space="preserve">(يضاف إليها الدراسات السابقة المذكورة أعلاه: 17 دراسة عربيّة و10 دراسات أجنبيّة).</w:t>
+          <w:sz w:val="32"/>
+          <w:szCs w:val="32"/>
+          <w:rtl/>
+        </w:rPr>
+        <w:t xml:space="preserve">أولًا: القرآن الكريم.</w:t>
       </w:r>
     </w:p>
     <w:p>
@@ -9385,214 +8122,156 @@
           <w:b/>
           <w:bCs/>
           <w:color w:val="000000"/>
-          <w:sz w:val="28"/>
-          <w:szCs w:val="28"/>
-          <w:rtl/>
-        </w:rPr>
-        <w:t xml:space="preserve">سابعًا: القرارات والفتاوى:</w:t>
-      </w:r>
-    </w:p>
-    <w:p>
-      <w:pPr>
-        <w:bidi/>
-        <w:spacing w:after="60" w:line="360"/>
-        <w:jc w:val="right"/>
-      </w:pPr>
-      <w:r>
-        <w:rPr>
-          <w:rFonts w:ascii="Simplified Arabic" w:cs="Simplified Arabic" w:eastAsia="Simplified Arabic" w:hAnsi="Simplified Arabic"/>
-          <w:b w:val="false"/>
-          <w:bCs w:val="false"/>
-          <w:sz w:val="28"/>
-          <w:szCs w:val="28"/>
-          <w:rtl/>
-        </w:rPr>
-        <w:t xml:space="preserve">- </w:t>
-      </w:r>
-      <w:r>
-        <w:rPr>
-          <w:rFonts w:ascii="Simplified Arabic" w:cs="Simplified Arabic" w:eastAsia="Simplified Arabic" w:hAnsi="Simplified Arabic"/>
-          <w:b w:val="false"/>
-          <w:bCs w:val="false"/>
-          <w:sz w:val="28"/>
-          <w:szCs w:val="28"/>
-          <w:rtl/>
-        </w:rPr>
-        <w:t xml:space="preserve">مجمع الفقه الإسلامي الدولي. قرارات وتوصيات مجمع الفقه الإسلامي، القرار رقم (5) د 3/07/86 بشأن أجهزة الإنعاش، الدورة الثالثة، عمّان، 1986م. جدة: منظمة التعاون الإسلامي. https://iifa-aifi.org/ar/decisions</w:t>
-      </w:r>
-    </w:p>
-    <w:p>
-      <w:pPr>
-        <w:bidi/>
-        <w:spacing w:after="60" w:line="360"/>
-        <w:jc w:val="both"/>
-      </w:pPr>
-      <w:r>
-        <w:rPr>
-          <w:rFonts w:ascii="Simplified Arabic" w:cs="Simplified Arabic" w:eastAsia="Simplified Arabic" w:hAnsi="Simplified Arabic"/>
-          <w:b w:val="false"/>
-          <w:bCs w:val="false"/>
-          <w:sz w:val="28"/>
-          <w:szCs w:val="28"/>
-          <w:rtl/>
-        </w:rPr>
-        <w:t xml:space="preserve">- </w:t>
-      </w:r>
-      <w:r>
-        <w:rPr>
-          <w:rFonts w:ascii="Simplified Arabic" w:cs="Simplified Arabic" w:eastAsia="Simplified Arabic" w:hAnsi="Simplified Arabic"/>
-          <w:b w:val="false"/>
-          <w:bCs w:val="false"/>
-          <w:sz w:val="28"/>
-          <w:szCs w:val="28"/>
-          <w:rtl/>
-        </w:rPr>
-        <w:t xml:space="preserve">المجمع الفقهي الإسلامي برابطة العالم الإسلامي. قرار الدورة العاشرة بشأن أجهزة الإنعاش، مكة المكرمة، 1408هـ/1987م.</w:t>
-      </w:r>
-    </w:p>
-    <w:p>
-      <w:pPr>
-        <w:bidi/>
-        <w:spacing w:after="60" w:line="360"/>
-        <w:jc w:val="both"/>
-      </w:pPr>
-      <w:r>
-        <w:rPr>
-          <w:rFonts w:ascii="Simplified Arabic" w:cs="Simplified Arabic" w:eastAsia="Simplified Arabic" w:hAnsi="Simplified Arabic"/>
-          <w:b w:val="false"/>
-          <w:bCs w:val="false"/>
-          <w:sz w:val="28"/>
-          <w:szCs w:val="28"/>
-          <w:rtl/>
-        </w:rPr>
-        <w:t xml:space="preserve">- </w:t>
-      </w:r>
-      <w:r>
-        <w:rPr>
-          <w:rFonts w:ascii="Simplified Arabic" w:cs="Simplified Arabic" w:eastAsia="Simplified Arabic" w:hAnsi="Simplified Arabic"/>
-          <w:b w:val="false"/>
-          <w:bCs w:val="false"/>
-          <w:sz w:val="28"/>
-          <w:szCs w:val="28"/>
-          <w:rtl/>
-        </w:rPr>
-        <w:t xml:space="preserve">المنظمة الإسلامية للعلوم الطبية. ثبت ندوة "الحياة الإنسانية: بدايتها ونهايتها في المفهوم الإسلامي". الكويت، 1985م.</w:t>
-      </w:r>
-    </w:p>
-    <w:p>
-      <w:pPr>
-        <w:bidi/>
-        <w:spacing w:after="60" w:line="360"/>
-        <w:jc w:val="both"/>
-      </w:pPr>
-      <w:r>
-        <w:rPr>
-          <w:rFonts w:ascii="Simplified Arabic" w:cs="Simplified Arabic" w:eastAsia="Simplified Arabic" w:hAnsi="Simplified Arabic"/>
-          <w:b w:val="false"/>
-          <w:bCs w:val="false"/>
-          <w:sz w:val="28"/>
-          <w:szCs w:val="28"/>
-          <w:rtl/>
-        </w:rPr>
-        <w:t xml:space="preserve">- </w:t>
-      </w:r>
-      <w:r>
-        <w:rPr>
-          <w:rFonts w:ascii="Simplified Arabic" w:cs="Simplified Arabic" w:eastAsia="Simplified Arabic" w:hAnsi="Simplified Arabic"/>
-          <w:b w:val="false"/>
-          <w:bCs w:val="false"/>
-          <w:sz w:val="28"/>
-          <w:szCs w:val="28"/>
-          <w:rtl/>
-        </w:rPr>
-        <w:t xml:space="preserve">اللجنة الدائمة للبحوث العلمية والإفتاء بالمملكة العربية السعودية. فتاوى اللجنة الدائمة. الرياض.</w:t>
-      </w:r>
-    </w:p>
-    <w:p>
-      <w:pPr>
-        <w:bidi/>
-        <w:spacing w:after="60" w:line="360"/>
-        <w:jc w:val="right"/>
-      </w:pPr>
-      <w:r>
-        <w:rPr>
-          <w:rFonts w:ascii="Simplified Arabic" w:cs="Simplified Arabic" w:eastAsia="Simplified Arabic" w:hAnsi="Simplified Arabic"/>
-          <w:b w:val="false"/>
-          <w:bCs w:val="false"/>
-          <w:sz w:val="28"/>
-          <w:szCs w:val="28"/>
-          <w:rtl/>
-        </w:rPr>
-        <w:t xml:space="preserve">- </w:t>
-      </w:r>
-      <w:r>
-        <w:rPr>
-          <w:rFonts w:ascii="Simplified Arabic" w:cs="Simplified Arabic" w:eastAsia="Simplified Arabic" w:hAnsi="Simplified Arabic"/>
-          <w:b w:val="false"/>
-          <w:bCs w:val="false"/>
-          <w:sz w:val="28"/>
-          <w:szCs w:val="28"/>
-          <w:rtl/>
-        </w:rPr>
-        <w:t xml:space="preserve">دار الإفتاء المصرية. فتاوى معاصرة في القضايا الطبية. القاهرة. https://www.dar-alifta.org</w:t>
-      </w:r>
-    </w:p>
-    <w:p>
-      <w:pPr>
-        <w:bidi/>
-        <w:spacing w:after="60" w:line="360"/>
-        <w:jc w:val="right"/>
-      </w:pPr>
-      <w:r>
-        <w:rPr>
-          <w:rFonts w:ascii="Simplified Arabic" w:cs="Simplified Arabic" w:eastAsia="Simplified Arabic" w:hAnsi="Simplified Arabic"/>
-          <w:b w:val="false"/>
-          <w:bCs w:val="false"/>
-          <w:sz w:val="28"/>
-          <w:szCs w:val="28"/>
-          <w:rtl/>
-        </w:rPr>
-        <w:t xml:space="preserve">- </w:t>
-      </w:r>
-      <w:r>
-        <w:rPr>
-          <w:rFonts w:ascii="Simplified Arabic" w:cs="Simplified Arabic" w:eastAsia="Simplified Arabic" w:hAnsi="Simplified Arabic"/>
-          <w:b w:val="false"/>
-          <w:bCs w:val="false"/>
-          <w:sz w:val="28"/>
-          <w:szCs w:val="28"/>
-          <w:rtl/>
-        </w:rPr>
-        <w:t xml:space="preserve">دار الإفتاء المصرية. الفتوى رقم (11622): حكم رفع الأجهزة الطبية عن المريض الميؤوس من شفائه. https://dar-alifta.org/ar/fatwa/details/11622</w:t>
-      </w:r>
-    </w:p>
-    <w:p>
-      <w:pPr>
-        <w:bidi/>
-        <w:spacing w:after="60" w:line="360"/>
-        <w:jc w:val="right"/>
-      </w:pPr>
-      <w:r>
-        <w:rPr>
-          <w:rFonts w:ascii="Simplified Arabic" w:cs="Simplified Arabic" w:eastAsia="Simplified Arabic" w:hAnsi="Simplified Arabic"/>
-          <w:b w:val="false"/>
-          <w:bCs w:val="false"/>
-          <w:sz w:val="28"/>
-          <w:szCs w:val="28"/>
-          <w:rtl/>
-        </w:rPr>
-        <w:t xml:space="preserve">- </w:t>
-      </w:r>
-      <w:r>
-        <w:rPr>
-          <w:rFonts w:ascii="Simplified Arabic" w:cs="Simplified Arabic" w:eastAsia="Simplified Arabic" w:hAnsi="Simplified Arabic"/>
-          <w:b w:val="false"/>
-          <w:bCs w:val="false"/>
-          <w:sz w:val="28"/>
-          <w:szCs w:val="28"/>
-          <w:rtl/>
-        </w:rPr>
-        <w:t xml:space="preserve">مجلس الإفتاء والبحوث والدراسات الإسلامية الأردني. القرار رقم (117): حكم عدم وضع أجهزة الإنعاش على المريض الذي لا يُرجى شفاؤه. عمّان. https://www.aliftaa.jo/Decision.aspx?DecisionId=119</w:t>
+          <w:sz w:val="32"/>
+          <w:szCs w:val="32"/>
+          <w:rtl/>
+        </w:rPr>
+        <w:t xml:space="preserve">ثانيًا: المعاجم اللغويّة والاصطلاحيّة:</w:t>
+      </w:r>
+    </w:p>
+    <w:p>
+      <w:pPr>
+        <w:bidi/>
+        <w:spacing w:after="60" w:line="360"/>
+        <w:jc w:val="both"/>
+      </w:pPr>
+      <w:r>
+        <w:rPr>
+          <w:rFonts w:ascii="Simplified Arabic" w:cs="Simplified Arabic" w:eastAsia="Simplified Arabic" w:hAnsi="Simplified Arabic"/>
+          <w:b w:val="false"/>
+          <w:bCs w:val="false"/>
+          <w:sz w:val="28"/>
+          <w:szCs w:val="28"/>
+          <w:rtl/>
+        </w:rPr>
+        <w:t xml:space="preserve">- </w:t>
+      </w:r>
+      <w:r>
+        <w:rPr>
+          <w:rFonts w:ascii="Simplified Arabic" w:cs="Simplified Arabic" w:eastAsia="Simplified Arabic" w:hAnsi="Simplified Arabic"/>
+          <w:b w:val="false"/>
+          <w:bCs w:val="false"/>
+          <w:sz w:val="28"/>
+          <w:szCs w:val="28"/>
+          <w:rtl/>
+        </w:rPr>
+        <w:t xml:space="preserve">ابن فارس، أحمد. معجم مقاييس اللغة (تحقيق عبد السلام هارون). بيروت: دار الفكر.</w:t>
+      </w:r>
+    </w:p>
+    <w:p>
+      <w:pPr>
+        <w:bidi/>
+        <w:spacing w:after="60" w:line="360"/>
+        <w:jc w:val="both"/>
+      </w:pPr>
+      <w:r>
+        <w:rPr>
+          <w:rFonts w:ascii="Simplified Arabic" w:cs="Simplified Arabic" w:eastAsia="Simplified Arabic" w:hAnsi="Simplified Arabic"/>
+          <w:b w:val="false"/>
+          <w:bCs w:val="false"/>
+          <w:sz w:val="28"/>
+          <w:szCs w:val="28"/>
+          <w:rtl/>
+        </w:rPr>
+        <w:t xml:space="preserve">- </w:t>
+      </w:r>
+      <w:r>
+        <w:rPr>
+          <w:rFonts w:ascii="Simplified Arabic" w:cs="Simplified Arabic" w:eastAsia="Simplified Arabic" w:hAnsi="Simplified Arabic"/>
+          <w:b w:val="false"/>
+          <w:bCs w:val="false"/>
+          <w:sz w:val="28"/>
+          <w:szCs w:val="28"/>
+          <w:rtl/>
+        </w:rPr>
+        <w:t xml:space="preserve">ابن منظور، محمد بن مكرم. لسان العرب. بيروت: دار صادر.</w:t>
+      </w:r>
+    </w:p>
+    <w:p>
+      <w:pPr>
+        <w:bidi/>
+        <w:spacing w:after="60" w:line="360"/>
+        <w:jc w:val="both"/>
+      </w:pPr>
+      <w:r>
+        <w:rPr>
+          <w:rFonts w:ascii="Simplified Arabic" w:cs="Simplified Arabic" w:eastAsia="Simplified Arabic" w:hAnsi="Simplified Arabic"/>
+          <w:b w:val="false"/>
+          <w:bCs w:val="false"/>
+          <w:sz w:val="28"/>
+          <w:szCs w:val="28"/>
+          <w:rtl/>
+        </w:rPr>
+        <w:t xml:space="preserve">- </w:t>
+      </w:r>
+      <w:r>
+        <w:rPr>
+          <w:rFonts w:ascii="Simplified Arabic" w:cs="Simplified Arabic" w:eastAsia="Simplified Arabic" w:hAnsi="Simplified Arabic"/>
+          <w:b w:val="false"/>
+          <w:bCs w:val="false"/>
+          <w:sz w:val="28"/>
+          <w:szCs w:val="28"/>
+          <w:rtl/>
+        </w:rPr>
+        <w:t xml:space="preserve">الجرجاني، علي بن محمد. التعريفات. بيروت: دار الكتب العلمية.</w:t>
+      </w:r>
+    </w:p>
+    <w:p>
+      <w:pPr>
+        <w:bidi/>
+        <w:spacing w:after="60" w:line="360"/>
+        <w:jc w:val="both"/>
+      </w:pPr>
+      <w:r>
+        <w:rPr>
+          <w:rFonts w:ascii="Simplified Arabic" w:cs="Simplified Arabic" w:eastAsia="Simplified Arabic" w:hAnsi="Simplified Arabic"/>
+          <w:b w:val="false"/>
+          <w:bCs w:val="false"/>
+          <w:sz w:val="28"/>
+          <w:szCs w:val="28"/>
+          <w:rtl/>
+        </w:rPr>
+        <w:t xml:space="preserve">- </w:t>
+      </w:r>
+      <w:r>
+        <w:rPr>
+          <w:rFonts w:ascii="Simplified Arabic" w:cs="Simplified Arabic" w:eastAsia="Simplified Arabic" w:hAnsi="Simplified Arabic"/>
+          <w:b w:val="false"/>
+          <w:bCs w:val="false"/>
+          <w:sz w:val="28"/>
+          <w:szCs w:val="28"/>
+          <w:rtl/>
+        </w:rPr>
+        <w:t xml:space="preserve">الفيروزآبادي، مجد الدين. القاموس المحيط. بيروت: مؤسسة الرسالة.</w:t>
+      </w:r>
+    </w:p>
+    <w:p>
+      <w:pPr>
+        <w:bidi/>
+        <w:spacing w:after="60" w:line="360"/>
+        <w:jc w:val="both"/>
+      </w:pPr>
+      <w:r>
+        <w:rPr>
+          <w:rFonts w:ascii="Simplified Arabic" w:cs="Simplified Arabic" w:eastAsia="Simplified Arabic" w:hAnsi="Simplified Arabic"/>
+          <w:b w:val="false"/>
+          <w:bCs w:val="false"/>
+          <w:sz w:val="28"/>
+          <w:szCs w:val="28"/>
+          <w:rtl/>
+        </w:rPr>
+        <w:t xml:space="preserve">- </w:t>
+      </w:r>
+      <w:r>
+        <w:rPr>
+          <w:rFonts w:ascii="Simplified Arabic" w:cs="Simplified Arabic" w:eastAsia="Simplified Arabic" w:hAnsi="Simplified Arabic"/>
+          <w:b w:val="false"/>
+          <w:bCs w:val="false"/>
+          <w:sz w:val="28"/>
+          <w:szCs w:val="28"/>
+          <w:rtl/>
+        </w:rPr>
+        <w:t xml:space="preserve">الفيومي، أحمد بن محمد. المصباح المنير في غريب الشرح الكبير. بيروت: المكتبة العلمية.</w:t>
       </w:r>
     </w:p>
     <w:p>
@@ -9608,8 +8287,1329 @@
           <w:b/>
           <w:bCs/>
           <w:color w:val="000000"/>
-          <w:sz w:val="28"/>
-          <w:szCs w:val="28"/>
+          <w:sz w:val="32"/>
+          <w:szCs w:val="32"/>
+          <w:rtl/>
+        </w:rPr>
+        <w:t xml:space="preserve">ثالثًا: كتب الحديث الشريف:</w:t>
+      </w:r>
+    </w:p>
+    <w:p>
+      <w:pPr>
+        <w:bidi/>
+        <w:spacing w:after="60" w:line="360"/>
+        <w:jc w:val="both"/>
+      </w:pPr>
+      <w:r>
+        <w:rPr>
+          <w:rFonts w:ascii="Simplified Arabic" w:cs="Simplified Arabic" w:eastAsia="Simplified Arabic" w:hAnsi="Simplified Arabic"/>
+          <w:b w:val="false"/>
+          <w:bCs w:val="false"/>
+          <w:sz w:val="28"/>
+          <w:szCs w:val="28"/>
+          <w:rtl/>
+        </w:rPr>
+        <w:t xml:space="preserve">- </w:t>
+      </w:r>
+      <w:r>
+        <w:rPr>
+          <w:rFonts w:ascii="Simplified Arabic" w:cs="Simplified Arabic" w:eastAsia="Simplified Arabic" w:hAnsi="Simplified Arabic"/>
+          <w:b w:val="false"/>
+          <w:bCs w:val="false"/>
+          <w:sz w:val="28"/>
+          <w:szCs w:val="28"/>
+          <w:rtl/>
+        </w:rPr>
+        <w:t xml:space="preserve">ابن ماجه، محمد بن يزيد القزويني. سنن ابن ماجه (تحقيق محمد فؤاد عبد الباقي). القاهرة: دار إحياء الكتب العربية.</w:t>
+      </w:r>
+    </w:p>
+    <w:p>
+      <w:pPr>
+        <w:bidi/>
+        <w:spacing w:after="60" w:line="360"/>
+        <w:jc w:val="both"/>
+      </w:pPr>
+      <w:r>
+        <w:rPr>
+          <w:rFonts w:ascii="Simplified Arabic" w:cs="Simplified Arabic" w:eastAsia="Simplified Arabic" w:hAnsi="Simplified Arabic"/>
+          <w:b w:val="false"/>
+          <w:bCs w:val="false"/>
+          <w:sz w:val="28"/>
+          <w:szCs w:val="28"/>
+          <w:rtl/>
+        </w:rPr>
+        <w:t xml:space="preserve">- </w:t>
+      </w:r>
+      <w:r>
+        <w:rPr>
+          <w:rFonts w:ascii="Simplified Arabic" w:cs="Simplified Arabic" w:eastAsia="Simplified Arabic" w:hAnsi="Simplified Arabic"/>
+          <w:b w:val="false"/>
+          <w:bCs w:val="false"/>
+          <w:sz w:val="28"/>
+          <w:szCs w:val="28"/>
+          <w:rtl/>
+        </w:rPr>
+        <w:t xml:space="preserve">أبو داود، سليمان بن الأشعث السجستاني. سنن أبي داود. صيدا بيروت: المكتبة العصرية.</w:t>
+      </w:r>
+    </w:p>
+    <w:p>
+      <w:pPr>
+        <w:bidi/>
+        <w:spacing w:after="60" w:line="360"/>
+        <w:jc w:val="both"/>
+      </w:pPr>
+      <w:r>
+        <w:rPr>
+          <w:rFonts w:ascii="Simplified Arabic" w:cs="Simplified Arabic" w:eastAsia="Simplified Arabic" w:hAnsi="Simplified Arabic"/>
+          <w:b w:val="false"/>
+          <w:bCs w:val="false"/>
+          <w:sz w:val="28"/>
+          <w:szCs w:val="28"/>
+          <w:rtl/>
+        </w:rPr>
+        <w:t xml:space="preserve">- </w:t>
+      </w:r>
+      <w:r>
+        <w:rPr>
+          <w:rFonts w:ascii="Simplified Arabic" w:cs="Simplified Arabic" w:eastAsia="Simplified Arabic" w:hAnsi="Simplified Arabic"/>
+          <w:b w:val="false"/>
+          <w:bCs w:val="false"/>
+          <w:sz w:val="28"/>
+          <w:szCs w:val="28"/>
+          <w:rtl/>
+        </w:rPr>
+        <w:t xml:space="preserve">البخاري، محمد بن اسماعيل (2002). صحيح البخاري. ط1، دمشق بيروت: دار ابن كثير.</w:t>
+      </w:r>
+    </w:p>
+    <w:p>
+      <w:pPr>
+        <w:bidi/>
+        <w:spacing w:after="60" w:line="360"/>
+        <w:jc w:val="both"/>
+      </w:pPr>
+      <w:r>
+        <w:rPr>
+          <w:rFonts w:ascii="Simplified Arabic" w:cs="Simplified Arabic" w:eastAsia="Simplified Arabic" w:hAnsi="Simplified Arabic"/>
+          <w:b w:val="false"/>
+          <w:bCs w:val="false"/>
+          <w:sz w:val="28"/>
+          <w:szCs w:val="28"/>
+          <w:rtl/>
+        </w:rPr>
+        <w:t xml:space="preserve">- </w:t>
+      </w:r>
+      <w:r>
+        <w:rPr>
+          <w:rFonts w:ascii="Simplified Arabic" w:cs="Simplified Arabic" w:eastAsia="Simplified Arabic" w:hAnsi="Simplified Arabic"/>
+          <w:b w:val="false"/>
+          <w:bCs w:val="false"/>
+          <w:sz w:val="28"/>
+          <w:szCs w:val="28"/>
+          <w:rtl/>
+        </w:rPr>
+        <w:t xml:space="preserve">مالك بن أنس (1985). موطأ مالك (تحقيق محمد فؤاد عبد الباقي). ط1، القاهرة: دار الأصيل.</w:t>
+      </w:r>
+    </w:p>
+    <w:p>
+      <w:pPr>
+        <w:bidi/>
+        <w:spacing w:after="60" w:line="360"/>
+        <w:jc w:val="both"/>
+      </w:pPr>
+      <w:r>
+        <w:rPr>
+          <w:rFonts w:ascii="Simplified Arabic" w:cs="Simplified Arabic" w:eastAsia="Simplified Arabic" w:hAnsi="Simplified Arabic"/>
+          <w:b w:val="false"/>
+          <w:bCs w:val="false"/>
+          <w:sz w:val="28"/>
+          <w:szCs w:val="28"/>
+          <w:rtl/>
+        </w:rPr>
+        <w:t xml:space="preserve">- </w:t>
+      </w:r>
+      <w:r>
+        <w:rPr>
+          <w:rFonts w:ascii="Simplified Arabic" w:cs="Simplified Arabic" w:eastAsia="Simplified Arabic" w:hAnsi="Simplified Arabic"/>
+          <w:b w:val="false"/>
+          <w:bCs w:val="false"/>
+          <w:sz w:val="28"/>
+          <w:szCs w:val="28"/>
+          <w:rtl/>
+        </w:rPr>
+        <w:t xml:space="preserve">مسلم بن الحجاج القشيري النيسابوري (2006). صحيح مسلم (تحقيق نظر الفاريابي). ط1، المنصورة: مكتبة الإيمان.</w:t>
+      </w:r>
+    </w:p>
+    <w:p>
+      <w:pPr>
+        <w:pStyle w:val="Heading3"/>
+        <w:bidi/>
+        <w:spacing w:after="80" w:before="120" w:line="360"/>
+        <w:jc w:val="right"/>
+      </w:pPr>
+      <w:r>
+        <w:rPr>
+          <w:rFonts w:ascii="Simplified Arabic" w:cs="Simplified Arabic" w:eastAsia="Simplified Arabic" w:hAnsi="Simplified Arabic"/>
+          <w:b/>
+          <w:bCs/>
+          <w:color w:val="000000"/>
+          <w:sz w:val="32"/>
+          <w:szCs w:val="32"/>
+          <w:rtl/>
+        </w:rPr>
+        <w:t xml:space="preserve">رابعًا: كتب المذاهب الإسلاميّة المعتمدة (ثلاثة كتب لكلّ مذهب):</w:t>
+      </w:r>
+    </w:p>
+    <w:p>
+      <w:pPr>
+        <w:bidi/>
+        <w:spacing w:after="60" w:line="360"/>
+        <w:jc w:val="both"/>
+      </w:pPr>
+      <w:r>
+        <w:rPr>
+          <w:rFonts w:ascii="Simplified Arabic" w:cs="Simplified Arabic" w:eastAsia="Simplified Arabic" w:hAnsi="Simplified Arabic"/>
+          <w:b/>
+          <w:bCs/>
+          <w:sz w:val="28"/>
+          <w:szCs w:val="28"/>
+          <w:rtl/>
+        </w:rPr>
+        <w:t xml:space="preserve">المذهب الحنفيّ:</w:t>
+      </w:r>
+    </w:p>
+    <w:p>
+      <w:pPr>
+        <w:bidi/>
+        <w:spacing w:after="60" w:line="360"/>
+        <w:jc w:val="both"/>
+      </w:pPr>
+      <w:r>
+        <w:rPr>
+          <w:rFonts w:ascii="Simplified Arabic" w:cs="Simplified Arabic" w:eastAsia="Simplified Arabic" w:hAnsi="Simplified Arabic"/>
+          <w:b w:val="false"/>
+          <w:bCs w:val="false"/>
+          <w:sz w:val="28"/>
+          <w:szCs w:val="28"/>
+          <w:rtl/>
+        </w:rPr>
+        <w:t xml:space="preserve">- </w:t>
+      </w:r>
+      <w:r>
+        <w:rPr>
+          <w:rFonts w:ascii="Simplified Arabic" w:cs="Simplified Arabic" w:eastAsia="Simplified Arabic" w:hAnsi="Simplified Arabic"/>
+          <w:b w:val="false"/>
+          <w:bCs w:val="false"/>
+          <w:sz w:val="28"/>
+          <w:szCs w:val="28"/>
+          <w:rtl/>
+        </w:rPr>
+        <w:t xml:space="preserve">ابن عابدين، محمد أمين (1421هـ). ردّ المحتار على الدرّ المختار (حاشية ابن عابدين). بيروت: دار الفكر.</w:t>
+      </w:r>
+    </w:p>
+    <w:p>
+      <w:pPr>
+        <w:bidi/>
+        <w:spacing w:after="60" w:line="360"/>
+        <w:jc w:val="both"/>
+      </w:pPr>
+      <w:r>
+        <w:rPr>
+          <w:rFonts w:ascii="Simplified Arabic" w:cs="Simplified Arabic" w:eastAsia="Simplified Arabic" w:hAnsi="Simplified Arabic"/>
+          <w:b w:val="false"/>
+          <w:bCs w:val="false"/>
+          <w:sz w:val="28"/>
+          <w:szCs w:val="28"/>
+          <w:rtl/>
+        </w:rPr>
+        <w:t xml:space="preserve">- </w:t>
+      </w:r>
+      <w:r>
+        <w:rPr>
+          <w:rFonts w:ascii="Simplified Arabic" w:cs="Simplified Arabic" w:eastAsia="Simplified Arabic" w:hAnsi="Simplified Arabic"/>
+          <w:b w:val="false"/>
+          <w:bCs w:val="false"/>
+          <w:sz w:val="28"/>
+          <w:szCs w:val="28"/>
+          <w:rtl/>
+        </w:rPr>
+        <w:t xml:space="preserve">السرخسي، محمد بن أحمد. المبسوط. بيروت: دار المعرفة.</w:t>
+      </w:r>
+    </w:p>
+    <w:p>
+      <w:pPr>
+        <w:bidi/>
+        <w:spacing w:after="60" w:line="360"/>
+        <w:jc w:val="both"/>
+      </w:pPr>
+      <w:r>
+        <w:rPr>
+          <w:rFonts w:ascii="Simplified Arabic" w:cs="Simplified Arabic" w:eastAsia="Simplified Arabic" w:hAnsi="Simplified Arabic"/>
+          <w:b w:val="false"/>
+          <w:bCs w:val="false"/>
+          <w:sz w:val="28"/>
+          <w:szCs w:val="28"/>
+          <w:rtl/>
+        </w:rPr>
+        <w:t xml:space="preserve">- </w:t>
+      </w:r>
+      <w:r>
+        <w:rPr>
+          <w:rFonts w:ascii="Simplified Arabic" w:cs="Simplified Arabic" w:eastAsia="Simplified Arabic" w:hAnsi="Simplified Arabic"/>
+          <w:b w:val="false"/>
+          <w:bCs w:val="false"/>
+          <w:sz w:val="28"/>
+          <w:szCs w:val="28"/>
+          <w:rtl/>
+        </w:rPr>
+        <w:t xml:space="preserve">الكاساني، علاء الدين أبو بكر (1982). بدائع الصنائع في ترتيب الشرائع. بيروت: دار الكتاب العربي.</w:t>
+      </w:r>
+    </w:p>
+    <w:p>
+      <w:pPr>
+        <w:bidi/>
+        <w:spacing w:after="60" w:line="360"/>
+        <w:jc w:val="both"/>
+      </w:pPr>
+      <w:r>
+        <w:rPr>
+          <w:rFonts w:ascii="Simplified Arabic" w:cs="Simplified Arabic" w:eastAsia="Simplified Arabic" w:hAnsi="Simplified Arabic"/>
+          <w:b/>
+          <w:bCs/>
+          <w:sz w:val="28"/>
+          <w:szCs w:val="28"/>
+          <w:rtl/>
+        </w:rPr>
+        <w:t xml:space="preserve">المذهب المالكيّ:</w:t>
+      </w:r>
+    </w:p>
+    <w:p>
+      <w:pPr>
+        <w:bidi/>
+        <w:spacing w:after="60" w:line="360"/>
+        <w:jc w:val="both"/>
+      </w:pPr>
+      <w:r>
+        <w:rPr>
+          <w:rFonts w:ascii="Simplified Arabic" w:cs="Simplified Arabic" w:eastAsia="Simplified Arabic" w:hAnsi="Simplified Arabic"/>
+          <w:b w:val="false"/>
+          <w:bCs w:val="false"/>
+          <w:sz w:val="28"/>
+          <w:szCs w:val="28"/>
+          <w:rtl/>
+        </w:rPr>
+        <w:t xml:space="preserve">- </w:t>
+      </w:r>
+      <w:r>
+        <w:rPr>
+          <w:rFonts w:ascii="Simplified Arabic" w:cs="Simplified Arabic" w:eastAsia="Simplified Arabic" w:hAnsi="Simplified Arabic"/>
+          <w:b w:val="false"/>
+          <w:bCs w:val="false"/>
+          <w:sz w:val="28"/>
+          <w:szCs w:val="28"/>
+          <w:rtl/>
+        </w:rPr>
+        <w:t xml:space="preserve">الحطّاب، محمد بن محمد (1398هـ). مواهب الجليل في شرح مختصر خليل. بيروت: دار الفكر.</w:t>
+      </w:r>
+    </w:p>
+    <w:p>
+      <w:pPr>
+        <w:bidi/>
+        <w:spacing w:after="60" w:line="360"/>
+        <w:jc w:val="both"/>
+      </w:pPr>
+      <w:r>
+        <w:rPr>
+          <w:rFonts w:ascii="Simplified Arabic" w:cs="Simplified Arabic" w:eastAsia="Simplified Arabic" w:hAnsi="Simplified Arabic"/>
+          <w:b w:val="false"/>
+          <w:bCs w:val="false"/>
+          <w:sz w:val="28"/>
+          <w:szCs w:val="28"/>
+          <w:rtl/>
+        </w:rPr>
+        <w:t xml:space="preserve">- </w:t>
+      </w:r>
+      <w:r>
+        <w:rPr>
+          <w:rFonts w:ascii="Simplified Arabic" w:cs="Simplified Arabic" w:eastAsia="Simplified Arabic" w:hAnsi="Simplified Arabic"/>
+          <w:b w:val="false"/>
+          <w:bCs w:val="false"/>
+          <w:sz w:val="28"/>
+          <w:szCs w:val="28"/>
+          <w:rtl/>
+        </w:rPr>
+        <w:t xml:space="preserve">الدسوقي، محمد بن أحمد. حاشية الدسوقي على الشرح الكبير. بيروت: دار الفكر.</w:t>
+      </w:r>
+    </w:p>
+    <w:p>
+      <w:pPr>
+        <w:bidi/>
+        <w:spacing w:after="60" w:line="360"/>
+        <w:jc w:val="both"/>
+      </w:pPr>
+      <w:r>
+        <w:rPr>
+          <w:rFonts w:ascii="Simplified Arabic" w:cs="Simplified Arabic" w:eastAsia="Simplified Arabic" w:hAnsi="Simplified Arabic"/>
+          <w:b w:val="false"/>
+          <w:bCs w:val="false"/>
+          <w:sz w:val="28"/>
+          <w:szCs w:val="28"/>
+          <w:rtl/>
+        </w:rPr>
+        <w:t xml:space="preserve">- </w:t>
+      </w:r>
+      <w:r>
+        <w:rPr>
+          <w:rFonts w:ascii="Simplified Arabic" w:cs="Simplified Arabic" w:eastAsia="Simplified Arabic" w:hAnsi="Simplified Arabic"/>
+          <w:b w:val="false"/>
+          <w:bCs w:val="false"/>
+          <w:sz w:val="28"/>
+          <w:szCs w:val="28"/>
+          <w:rtl/>
+        </w:rPr>
+        <w:t xml:space="preserve">القرافي، أحمد بن إدريس (1994). الذخيرة. بيروت: دار الغرب.</w:t>
+      </w:r>
+    </w:p>
+    <w:p>
+      <w:pPr>
+        <w:bidi/>
+        <w:spacing w:after="60" w:line="360"/>
+        <w:jc w:val="both"/>
+      </w:pPr>
+      <w:r>
+        <w:rPr>
+          <w:rFonts w:ascii="Simplified Arabic" w:cs="Simplified Arabic" w:eastAsia="Simplified Arabic" w:hAnsi="Simplified Arabic"/>
+          <w:b/>
+          <w:bCs/>
+          <w:sz w:val="28"/>
+          <w:szCs w:val="28"/>
+          <w:rtl/>
+        </w:rPr>
+        <w:t xml:space="preserve">المذهب الشافعيّ:</w:t>
+      </w:r>
+    </w:p>
+    <w:p>
+      <w:pPr>
+        <w:bidi/>
+        <w:spacing w:after="60" w:line="360"/>
+        <w:jc w:val="both"/>
+      </w:pPr>
+      <w:r>
+        <w:rPr>
+          <w:rFonts w:ascii="Simplified Arabic" w:cs="Simplified Arabic" w:eastAsia="Simplified Arabic" w:hAnsi="Simplified Arabic"/>
+          <w:b w:val="false"/>
+          <w:bCs w:val="false"/>
+          <w:sz w:val="28"/>
+          <w:szCs w:val="28"/>
+          <w:rtl/>
+        </w:rPr>
+        <w:t xml:space="preserve">- </w:t>
+      </w:r>
+      <w:r>
+        <w:rPr>
+          <w:rFonts w:ascii="Simplified Arabic" w:cs="Simplified Arabic" w:eastAsia="Simplified Arabic" w:hAnsi="Simplified Arabic"/>
+          <w:b w:val="false"/>
+          <w:bCs w:val="false"/>
+          <w:sz w:val="28"/>
+          <w:szCs w:val="28"/>
+          <w:rtl/>
+        </w:rPr>
+        <w:t xml:space="preserve">الرملي، محمد بن أحمد (1404هـ). نهاية المحتاج إلى شرح المنهاج. بيروت: دار الفكر للطباعة.</w:t>
+      </w:r>
+    </w:p>
+    <w:p>
+      <w:pPr>
+        <w:bidi/>
+        <w:spacing w:after="60" w:line="360"/>
+        <w:jc w:val="both"/>
+      </w:pPr>
+      <w:r>
+        <w:rPr>
+          <w:rFonts w:ascii="Simplified Arabic" w:cs="Simplified Arabic" w:eastAsia="Simplified Arabic" w:hAnsi="Simplified Arabic"/>
+          <w:b w:val="false"/>
+          <w:bCs w:val="false"/>
+          <w:sz w:val="28"/>
+          <w:szCs w:val="28"/>
+          <w:rtl/>
+        </w:rPr>
+        <w:t xml:space="preserve">- </w:t>
+      </w:r>
+      <w:r>
+        <w:rPr>
+          <w:rFonts w:ascii="Simplified Arabic" w:cs="Simplified Arabic" w:eastAsia="Simplified Arabic" w:hAnsi="Simplified Arabic"/>
+          <w:b w:val="false"/>
+          <w:bCs w:val="false"/>
+          <w:sz w:val="28"/>
+          <w:szCs w:val="28"/>
+          <w:rtl/>
+        </w:rPr>
+        <w:t xml:space="preserve">الشربيني، محمد بن أحمد الخطيب. مغني المحتاج إلى معرفة معاني ألفاظ المنهاج. بيروت: دار الفكر.</w:t>
+      </w:r>
+    </w:p>
+    <w:p>
+      <w:pPr>
+        <w:bidi/>
+        <w:spacing w:after="60" w:line="360"/>
+        <w:jc w:val="both"/>
+      </w:pPr>
+      <w:r>
+        <w:rPr>
+          <w:rFonts w:ascii="Simplified Arabic" w:cs="Simplified Arabic" w:eastAsia="Simplified Arabic" w:hAnsi="Simplified Arabic"/>
+          <w:b w:val="false"/>
+          <w:bCs w:val="false"/>
+          <w:sz w:val="28"/>
+          <w:szCs w:val="28"/>
+          <w:rtl/>
+        </w:rPr>
+        <w:t xml:space="preserve">- </w:t>
+      </w:r>
+      <w:r>
+        <w:rPr>
+          <w:rFonts w:ascii="Simplified Arabic" w:cs="Simplified Arabic" w:eastAsia="Simplified Arabic" w:hAnsi="Simplified Arabic"/>
+          <w:b w:val="false"/>
+          <w:bCs w:val="false"/>
+          <w:sz w:val="28"/>
+          <w:szCs w:val="28"/>
+          <w:rtl/>
+        </w:rPr>
+        <w:t xml:space="preserve">النووي، يحيى بن شرف (1997). المجموع شرح المهذّب. بيروت: دار الفكر.</w:t>
+      </w:r>
+    </w:p>
+    <w:p>
+      <w:pPr>
+        <w:bidi/>
+        <w:spacing w:after="60" w:line="360"/>
+        <w:jc w:val="both"/>
+      </w:pPr>
+      <w:r>
+        <w:rPr>
+          <w:rFonts w:ascii="Simplified Arabic" w:cs="Simplified Arabic" w:eastAsia="Simplified Arabic" w:hAnsi="Simplified Arabic"/>
+          <w:b/>
+          <w:bCs/>
+          <w:sz w:val="28"/>
+          <w:szCs w:val="28"/>
+          <w:rtl/>
+        </w:rPr>
+        <w:t xml:space="preserve">المذهب الحنبليّ:</w:t>
+      </w:r>
+    </w:p>
+    <w:p>
+      <w:pPr>
+        <w:bidi/>
+        <w:spacing w:after="60" w:line="360"/>
+        <w:jc w:val="both"/>
+      </w:pPr>
+      <w:r>
+        <w:rPr>
+          <w:rFonts w:ascii="Simplified Arabic" w:cs="Simplified Arabic" w:eastAsia="Simplified Arabic" w:hAnsi="Simplified Arabic"/>
+          <w:b w:val="false"/>
+          <w:bCs w:val="false"/>
+          <w:sz w:val="28"/>
+          <w:szCs w:val="28"/>
+          <w:rtl/>
+        </w:rPr>
+        <w:t xml:space="preserve">- </w:t>
+      </w:r>
+      <w:r>
+        <w:rPr>
+          <w:rFonts w:ascii="Simplified Arabic" w:cs="Simplified Arabic" w:eastAsia="Simplified Arabic" w:hAnsi="Simplified Arabic"/>
+          <w:b w:val="false"/>
+          <w:bCs w:val="false"/>
+          <w:sz w:val="28"/>
+          <w:szCs w:val="28"/>
+          <w:rtl/>
+        </w:rPr>
+        <w:t xml:space="preserve">ابن قدامة، عبد الله بن أحمد المقدسي (1405هـ). المغني. بيروت: دار الفكر.</w:t>
+      </w:r>
+    </w:p>
+    <w:p>
+      <w:pPr>
+        <w:bidi/>
+        <w:spacing w:after="60" w:line="360"/>
+        <w:jc w:val="both"/>
+      </w:pPr>
+      <w:r>
+        <w:rPr>
+          <w:rFonts w:ascii="Simplified Arabic" w:cs="Simplified Arabic" w:eastAsia="Simplified Arabic" w:hAnsi="Simplified Arabic"/>
+          <w:b w:val="false"/>
+          <w:bCs w:val="false"/>
+          <w:sz w:val="28"/>
+          <w:szCs w:val="28"/>
+          <w:rtl/>
+        </w:rPr>
+        <w:t xml:space="preserve">- </w:t>
+      </w:r>
+      <w:r>
+        <w:rPr>
+          <w:rFonts w:ascii="Simplified Arabic" w:cs="Simplified Arabic" w:eastAsia="Simplified Arabic" w:hAnsi="Simplified Arabic"/>
+          <w:b w:val="false"/>
+          <w:bCs w:val="false"/>
+          <w:sz w:val="28"/>
+          <w:szCs w:val="28"/>
+          <w:rtl/>
+        </w:rPr>
+        <w:t xml:space="preserve">البهوتي، منصور بن يونس (1402هـ). كشّاف القناع عن متن الإقناع. بيروت: دار الفكر.</w:t>
+      </w:r>
+    </w:p>
+    <w:p>
+      <w:pPr>
+        <w:bidi/>
+        <w:spacing w:after="60" w:line="360"/>
+        <w:jc w:val="both"/>
+      </w:pPr>
+      <w:r>
+        <w:rPr>
+          <w:rFonts w:ascii="Simplified Arabic" w:cs="Simplified Arabic" w:eastAsia="Simplified Arabic" w:hAnsi="Simplified Arabic"/>
+          <w:b w:val="false"/>
+          <w:bCs w:val="false"/>
+          <w:sz w:val="28"/>
+          <w:szCs w:val="28"/>
+          <w:rtl/>
+        </w:rPr>
+        <w:t xml:space="preserve">- </w:t>
+      </w:r>
+      <w:r>
+        <w:rPr>
+          <w:rFonts w:ascii="Simplified Arabic" w:cs="Simplified Arabic" w:eastAsia="Simplified Arabic" w:hAnsi="Simplified Arabic"/>
+          <w:b w:val="false"/>
+          <w:bCs w:val="false"/>
+          <w:sz w:val="28"/>
+          <w:szCs w:val="28"/>
+          <w:rtl/>
+        </w:rPr>
+        <w:t xml:space="preserve">المرداوي، علاء الدين علي بن سليمان. الإنصاف في معرفة الراجح من الخلاف. بيروت: دار إحياء التراث العربي.</w:t>
+      </w:r>
+    </w:p>
+    <w:p>
+      <w:pPr>
+        <w:pStyle w:val="Heading3"/>
+        <w:bidi/>
+        <w:spacing w:after="80" w:before="120" w:line="360"/>
+        <w:jc w:val="right"/>
+      </w:pPr>
+      <w:r>
+        <w:rPr>
+          <w:rFonts w:ascii="Simplified Arabic" w:cs="Simplified Arabic" w:eastAsia="Simplified Arabic" w:hAnsi="Simplified Arabic"/>
+          <w:b/>
+          <w:bCs/>
+          <w:color w:val="000000"/>
+          <w:sz w:val="32"/>
+          <w:szCs w:val="32"/>
+          <w:rtl/>
+        </w:rPr>
+        <w:t xml:space="preserve">خامسًا: كتب أصول الفقه والقواعد الفقهيّة ومقاصد الشريعة:</w:t>
+      </w:r>
+    </w:p>
+    <w:p>
+      <w:pPr>
+        <w:bidi/>
+        <w:spacing w:after="60" w:line="360"/>
+        <w:jc w:val="both"/>
+      </w:pPr>
+      <w:r>
+        <w:rPr>
+          <w:rFonts w:ascii="Simplified Arabic" w:cs="Simplified Arabic" w:eastAsia="Simplified Arabic" w:hAnsi="Simplified Arabic"/>
+          <w:b w:val="false"/>
+          <w:bCs w:val="false"/>
+          <w:sz w:val="28"/>
+          <w:szCs w:val="28"/>
+          <w:rtl/>
+        </w:rPr>
+        <w:t xml:space="preserve">- </w:t>
+      </w:r>
+      <w:r>
+        <w:rPr>
+          <w:rFonts w:ascii="Simplified Arabic" w:cs="Simplified Arabic" w:eastAsia="Simplified Arabic" w:hAnsi="Simplified Arabic"/>
+          <w:b w:val="false"/>
+          <w:bCs w:val="false"/>
+          <w:sz w:val="28"/>
+          <w:szCs w:val="28"/>
+          <w:rtl/>
+        </w:rPr>
+        <w:t xml:space="preserve">ابن عاشور، محمد الطاهر. مقاصد الشريعة الإسلامية. تونس: الدار التونسية للنشر.</w:t>
+      </w:r>
+    </w:p>
+    <w:p>
+      <w:pPr>
+        <w:bidi/>
+        <w:spacing w:after="60" w:line="360"/>
+        <w:jc w:val="both"/>
+      </w:pPr>
+      <w:r>
+        <w:rPr>
+          <w:rFonts w:ascii="Simplified Arabic" w:cs="Simplified Arabic" w:eastAsia="Simplified Arabic" w:hAnsi="Simplified Arabic"/>
+          <w:b w:val="false"/>
+          <w:bCs w:val="false"/>
+          <w:sz w:val="28"/>
+          <w:szCs w:val="28"/>
+          <w:rtl/>
+        </w:rPr>
+        <w:t xml:space="preserve">- </w:t>
+      </w:r>
+      <w:r>
+        <w:rPr>
+          <w:rFonts w:ascii="Simplified Arabic" w:cs="Simplified Arabic" w:eastAsia="Simplified Arabic" w:hAnsi="Simplified Arabic"/>
+          <w:b w:val="false"/>
+          <w:bCs w:val="false"/>
+          <w:sz w:val="28"/>
+          <w:szCs w:val="28"/>
+          <w:rtl/>
+        </w:rPr>
+        <w:t xml:space="preserve">ابن نجيم، زين الدين. الأشباه والنظائر على مذهب أبي حنيفة النعمان. بيروت: دار الكتب العلمية.</w:t>
+      </w:r>
+    </w:p>
+    <w:p>
+      <w:pPr>
+        <w:bidi/>
+        <w:spacing w:after="60" w:line="360"/>
+        <w:jc w:val="both"/>
+      </w:pPr>
+      <w:r>
+        <w:rPr>
+          <w:rFonts w:ascii="Simplified Arabic" w:cs="Simplified Arabic" w:eastAsia="Simplified Arabic" w:hAnsi="Simplified Arabic"/>
+          <w:b w:val="false"/>
+          <w:bCs w:val="false"/>
+          <w:sz w:val="28"/>
+          <w:szCs w:val="28"/>
+          <w:rtl/>
+        </w:rPr>
+        <w:t xml:space="preserve">- </w:t>
+      </w:r>
+      <w:r>
+        <w:rPr>
+          <w:rFonts w:ascii="Simplified Arabic" w:cs="Simplified Arabic" w:eastAsia="Simplified Arabic" w:hAnsi="Simplified Arabic"/>
+          <w:b w:val="false"/>
+          <w:bCs w:val="false"/>
+          <w:sz w:val="28"/>
+          <w:szCs w:val="28"/>
+          <w:rtl/>
+        </w:rPr>
+        <w:t xml:space="preserve">الريسوني، أحمد (2010). مدخل إلى مقاصد الشريعة. ط1، المنصورة: دار الكلمة.</w:t>
+      </w:r>
+    </w:p>
+    <w:p>
+      <w:pPr>
+        <w:bidi/>
+        <w:spacing w:after="60" w:line="360"/>
+        <w:jc w:val="both"/>
+      </w:pPr>
+      <w:r>
+        <w:rPr>
+          <w:rFonts w:ascii="Simplified Arabic" w:cs="Simplified Arabic" w:eastAsia="Simplified Arabic" w:hAnsi="Simplified Arabic"/>
+          <w:b w:val="false"/>
+          <w:bCs w:val="false"/>
+          <w:sz w:val="28"/>
+          <w:szCs w:val="28"/>
+          <w:rtl/>
+        </w:rPr>
+        <w:t xml:space="preserve">- </w:t>
+      </w:r>
+      <w:r>
+        <w:rPr>
+          <w:rFonts w:ascii="Simplified Arabic" w:cs="Simplified Arabic" w:eastAsia="Simplified Arabic" w:hAnsi="Simplified Arabic"/>
+          <w:b w:val="false"/>
+          <w:bCs w:val="false"/>
+          <w:sz w:val="28"/>
+          <w:szCs w:val="28"/>
+          <w:rtl/>
+        </w:rPr>
+        <w:t xml:space="preserve">زيدان، عبد الكريم (2001). الوجيز في شرح القواعد الفقهية في الشريعة الإسلامية. ط1، بيروت: مؤسسة الرسالة.</w:t>
+      </w:r>
+    </w:p>
+    <w:p>
+      <w:pPr>
+        <w:bidi/>
+        <w:spacing w:after="60" w:line="360"/>
+        <w:jc w:val="both"/>
+      </w:pPr>
+      <w:r>
+        <w:rPr>
+          <w:rFonts w:ascii="Simplified Arabic" w:cs="Simplified Arabic" w:eastAsia="Simplified Arabic" w:hAnsi="Simplified Arabic"/>
+          <w:b w:val="false"/>
+          <w:bCs w:val="false"/>
+          <w:sz w:val="28"/>
+          <w:szCs w:val="28"/>
+          <w:rtl/>
+        </w:rPr>
+        <w:t xml:space="preserve">- </w:t>
+      </w:r>
+      <w:r>
+        <w:rPr>
+          <w:rFonts w:ascii="Simplified Arabic" w:cs="Simplified Arabic" w:eastAsia="Simplified Arabic" w:hAnsi="Simplified Arabic"/>
+          <w:b w:val="false"/>
+          <w:bCs w:val="false"/>
+          <w:sz w:val="28"/>
+          <w:szCs w:val="28"/>
+          <w:rtl/>
+        </w:rPr>
+        <w:t xml:space="preserve">السيوطي، جلال الدين. الأشباه والنظائر. بيروت: دار الكتب العلمية.</w:t>
+      </w:r>
+    </w:p>
+    <w:p>
+      <w:pPr>
+        <w:bidi/>
+        <w:spacing w:after="60" w:line="360"/>
+        <w:jc w:val="both"/>
+      </w:pPr>
+      <w:r>
+        <w:rPr>
+          <w:rFonts w:ascii="Simplified Arabic" w:cs="Simplified Arabic" w:eastAsia="Simplified Arabic" w:hAnsi="Simplified Arabic"/>
+          <w:b w:val="false"/>
+          <w:bCs w:val="false"/>
+          <w:sz w:val="28"/>
+          <w:szCs w:val="28"/>
+          <w:rtl/>
+        </w:rPr>
+        <w:t xml:space="preserve">- </w:t>
+      </w:r>
+      <w:r>
+        <w:rPr>
+          <w:rFonts w:ascii="Simplified Arabic" w:cs="Simplified Arabic" w:eastAsia="Simplified Arabic" w:hAnsi="Simplified Arabic"/>
+          <w:b w:val="false"/>
+          <w:bCs w:val="false"/>
+          <w:sz w:val="28"/>
+          <w:szCs w:val="28"/>
+          <w:rtl/>
+        </w:rPr>
+        <w:t xml:space="preserve">الشاطبي، إبراهيم بن موسى. الموافقات في أصول الشريعة. بيروت: دار المعرفة.</w:t>
+      </w:r>
+    </w:p>
+    <w:p>
+      <w:pPr>
+        <w:pStyle w:val="Heading3"/>
+        <w:bidi/>
+        <w:spacing w:after="80" w:before="120" w:line="360"/>
+        <w:jc w:val="right"/>
+      </w:pPr>
+      <w:r>
+        <w:rPr>
+          <w:rFonts w:ascii="Simplified Arabic" w:cs="Simplified Arabic" w:eastAsia="Simplified Arabic" w:hAnsi="Simplified Arabic"/>
+          <w:b/>
+          <w:bCs/>
+          <w:color w:val="000000"/>
+          <w:sz w:val="32"/>
+          <w:szCs w:val="32"/>
+          <w:rtl/>
+        </w:rPr>
+        <w:t xml:space="preserve">سادسًا: كتب ودراسات معاصرة عن موضوع البحث:</w:t>
+      </w:r>
+    </w:p>
+    <w:p>
+      <w:pPr>
+        <w:bidi/>
+        <w:spacing w:after="60" w:line="360"/>
+        <w:jc w:val="both"/>
+      </w:pPr>
+      <w:r>
+        <w:rPr>
+          <w:rFonts w:ascii="Simplified Arabic" w:cs="Simplified Arabic" w:eastAsia="Simplified Arabic" w:hAnsi="Simplified Arabic"/>
+          <w:b w:val="false"/>
+          <w:bCs w:val="false"/>
+          <w:sz w:val="28"/>
+          <w:szCs w:val="28"/>
+          <w:rtl/>
+        </w:rPr>
+        <w:t xml:space="preserve">- </w:t>
+      </w:r>
+      <w:r>
+        <w:rPr>
+          <w:rFonts w:ascii="Simplified Arabic" w:cs="Simplified Arabic" w:eastAsia="Simplified Arabic" w:hAnsi="Simplified Arabic"/>
+          <w:b w:val="false"/>
+          <w:bCs w:val="false"/>
+          <w:sz w:val="28"/>
+          <w:szCs w:val="28"/>
+          <w:rtl/>
+        </w:rPr>
+        <w:t xml:space="preserve">البار، محمد علي، والسباعي، زهير. الطبيب أدبه وفقهه. دمشق: دار القلم.</w:t>
+      </w:r>
+    </w:p>
+    <w:p>
+      <w:pPr>
+        <w:bidi/>
+        <w:spacing w:after="60" w:line="360"/>
+        <w:jc w:val="both"/>
+      </w:pPr>
+      <w:r>
+        <w:rPr>
+          <w:rFonts w:ascii="Simplified Arabic" w:cs="Simplified Arabic" w:eastAsia="Simplified Arabic" w:hAnsi="Simplified Arabic"/>
+          <w:b w:val="false"/>
+          <w:bCs w:val="false"/>
+          <w:sz w:val="28"/>
+          <w:szCs w:val="28"/>
+          <w:rtl/>
+        </w:rPr>
+        <w:t xml:space="preserve">- </w:t>
+      </w:r>
+      <w:r>
+        <w:rPr>
+          <w:rFonts w:ascii="Simplified Arabic" w:cs="Simplified Arabic" w:eastAsia="Simplified Arabic" w:hAnsi="Simplified Arabic"/>
+          <w:b w:val="false"/>
+          <w:bCs w:val="false"/>
+          <w:sz w:val="28"/>
+          <w:szCs w:val="28"/>
+          <w:rtl/>
+        </w:rPr>
+        <w:t xml:space="preserve">بكر أبو زيد، بكر بن عبد الله. فقه النوازل: قضايا فقهية معاصرة. بيروت: مؤسسة الرسالة.</w:t>
+      </w:r>
+    </w:p>
+    <w:p>
+      <w:pPr>
+        <w:bidi/>
+        <w:spacing w:after="60" w:line="360"/>
+        <w:jc w:val="both"/>
+      </w:pPr>
+      <w:r>
+        <w:rPr>
+          <w:rFonts w:ascii="Simplified Arabic" w:cs="Simplified Arabic" w:eastAsia="Simplified Arabic" w:hAnsi="Simplified Arabic"/>
+          <w:b w:val="false"/>
+          <w:bCs w:val="false"/>
+          <w:sz w:val="28"/>
+          <w:szCs w:val="28"/>
+          <w:rtl/>
+        </w:rPr>
+        <w:t xml:space="preserve">- </w:t>
+      </w:r>
+      <w:r>
+        <w:rPr>
+          <w:rFonts w:ascii="Simplified Arabic" w:cs="Simplified Arabic" w:eastAsia="Simplified Arabic" w:hAnsi="Simplified Arabic"/>
+          <w:b w:val="false"/>
+          <w:bCs w:val="false"/>
+          <w:sz w:val="28"/>
+          <w:szCs w:val="28"/>
+          <w:rtl/>
+        </w:rPr>
+        <w:t xml:space="preserve">الزحيلي، وهبة. الفقه الإسلامي وأدلته. ط4، دمشق: دار الفكر.</w:t>
+      </w:r>
+    </w:p>
+    <w:p>
+      <w:pPr>
+        <w:bidi/>
+        <w:spacing w:after="60" w:line="360"/>
+        <w:jc w:val="right"/>
+      </w:pPr>
+      <w:r>
+        <w:rPr>
+          <w:rFonts w:ascii="Simplified Arabic" w:cs="Simplified Arabic" w:eastAsia="Simplified Arabic" w:hAnsi="Simplified Arabic"/>
+          <w:b w:val="false"/>
+          <w:bCs w:val="false"/>
+          <w:sz w:val="28"/>
+          <w:szCs w:val="28"/>
+          <w:rtl/>
+        </w:rPr>
+        <w:t xml:space="preserve">- </w:t>
+      </w:r>
+      <w:r>
+        <w:rPr>
+          <w:rFonts w:ascii="Simplified Arabic" w:cs="Simplified Arabic" w:eastAsia="Simplified Arabic" w:hAnsi="Simplified Arabic"/>
+          <w:b w:val="false"/>
+          <w:bCs w:val="false"/>
+          <w:sz w:val="28"/>
+          <w:szCs w:val="28"/>
+          <w:rtl/>
+        </w:rPr>
+        <w:t xml:space="preserve">الشماخي، هدى عبد الباسط محمود (2020). المسئولية عن الأعمال الطبية في الفقه الإسلامي: دراسة مقارنة. ط1، القاهرة: المركز القومي للإصدارات القانونية. https://platform.almanhal.com/Details/Book/137906</w:t>
+      </w:r>
+    </w:p>
+    <w:p>
+      <w:pPr>
+        <w:bidi/>
+        <w:spacing w:after="60" w:line="360"/>
+        <w:jc w:val="both"/>
+      </w:pPr>
+      <w:r>
+        <w:rPr>
+          <w:rFonts w:ascii="Simplified Arabic" w:cs="Simplified Arabic" w:eastAsia="Simplified Arabic" w:hAnsi="Simplified Arabic"/>
+          <w:b w:val="false"/>
+          <w:bCs w:val="false"/>
+          <w:sz w:val="28"/>
+          <w:szCs w:val="28"/>
+          <w:rtl/>
+        </w:rPr>
+        <w:t xml:space="preserve">- </w:t>
+      </w:r>
+      <w:r>
+        <w:rPr>
+          <w:rFonts w:ascii="Simplified Arabic" w:cs="Simplified Arabic" w:eastAsia="Simplified Arabic" w:hAnsi="Simplified Arabic"/>
+          <w:b w:val="false"/>
+          <w:bCs w:val="false"/>
+          <w:sz w:val="28"/>
+          <w:szCs w:val="28"/>
+          <w:rtl/>
+        </w:rPr>
+        <w:t xml:space="preserve">الشنقيطي، محمد بن محمد المختار. أحكام الجراحة الطبية والآثار المترتبة عليها. جدة: مكتبة الصحابة.</w:t>
+      </w:r>
+    </w:p>
+    <w:p>
+      <w:pPr>
+        <w:bidi/>
+        <w:spacing w:after="60" w:line="360"/>
+        <w:jc w:val="right"/>
+      </w:pPr>
+      <w:r>
+        <w:rPr>
+          <w:rFonts w:ascii="Simplified Arabic" w:cs="Simplified Arabic" w:eastAsia="Simplified Arabic" w:hAnsi="Simplified Arabic"/>
+          <w:b w:val="false"/>
+          <w:bCs w:val="false"/>
+          <w:sz w:val="28"/>
+          <w:szCs w:val="28"/>
+          <w:rtl/>
+        </w:rPr>
+        <w:t xml:space="preserve">- </w:t>
+      </w:r>
+      <w:r>
+        <w:rPr>
+          <w:rFonts w:ascii="Simplified Arabic" w:cs="Simplified Arabic" w:eastAsia="Simplified Arabic" w:hAnsi="Simplified Arabic"/>
+          <w:b w:val="false"/>
+          <w:bCs w:val="false"/>
+          <w:sz w:val="28"/>
+          <w:szCs w:val="28"/>
+          <w:rtl/>
+        </w:rPr>
+        <w:t xml:space="preserve">عبد المبدي، جهاد محمود (2024). الأحكام المتعلقة بممارسة الأعمال الطبية: دراسة مقارنة بين الفقه الإسلامي والقانون. ط1، القاهرة: المركز القومي للإصدارات القانونية. https://platform.almanhal.com/Details/Book/265411</w:t>
+      </w:r>
+    </w:p>
+    <w:p>
+      <w:pPr>
+        <w:bidi/>
+        <w:spacing w:after="60" w:line="360"/>
+        <w:jc w:val="both"/>
+      </w:pPr>
+      <w:r>
+        <w:rPr>
+          <w:rFonts w:ascii="Simplified Arabic" w:cs="Simplified Arabic" w:eastAsia="Simplified Arabic" w:hAnsi="Simplified Arabic"/>
+          <w:b w:val="false"/>
+          <w:bCs w:val="false"/>
+          <w:sz w:val="28"/>
+          <w:szCs w:val="28"/>
+          <w:rtl/>
+        </w:rPr>
+        <w:t xml:space="preserve">- </w:t>
+      </w:r>
+      <w:r>
+        <w:rPr>
+          <w:rFonts w:ascii="Simplified Arabic" w:cs="Simplified Arabic" w:eastAsia="Simplified Arabic" w:hAnsi="Simplified Arabic"/>
+          <w:b w:val="false"/>
+          <w:bCs w:val="false"/>
+          <w:sz w:val="28"/>
+          <w:szCs w:val="28"/>
+          <w:rtl/>
+        </w:rPr>
+        <w:t xml:space="preserve">العرّان، أنس مهدي محمد (2023). حكم رفع أجهزة الإنعاش عن المريض الميؤوس منه. مجلة مركز بابل للدراسات الإنسانية، مج13، ع2.</w:t>
+      </w:r>
+    </w:p>
+    <w:p>
+      <w:pPr>
+        <w:bidi/>
+        <w:spacing w:after="60" w:line="360"/>
+        <w:jc w:val="both"/>
+      </w:pPr>
+      <w:r>
+        <w:rPr>
+          <w:rFonts w:ascii="Simplified Arabic" w:cs="Simplified Arabic" w:eastAsia="Simplified Arabic" w:hAnsi="Simplified Arabic"/>
+          <w:b w:val="false"/>
+          <w:bCs w:val="false"/>
+          <w:sz w:val="28"/>
+          <w:szCs w:val="28"/>
+          <w:rtl/>
+        </w:rPr>
+        <w:t xml:space="preserve">- </w:t>
+      </w:r>
+      <w:r>
+        <w:rPr>
+          <w:rFonts w:ascii="Simplified Arabic" w:cs="Simplified Arabic" w:eastAsia="Simplified Arabic" w:hAnsi="Simplified Arabic"/>
+          <w:b w:val="false"/>
+          <w:bCs w:val="false"/>
+          <w:sz w:val="28"/>
+          <w:szCs w:val="28"/>
+          <w:rtl/>
+        </w:rPr>
+        <w:t xml:space="preserve">الموسوعة الفقهية الكويتية. الكويت: وزارة الأوقاف والشؤون الإسلامية.</w:t>
+      </w:r>
+    </w:p>
+    <w:p>
+      <w:pPr>
+        <w:bidi/>
+        <w:spacing w:after="60" w:line="360"/>
+        <w:jc w:val="both"/>
+      </w:pPr>
+      <w:r>
+        <w:rPr>
+          <w:rFonts w:ascii="Simplified Arabic" w:cs="Simplified Arabic" w:eastAsia="Simplified Arabic" w:hAnsi="Simplified Arabic"/>
+          <w:b w:val="false"/>
+          <w:bCs w:val="false"/>
+          <w:sz w:val="28"/>
+          <w:szCs w:val="28"/>
+          <w:rtl/>
+        </w:rPr>
+        <w:t xml:space="preserve">- </w:t>
+      </w:r>
+      <w:r>
+        <w:rPr>
+          <w:rFonts w:ascii="Simplified Arabic" w:cs="Simplified Arabic" w:eastAsia="Simplified Arabic" w:hAnsi="Simplified Arabic"/>
+          <w:b w:val="false"/>
+          <w:bCs w:val="false"/>
+          <w:sz w:val="28"/>
+          <w:szCs w:val="28"/>
+          <w:rtl/>
+        </w:rPr>
+        <w:t xml:space="preserve">بكر أبو زيد، بكر بن عبد الله (1987). أجهزة الإنعاش وحقيقة الوفاة بين الفقهاء والأطباء. مجلة مجمع الفقه الإسلامي، جدة، ع3.</w:t>
+      </w:r>
+    </w:p>
+    <w:p>
+      <w:pPr>
+        <w:bidi/>
+        <w:spacing w:after="60" w:line="360"/>
+        <w:jc w:val="both"/>
+      </w:pPr>
+      <w:r>
+        <w:rPr>
+          <w:rFonts w:ascii="Simplified Arabic" w:cs="Simplified Arabic" w:eastAsia="Simplified Arabic" w:hAnsi="Simplified Arabic"/>
+          <w:b w:val="false"/>
+          <w:bCs w:val="false"/>
+          <w:sz w:val="28"/>
+          <w:szCs w:val="28"/>
+          <w:rtl/>
+        </w:rPr>
+        <w:t xml:space="preserve">(يضاف إليها الدراسات السابقة المذكورة أعلاه: 17 دراسة عربيّة و10 دراسات أجنبيّة).</w:t>
+      </w:r>
+    </w:p>
+    <w:p>
+      <w:pPr>
+        <w:pStyle w:val="Heading3"/>
+        <w:bidi/>
+        <w:spacing w:after="80" w:before="120" w:line="360"/>
+        <w:jc w:val="right"/>
+      </w:pPr>
+      <w:r>
+        <w:rPr>
+          <w:rFonts w:ascii="Simplified Arabic" w:cs="Simplified Arabic" w:eastAsia="Simplified Arabic" w:hAnsi="Simplified Arabic"/>
+          <w:b/>
+          <w:bCs/>
+          <w:color w:val="000000"/>
+          <w:sz w:val="32"/>
+          <w:szCs w:val="32"/>
+          <w:rtl/>
+        </w:rPr>
+        <w:t xml:space="preserve">سابعًا: القرارات والفتاوى:</w:t>
+      </w:r>
+    </w:p>
+    <w:p>
+      <w:pPr>
+        <w:bidi/>
+        <w:spacing w:after="60" w:line="360"/>
+        <w:jc w:val="right"/>
+      </w:pPr>
+      <w:r>
+        <w:rPr>
+          <w:rFonts w:ascii="Simplified Arabic" w:cs="Simplified Arabic" w:eastAsia="Simplified Arabic" w:hAnsi="Simplified Arabic"/>
+          <w:b w:val="false"/>
+          <w:bCs w:val="false"/>
+          <w:sz w:val="28"/>
+          <w:szCs w:val="28"/>
+          <w:rtl/>
+        </w:rPr>
+        <w:t xml:space="preserve">- </w:t>
+      </w:r>
+      <w:r>
+        <w:rPr>
+          <w:rFonts w:ascii="Simplified Arabic" w:cs="Simplified Arabic" w:eastAsia="Simplified Arabic" w:hAnsi="Simplified Arabic"/>
+          <w:b w:val="false"/>
+          <w:bCs w:val="false"/>
+          <w:sz w:val="28"/>
+          <w:szCs w:val="28"/>
+          <w:rtl/>
+        </w:rPr>
+        <w:t xml:space="preserve">مجمع الفقه الإسلامي الدولي. قرارات وتوصيات مجمع الفقه الإسلامي، القرار رقم (5) د 3/07/86 بشأن أجهزة الإنعاش، الدورة الثالثة، عمّان، 1986م. جدة: منظمة التعاون الإسلامي. https://iifa-aifi.org/ar/decisions</w:t>
+      </w:r>
+    </w:p>
+    <w:p>
+      <w:pPr>
+        <w:bidi/>
+        <w:spacing w:after="60" w:line="360"/>
+        <w:jc w:val="both"/>
+      </w:pPr>
+      <w:r>
+        <w:rPr>
+          <w:rFonts w:ascii="Simplified Arabic" w:cs="Simplified Arabic" w:eastAsia="Simplified Arabic" w:hAnsi="Simplified Arabic"/>
+          <w:b w:val="false"/>
+          <w:bCs w:val="false"/>
+          <w:sz w:val="28"/>
+          <w:szCs w:val="28"/>
+          <w:rtl/>
+        </w:rPr>
+        <w:t xml:space="preserve">- </w:t>
+      </w:r>
+      <w:r>
+        <w:rPr>
+          <w:rFonts w:ascii="Simplified Arabic" w:cs="Simplified Arabic" w:eastAsia="Simplified Arabic" w:hAnsi="Simplified Arabic"/>
+          <w:b w:val="false"/>
+          <w:bCs w:val="false"/>
+          <w:sz w:val="28"/>
+          <w:szCs w:val="28"/>
+          <w:rtl/>
+        </w:rPr>
+        <w:t xml:space="preserve">المجمع الفقهي الإسلامي برابطة العالم الإسلامي. قرار الدورة العاشرة بشأن أجهزة الإنعاش، مكة المكرمة، 1408هـ/1987م.</w:t>
+      </w:r>
+    </w:p>
+    <w:p>
+      <w:pPr>
+        <w:bidi/>
+        <w:spacing w:after="60" w:line="360"/>
+        <w:jc w:val="both"/>
+      </w:pPr>
+      <w:r>
+        <w:rPr>
+          <w:rFonts w:ascii="Simplified Arabic" w:cs="Simplified Arabic" w:eastAsia="Simplified Arabic" w:hAnsi="Simplified Arabic"/>
+          <w:b w:val="false"/>
+          <w:bCs w:val="false"/>
+          <w:sz w:val="28"/>
+          <w:szCs w:val="28"/>
+          <w:rtl/>
+        </w:rPr>
+        <w:t xml:space="preserve">- </w:t>
+      </w:r>
+      <w:r>
+        <w:rPr>
+          <w:rFonts w:ascii="Simplified Arabic" w:cs="Simplified Arabic" w:eastAsia="Simplified Arabic" w:hAnsi="Simplified Arabic"/>
+          <w:b w:val="false"/>
+          <w:bCs w:val="false"/>
+          <w:sz w:val="28"/>
+          <w:szCs w:val="28"/>
+          <w:rtl/>
+        </w:rPr>
+        <w:t xml:space="preserve">المنظمة الإسلامية للعلوم الطبية. ثبت ندوة "الحياة الإنسانية: بدايتها ونهايتها في المفهوم الإسلامي". الكويت، 1985م.</w:t>
+      </w:r>
+    </w:p>
+    <w:p>
+      <w:pPr>
+        <w:bidi/>
+        <w:spacing w:after="60" w:line="360"/>
+        <w:jc w:val="both"/>
+      </w:pPr>
+      <w:r>
+        <w:rPr>
+          <w:rFonts w:ascii="Simplified Arabic" w:cs="Simplified Arabic" w:eastAsia="Simplified Arabic" w:hAnsi="Simplified Arabic"/>
+          <w:b w:val="false"/>
+          <w:bCs w:val="false"/>
+          <w:sz w:val="28"/>
+          <w:szCs w:val="28"/>
+          <w:rtl/>
+        </w:rPr>
+        <w:t xml:space="preserve">- </w:t>
+      </w:r>
+      <w:r>
+        <w:rPr>
+          <w:rFonts w:ascii="Simplified Arabic" w:cs="Simplified Arabic" w:eastAsia="Simplified Arabic" w:hAnsi="Simplified Arabic"/>
+          <w:b w:val="false"/>
+          <w:bCs w:val="false"/>
+          <w:sz w:val="28"/>
+          <w:szCs w:val="28"/>
+          <w:rtl/>
+        </w:rPr>
+        <w:t xml:space="preserve">اللجنة الدائمة للبحوث العلمية والإفتاء بالمملكة العربية السعودية. فتاوى اللجنة الدائمة. الرياض.</w:t>
+      </w:r>
+    </w:p>
+    <w:p>
+      <w:pPr>
+        <w:bidi/>
+        <w:spacing w:after="60" w:line="360"/>
+        <w:jc w:val="right"/>
+      </w:pPr>
+      <w:r>
+        <w:rPr>
+          <w:rFonts w:ascii="Simplified Arabic" w:cs="Simplified Arabic" w:eastAsia="Simplified Arabic" w:hAnsi="Simplified Arabic"/>
+          <w:b w:val="false"/>
+          <w:bCs w:val="false"/>
+          <w:sz w:val="28"/>
+          <w:szCs w:val="28"/>
+          <w:rtl/>
+        </w:rPr>
+        <w:t xml:space="preserve">- </w:t>
+      </w:r>
+      <w:r>
+        <w:rPr>
+          <w:rFonts w:ascii="Simplified Arabic" w:cs="Simplified Arabic" w:eastAsia="Simplified Arabic" w:hAnsi="Simplified Arabic"/>
+          <w:b w:val="false"/>
+          <w:bCs w:val="false"/>
+          <w:sz w:val="28"/>
+          <w:szCs w:val="28"/>
+          <w:rtl/>
+        </w:rPr>
+        <w:t xml:space="preserve">دار الإفتاء المصرية. فتاوى معاصرة في القضايا الطبية. القاهرة. https://www.dar-alifta.org</w:t>
+      </w:r>
+    </w:p>
+    <w:p>
+      <w:pPr>
+        <w:bidi/>
+        <w:spacing w:after="60" w:line="360"/>
+        <w:jc w:val="right"/>
+      </w:pPr>
+      <w:r>
+        <w:rPr>
+          <w:rFonts w:ascii="Simplified Arabic" w:cs="Simplified Arabic" w:eastAsia="Simplified Arabic" w:hAnsi="Simplified Arabic"/>
+          <w:b w:val="false"/>
+          <w:bCs w:val="false"/>
+          <w:sz w:val="28"/>
+          <w:szCs w:val="28"/>
+          <w:rtl/>
+        </w:rPr>
+        <w:t xml:space="preserve">- </w:t>
+      </w:r>
+      <w:r>
+        <w:rPr>
+          <w:rFonts w:ascii="Simplified Arabic" w:cs="Simplified Arabic" w:eastAsia="Simplified Arabic" w:hAnsi="Simplified Arabic"/>
+          <w:b w:val="false"/>
+          <w:bCs w:val="false"/>
+          <w:sz w:val="28"/>
+          <w:szCs w:val="28"/>
+          <w:rtl/>
+        </w:rPr>
+        <w:t xml:space="preserve">دار الإفتاء المصرية. الفتوى رقم (11622): حكم رفع الأجهزة الطبية عن المريض الميؤوس من شفائه. https://dar-alifta.org/ar/fatwa/details/11622</w:t>
+      </w:r>
+    </w:p>
+    <w:p>
+      <w:pPr>
+        <w:bidi/>
+        <w:spacing w:after="60" w:line="360"/>
+        <w:jc w:val="right"/>
+      </w:pPr>
+      <w:r>
+        <w:rPr>
+          <w:rFonts w:ascii="Simplified Arabic" w:cs="Simplified Arabic" w:eastAsia="Simplified Arabic" w:hAnsi="Simplified Arabic"/>
+          <w:b w:val="false"/>
+          <w:bCs w:val="false"/>
+          <w:sz w:val="28"/>
+          <w:szCs w:val="28"/>
+          <w:rtl/>
+        </w:rPr>
+        <w:t xml:space="preserve">- </w:t>
+      </w:r>
+      <w:r>
+        <w:rPr>
+          <w:rFonts w:ascii="Simplified Arabic" w:cs="Simplified Arabic" w:eastAsia="Simplified Arabic" w:hAnsi="Simplified Arabic"/>
+          <w:b w:val="false"/>
+          <w:bCs w:val="false"/>
+          <w:sz w:val="28"/>
+          <w:szCs w:val="28"/>
+          <w:rtl/>
+        </w:rPr>
+        <w:t xml:space="preserve">مجلس الإفتاء والبحوث والدراسات الإسلامية الأردني. القرار رقم (117): حكم عدم وضع أجهزة الإنعاش على المريض الذي لا يُرجى شفاؤه. عمّان. https://www.aliftaa.jo/Decision.aspx?DecisionId=119</w:t>
+      </w:r>
+    </w:p>
+    <w:p>
+      <w:pPr>
+        <w:pStyle w:val="Heading3"/>
+        <w:bidi/>
+        <w:spacing w:after="80" w:before="120" w:line="360"/>
+        <w:jc w:val="right"/>
+      </w:pPr>
+      <w:r>
+        <w:rPr>
+          <w:rFonts w:ascii="Simplified Arabic" w:cs="Simplified Arabic" w:eastAsia="Simplified Arabic" w:hAnsi="Simplified Arabic"/>
+          <w:b/>
+          <w:bCs/>
+          <w:color w:val="000000"/>
+          <w:sz w:val="32"/>
+          <w:szCs w:val="32"/>
           <w:rtl/>
         </w:rPr>
         <w:t xml:space="preserve">ثامنًا: القوانين والتشريعات:</w:t>

--- a/seminar/Abd Almahdi Dahla 212684527 - Research Plan.docx
+++ b/seminar/Abd Almahdi Dahla 212684527 - Research Plan.docx
@@ -322,7 +322,7 @@
           <w:szCs w:val="26"/>
           <w:rtl/>
         </w:rPr>
-        <w:t xml:space="preserve">تاريخ التّسليم: __\__\2026م</w:t>
+        <w:t xml:space="preserve">تاريخ التّسليم: 30\08\2026م</w:t>
       </w:r>
     </w:p>
     <w:p>
@@ -610,7 +610,7 @@
         </w:rPr>
         <w:t xml:space="preserve">رابط الدراسة: </w:t>
       </w:r>
-      <w:hyperlink w:history="1" r:id="rId0vmwposjqczo4sctkzryv">
+      <w:hyperlink w:history="1" r:id="rIdhfano4whyvrnxvaupezel">
         <w:r>
           <w:rPr>
             <w:rFonts w:ascii="Simplified Arabic" w:cs="Simplified Arabic" w:eastAsia="Simplified Arabic" w:hAnsi="Simplified Arabic"/>
@@ -771,7 +771,7 @@
         </w:rPr>
         <w:t xml:space="preserve">رابط الدراسة: </w:t>
       </w:r>
-      <w:hyperlink w:history="1" r:id="rIdbkirxnckwhgp9w_luogsx">
+      <w:hyperlink w:history="1" r:id="rId4v2ylmoueuohmkureybup">
         <w:r>
           <w:rPr>
             <w:rFonts w:ascii="Simplified Arabic" w:cs="Simplified Arabic" w:eastAsia="Simplified Arabic" w:hAnsi="Simplified Arabic"/>
@@ -932,7 +932,7 @@
         </w:rPr>
         <w:t xml:space="preserve">رابط الدراسة: </w:t>
       </w:r>
-      <w:hyperlink w:history="1" r:id="rIdqmxxezd0kiufuuxxg9zpi">
+      <w:hyperlink w:history="1" r:id="rIdqxiqzzielqnfkvjmas0_t">
         <w:r>
           <w:rPr>
             <w:rFonts w:ascii="Simplified Arabic" w:cs="Simplified Arabic" w:eastAsia="Simplified Arabic" w:hAnsi="Simplified Arabic"/>
@@ -1093,7 +1093,7 @@
         </w:rPr>
         <w:t xml:space="preserve">رابط الدراسة: </w:t>
       </w:r>
-      <w:hyperlink w:history="1" r:id="rIdxldpjowzntuo4zdl3nsps">
+      <w:hyperlink w:history="1" r:id="rIdqhstnnjydvr-lx3vxpzed">
         <w:r>
           <w:rPr>
             <w:rFonts w:ascii="Simplified Arabic" w:cs="Simplified Arabic" w:eastAsia="Simplified Arabic" w:hAnsi="Simplified Arabic"/>
@@ -1254,7 +1254,7 @@
         </w:rPr>
         <w:t xml:space="preserve">رابط الدراسة: </w:t>
       </w:r>
-      <w:hyperlink w:history="1" r:id="rIdpiwfp68xgtxkmvqwpykuo">
+      <w:hyperlink w:history="1" r:id="rIdukcs5r1mnmruilxklm0yj">
         <w:r>
           <w:rPr>
             <w:rFonts w:ascii="Simplified Arabic" w:cs="Simplified Arabic" w:eastAsia="Simplified Arabic" w:hAnsi="Simplified Arabic"/>
@@ -1415,7 +1415,7 @@
         </w:rPr>
         <w:t xml:space="preserve">رابط الدراسة: </w:t>
       </w:r>
-      <w:hyperlink w:history="1" r:id="rIdbxpsyvcijmaxja1cweng2">
+      <w:hyperlink w:history="1" r:id="rIdgfxoys4mayjyxuxnw7jqb">
         <w:r>
           <w:rPr>
             <w:rFonts w:ascii="Simplified Arabic" w:cs="Simplified Arabic" w:eastAsia="Simplified Arabic" w:hAnsi="Simplified Arabic"/>
@@ -1576,7 +1576,7 @@
         </w:rPr>
         <w:t xml:space="preserve">رابط الدراسة: </w:t>
       </w:r>
-      <w:hyperlink w:history="1" r:id="rId1mufktqay1sg_zgsbomga">
+      <w:hyperlink w:history="1" r:id="rIdtri39cnuj3at6fu1a7tzg">
         <w:r>
           <w:rPr>
             <w:rFonts w:ascii="Simplified Arabic" w:cs="Simplified Arabic" w:eastAsia="Simplified Arabic" w:hAnsi="Simplified Arabic"/>
@@ -1737,7 +1737,7 @@
         </w:rPr>
         <w:t xml:space="preserve">رابط الدراسة: </w:t>
       </w:r>
-      <w:hyperlink w:history="1" r:id="rId6dfu7in4yizwoowp4ntfb">
+      <w:hyperlink w:history="1" r:id="rId8mncxcvgc7hl4lwnxkyf_">
         <w:r>
           <w:rPr>
             <w:rFonts w:ascii="Simplified Arabic" w:cs="Simplified Arabic" w:eastAsia="Simplified Arabic" w:hAnsi="Simplified Arabic"/>
@@ -1898,7 +1898,7 @@
         </w:rPr>
         <w:t xml:space="preserve">رابط الدراسة: </w:t>
       </w:r>
-      <w:hyperlink w:history="1" r:id="rIdcxyjjzl1auim9sbq_u9gz">
+      <w:hyperlink w:history="1" r:id="rIdn2wk3_mq02t-fql33v8pj">
         <w:r>
           <w:rPr>
             <w:rFonts w:ascii="Simplified Arabic" w:cs="Simplified Arabic" w:eastAsia="Simplified Arabic" w:hAnsi="Simplified Arabic"/>
@@ -2059,7 +2059,7 @@
         </w:rPr>
         <w:t xml:space="preserve">رابط الدراسة: </w:t>
       </w:r>
-      <w:hyperlink w:history="1" r:id="rIdgh11rlwl7cpvp2pulqycq">
+      <w:hyperlink w:history="1" r:id="rIde2vz_nybfypgh8jysovb3">
         <w:r>
           <w:rPr>
             <w:rFonts w:ascii="Simplified Arabic" w:cs="Simplified Arabic" w:eastAsia="Simplified Arabic" w:hAnsi="Simplified Arabic"/>
@@ -2220,7 +2220,7 @@
         </w:rPr>
         <w:t xml:space="preserve">رابط الدراسة: </w:t>
       </w:r>
-      <w:hyperlink w:history="1" r:id="rIdwbvihyyn6d0unvwjhsci6">
+      <w:hyperlink w:history="1" r:id="rIdotdrzsp_6elmlcnobn2je">
         <w:r>
           <w:rPr>
             <w:rFonts w:ascii="Simplified Arabic" w:cs="Simplified Arabic" w:eastAsia="Simplified Arabic" w:hAnsi="Simplified Arabic"/>
@@ -2381,7 +2381,7 @@
         </w:rPr>
         <w:t xml:space="preserve">رابط الدراسة: </w:t>
       </w:r>
-      <w:hyperlink w:history="1" r:id="rIdnenwpq5n9kxoywlljhkbd">
+      <w:hyperlink w:history="1" r:id="rIdnrh1wlcc7apnnivq-a794">
         <w:r>
           <w:rPr>
             <w:rFonts w:ascii="Simplified Arabic" w:cs="Simplified Arabic" w:eastAsia="Simplified Arabic" w:hAnsi="Simplified Arabic"/>
@@ -2542,7 +2542,7 @@
         </w:rPr>
         <w:t xml:space="preserve">رابط الدراسة: </w:t>
       </w:r>
-      <w:hyperlink w:history="1" r:id="rId0lrjlouhhjolrmndxy2tx">
+      <w:hyperlink w:history="1" r:id="rIdfi416q5jd-cnnfwlt0vwz">
         <w:r>
           <w:rPr>
             <w:rFonts w:ascii="Simplified Arabic" w:cs="Simplified Arabic" w:eastAsia="Simplified Arabic" w:hAnsi="Simplified Arabic"/>
@@ -2703,7 +2703,7 @@
         </w:rPr>
         <w:t xml:space="preserve">رابط الدراسة: </w:t>
       </w:r>
-      <w:hyperlink w:history="1" r:id="rIdfabh5gf2_dcrpcvlmaocg">
+      <w:hyperlink w:history="1" r:id="rIdefeqypzjvip-ui2sxluoh">
         <w:r>
           <w:rPr>
             <w:rFonts w:ascii="Simplified Arabic" w:cs="Simplified Arabic" w:eastAsia="Simplified Arabic" w:hAnsi="Simplified Arabic"/>
@@ -2864,7 +2864,7 @@
         </w:rPr>
         <w:t xml:space="preserve">رابط الدراسة: </w:t>
       </w:r>
-      <w:hyperlink w:history="1" r:id="rIdu1zt46yxnualzkvmstu-8">
+      <w:hyperlink w:history="1" r:id="rId4s755vzptv2bubtj4anoy">
         <w:r>
           <w:rPr>
             <w:rFonts w:ascii="Simplified Arabic" w:cs="Simplified Arabic" w:eastAsia="Simplified Arabic" w:hAnsi="Simplified Arabic"/>
@@ -3025,7 +3025,7 @@
         </w:rPr>
         <w:t xml:space="preserve">رابط الدراسة: </w:t>
       </w:r>
-      <w:hyperlink w:history="1" r:id="rIda_gu50jfwzl5_jdon_jtc">
+      <w:hyperlink w:history="1" r:id="rIdsecleh03rtryzeds7fcfh">
         <w:r>
           <w:rPr>
             <w:rFonts w:ascii="Simplified Arabic" w:cs="Simplified Arabic" w:eastAsia="Simplified Arabic" w:hAnsi="Simplified Arabic"/>
@@ -3186,7 +3186,7 @@
         </w:rPr>
         <w:t xml:space="preserve">رابط الدراسة: </w:t>
       </w:r>
-      <w:hyperlink w:history="1" r:id="rIdlgw6ocscf3nvlmmyyzkit">
+      <w:hyperlink w:history="1" r:id="rIdm51ud775lmxeklq1imsgm">
         <w:r>
           <w:rPr>
             <w:rFonts w:ascii="Simplified Arabic" w:cs="Simplified Arabic" w:eastAsia="Simplified Arabic" w:hAnsi="Simplified Arabic"/>
@@ -3367,7 +3367,7 @@
         </w:rPr>
         <w:t xml:space="preserve">رابط الدراسة: </w:t>
       </w:r>
-      <w:hyperlink w:history="1" r:id="rIdzu2vyub01zz6xa2wzn2bd">
+      <w:hyperlink w:history="1" r:id="rIdk_nurcfnfvzwhlgjhj6tf">
         <w:r>
           <w:rPr>
             <w:rFonts w:ascii="Simplified Arabic" w:cs="Simplified Arabic" w:eastAsia="Simplified Arabic" w:hAnsi="Simplified Arabic"/>
@@ -3528,7 +3528,7 @@
         </w:rPr>
         <w:t xml:space="preserve">رابط الدراسة: </w:t>
       </w:r>
-      <w:hyperlink w:history="1" r:id="rIdxbecqxsxrpeujwqe9m_bx">
+      <w:hyperlink w:history="1" r:id="rIdoeifconc-uczxcybpxsyc">
         <w:r>
           <w:rPr>
             <w:rFonts w:ascii="Simplified Arabic" w:cs="Simplified Arabic" w:eastAsia="Simplified Arabic" w:hAnsi="Simplified Arabic"/>
@@ -3689,7 +3689,7 @@
         </w:rPr>
         <w:t xml:space="preserve">رابط الدراسة: </w:t>
       </w:r>
-      <w:hyperlink w:history="1" r:id="rId7yxcjqalhia9dbiwr-qmn">
+      <w:hyperlink w:history="1" r:id="rIdf0xkt9z7p6d78axu_9byj">
         <w:r>
           <w:rPr>
             <w:rFonts w:ascii="Simplified Arabic" w:cs="Simplified Arabic" w:eastAsia="Simplified Arabic" w:hAnsi="Simplified Arabic"/>
@@ -3850,7 +3850,7 @@
         </w:rPr>
         <w:t xml:space="preserve">رابط الدراسة: </w:t>
       </w:r>
-      <w:hyperlink w:history="1" r:id="rIdrg7i7ozsobnsovzizgwh9">
+      <w:hyperlink w:history="1" r:id="rId-e9gcdsmrjxla44zz7m4i">
         <w:r>
           <w:rPr>
             <w:rFonts w:ascii="Simplified Arabic" w:cs="Simplified Arabic" w:eastAsia="Simplified Arabic" w:hAnsi="Simplified Arabic"/>
@@ -4011,7 +4011,7 @@
         </w:rPr>
         <w:t xml:space="preserve">رابط الدراسة: </w:t>
       </w:r>
-      <w:hyperlink w:history="1" r:id="rIdygxdspaxbtahz6dtahtj-">
+      <w:hyperlink w:history="1" r:id="rIdzhgxjio0nsoar4jac5bv4">
         <w:r>
           <w:rPr>
             <w:rFonts w:ascii="Simplified Arabic" w:cs="Simplified Arabic" w:eastAsia="Simplified Arabic" w:hAnsi="Simplified Arabic"/>
@@ -4172,7 +4172,7 @@
         </w:rPr>
         <w:t xml:space="preserve">رابط الدراسة: </w:t>
       </w:r>
-      <w:hyperlink w:history="1" r:id="rIdxqpnaczy4nbsdnqxsvo4-">
+      <w:hyperlink w:history="1" r:id="rIdv5gqbfqc6uwbswym9f9uz">
         <w:r>
           <w:rPr>
             <w:rFonts w:ascii="Simplified Arabic" w:cs="Simplified Arabic" w:eastAsia="Simplified Arabic" w:hAnsi="Simplified Arabic"/>
@@ -4333,7 +4333,7 @@
         </w:rPr>
         <w:t xml:space="preserve">رابط الدراسة: </w:t>
       </w:r>
-      <w:hyperlink w:history="1" r:id="rIdxnaepnsgd_dm5iko548hb">
+      <w:hyperlink w:history="1" r:id="rId8vnzzse7qbnfik6v7q4ly">
         <w:r>
           <w:rPr>
             <w:rFonts w:ascii="Simplified Arabic" w:cs="Simplified Arabic" w:eastAsia="Simplified Arabic" w:hAnsi="Simplified Arabic"/>
@@ -4494,7 +4494,7 @@
         </w:rPr>
         <w:t xml:space="preserve">رابط الدراسة: </w:t>
       </w:r>
-      <w:hyperlink w:history="1" r:id="rIdvezxkrjjtqhc_gf8-bhdh">
+      <w:hyperlink w:history="1" r:id="rIdprknekzxul7leqb7hftke">
         <w:r>
           <w:rPr>
             <w:rFonts w:ascii="Simplified Arabic" w:cs="Simplified Arabic" w:eastAsia="Simplified Arabic" w:hAnsi="Simplified Arabic"/>
@@ -4655,7 +4655,7 @@
         </w:rPr>
         <w:t xml:space="preserve">رابط الدراسة: </w:t>
       </w:r>
-      <w:hyperlink w:history="1" r:id="rIdys2ffik8nhlehz_uz2n2l">
+      <w:hyperlink w:history="1" r:id="rIdtiwa1kwr6ylaspzmy7riy">
         <w:r>
           <w:rPr>
             <w:rFonts w:ascii="Simplified Arabic" w:cs="Simplified Arabic" w:eastAsia="Simplified Arabic" w:hAnsi="Simplified Arabic"/>
@@ -4816,7 +4816,7 @@
         </w:rPr>
         <w:t xml:space="preserve">رابط الدراسة: </w:t>
       </w:r>
-      <w:hyperlink w:history="1" r:id="rIdnsjqrarpuolwhdjmzdljt">
+      <w:hyperlink w:history="1" r:id="rIdkgepyf-sbyfsj5p9hsgob">
         <w:r>
           <w:rPr>
             <w:rFonts w:ascii="Simplified Arabic" w:cs="Simplified Arabic" w:eastAsia="Simplified Arabic" w:hAnsi="Simplified Arabic"/>
